--- a/syllabus/CSCI3495_Syllabus_Fall2026.docx
+++ b/syllabus/CSCI3495_Syllabus_Fall2026.docx
@@ -1,6 +1,6 @@
 
 <file path=word/document.xml><?xml version="1.0" encoding="utf-8"?>
-<w:document xmlns:wpc="http://schemas.microsoft.com/office/word/2010/wordprocessingCanvas" xmlns:cx="http://schemas.microsoft.com/office/drawing/2014/chartex" xmlns:cx1="http://schemas.microsoft.com/office/drawing/2015/9/8/chartex" xmlns:cx2="http://schemas.microsoft.com/office/drawing/2015/10/21/chartex" xmlns:cx3="http://schemas.microsoft.com/office/drawing/2016/5/9/chartex" xmlns:cx4="http://schemas.microsoft.com/office/drawing/2016/5/10/chartex" xmlns:cx5="http://schemas.microsoft.com/office/drawing/2016/5/11/chartex" xmlns:cx6="http://schemas.microsoft.com/office/drawing/2016/5/12/chartex" xmlns:cx7="http://schemas.microsoft.com/office/drawing/2016/5/13/chartex" xmlns:cx8="http://schemas.microsoft.com/office/drawing/2016/5/14/chartex" xmlns:mc="http://schemas.openxmlformats.org/markup-compatibility/2006" xmlns:aink="http://schemas.microsoft.com/office/drawing/2016/ink" xmlns:am3d="http://schemas.microsoft.com/office/drawing/2017/model3d" xmlns:o="urn:schemas-microsoft-com:office:office" xmlns:oel="http://schemas.microsoft.com/office/2019/extlst" xmlns:r="http://schemas.openxmlformats.org/officeDocument/2006/relationships" xmlns:m="http://schemas.openxmlformats.org/officeDocument/2006/math" xmlns:v="urn:schemas-microsoft-com:vml" xmlns:wp14="http://schemas.microsoft.com/office/word/2010/wordprocessingDrawing" xmlns:wp="http://schemas.openxmlformats.org/drawingml/2006/wordprocessingDrawing" xmlns:w10="urn:schemas-microsoft-com:office:word" xmlns:w="http://schemas.openxmlformats.org/wordprocessingml/2006/main" xmlns:w14="http://schemas.microsoft.com/office/word/2010/wordml" xmlns:w15="http://schemas.microsoft.com/office/word/2012/wordml" xmlns:w16cex="http://schemas.microsoft.com/office/word/2018/wordml/cex" xmlns:w16cid="http://schemas.microsoft.com/office/word/2016/wordml/cid" xmlns:w16="http://schemas.microsoft.com/office/word/2018/wordml" xmlns:w16du="http://schemas.microsoft.com/office/word/2023/wordml/word16du" xmlns:w16sdtdh="http://schemas.microsoft.com/office/word/2020/wordml/sdtdatahash" xmlns:w16sdtfl="http://schemas.microsoft.com/office/word/2024/wordml/sdtformatlock" xmlns:w16se="http://schemas.microsoft.com/office/word/2015/wordml/symex" xmlns:wpg="http://schemas.microsoft.com/office/word/2010/wordprocessingGroup" xmlns:wpi="http://schemas.microsoft.com/office/word/2010/wordprocessingInk" xmlns:wne="http://schemas.microsoft.com/office/word/2006/wordml" xmlns:wps="http://schemas.microsoft.com/office/word/2010/wordprocessingShape" mc:Ignorable="w14 w15 w16se w16cid w16 w16cex w16sdtdh w16sdtfl w16du wp14">
+<w:document xmlns:mc="http://schemas.openxmlformats.org/markup-compatibility/2006" xmlns:o="urn:schemas-microsoft-com:office:office" xmlns:r="http://schemas.openxmlformats.org/officeDocument/2006/relationships" xmlns:m="http://schemas.openxmlformats.org/officeDocument/2006/math" xmlns:v="urn:schemas-microsoft-com:vml" xmlns:wp="http://schemas.openxmlformats.org/drawingml/2006/wordprocessingDrawing" xmlns:w10="urn:schemas-microsoft-com:office:word" xmlns:w="http://schemas.openxmlformats.org/wordprocessingml/2006/main" xmlns:wne="http://schemas.microsoft.com/office/word/2006/wordml" xmlns:sl="http://schemas.openxmlformats.org/schemaLibrary/2006/main" xmlns:a="http://schemas.openxmlformats.org/drawingml/2006/main" xmlns:pic="http://schemas.openxmlformats.org/drawingml/2006/picture" xmlns:c="http://schemas.openxmlformats.org/drawingml/2006/chart" xmlns:lc="http://schemas.openxmlformats.org/drawingml/2006/lockedCanvas" xmlns:dgm="http://schemas.openxmlformats.org/drawingml/2006/diagram" xmlns:wps="http://schemas.microsoft.com/office/word/2010/wordprocessingShape" xmlns:wpg="http://schemas.microsoft.com/office/word/2010/wordprocessingGroup" xmlns:w14="http://schemas.microsoft.com/office/word/2010/wordml" xmlns:w15="http://schemas.microsoft.com/office/word/2012/wordml" xmlns:w16="http://schemas.microsoft.com/office/word/2018/wordml" xmlns:w16cex="http://schemas.microsoft.com/office/word/2018/wordml/cex" xmlns:w16cid="http://schemas.microsoft.com/office/word/2016/wordml/cid" xmlns="http://schemas.microsoft.com/office/tasks/2019/documenttasks" xmlns:cr="http://schemas.microsoft.com/office/comments/2020/reactions">
   <w:body>
     <w:p>
       <w:pPr>
@@ -22,7 +22,44 @@
     </w:p>
     <w:p>
       <w:pPr>
+        <w:spacing w:after="120"/>
+        <w:jc w:val="center"/>
+      </w:pPr>
+      <w:r>
+        <w:t xml:space="preserve">&gt; </w:t>
+      </w:r>
+      <w:r>
+        <w:rPr>
+          <w:b/>
+        </w:rPr>
+        <w:t>Fall 2026 edition.</w:t>
+      </w:r>
+      <w:r>
+        <w:t xml:space="preserve"> Generated from </w:t>
+      </w:r>
+      <w:r>
+        <w:rPr>
+          <w:rFonts w:ascii="Courier New" w:hAnsi="Courier New"/>
+        </w:rPr>
+        <w:t>syllabus/SYLLABUS.md</w:t>
+      </w:r>
+      <w:r>
+        <w:t xml:space="preserve"> and Trinity's Fall 2026 academic calendar by </w:t>
+      </w:r>
+      <w:r>
+        <w:rPr>
+          <w:rFonts w:ascii="Courier New" w:hAnsi="Courier New"/>
+        </w:rPr>
+        <w:t>python scripts/build_fall2026.py</w:t>
+      </w:r>
+      <w:r>
+        <w:t>. Edit the policies there, not here.</w:t>
+      </w:r>
+    </w:p>
+    <w:p>
+      <w:pPr>
         <w:pStyle w:val="Heading1"/>
+        <w:keepNext/>
         <w:spacing w:before="320" w:after="80"/>
       </w:pPr>
       <w:r>
@@ -34,15 +71,7 @@
         <w:spacing w:after="120"/>
       </w:pPr>
       <w:r>
-        <w:t xml:space="preserve">This course introduces the foundations of Natural Language Processing (NLP) and traces the field's evolution into modern Large Language Models (LLMs) and agentic systems. Students begin with classical NLP (text processing, language models, vector semantics, sequence models), progress through the architectural breakthroughs that enabled LLMs (attention, the Transformer, pretraining), and study how contemporary LLMs are trained, adapted, prompted, evaluated, and deployed. The final third of the course covers building LLM agents and agentic </w:t>
-      </w:r>
-      <w:proofErr w:type="gramStart"/>
-      <w:r>
-        <w:t>workflows, and</w:t>
-      </w:r>
-      <w:proofErr w:type="gramEnd"/>
-      <w:r>
-        <w:t xml:space="preserve"> closes with the societal and ethical implications of these technologies.</w:t>
+        <w:t>This course introduces the foundations of Natural Language Processing (NLP) and traces the field's evolution into modern Large Language Models (LLMs) and agentic systems. Students begin with classical NLP (text processing, language models, vector semantics, sequence models), progress through the architectural breakthroughs that enabled LLMs (attention, the Transformer, pretraining), and study how contemporary LLMs are trained, adapted, prompted, evaluated, and deployed. The final third of the course covers building LLM agents and agentic workflows, and closes with the societal and ethical implications of these technologies.</w:t>
       </w:r>
     </w:p>
     <w:p>
@@ -50,28 +79,13 @@
         <w:spacing w:after="120"/>
       </w:pPr>
       <w:r>
-        <w:t xml:space="preserve">The course is hands-on. Every 75-minute session pairs concept delivery with in-class Python work, and every tool we use is free and open source: Python, </w:t>
-      </w:r>
-      <w:proofErr w:type="spellStart"/>
-      <w:r>
-        <w:t>PyTorch</w:t>
-      </w:r>
-      <w:proofErr w:type="spellEnd"/>
-      <w:r>
-        <w:t xml:space="preserve">, Hugging Face, and </w:t>
-      </w:r>
-      <w:proofErr w:type="spellStart"/>
-      <w:r>
-        <w:t>Ollama</w:t>
-      </w:r>
-      <w:proofErr w:type="spellEnd"/>
-      <w:r>
-        <w:t xml:space="preserve"> for local LLM inference. No paid API keys and no GPU are required; everything runs on a laptop CPU inside a course-provided Docker image.</w:t>
+        <w:t>The course is hands-on. Every 75-minute session pairs concept delivery with in-class Python work, and every tool we use is free and open source: Python, PyTorch, Hugging Face, and Ollama for local LLM inference. No paid API keys and no GPU are required; everything runs on a laptop CPU inside a course-provided Docker image.</w:t>
       </w:r>
     </w:p>
     <w:p>
       <w:pPr>
         <w:pStyle w:val="Heading2"/>
+        <w:keepNext/>
         <w:spacing w:before="200" w:after="80"/>
       </w:pPr>
       <w:r>
@@ -85,7 +99,7 @@
           <w:numId w:val="8"/>
         </w:numPr>
         <w:spacing w:after="60"/>
-        <w:ind w:left="504"/>
+        <w:ind w:left="504" w:hanging="360"/>
       </w:pPr>
       <w:r>
         <w:rPr>
@@ -104,7 +118,7 @@
           <w:numId w:val="8"/>
         </w:numPr>
         <w:spacing w:after="60"/>
-        <w:ind w:left="504"/>
+        <w:ind w:left="504" w:hanging="360"/>
       </w:pPr>
       <w:r>
         <w:rPr>
@@ -123,7 +137,7 @@
           <w:numId w:val="8"/>
         </w:numPr>
         <w:spacing w:after="60"/>
-        <w:ind w:left="504"/>
+        <w:ind w:left="504" w:hanging="360"/>
       </w:pPr>
       <w:r>
         <w:rPr>
@@ -142,7 +156,7 @@
           <w:numId w:val="8"/>
         </w:numPr>
         <w:spacing w:after="60"/>
-        <w:ind w:left="504"/>
+        <w:ind w:left="504" w:hanging="360"/>
       </w:pPr>
       <w:r>
         <w:rPr>
@@ -151,41 +165,17 @@
         <w:t>Adaptation and local inference.</w:t>
       </w:r>
       <w:r>
-        <w:t xml:space="preserve"> Students will adapt models efficiently using </w:t>
-      </w:r>
-      <w:proofErr w:type="spellStart"/>
-      <w:r>
-        <w:t>LoRA</w:t>
-      </w:r>
-      <w:proofErr w:type="spellEnd"/>
-      <w:r>
-        <w:t xml:space="preserve">/PEFT and </w:t>
-      </w:r>
-      <w:proofErr w:type="gramStart"/>
-      <w:r>
-        <w:t>quantization, and</w:t>
-      </w:r>
-      <w:proofErr w:type="gramEnd"/>
-      <w:r>
-        <w:t xml:space="preserve"> will run and serve models locally with </w:t>
-      </w:r>
-      <w:proofErr w:type="spellStart"/>
-      <w:r>
-        <w:t>Ollama</w:t>
-      </w:r>
-      <w:proofErr w:type="spellEnd"/>
-      <w:r>
-        <w:t>.</w:t>
-      </w:r>
-    </w:p>
-    <w:p>
-      <w:pPr>
-        <w:numPr>
-          <w:ilvl w:val="0"/>
-          <w:numId w:val="8"/>
-        </w:numPr>
-        <w:spacing w:after="60"/>
-        <w:ind w:left="504"/>
+        <w:t xml:space="preserve"> Students will adapt models efficiently using LoRA/PEFT and quantization, and will run and serve models locally with Ollama.</w:t>
+      </w:r>
+    </w:p>
+    <w:p>
+      <w:pPr>
+        <w:numPr>
+          <w:ilvl w:val="0"/>
+          <w:numId w:val="8"/>
+        </w:numPr>
+        <w:spacing w:after="60"/>
+        <w:ind w:left="504" w:hanging="360"/>
       </w:pPr>
       <w:r>
         <w:rPr>
@@ -204,7 +194,7 @@
           <w:numId w:val="8"/>
         </w:numPr>
         <w:spacing w:after="60"/>
-        <w:ind w:left="504"/>
+        <w:ind w:left="504" w:hanging="360"/>
       </w:pPr>
       <w:r>
         <w:rPr>
@@ -223,7 +213,7 @@
           <w:numId w:val="8"/>
         </w:numPr>
         <w:spacing w:after="60"/>
-        <w:ind w:left="504"/>
+        <w:ind w:left="504" w:hanging="360"/>
       </w:pPr>
       <w:r>
         <w:rPr>
@@ -242,7 +232,7 @@
           <w:numId w:val="8"/>
         </w:numPr>
         <w:spacing w:after="60"/>
-        <w:ind w:left="504"/>
+        <w:ind w:left="504" w:hanging="360"/>
       </w:pPr>
       <w:r>
         <w:rPr>
@@ -261,13 +251,12 @@
           <w:numId w:val="8"/>
         </w:numPr>
         <w:spacing w:after="60"/>
-        <w:ind w:left="504"/>
-      </w:pPr>
-      <w:r>
-        <w:rPr>
-          <w:b/>
-        </w:rPr>
-        <w:lastRenderedPageBreak/>
+        <w:ind w:left="504" w:hanging="360"/>
+      </w:pPr>
+      <w:r>
+        <w:rPr>
+          <w:b/>
+        </w:rPr>
         <w:t>Societal impacts.</w:t>
       </w:r>
       <w:r>
@@ -281,7 +270,7 @@
           <w:numId w:val="8"/>
         </w:numPr>
         <w:spacing w:after="60"/>
-        <w:ind w:left="504"/>
+        <w:ind w:left="504" w:hanging="360"/>
       </w:pPr>
       <w:r>
         <w:rPr>
@@ -296,6 +285,7 @@
     <w:p>
       <w:pPr>
         <w:pStyle w:val="Heading1"/>
+        <w:keepNext/>
         <w:spacing w:before="320" w:after="80"/>
       </w:pPr>
       <w:r>
@@ -305,6 +295,7 @@
     <w:p>
       <w:pPr>
         <w:pStyle w:val="Heading2"/>
+        <w:keepNext/>
         <w:spacing w:before="200" w:after="80"/>
       </w:pPr>
       <w:r>
@@ -345,6 +336,7 @@
     <w:p>
       <w:pPr>
         <w:pStyle w:val="Heading2"/>
+        <w:keepNext/>
         <w:spacing w:before="200" w:after="80"/>
       </w:pPr>
       <w:r>
@@ -358,7 +350,7 @@
           <w:numId w:val="8"/>
         </w:numPr>
         <w:spacing w:after="60"/>
-        <w:ind w:left="504"/>
+        <w:ind w:left="504" w:hanging="360"/>
       </w:pPr>
       <w:r>
         <w:rPr>
@@ -386,7 +378,7 @@
           <w:numId w:val="8"/>
         </w:numPr>
         <w:spacing w:after="60"/>
-        <w:ind w:left="504"/>
+        <w:ind w:left="504" w:hanging="360"/>
       </w:pPr>
       <w:r>
         <w:rPr>
@@ -432,7 +424,7 @@
           <w:numId w:val="8"/>
         </w:numPr>
         <w:spacing w:after="60"/>
-        <w:ind w:left="504"/>
+        <w:ind w:left="504" w:hanging="360"/>
       </w:pPr>
       <w:r>
         <w:rPr>
@@ -451,7 +443,7 @@
           <w:numId w:val="8"/>
         </w:numPr>
         <w:spacing w:after="60"/>
-        <w:ind w:left="504"/>
+        <w:ind w:left="504" w:hanging="360"/>
       </w:pPr>
       <w:r>
         <w:rPr>
@@ -465,6 +457,7 @@
       <w:r>
         <w:rPr>
           <w:b/>
+          <w:highlight w:val="yellow"/>
         </w:rPr>
         <w:t>[TBD: confirm against the Courses of Study Bulletin]</w:t>
       </w:r>
@@ -472,15 +465,11 @@
     <w:p>
       <w:pPr>
         <w:pStyle w:val="Heading2"/>
+        <w:keepNext/>
         <w:spacing w:before="200" w:after="80"/>
       </w:pPr>
-      <w:proofErr w:type="gramStart"/>
-      <w:r>
-        <w:t>Instructor</w:t>
-      </w:r>
-      <w:proofErr w:type="gramEnd"/>
-      <w:r>
-        <w:t xml:space="preserve"> contact information</w:t>
+      <w:r>
+        <w:t>Instructor contact information</w:t>
       </w:r>
     </w:p>
     <w:p>
@@ -498,7 +487,7 @@
           <w:numId w:val="8"/>
         </w:numPr>
         <w:spacing w:after="60"/>
-        <w:ind w:left="504"/>
+        <w:ind w:left="504" w:hanging="360"/>
       </w:pPr>
       <w:r>
         <w:rPr>
@@ -517,7 +506,7 @@
           <w:numId w:val="8"/>
         </w:numPr>
         <w:spacing w:after="60"/>
-        <w:ind w:left="504"/>
+        <w:ind w:left="504" w:hanging="360"/>
       </w:pPr>
       <w:r>
         <w:rPr>
@@ -531,6 +520,7 @@
       <w:r>
         <w:rPr>
           <w:b/>
+          <w:highlight w:val="yellow"/>
         </w:rPr>
         <w:t>[TBD: days and times]</w:t>
       </w:r>
@@ -545,7 +535,7 @@
           <w:numId w:val="8"/>
         </w:numPr>
         <w:spacing w:after="60"/>
-        <w:ind w:left="504"/>
+        <w:ind w:left="504" w:hanging="360"/>
       </w:pPr>
       <w:r>
         <w:rPr>
@@ -564,7 +554,7 @@
           <w:numId w:val="8"/>
         </w:numPr>
         <w:spacing w:after="60"/>
-        <w:ind w:left="504"/>
+        <w:ind w:left="504" w:hanging="360"/>
       </w:pPr>
       <w:r>
         <w:rPr>
@@ -578,6 +568,7 @@
       <w:r>
         <w:rPr>
           <w:b/>
+          <w:highlight w:val="yellow"/>
         </w:rPr>
         <w:t>[TBD]</w:t>
       </w:r>
@@ -595,13 +586,13 @@
         <w:spacing w:after="120"/>
       </w:pPr>
       <w:r>
-        <w:lastRenderedPageBreak/>
         <w:t>If something disrupts my regular office hours, I will do my best to update the course page in advance.</w:t>
       </w:r>
     </w:p>
     <w:p>
       <w:pPr>
         <w:pStyle w:val="Heading2"/>
+        <w:keepNext/>
         <w:spacing w:before="200" w:after="80"/>
       </w:pPr>
       <w:r>
@@ -628,6 +619,7 @@
     <w:p>
       <w:pPr>
         <w:pStyle w:val="Heading1"/>
+        <w:keepNext/>
         <w:spacing w:before="320" w:after="80"/>
       </w:pPr>
       <w:r>
@@ -637,6 +629,7 @@
     <w:p>
       <w:pPr>
         <w:pStyle w:val="Heading2"/>
+        <w:keepNext/>
         <w:spacing w:before="200" w:after="80"/>
       </w:pPr>
       <w:r>
@@ -653,6 +646,7 @@
       <w:r>
         <w:rPr>
           <w:b/>
+          <w:highlight w:val="yellow"/>
         </w:rPr>
         <w:t>[TBD: link to the shared course schedule]</w:t>
       </w:r>
@@ -672,6 +666,7 @@
     <w:p>
       <w:pPr>
         <w:pStyle w:val="Heading2"/>
+        <w:keepNext/>
         <w:spacing w:before="200" w:after="80"/>
       </w:pPr>
       <w:r>
@@ -689,599 +684,507 @@
         <w:t>Speech and Language Processing (3rd edition draft)</w:t>
       </w:r>
       <w:r>
-        <w:t xml:space="preserve"> by Dan </w:t>
-      </w:r>
-      <w:proofErr w:type="spellStart"/>
-      <w:r>
-        <w:t>Jurafsky</w:t>
-      </w:r>
-      <w:proofErr w:type="spellEnd"/>
-      <w:r>
-        <w:t xml:space="preserve"> and James H. Martin, available free from the authors at </w:t>
-      </w:r>
-      <w:hyperlink r:id="rId7">
+        <w:t xml:space="preserve"> by Dan Jurafsky and James H. Martin, available free from the authors at </w:t>
+      </w:r>
+      <w:hyperlink r:id="rId19">
         <w:r>
           <w:rPr>
             <w:color w:val="1155CC"/>
             <w:u w:val="single"/>
           </w:rPr>
-          <w:t>web.stanford.edu/~</w:t>
+          <w:t xml:space="preserve">web.stanford.edu/~jurafsky/slp3</w:t>
         </w:r>
-        <w:proofErr w:type="spellStart"/>
+      </w:hyperlink>
+      <w:r>
+        <w:t>. There is nothing to buy for this course. We will not follow the book rigidly, but it is the reference for the first half of the semester, and specific chapters are assigned on the schedule.</w:t>
+      </w:r>
+    </w:p>
+    <w:p>
+      <w:pPr>
+        <w:pStyle w:val="Heading2"/>
+        <w:keepNext/>
+        <w:spacing w:before="200" w:after="80"/>
+      </w:pPr>
+      <w:r>
+        <w:t>Assigned papers</w:t>
+      </w:r>
+    </w:p>
+    <w:p>
+      <w:pPr>
+        <w:spacing w:after="120"/>
+      </w:pPr>
+      <w:r>
+        <w:t xml:space="preserve">Roughly half of the weeks assign </w:t>
+      </w:r>
+      <w:r>
+        <w:rPr>
+          <w:b/>
+        </w:rPr>
+        <w:t>one required research paper</w:t>
+      </w:r>
+      <w:r>
+        <w:t>, a landmark of the field (word2vec, Attention Is All You Need, BERT, GPT-3, InstructGPT, LoRA, chain-of-thought, RAG, ReAct, Reflexion, Stochastic Parrots). All are freely available.</w:t>
+      </w:r>
+    </w:p>
+    <w:p>
+      <w:pPr>
+        <w:numPr>
+          <w:ilvl w:val="0"/>
+          <w:numId w:val="8"/>
+        </w:numPr>
+        <w:spacing w:after="60"/>
+        <w:ind w:left="504" w:hanging="360"/>
+      </w:pPr>
+      <w:r>
+        <w:rPr>
+          <w:b/>
+        </w:rPr>
+        <w:t>At most one required paper per week.</w:t>
+      </w:r>
+      <w:r>
+        <w:t xml:space="preserve"> Additional papers listed on the schedule are optional enrichment and are </w:t>
+      </w:r>
+      <w:r>
+        <w:rPr>
+          <w:b/>
+        </w:rPr>
+        <w:t>never quizzed and never on an exam</w:t>
+      </w:r>
+      <w:r>
+        <w:t>.</w:t>
+      </w:r>
+    </w:p>
+    <w:p>
+      <w:pPr>
+        <w:numPr>
+          <w:ilvl w:val="0"/>
+          <w:numId w:val="8"/>
+        </w:numPr>
+        <w:spacing w:after="60"/>
+        <w:ind w:left="504" w:hanging="360"/>
+      </w:pPr>
+      <w:r>
+        <w:t xml:space="preserve">Every required reading has a </w:t>
+      </w:r>
+      <w:r>
+        <w:rPr>
+          <w:b/>
+        </w:rPr>
+        <w:t>verified video alternative</w:t>
+      </w:r>
+      <w:r>
+        <w:t xml:space="preserve"> listed on the schedule. Watching it covers the same quiz-relevant ground as reading the paper. Read the paper if you can; watch if you must; do one of the two.</w:t>
+      </w:r>
+    </w:p>
+    <w:p>
+      <w:pPr>
+        <w:pStyle w:val="Heading2"/>
+        <w:keepNext/>
+        <w:spacing w:before="200" w:after="80"/>
+      </w:pPr>
+      <w:r>
+        <w:t>Software and course environment</w:t>
+      </w:r>
+    </w:p>
+    <w:p>
+      <w:pPr>
+        <w:spacing w:after="120"/>
+      </w:pPr>
+      <w:r>
+        <w:t xml:space="preserve">The course ships a </w:t>
+      </w:r>
+      <w:r>
+        <w:rPr>
+          <w:b/>
+        </w:rPr>
+        <w:t>Docker image</w:t>
+      </w:r>
+      <w:r>
+        <w:t xml:space="preserve"> that pins every dependency, so every student runs an identical environment and "it works on my machine" stops being a conversation we have to have.</w:t>
+      </w:r>
+    </w:p>
+    <w:p>
+      <w:pPr>
+        <w:numPr>
+          <w:ilvl w:val="0"/>
+          <w:numId w:val="8"/>
+        </w:numPr>
+        <w:spacing w:after="60"/>
+        <w:ind w:left="504" w:hanging="360"/>
+      </w:pPr>
+      <w:r>
+        <w:rPr>
+          <w:b/>
+        </w:rPr>
+        <w:t>Docker Desktop</w:t>
+      </w:r>
+      <w:r>
+        <w:t xml:space="preserve"> (free), </w:t>
+      </w:r>
+      <w:r>
+        <w:rPr>
+          <w:b/>
+        </w:rPr>
+        <w:t>Python 3.12</w:t>
+      </w:r>
+      <w:r>
+        <w:t xml:space="preserve">, and </w:t>
+      </w:r>
+      <w:r>
+        <w:rPr>
+          <w:b/>
+        </w:rPr>
+        <w:t>Ollama</w:t>
+      </w:r>
+      <w:r>
+        <w:t xml:space="preserve"> for local model inference.</w:t>
+      </w:r>
+    </w:p>
+    <w:p>
+      <w:pPr>
+        <w:numPr>
+          <w:ilvl w:val="0"/>
+          <w:numId w:val="8"/>
+        </w:numPr>
+        <w:spacing w:after="60"/>
+        <w:ind w:left="504" w:hanging="360"/>
+      </w:pPr>
+      <w:r>
+        <w:t>No paid APIs, no API keys, no GPU. Every assignment is designed to finish in under two minutes on a laptop CPU using small models (roughly 3B parameters or fewer).</w:t>
+      </w:r>
+    </w:p>
+    <w:p>
+      <w:pPr>
+        <w:numPr>
+          <w:ilvl w:val="0"/>
+          <w:numId w:val="8"/>
+        </w:numPr>
+        <w:spacing w:after="60"/>
+        <w:ind w:left="504" w:hanging="360"/>
+      </w:pPr>
+      <w:r>
+        <w:t xml:space="preserve">Setup instructions are in the course repository under </w:t>
+      </w:r>
+      <w:r>
+        <w:rPr>
+          <w:rFonts w:ascii="Courier New" w:hAnsi="Courier New"/>
+        </w:rPr>
+        <w:t>docker/README.md</w:t>
+      </w:r>
+      <w:r>
+        <w:t>, and we install everything together in the first week.</w:t>
+      </w:r>
+    </w:p>
+    <w:p>
+      <w:pPr>
+        <w:numPr>
+          <w:ilvl w:val="0"/>
+          <w:numId w:val="8"/>
+        </w:numPr>
+        <w:spacing w:after="60"/>
+        <w:ind w:left="504" w:hanging="360"/>
+      </w:pPr>
+      <w:r>
+        <w:rPr>
+          <w:b/>
+        </w:rPr>
+        <w:t>Bring a laptop to every class.</w:t>
+      </w:r>
+      <w:r>
+        <w:t xml:space="preserve"> If you do not have one available, tell me in the first week and we will arrange a machine.</w:t>
+      </w:r>
+    </w:p>
+    <w:p>
+      <w:pPr>
+        <w:pStyle w:val="Heading2"/>
+        <w:keepNext/>
+        <w:spacing w:before="200" w:after="80"/>
+      </w:pPr>
+      <w:r>
+        <w:t>Web page</w:t>
+      </w:r>
+    </w:p>
+    <w:p>
+      <w:pPr>
+        <w:spacing w:after="120"/>
+      </w:pPr>
+      <w:r>
+        <w:t xml:space="preserve">Most course material (this syllabus, the schedule, slides, assignments, and announcements) is distributed through </w:t>
+      </w:r>
+      <w:r>
+        <w:rPr>
+          <w:b/>
+          <w:highlight w:val="yellow"/>
+        </w:rPr>
+        <w:t>[TBD: Canvas or Google Classroom]</w:t>
+      </w:r>
+      <w:r>
+        <w:t>. Visit it frequently.</w:t>
+      </w:r>
+    </w:p>
+    <w:p>
+      <w:pPr>
+        <w:pStyle w:val="Heading2"/>
+        <w:keepNext/>
+        <w:spacing w:before="200" w:after="80"/>
+      </w:pPr>
+      <w:r>
+        <w:t>Other references</w:t>
+      </w:r>
+    </w:p>
+    <w:p>
+      <w:pPr>
+        <w:spacing w:after="120"/>
+      </w:pPr>
+      <w:r>
+        <w:t>These are optional, free, and good:</w:t>
+      </w:r>
+    </w:p>
+    <w:p>
+      <w:pPr>
+        <w:numPr>
+          <w:ilvl w:val="0"/>
+          <w:numId w:val="8"/>
+        </w:numPr>
+        <w:spacing w:after="60"/>
+        <w:ind w:left="504" w:hanging="360"/>
+      </w:pPr>
+      <w:r>
+        <w:rPr>
+          <w:b/>
+        </w:rPr>
+        <w:t>Dive into Deep Learning</w:t>
+      </w:r>
+      <w:r>
+        <w:t xml:space="preserve">, </w:t>
+      </w:r>
+      <w:hyperlink r:id="rId20">
         <w:r>
           <w:rPr>
             <w:color w:val="1155CC"/>
             <w:u w:val="single"/>
           </w:rPr>
-          <w:t>jurafsky</w:t>
+          <w:t xml:space="preserve">d2l.ai</w:t>
         </w:r>
-        <w:proofErr w:type="spellEnd"/>
+      </w:hyperlink>
+      <w:r>
+        <w:t>, runnable code for attention and Transformers.</w:t>
+      </w:r>
+    </w:p>
+    <w:p>
+      <w:pPr>
+        <w:numPr>
+          <w:ilvl w:val="0"/>
+          <w:numId w:val="8"/>
+        </w:numPr>
+        <w:spacing w:after="60"/>
+        <w:ind w:left="504" w:hanging="360"/>
+      </w:pPr>
+      <w:r>
+        <w:rPr>
+          <w:b/>
+        </w:rPr>
+        <w:t>Hugging Face LLM Course</w:t>
+      </w:r>
+      <w:r>
+        <w:t xml:space="preserve">, </w:t>
+      </w:r>
+      <w:hyperlink r:id="rId21">
         <w:r>
           <w:rPr>
             <w:color w:val="1155CC"/>
             <w:u w:val="single"/>
           </w:rPr>
-          <w:t>/slp3</w:t>
+          <w:t xml:space="preserve">huggingface.co/learn/llm-course</w:t>
         </w:r>
       </w:hyperlink>
       <w:r>
-        <w:t>. There is nothing to buy for this course. We will not follow the book rigidly, but it is the reference for the first half of the semester, and specific chapters are assigned on the schedule.</w:t>
+        <w:t>, hands-on tokenizers, fine-tuning, and the library APIs used in the homeworks.</w:t>
+      </w:r>
+    </w:p>
+    <w:p>
+      <w:pPr>
+        <w:numPr>
+          <w:ilvl w:val="0"/>
+          <w:numId w:val="8"/>
+        </w:numPr>
+        <w:spacing w:after="60"/>
+        <w:ind w:left="504" w:hanging="360"/>
+      </w:pPr>
+      <w:r>
+        <w:rPr>
+          <w:b/>
+        </w:rPr>
+        <w:t>Introduction to Natural Language Processing</w:t>
+      </w:r>
+      <w:r>
+        <w:t xml:space="preserve"> by Jacob Eisenstein, a more mathematical treatment.</w:t>
+      </w:r>
+    </w:p>
+    <w:p>
+      <w:pPr>
+        <w:numPr>
+          <w:ilvl w:val="0"/>
+          <w:numId w:val="8"/>
+        </w:numPr>
+        <w:spacing w:after="60"/>
+        <w:ind w:left="504" w:hanging="360"/>
+      </w:pPr>
+      <w:r>
+        <w:rPr>
+          <w:b/>
+        </w:rPr>
+        <w:t>Building Effective Agents</w:t>
+      </w:r>
+      <w:r>
+        <w:t xml:space="preserve"> (Anthropic), the practical agentic-workflow patterns behind Week 14.</w:t>
+      </w:r>
+    </w:p>
+    <w:p>
+      <w:pPr>
+        <w:spacing w:after="120"/>
+      </w:pPr>
+      <w:r>
+        <w:t>The Internet is an extraordinary resource for this field, and also full of confident nonsense about it. Treat what you read with the same skepticism we will apply to model outputs.</w:t>
+      </w:r>
+    </w:p>
+    <w:p>
+      <w:pPr>
+        <w:pStyle w:val="Heading1"/>
+        <w:keepNext/>
+        <w:spacing w:before="320" w:after="80"/>
+      </w:pPr>
+      <w:r>
+        <w:t>Course Format and Expectations</w:t>
+      </w:r>
+    </w:p>
+    <w:p>
+      <w:pPr>
+        <w:spacing w:after="120"/>
+      </w:pPr>
+      <w:r>
+        <w:t>Each 75-minute class comes in one of two shapes:</w:t>
+      </w:r>
+    </w:p>
+    <w:p>
+      <w:pPr>
+        <w:numPr>
+          <w:ilvl w:val="0"/>
+          <w:numId w:val="8"/>
+        </w:numPr>
+        <w:spacing w:after="60"/>
+        <w:ind w:left="504" w:hanging="360"/>
+      </w:pPr>
+      <w:r>
+        <w:rPr>
+          <w:b/>
+        </w:rPr>
+        <w:t>First class of the week:</w:t>
+      </w:r>
+      <w:r>
+        <w:t xml:space="preserve"> about 35 minutes of content delivery, a </w:t>
+      </w:r>
+      <w:r>
+        <w:rPr>
+          <w:b/>
+        </w:rPr>
+        <w:t>5-minute break</w:t>
+      </w:r>
+      <w:r>
+        <w:t>, then about 35 minutes of in-class activity.</w:t>
+      </w:r>
+    </w:p>
+    <w:p>
+      <w:pPr>
+        <w:numPr>
+          <w:ilvl w:val="0"/>
+          <w:numId w:val="8"/>
+        </w:numPr>
+        <w:spacing w:after="60"/>
+        <w:ind w:left="504" w:hanging="360"/>
+      </w:pPr>
+      <w:r>
+        <w:rPr>
+          <w:b/>
+        </w:rPr>
+        <w:t>Second class of the week:</w:t>
+      </w:r>
+      <w:r>
+        <w:t xml:space="preserve"> about 25 to 30 minutes of content, a </w:t>
+      </w:r>
+      <w:r>
+        <w:rPr>
+          <w:b/>
+        </w:rPr>
+        <w:t>10-minute paper quiz</w:t>
+      </w:r>
+      <w:r>
+        <w:t>, the 5-minute break, then about 30 minutes of activity. The quiz sits immediately before the break, so finishing early means your break starts early, and needing extra time comes out of your break rather than the lecture.</w:t>
+      </w:r>
+    </w:p>
+    <w:p>
+      <w:pPr>
+        <w:spacing w:after="120"/>
+      </w:pPr>
+      <w:r>
+        <w:t xml:space="preserve">In-class activities deliberately vary in </w:t>
+      </w:r>
+      <w:r>
+        <w:rPr>
+          <w:b/>
+        </w:rPr>
+        <w:t>mode</w:t>
+      </w:r>
+      <w:r>
+        <w:t xml:space="preserve"> (programming, whiteboard, discussion, debate, jigsaw, gallery walk, role-play, peer review, team competition) and in </w:t>
+      </w:r>
+      <w:r>
+        <w:rPr>
+          <w:b/>
+        </w:rPr>
+        <w:t>grouping</w:t>
+      </w:r>
+      <w:r>
+        <w:t xml:space="preserve"> (individual, pair, team). A few sessions are full-period coding labs. Activities are graded for participation and completion, not correctness.</w:t>
+      </w:r>
+    </w:p>
+    <w:p>
+      <w:pPr>
+        <w:spacing w:after="120"/>
+      </w:pPr>
+      <w:r>
+        <w:rPr>
+          <w:b/>
+        </w:rPr>
+        <w:t>Work outside of class.</w:t>
+      </w:r>
+      <w:r>
+        <w:t xml:space="preserve"> Expect roughly </w:t>
+      </w:r>
+      <w:r>
+        <w:rPr>
+          <w:b/>
+        </w:rPr>
+        <w:t>6 to 9 hours per week</w:t>
+      </w:r>
+      <w:r>
+        <w:t xml:space="preserve"> outside of class: the weekly reading or its video alternative, a homework assignment in most weeks, and steady project work after Week 5. The project is 35% of your grade and cannot be done in the last two weeks. Students who start each homework the day it is released consistently do better than students who start it the day before it is due, and the difference is not subtle.</w:t>
+      </w:r>
+    </w:p>
+    <w:p>
+      <w:pPr>
+        <w:pStyle w:val="Heading1"/>
+        <w:keepNext/>
+        <w:spacing w:before="320" w:after="80"/>
+      </w:pPr>
+      <w:r>
+        <w:t>Course Requirements</w:t>
       </w:r>
     </w:p>
     <w:p>
       <w:pPr>
         <w:pStyle w:val="Heading2"/>
-        <w:spacing w:before="200" w:after="80"/>
-      </w:pPr>
-      <w:r>
-        <w:t>Assigned papers</w:t>
-      </w:r>
-    </w:p>
-    <w:p>
-      <w:pPr>
-        <w:spacing w:after="120"/>
-      </w:pPr>
-      <w:r>
-        <w:t xml:space="preserve">Roughly half of the weeks assign </w:t>
-      </w:r>
-      <w:r>
-        <w:rPr>
-          <w:b/>
-        </w:rPr>
-        <w:t>one required research paper</w:t>
-      </w:r>
-      <w:r>
-        <w:t xml:space="preserve">, a landmark of the field (word2vec, Attention Is All You Need, BERT, GPT-3, </w:t>
-      </w:r>
-      <w:proofErr w:type="spellStart"/>
-      <w:r>
-        <w:t>InstructGPT</w:t>
-      </w:r>
-      <w:proofErr w:type="spellEnd"/>
-      <w:r>
-        <w:t xml:space="preserve">, </w:t>
-      </w:r>
-      <w:proofErr w:type="spellStart"/>
-      <w:r>
-        <w:t>LoRA</w:t>
-      </w:r>
-      <w:proofErr w:type="spellEnd"/>
-      <w:r>
-        <w:t xml:space="preserve">, chain-of-thought, RAG, </w:t>
-      </w:r>
-      <w:proofErr w:type="spellStart"/>
-      <w:r>
-        <w:t>ReAct</w:t>
-      </w:r>
-      <w:proofErr w:type="spellEnd"/>
-      <w:r>
-        <w:t xml:space="preserve">, </w:t>
-      </w:r>
-      <w:proofErr w:type="spellStart"/>
-      <w:r>
-        <w:t>Reflexion</w:t>
-      </w:r>
-      <w:proofErr w:type="spellEnd"/>
-      <w:r>
-        <w:t>, Stochastic Parrots). All are freely available.</w:t>
-      </w:r>
-    </w:p>
-    <w:p>
-      <w:pPr>
-        <w:numPr>
-          <w:ilvl w:val="0"/>
-          <w:numId w:val="8"/>
-        </w:numPr>
-        <w:spacing w:after="60"/>
-        <w:ind w:left="504"/>
-      </w:pPr>
-      <w:r>
-        <w:rPr>
-          <w:b/>
-        </w:rPr>
-        <w:t>At most one required paper per week.</w:t>
-      </w:r>
-      <w:r>
-        <w:t xml:space="preserve"> Additional papers listed on the schedule are optional enrichment and are </w:t>
-      </w:r>
-      <w:r>
-        <w:rPr>
-          <w:b/>
-        </w:rPr>
-        <w:t>never quizzed and never on an exam</w:t>
-      </w:r>
-      <w:r>
-        <w:t>.</w:t>
-      </w:r>
-    </w:p>
-    <w:p>
-      <w:pPr>
-        <w:numPr>
-          <w:ilvl w:val="0"/>
-          <w:numId w:val="8"/>
-        </w:numPr>
-        <w:spacing w:after="60"/>
-        <w:ind w:left="504"/>
-      </w:pPr>
-      <w:r>
-        <w:t xml:space="preserve">Every required reading has a </w:t>
-      </w:r>
-      <w:r>
-        <w:rPr>
-          <w:b/>
-        </w:rPr>
-        <w:t>verified video alternative</w:t>
-      </w:r>
-      <w:r>
-        <w:t xml:space="preserve"> listed on the schedule. Watching it covers the same quiz-relevant ground as reading the paper. Read the paper if you can; watch if you must; do one of the two.</w:t>
-      </w:r>
-    </w:p>
-    <w:p>
-      <w:pPr>
-        <w:pStyle w:val="Heading2"/>
-        <w:spacing w:before="200" w:after="80"/>
-      </w:pPr>
-      <w:r>
-        <w:t>Software and course environment</w:t>
-      </w:r>
-    </w:p>
-    <w:p>
-      <w:pPr>
-        <w:spacing w:after="120"/>
-      </w:pPr>
-      <w:r>
-        <w:t xml:space="preserve">The course ships a </w:t>
-      </w:r>
-      <w:r>
-        <w:rPr>
-          <w:b/>
-        </w:rPr>
-        <w:t>Docker image</w:t>
-      </w:r>
-      <w:r>
-        <w:t xml:space="preserve"> that pins every dependency, so every student runs an identical environment and "it works on my machine" stops being a conversation we </w:t>
-      </w:r>
-      <w:proofErr w:type="gramStart"/>
-      <w:r>
-        <w:t>have to</w:t>
-      </w:r>
-      <w:proofErr w:type="gramEnd"/>
-      <w:r>
-        <w:t xml:space="preserve"> have.</w:t>
-      </w:r>
-    </w:p>
-    <w:p>
-      <w:pPr>
-        <w:numPr>
-          <w:ilvl w:val="0"/>
-          <w:numId w:val="8"/>
-        </w:numPr>
-        <w:spacing w:after="60"/>
-        <w:ind w:left="504"/>
-      </w:pPr>
-      <w:r>
-        <w:rPr>
-          <w:b/>
-        </w:rPr>
-        <w:t>Docker Desktop</w:t>
-      </w:r>
-      <w:r>
-        <w:t xml:space="preserve"> (free), </w:t>
-      </w:r>
-      <w:r>
-        <w:rPr>
-          <w:b/>
-        </w:rPr>
-        <w:t>Python 3.12</w:t>
-      </w:r>
-      <w:r>
-        <w:t xml:space="preserve">, and </w:t>
-      </w:r>
-      <w:proofErr w:type="spellStart"/>
-      <w:r>
-        <w:rPr>
-          <w:b/>
-        </w:rPr>
-        <w:t>Ollama</w:t>
-      </w:r>
-      <w:proofErr w:type="spellEnd"/>
-      <w:r>
-        <w:t xml:space="preserve"> for local model inference.</w:t>
-      </w:r>
-    </w:p>
-    <w:p>
-      <w:pPr>
-        <w:numPr>
-          <w:ilvl w:val="0"/>
-          <w:numId w:val="8"/>
-        </w:numPr>
-        <w:spacing w:after="60"/>
-        <w:ind w:left="504"/>
-      </w:pPr>
-      <w:r>
-        <w:t>No paid APIs, no API keys, no GPU. Every assignment is designed to finish in under two minutes on a laptop CPU using small models (roughly 3B parameters or fewer).</w:t>
-      </w:r>
-    </w:p>
-    <w:p>
-      <w:pPr>
-        <w:numPr>
-          <w:ilvl w:val="0"/>
-          <w:numId w:val="8"/>
-        </w:numPr>
-        <w:spacing w:after="60"/>
-        <w:ind w:left="504"/>
-      </w:pPr>
-      <w:r>
-        <w:t xml:space="preserve">Setup instructions are in the course repository under </w:t>
-      </w:r>
-      <w:r>
-        <w:rPr>
-          <w:rFonts w:ascii="Courier New" w:hAnsi="Courier New"/>
-        </w:rPr>
-        <w:t>docker/README.md</w:t>
-      </w:r>
-      <w:r>
-        <w:t>, and we install everything together in the first week.</w:t>
-      </w:r>
-    </w:p>
-    <w:p>
-      <w:pPr>
-        <w:numPr>
-          <w:ilvl w:val="0"/>
-          <w:numId w:val="8"/>
-        </w:numPr>
-        <w:spacing w:after="60"/>
-        <w:ind w:left="504"/>
-      </w:pPr>
-      <w:r>
-        <w:rPr>
-          <w:b/>
-        </w:rPr>
-        <w:lastRenderedPageBreak/>
-        <w:t>Bring a laptop to every class.</w:t>
-      </w:r>
-      <w:r>
-        <w:t xml:space="preserve"> If you do not have one available, tell me in the first week and we will arrange a machine.</w:t>
-      </w:r>
-    </w:p>
-    <w:p>
-      <w:pPr>
-        <w:pStyle w:val="Heading2"/>
-        <w:spacing w:before="200" w:after="80"/>
-      </w:pPr>
-      <w:r>
-        <w:t>Web page</w:t>
-      </w:r>
-    </w:p>
-    <w:p>
-      <w:pPr>
-        <w:spacing w:after="120"/>
-      </w:pPr>
-      <w:r>
-        <w:t xml:space="preserve">Most course material (this syllabus, the schedule, slides, assignments, and announcements) is distributed through </w:t>
-      </w:r>
-      <w:r>
-        <w:rPr>
-          <w:b/>
-        </w:rPr>
-        <w:t>[TBD: Canvas or Google Classroom]</w:t>
-      </w:r>
-      <w:r>
-        <w:t>. Visit it frequently.</w:t>
-      </w:r>
-    </w:p>
-    <w:p>
-      <w:pPr>
-        <w:pStyle w:val="Heading2"/>
-        <w:spacing w:before="200" w:after="80"/>
-      </w:pPr>
-      <w:r>
-        <w:t>Other references</w:t>
-      </w:r>
-    </w:p>
-    <w:p>
-      <w:pPr>
-        <w:spacing w:after="120"/>
-      </w:pPr>
-      <w:r>
-        <w:t>These are optional, free, and good:</w:t>
-      </w:r>
-    </w:p>
-    <w:p>
-      <w:pPr>
-        <w:numPr>
-          <w:ilvl w:val="0"/>
-          <w:numId w:val="8"/>
-        </w:numPr>
-        <w:spacing w:after="60"/>
-        <w:ind w:left="504"/>
-      </w:pPr>
-      <w:r>
-        <w:rPr>
-          <w:b/>
-        </w:rPr>
-        <w:t>Dive into Deep Learning</w:t>
-      </w:r>
-      <w:r>
-        <w:t xml:space="preserve">, </w:t>
-      </w:r>
-      <w:hyperlink r:id="rId8">
-        <w:r>
-          <w:rPr>
-            <w:color w:val="1155CC"/>
-            <w:u w:val="single"/>
-          </w:rPr>
-          <w:t>d2l.ai</w:t>
-        </w:r>
-      </w:hyperlink>
-      <w:r>
-        <w:t>, runnable code for attention and Transformers.</w:t>
-      </w:r>
-    </w:p>
-    <w:p>
-      <w:pPr>
-        <w:numPr>
-          <w:ilvl w:val="0"/>
-          <w:numId w:val="8"/>
-        </w:numPr>
-        <w:spacing w:after="60"/>
-        <w:ind w:left="504"/>
-      </w:pPr>
-      <w:r>
-        <w:rPr>
-          <w:b/>
-        </w:rPr>
-        <w:t>Hugging Face LLM Course</w:t>
-      </w:r>
-      <w:r>
-        <w:t xml:space="preserve">, </w:t>
-      </w:r>
-      <w:hyperlink r:id="rId9">
-        <w:r>
-          <w:rPr>
-            <w:color w:val="1155CC"/>
-            <w:u w:val="single"/>
-          </w:rPr>
-          <w:t>huggingface.co/learn/</w:t>
-        </w:r>
-        <w:proofErr w:type="spellStart"/>
-        <w:r>
-          <w:rPr>
-            <w:color w:val="1155CC"/>
-            <w:u w:val="single"/>
-          </w:rPr>
-          <w:t>llm</w:t>
-        </w:r>
-        <w:proofErr w:type="spellEnd"/>
-        <w:r>
-          <w:rPr>
-            <w:color w:val="1155CC"/>
-            <w:u w:val="single"/>
-          </w:rPr>
-          <w:t>-course</w:t>
-        </w:r>
-      </w:hyperlink>
-      <w:r>
-        <w:t xml:space="preserve">, hands-on tokenizers, fine-tuning, and the library APIs used in the </w:t>
-      </w:r>
-      <w:proofErr w:type="spellStart"/>
-      <w:r>
-        <w:t>homeworks</w:t>
-      </w:r>
-      <w:proofErr w:type="spellEnd"/>
-      <w:r>
-        <w:t>.</w:t>
-      </w:r>
-    </w:p>
-    <w:p>
-      <w:pPr>
-        <w:numPr>
-          <w:ilvl w:val="0"/>
-          <w:numId w:val="8"/>
-        </w:numPr>
-        <w:spacing w:after="60"/>
-        <w:ind w:left="504"/>
-      </w:pPr>
-      <w:r>
-        <w:rPr>
-          <w:b/>
-        </w:rPr>
-        <w:t>Introduction to Natural Language Processing</w:t>
-      </w:r>
-      <w:r>
-        <w:t xml:space="preserve"> by Jacob Eisenstein, a more mathematical treatment.</w:t>
-      </w:r>
-    </w:p>
-    <w:p>
-      <w:pPr>
-        <w:numPr>
-          <w:ilvl w:val="0"/>
-          <w:numId w:val="8"/>
-        </w:numPr>
-        <w:spacing w:after="60"/>
-        <w:ind w:left="504"/>
-      </w:pPr>
-      <w:r>
-        <w:rPr>
-          <w:b/>
-        </w:rPr>
-        <w:t>Building Effective Agents</w:t>
-      </w:r>
-      <w:r>
-        <w:t xml:space="preserve"> (Anthropic), the practical agentic-workflow patterns behind Week 14.</w:t>
-      </w:r>
-    </w:p>
-    <w:p>
-      <w:pPr>
-        <w:spacing w:after="120"/>
-      </w:pPr>
-      <w:r>
-        <w:t xml:space="preserve">The Internet is an extraordinary resource for this field, </w:t>
-      </w:r>
-      <w:proofErr w:type="gramStart"/>
-      <w:r>
-        <w:t>and also</w:t>
-      </w:r>
-      <w:proofErr w:type="gramEnd"/>
-      <w:r>
-        <w:t xml:space="preserve"> full of confident nonsense about it. Treat what you read with the same skepticism we will apply to model outputs.</w:t>
-      </w:r>
-    </w:p>
-    <w:p>
-      <w:pPr>
-        <w:pStyle w:val="Heading1"/>
-        <w:spacing w:before="320" w:after="80"/>
-      </w:pPr>
-      <w:r>
-        <w:t>Course Format and Expectations</w:t>
-      </w:r>
-    </w:p>
-    <w:p>
-      <w:pPr>
-        <w:spacing w:after="120"/>
-      </w:pPr>
-      <w:r>
-        <w:t>Each 75-minute class comes in one of two shapes:</w:t>
-      </w:r>
-    </w:p>
-    <w:p>
-      <w:pPr>
-        <w:numPr>
-          <w:ilvl w:val="0"/>
-          <w:numId w:val="8"/>
-        </w:numPr>
-        <w:spacing w:after="60"/>
-        <w:ind w:left="504"/>
-      </w:pPr>
-      <w:r>
-        <w:rPr>
-          <w:b/>
-        </w:rPr>
-        <w:t>First class of the week:</w:t>
-      </w:r>
-      <w:r>
-        <w:t xml:space="preserve"> about 35 minutes of content delivery, a </w:t>
-      </w:r>
-      <w:r>
-        <w:rPr>
-          <w:b/>
-        </w:rPr>
-        <w:t>5-minute break</w:t>
-      </w:r>
-      <w:r>
-        <w:t>, then about 35 minutes of in-class activity.</w:t>
-      </w:r>
-    </w:p>
-    <w:p>
-      <w:pPr>
-        <w:numPr>
-          <w:ilvl w:val="0"/>
-          <w:numId w:val="8"/>
-        </w:numPr>
-        <w:spacing w:after="60"/>
-        <w:ind w:left="504"/>
-      </w:pPr>
-      <w:r>
-        <w:rPr>
-          <w:b/>
-        </w:rPr>
-        <w:t>Second class of the week:</w:t>
-      </w:r>
-      <w:r>
-        <w:t xml:space="preserve"> about 25 to 30 minutes of content, a </w:t>
-      </w:r>
-      <w:r>
-        <w:rPr>
-          <w:b/>
-        </w:rPr>
-        <w:t>10-minute paper quiz</w:t>
-      </w:r>
-      <w:r>
-        <w:t>, the 5-minute break, then about 30 minutes of activity. The quiz sits immediately before the break, so finishing early means your break starts early, and needing extra time comes out of your break rather than the lecture.</w:t>
-      </w:r>
-    </w:p>
-    <w:p>
-      <w:pPr>
-        <w:spacing w:after="120"/>
-      </w:pPr>
-      <w:r>
-        <w:t xml:space="preserve">In-class activities deliberately vary in </w:t>
-      </w:r>
-      <w:r>
-        <w:rPr>
-          <w:b/>
-        </w:rPr>
-        <w:t>mode</w:t>
-      </w:r>
-      <w:r>
-        <w:t xml:space="preserve"> (programming, whiteboard, discussion, debate, jigsaw, gallery walk, role-play, peer review, team competition) and in </w:t>
-      </w:r>
-      <w:r>
-        <w:rPr>
-          <w:b/>
-        </w:rPr>
-        <w:t>grouping</w:t>
-      </w:r>
-      <w:r>
-        <w:t xml:space="preserve"> (individual, pair, team). A few sessions are full-period coding labs. Activities are graded for participation and completion, not correctness.</w:t>
-      </w:r>
-    </w:p>
-    <w:p>
-      <w:pPr>
-        <w:spacing w:after="120"/>
-      </w:pPr>
-      <w:r>
-        <w:rPr>
-          <w:b/>
-        </w:rPr>
-        <w:t>Work outside of class.</w:t>
-      </w:r>
-      <w:r>
-        <w:t xml:space="preserve"> Expect roughly </w:t>
-      </w:r>
-      <w:r>
-        <w:rPr>
-          <w:b/>
-        </w:rPr>
-        <w:t>6 to 9 hours per week</w:t>
-      </w:r>
-      <w:r>
-        <w:t xml:space="preserve"> outside of class: the weekly reading or its video alternative, a homework assignment in most weeks, and steady project work after Week 5. The project is 35% of your grade and cannot be done in the last two weeks. Students who start each homework the day it is released consistently do better than students who start it the day before it is due, and the difference is not subtle.</w:t>
-      </w:r>
-    </w:p>
-    <w:p>
-      <w:pPr>
-        <w:pStyle w:val="Heading1"/>
-        <w:spacing w:before="320" w:after="80"/>
-      </w:pPr>
-      <w:r>
-        <w:lastRenderedPageBreak/>
-        <w:t>Course Requirements</w:t>
-      </w:r>
-    </w:p>
-    <w:p>
-      <w:pPr>
-        <w:pStyle w:val="Heading2"/>
+        <w:keepNext/>
         <w:spacing w:before="200" w:after="80"/>
       </w:pPr>
       <w:r>
@@ -1307,34 +1210,31 @@
     </w:p>
     <w:tbl>
       <w:tblPr>
-        <w:tblStyle w:val="TableNormal0"/>
-        <w:tblW w:w="0" w:type="auto"/>
+        <w:tblW w:type="auto" w:w="0"/>
         <w:jc w:val="center"/>
-        <w:tblInd w:w="0" w:type="dxa"/>
+        <w:tblLayout w:type="fixed"/>
+        <w:tblLook w:firstColumn="1" w:firstRow="1" w:lastColumn="0" w:lastRow="0" w:noHBand="0" w:noVBand="1" w:val="04A0"/>
         <w:tblBorders>
-          <w:top w:val="single" w:sz="4" w:space="0" w:color="999999"/>
-          <w:left w:val="single" w:sz="4" w:space="0" w:color="999999"/>
-          <w:bottom w:val="single" w:sz="4" w:space="0" w:color="999999"/>
-          <w:right w:val="single" w:sz="4" w:space="0" w:color="999999"/>
-          <w:insideH w:val="single" w:sz="4" w:space="0" w:color="999999"/>
-          <w:insideV w:val="single" w:sz="4" w:space="0" w:color="999999"/>
+          <w:top w:val="single" w:sz="4" w:color="999999"/>
+          <w:left w:val="single" w:sz="4" w:color="999999"/>
+          <w:bottom w:val="single" w:sz="4" w:color="999999"/>
+          <w:right w:val="single" w:sz="4" w:color="999999"/>
+          <w:insideH w:val="single" w:sz="4" w:color="999999"/>
+          <w:insideV w:val="single" w:sz="4" w:color="999999"/>
         </w:tblBorders>
-        <w:tblLayout w:type="fixed"/>
-        <w:tblLook w:val="04A0" w:firstRow="1" w:lastRow="0" w:firstColumn="1" w:lastColumn="0" w:noHBand="0" w:noVBand="1"/>
       </w:tblPr>
       <w:tblGrid>
-        <w:gridCol w:w="7886"/>
+        <w:gridCol w:w="7885"/>
         <w:gridCol w:w="1474"/>
       </w:tblGrid>
       <w:tr>
         <w:trPr>
           <w:cantSplit/>
           <w:tblHeader/>
-          <w:jc w:val="center"/>
         </w:trPr>
         <w:tc>
           <w:tcPr>
-            <w:tcW w:w="7886" w:type="dxa"/>
+            <w:tcW w:type="dxa" w:w="7886"/>
           </w:tcPr>
           <w:p>
             <w:pPr>
@@ -1351,7 +1251,7 @@
         </w:tc>
         <w:tc>
           <w:tcPr>
-            <w:tcW w:w="1474" w:type="dxa"/>
+            <w:tcW w:type="dxa" w:w="1474"/>
           </w:tcPr>
           <w:p>
             <w:pPr>
@@ -1371,11 +1271,10 @@
       <w:tr>
         <w:trPr>
           <w:cantSplit/>
-          <w:jc w:val="center"/>
         </w:trPr>
         <w:tc>
           <w:tcPr>
-            <w:tcW w:w="7886" w:type="dxa"/>
+            <w:tcW w:type="dxa" w:w="7886"/>
           </w:tcPr>
           <w:p>
             <w:pPr>
@@ -1391,7 +1290,7 @@
         </w:tc>
         <w:tc>
           <w:tcPr>
-            <w:tcW w:w="1474" w:type="dxa"/>
+            <w:tcW w:type="dxa" w:w="1474"/>
           </w:tcPr>
           <w:p>
             <w:pPr>
@@ -1410,11 +1309,10 @@
       <w:tr>
         <w:trPr>
           <w:cantSplit/>
-          <w:jc w:val="center"/>
         </w:trPr>
         <w:tc>
           <w:tcPr>
-            <w:tcW w:w="7886" w:type="dxa"/>
+            <w:tcW w:type="dxa" w:w="7886"/>
           </w:tcPr>
           <w:p>
             <w:pPr>
@@ -1424,13 +1322,13 @@
               <w:rPr>
                 <w:sz w:val="22"/>
               </w:rPr>
-              <w:t>Homework assignments (6)</w:t>
-            </w:r>
-          </w:p>
-        </w:tc>
-        <w:tc>
-          <w:tcPr>
-            <w:tcW w:w="1474" w:type="dxa"/>
+              <w:t>Weekly quizzes (14, lowest dropped)</w:t>
+            </w:r>
+          </w:p>
+        </w:tc>
+        <w:tc>
+          <w:tcPr>
+            <w:tcW w:type="dxa" w:w="1474"/>
           </w:tcPr>
           <w:p>
             <w:pPr>
@@ -1449,11 +1347,10 @@
       <w:tr>
         <w:trPr>
           <w:cantSplit/>
-          <w:jc w:val="center"/>
         </w:trPr>
         <w:tc>
           <w:tcPr>
-            <w:tcW w:w="7886" w:type="dxa"/>
+            <w:tcW w:type="dxa" w:w="7886"/>
           </w:tcPr>
           <w:p>
             <w:pPr>
@@ -1463,13 +1360,13 @@
               <w:rPr>
                 <w:sz w:val="22"/>
               </w:rPr>
-              <w:t>Weekly quizzes (14, lowest dropped)</w:t>
-            </w:r>
-          </w:p>
-        </w:tc>
-        <w:tc>
-          <w:tcPr>
-            <w:tcW w:w="1474" w:type="dxa"/>
+              <w:t>Homework assignments (6)</w:t>
+            </w:r>
+          </w:p>
+        </w:tc>
+        <w:tc>
+          <w:tcPr>
+            <w:tcW w:type="dxa" w:w="1474"/>
           </w:tcPr>
           <w:p>
             <w:pPr>
@@ -1488,11 +1385,10 @@
       <w:tr>
         <w:trPr>
           <w:cantSplit/>
-          <w:jc w:val="center"/>
         </w:trPr>
         <w:tc>
           <w:tcPr>
-            <w:tcW w:w="7886" w:type="dxa"/>
+            <w:tcW w:type="dxa" w:w="7886"/>
           </w:tcPr>
           <w:p>
             <w:pPr>
@@ -1508,7 +1404,7 @@
         </w:tc>
         <w:tc>
           <w:tcPr>
-            <w:tcW w:w="1474" w:type="dxa"/>
+            <w:tcW w:type="dxa" w:w="1474"/>
           </w:tcPr>
           <w:p>
             <w:pPr>
@@ -1527,11 +1423,10 @@
       <w:tr>
         <w:trPr>
           <w:cantSplit/>
-          <w:jc w:val="center"/>
         </w:trPr>
         <w:tc>
           <w:tcPr>
-            <w:tcW w:w="7886" w:type="dxa"/>
+            <w:tcW w:type="dxa" w:w="7886"/>
           </w:tcPr>
           <w:p>
             <w:pPr>
@@ -1547,7 +1442,7 @@
         </w:tc>
         <w:tc>
           <w:tcPr>
-            <w:tcW w:w="1474" w:type="dxa"/>
+            <w:tcW w:type="dxa" w:w="1474"/>
           </w:tcPr>
           <w:p>
             <w:pPr>
@@ -1566,11 +1461,10 @@
       <w:tr>
         <w:trPr>
           <w:cantSplit/>
-          <w:jc w:val="center"/>
         </w:trPr>
         <w:tc>
           <w:tcPr>
-            <w:tcW w:w="7886" w:type="dxa"/>
+            <w:tcW w:type="dxa" w:w="7886"/>
           </w:tcPr>
           <w:p>
             <w:pPr>
@@ -1586,7 +1480,7 @@
         </w:tc>
         <w:tc>
           <w:tcPr>
-            <w:tcW w:w="1474" w:type="dxa"/>
+            <w:tcW w:type="dxa" w:w="1474"/>
           </w:tcPr>
           <w:p>
             <w:pPr>
@@ -1648,6 +1542,7 @@
     <w:p>
       <w:pPr>
         <w:pStyle w:val="Heading2"/>
+        <w:keepNext/>
         <w:spacing w:before="200" w:after="80"/>
       </w:pPr>
       <w:r>
@@ -1659,7 +1554,7 @@
         <w:spacing w:after="120"/>
       </w:pPr>
       <w:r>
-        <w:t>Six programming assignments, 4.5% each, each isolating one core concept so you master it before it gets integrated into something larger:</w:t>
+        <w:t>Six programming assignments, 2.5% each, each isolating one core concept so you master it before it gets integrated into something larger:</w:t>
       </w:r>
     </w:p>
     <w:p>
@@ -1731,15 +1626,7 @@
         <w:t>HW4:</w:t>
       </w:r>
       <w:r>
-        <w:t xml:space="preserve"> fine-tuning and adapting LLMs (</w:t>
-      </w:r>
-      <w:proofErr w:type="spellStart"/>
-      <w:r>
-        <w:t>LoRA</w:t>
-      </w:r>
-      <w:proofErr w:type="spellEnd"/>
-      <w:r>
-        <w:t>/PEFT)</w:t>
+        <w:t xml:space="preserve"> fine-tuning and adapting LLMs (LoRA/PEFT)</w:t>
       </w:r>
     </w:p>
     <w:p>
@@ -1782,13 +1669,8 @@
       <w:pPr>
         <w:spacing w:after="120"/>
       </w:pPr>
-      <w:proofErr w:type="spellStart"/>
-      <w:r>
-        <w:t>Homeworks</w:t>
-      </w:r>
-      <w:proofErr w:type="spellEnd"/>
-      <w:r>
-        <w:t xml:space="preserve"> are </w:t>
+      <w:r>
+        <w:t xml:space="preserve">Homeworks are </w:t>
       </w:r>
       <w:r>
         <w:rPr>
@@ -1811,24 +1693,16 @@
         <w:t>Code must run to receive credit.</w:t>
       </w:r>
       <w:r>
-        <w:t xml:space="preserve"> Every homework </w:t>
-      </w:r>
-      <w:proofErr w:type="gramStart"/>
-      <w:r>
-        <w:t>ships</w:t>
-      </w:r>
-      <w:proofErr w:type="gramEnd"/>
-      <w:r>
-        <w:t xml:space="preserve"> with tests and must run inside the course Docker image. If you submit code that crashes on import or fails to run at all, you will receive no more than 25% credit until it is fixed and resubmitted.</w:t>
+        <w:t xml:space="preserve"> Every homework ships with tests and must run inside the course Docker image. If you submit code that crashes on import or fails to run at all, you will receive no more than 25% credit until it is fixed and resubmitted.</w:t>
       </w:r>
     </w:p>
     <w:p>
       <w:pPr>
         <w:pStyle w:val="Heading2"/>
+        <w:keepNext/>
         <w:spacing w:before="200" w:after="80"/>
       </w:pPr>
       <w:r>
-        <w:lastRenderedPageBreak/>
         <w:t>Quizzes</w:t>
       </w:r>
     </w:p>
@@ -1865,7 +1739,7 @@
           <w:numId w:val="8"/>
         </w:numPr>
         <w:spacing w:after="60"/>
-        <w:ind w:left="504"/>
+        <w:ind w:left="504" w:hanging="360"/>
       </w:pPr>
       <w:r>
         <w:t xml:space="preserve">A quiz may only test </w:t>
@@ -1887,7 +1761,7 @@
           <w:numId w:val="8"/>
         </w:numPr>
         <w:spacing w:after="60"/>
-        <w:ind w:left="504"/>
+        <w:ind w:left="504" w:hanging="360"/>
       </w:pPr>
       <w:r>
         <w:rPr>
@@ -1906,7 +1780,7 @@
           <w:numId w:val="8"/>
         </w:numPr>
         <w:spacing w:after="60"/>
-        <w:ind w:left="504"/>
+        <w:ind w:left="504" w:hanging="360"/>
       </w:pPr>
       <w:r>
         <w:rPr>
@@ -1915,20 +1789,13 @@
         <w:t>A missed quiz can be made up, and scheduling it is your job.</w:t>
       </w:r>
       <w:r>
-        <w:t xml:space="preserve"> Email me within a week of the quiz you </w:t>
-      </w:r>
-      <w:proofErr w:type="gramStart"/>
-      <w:r>
-        <w:t>missed</w:t>
-      </w:r>
-      <w:proofErr w:type="gramEnd"/>
-      <w:r>
-        <w:t xml:space="preserve"> and we will find a time in office hours. I do not track down students who missed a quiz, and an unscheduled make-up simply stays a zero.</w:t>
+        <w:t xml:space="preserve"> Email me within a week of the quiz you missed and we will find a time in office hours. I do not track down students who missed a quiz, and an unscheduled make-up simply stays a zero.</w:t>
       </w:r>
     </w:p>
     <w:p>
       <w:pPr>
         <w:pStyle w:val="Heading2"/>
+        <w:keepNext/>
         <w:spacing w:before="200" w:after="80"/>
       </w:pPr>
       <w:r>
@@ -1942,19 +1809,11 @@
       <w:r>
         <w:t xml:space="preserve">Half of the points you lose on a </w:t>
       </w:r>
-      <w:proofErr w:type="gramStart"/>
-      <w:r>
-        <w:rPr>
-          <w:b/>
-        </w:rPr>
-        <w:t>quiz</w:t>
-      </w:r>
-      <w:proofErr w:type="gramEnd"/>
-      <w:r>
-        <w:rPr>
-          <w:b/>
-        </w:rPr>
-        <w:t xml:space="preserve"> or the midterm</w:t>
+      <w:r>
+        <w:rPr>
+          <w:b/>
+        </w:rPr>
+        <w:t>quiz or the midterm</w:t>
       </w:r>
       <w:r>
         <w:t xml:space="preserve"> can be earned back. Bring the corrected work to office hours, show me the fix, and explain it to me out loud. If the explanation holds up, </w:t>
@@ -1976,7 +1835,7 @@
           <w:numId w:val="8"/>
         </w:numPr>
         <w:spacing w:after="60"/>
-        <w:ind w:left="504"/>
+        <w:ind w:left="504" w:hanging="360"/>
       </w:pPr>
       <w:r>
         <w:rPr>
@@ -1995,7 +1854,7 @@
           <w:numId w:val="8"/>
         </w:numPr>
         <w:spacing w:after="60"/>
-        <w:ind w:left="504"/>
+        <w:ind w:left="504" w:hanging="360"/>
       </w:pPr>
       <w:r>
         <w:rPr>
@@ -2014,7 +1873,7 @@
           <w:numId w:val="8"/>
         </w:numPr>
         <w:spacing w:after="60"/>
-        <w:ind w:left="504"/>
+        <w:ind w:left="504" w:hanging="360"/>
       </w:pPr>
       <w:r>
         <w:rPr>
@@ -2033,7 +1892,7 @@
           <w:numId w:val="8"/>
         </w:numPr>
         <w:spacing w:after="60"/>
-        <w:ind w:left="504"/>
+        <w:ind w:left="504" w:hanging="360"/>
       </w:pPr>
       <w:r>
         <w:t xml:space="preserve">The </w:t>
@@ -2055,7 +1914,7 @@
           <w:numId w:val="8"/>
         </w:numPr>
         <w:spacing w:after="60"/>
-        <w:ind w:left="504"/>
+        <w:ind w:left="504" w:hanging="360"/>
       </w:pPr>
       <w:r>
         <w:t xml:space="preserve">The lowest quiz score is dropped </w:t>
@@ -2075,20 +1934,13 @@
         <w:spacing w:after="120"/>
       </w:pPr>
       <w:r>
-        <w:t xml:space="preserve">This exists because a wrong answer you later understand is worth something, and because the fastest way for me to find out what a class </w:t>
-      </w:r>
-      <w:proofErr w:type="gramStart"/>
-      <w:r>
-        <w:t>actually missed</w:t>
-      </w:r>
-      <w:proofErr w:type="gramEnd"/>
-      <w:r>
-        <w:t xml:space="preserve"> is to have people come explain it to me.</w:t>
+        <w:t>This exists because a wrong answer you later understand is worth something, and because the fastest way for me to find out what a class actually missed is to have people come explain it to me.</w:t>
       </w:r>
     </w:p>
     <w:p>
       <w:pPr>
         <w:pStyle w:val="Heading2"/>
+        <w:keepNext/>
         <w:spacing w:before="200" w:after="80"/>
       </w:pPr>
       <w:r>
@@ -2109,15 +1961,7 @@
         <w:t>on paper</w:t>
       </w:r>
       <w:r>
-        <w:t xml:space="preserve">, and neither involves coding at a computer. They emphasize conceptual understanding, hand-worked mechanics (small computations and labeled diagrams: count BPE merges, mask and </w:t>
-      </w:r>
-      <w:proofErr w:type="spellStart"/>
-      <w:r>
-        <w:t>softmax</w:t>
-      </w:r>
-      <w:proofErr w:type="spellEnd"/>
-      <w:r>
-        <w:t xml:space="preserve"> an attention row, label a pipeline), and reasoning about model behavior. A printed </w:t>
+        <w:t xml:space="preserve">, and neither involves coding at a computer. They emphasize conceptual understanding, hand-worked mechanics (small computations and labeled diagrams: count BPE merges, mask and softmax an attention row, label a pipeline), and reasoning about model behavior. A printed </w:t>
       </w:r>
       <w:r>
         <w:rPr>
@@ -2136,7 +1980,7 @@
           <w:numId w:val="8"/>
         </w:numPr>
         <w:spacing w:after="60"/>
-        <w:ind w:left="504"/>
+        <w:ind w:left="504" w:hanging="360"/>
       </w:pPr>
       <w:r>
         <w:rPr>
@@ -2161,7 +2005,7 @@
           <w:numId w:val="8"/>
         </w:numPr>
         <w:spacing w:after="60"/>
-        <w:ind w:left="504"/>
+        <w:ind w:left="504" w:hanging="360"/>
       </w:pPr>
       <w:r>
         <w:rPr>
@@ -2175,6 +2019,7 @@
       <w:r>
         <w:rPr>
           <w:b/>
+          <w:highlight w:val="yellow"/>
         </w:rPr>
         <w:t>[TBD: confirm against the published Class Schedule]</w:t>
       </w:r>
@@ -2187,7 +2032,6 @@
         <w:rPr>
           <w:b/>
         </w:rPr>
-        <w:lastRenderedPageBreak/>
         <w:t>Note-sheet policy.</w:t>
       </w:r>
       <w:r>
@@ -2238,20 +2082,13 @@
         <w:t>powered off and stored away</w:t>
       </w:r>
       <w:r>
-        <w:t xml:space="preserve"> during all quizzes and exams. Failure to follow this instruction is an Honor Code violation, </w:t>
-      </w:r>
-      <w:proofErr w:type="gramStart"/>
-      <w:r>
-        <w:t>whether or not</w:t>
-      </w:r>
-      <w:proofErr w:type="gramEnd"/>
-      <w:r>
-        <w:t xml:space="preserve"> the device was used.</w:t>
+        <w:t xml:space="preserve"> during all quizzes and exams. Failure to follow this instruction is an Honor Code violation, whether or not the device was used.</w:t>
       </w:r>
     </w:p>
     <w:p>
       <w:pPr>
         <w:pStyle w:val="Heading2"/>
+        <w:keepNext/>
         <w:spacing w:before="200" w:after="80"/>
       </w:pPr>
       <w:r>
@@ -2313,25 +2150,23 @@
     </w:p>
     <w:tbl>
       <w:tblPr>
-        <w:tblStyle w:val="TableNormal0"/>
-        <w:tblW w:w="0" w:type="auto"/>
+        <w:tblW w:type="auto" w:w="0"/>
         <w:jc w:val="center"/>
-        <w:tblInd w:w="0" w:type="dxa"/>
+        <w:tblLayout w:type="fixed"/>
+        <w:tblLook w:firstColumn="1" w:firstRow="1" w:lastColumn="0" w:lastRow="0" w:noHBand="0" w:noVBand="1" w:val="04A0"/>
         <w:tblBorders>
-          <w:top w:val="single" w:sz="4" w:space="0" w:color="999999"/>
-          <w:left w:val="single" w:sz="4" w:space="0" w:color="999999"/>
-          <w:bottom w:val="single" w:sz="4" w:space="0" w:color="999999"/>
-          <w:right w:val="single" w:sz="4" w:space="0" w:color="999999"/>
-          <w:insideH w:val="single" w:sz="4" w:space="0" w:color="999999"/>
-          <w:insideV w:val="single" w:sz="4" w:space="0" w:color="999999"/>
+          <w:top w:val="single" w:sz="4" w:color="999999"/>
+          <w:left w:val="single" w:sz="4" w:color="999999"/>
+          <w:bottom w:val="single" w:sz="4" w:color="999999"/>
+          <w:right w:val="single" w:sz="4" w:color="999999"/>
+          <w:insideH w:val="single" w:sz="4" w:color="999999"/>
+          <w:insideV w:val="single" w:sz="4" w:color="999999"/>
         </w:tblBorders>
-        <w:tblLayout w:type="fixed"/>
-        <w:tblLook w:val="04A0" w:firstRow="1" w:lastRow="0" w:firstColumn="1" w:lastColumn="0" w:noHBand="0" w:noVBand="1"/>
       </w:tblPr>
       <w:tblGrid>
         <w:gridCol w:w="1691"/>
         <w:gridCol w:w="1155"/>
-        <w:gridCol w:w="921"/>
+        <w:gridCol w:w="920"/>
         <w:gridCol w:w="3700"/>
         <w:gridCol w:w="1892"/>
       </w:tblGrid>
@@ -2339,11 +2174,10 @@
         <w:trPr>
           <w:cantSplit/>
           <w:tblHeader/>
-          <w:jc w:val="center"/>
         </w:trPr>
         <w:tc>
           <w:tcPr>
-            <w:tcW w:w="1691" w:type="dxa"/>
+            <w:tcW w:type="dxa" w:w="1691"/>
           </w:tcPr>
           <w:p>
             <w:pPr>
@@ -2360,7 +2194,7 @@
         </w:tc>
         <w:tc>
           <w:tcPr>
-            <w:tcW w:w="1155" w:type="dxa"/>
+            <w:tcW w:type="dxa" w:w="1155"/>
           </w:tcPr>
           <w:p>
             <w:pPr>
@@ -2377,7 +2211,7 @@
         </w:tc>
         <w:tc>
           <w:tcPr>
-            <w:tcW w:w="921" w:type="dxa"/>
+            <w:tcW w:type="dxa" w:w="921"/>
           </w:tcPr>
           <w:p>
             <w:pPr>
@@ -2395,7 +2229,7 @@
         </w:tc>
         <w:tc>
           <w:tcPr>
-            <w:tcW w:w="3700" w:type="dxa"/>
+            <w:tcW w:type="dxa" w:w="3700"/>
           </w:tcPr>
           <w:p>
             <w:pPr>
@@ -2412,7 +2246,7 @@
         </w:tc>
         <w:tc>
           <w:tcPr>
-            <w:tcW w:w="1892" w:type="dxa"/>
+            <w:tcW w:type="dxa" w:w="1892"/>
           </w:tcPr>
           <w:p>
             <w:pPr>
@@ -2431,11 +2265,10 @@
       <w:tr>
         <w:trPr>
           <w:cantSplit/>
-          <w:jc w:val="center"/>
         </w:trPr>
         <w:tc>
           <w:tcPr>
-            <w:tcW w:w="1691" w:type="dxa"/>
+            <w:tcW w:type="dxa" w:w="1691"/>
           </w:tcPr>
           <w:p>
             <w:pPr>
@@ -2451,7 +2284,7 @@
         </w:tc>
         <w:tc>
           <w:tcPr>
-            <w:tcW w:w="1155" w:type="dxa"/>
+            <w:tcW w:type="dxa" w:w="1155"/>
           </w:tcPr>
           <w:p>
             <w:pPr>
@@ -2467,7 +2300,7 @@
         </w:tc>
         <w:tc>
           <w:tcPr>
-            <w:tcW w:w="921" w:type="dxa"/>
+            <w:tcW w:type="dxa" w:w="921"/>
           </w:tcPr>
           <w:p>
             <w:pPr>
@@ -2484,7 +2317,7 @@
         </w:tc>
         <w:tc>
           <w:tcPr>
-            <w:tcW w:w="3700" w:type="dxa"/>
+            <w:tcW w:type="dxa" w:w="3700"/>
           </w:tcPr>
           <w:p>
             <w:pPr>
@@ -2500,7 +2333,7 @@
         </w:tc>
         <w:tc>
           <w:tcPr>
-            <w:tcW w:w="1892" w:type="dxa"/>
+            <w:tcW w:type="dxa" w:w="1892"/>
           </w:tcPr>
           <w:p>
             <w:pPr>
@@ -2518,11 +2351,10 @@
       <w:tr>
         <w:trPr>
           <w:cantSplit/>
-          <w:jc w:val="center"/>
         </w:trPr>
         <w:tc>
           <w:tcPr>
-            <w:tcW w:w="1691" w:type="dxa"/>
+            <w:tcW w:type="dxa" w:w="1691"/>
           </w:tcPr>
           <w:p>
             <w:pPr>
@@ -2538,7 +2370,7 @@
         </w:tc>
         <w:tc>
           <w:tcPr>
-            <w:tcW w:w="1155" w:type="dxa"/>
+            <w:tcW w:type="dxa" w:w="1155"/>
           </w:tcPr>
           <w:p>
             <w:pPr>
@@ -2554,7 +2386,7 @@
         </w:tc>
         <w:tc>
           <w:tcPr>
-            <w:tcW w:w="921" w:type="dxa"/>
+            <w:tcW w:type="dxa" w:w="921"/>
           </w:tcPr>
           <w:p>
             <w:pPr>
@@ -2571,7 +2403,7 @@
         </w:tc>
         <w:tc>
           <w:tcPr>
-            <w:tcW w:w="3700" w:type="dxa"/>
+            <w:tcW w:type="dxa" w:w="3700"/>
           </w:tcPr>
           <w:p>
             <w:pPr>
@@ -2587,7 +2419,7 @@
         </w:tc>
         <w:tc>
           <w:tcPr>
-            <w:tcW w:w="1892" w:type="dxa"/>
+            <w:tcW w:type="dxa" w:w="1892"/>
           </w:tcPr>
           <w:p>
             <w:pPr>
@@ -2605,11 +2437,10 @@
       <w:tr>
         <w:trPr>
           <w:cantSplit/>
-          <w:jc w:val="center"/>
         </w:trPr>
         <w:tc>
           <w:tcPr>
-            <w:tcW w:w="1691" w:type="dxa"/>
+            <w:tcW w:type="dxa" w:w="1691"/>
           </w:tcPr>
           <w:p>
             <w:pPr>
@@ -2625,7 +2456,7 @@
         </w:tc>
         <w:tc>
           <w:tcPr>
-            <w:tcW w:w="1155" w:type="dxa"/>
+            <w:tcW w:type="dxa" w:w="1155"/>
           </w:tcPr>
           <w:p>
             <w:pPr>
@@ -2641,7 +2472,7 @@
         </w:tc>
         <w:tc>
           <w:tcPr>
-            <w:tcW w:w="921" w:type="dxa"/>
+            <w:tcW w:type="dxa" w:w="921"/>
           </w:tcPr>
           <w:p>
             <w:pPr>
@@ -2658,31 +2489,23 @@
         </w:tc>
         <w:tc>
           <w:tcPr>
-            <w:tcW w:w="3700" w:type="dxa"/>
+            <w:tcW w:type="dxa" w:w="3700"/>
           </w:tcPr>
           <w:p>
             <w:pPr>
               <w:spacing w:before="40" w:after="40"/>
             </w:pPr>
-            <w:proofErr w:type="gramStart"/>
             <w:r>
               <w:rPr>
                 <w:sz w:val="22"/>
               </w:rPr>
-              <w:t>6 to 8 page</w:t>
-            </w:r>
-            <w:proofErr w:type="gramEnd"/>
-            <w:r>
-              <w:rPr>
-                <w:sz w:val="22"/>
-              </w:rPr>
-              <w:t xml:space="preserve"> report plus a 5 to 8 minute talk or demo and 2 minutes of Q&amp;A</w:t>
-            </w:r>
-          </w:p>
-        </w:tc>
-        <w:tc>
-          <w:tcPr>
-            <w:tcW w:w="1892" w:type="dxa"/>
+              <w:t>6 to 8 page report plus a 5 to 8 minute talk or demo and 2 minutes of Q&amp;A</w:t>
+            </w:r>
+          </w:p>
+        </w:tc>
+        <w:tc>
+          <w:tcPr>
+            <w:tcW w:type="dxa" w:w="1892"/>
           </w:tcPr>
           <w:p>
             <w:pPr>
@@ -2710,7 +2533,7 @@
           <w:numId w:val="8"/>
         </w:numPr>
         <w:spacing w:after="60"/>
-        <w:ind w:left="504"/>
+        <w:ind w:left="504" w:hanging="360"/>
       </w:pPr>
       <w:r>
         <w:t xml:space="preserve">The </w:t>
@@ -2719,32 +2542,18 @@
         <w:rPr>
           <w:b/>
         </w:rPr>
-        <w:t xml:space="preserve">final report is written in LaTeX using the </w:t>
-      </w:r>
-      <w:proofErr w:type="spellStart"/>
-      <w:r>
-        <w:rPr>
-          <w:b/>
-        </w:rPr>
-        <w:t>NeurIPS</w:t>
-      </w:r>
-      <w:proofErr w:type="spellEnd"/>
-      <w:r>
-        <w:rPr>
-          <w:b/>
-        </w:rPr>
-        <w:t xml:space="preserve"> template</w:t>
+        <w:t>final report is written in LaTeX using the NeurIPS template</w:t>
       </w:r>
       <w:r>
         <w:t xml:space="preserve"> (</w:t>
       </w:r>
-      <w:hyperlink r:id="rId10">
+      <w:hyperlink r:id="rId22">
         <w:r>
           <w:rPr>
             <w:color w:val="1155CC"/>
             <w:u w:val="single"/>
           </w:rPr>
-          <w:t>Overleaf template</w:t>
+          <w:t xml:space="preserve">Overleaf template</w:t>
         </w:r>
       </w:hyperlink>
       <w:r>
@@ -2758,7 +2567,7 @@
           <w:numId w:val="8"/>
         </w:numPr>
         <w:spacing w:after="60"/>
-        <w:ind w:left="504"/>
+        <w:ind w:left="504" w:hanging="360"/>
       </w:pPr>
       <w:r>
         <w:t xml:space="preserve">The </w:t>
@@ -2770,25 +2579,17 @@
         <w:t>checkpoint is a peer-review round, not a presentation</w:t>
       </w:r>
       <w:r>
-        <w:t xml:space="preserve">: you sit in a group of four drawn from different projects, and each person gets 3 minutes to present their page and 4 minutes of critique from the other three. I join one group per round. Every student </w:t>
-      </w:r>
-      <w:proofErr w:type="gramStart"/>
-      <w:r>
-        <w:t>leaves</w:t>
-      </w:r>
-      <w:proofErr w:type="gramEnd"/>
-      <w:r>
-        <w:t xml:space="preserve"> having been critiqued by three peers and the instructor.</w:t>
-      </w:r>
-    </w:p>
-    <w:p>
-      <w:pPr>
-        <w:numPr>
-          <w:ilvl w:val="0"/>
-          <w:numId w:val="8"/>
-        </w:numPr>
-        <w:spacing w:after="60"/>
-        <w:ind w:left="504"/>
+        <w:t>: you sit in a group of four drawn from different projects, and each person gets 3 minutes to present their page and 4 minutes of critique from the other three. I join one group per round. Every student leaves having been critiqued by three peers and the instructor.</w:t>
+      </w:r>
+    </w:p>
+    <w:p>
+      <w:pPr>
+        <w:numPr>
+          <w:ilvl w:val="0"/>
+          <w:numId w:val="8"/>
+        </w:numPr>
+        <w:spacing w:after="60"/>
+        <w:ind w:left="504" w:hanging="360"/>
       </w:pPr>
       <w:r>
         <w:t xml:space="preserve">Dedicated </w:t>
@@ -2810,21 +2611,13 @@
           <w:numId w:val="8"/>
         </w:numPr>
         <w:spacing w:after="60"/>
-        <w:ind w:left="504"/>
-      </w:pPr>
-      <w:proofErr w:type="gramStart"/>
-      <w:r>
-        <w:rPr>
-          <w:b/>
-        </w:rPr>
-        <w:t>Team work</w:t>
-      </w:r>
-      <w:proofErr w:type="gramEnd"/>
-      <w:r>
-        <w:rPr>
-          <w:b/>
-        </w:rPr>
-        <w:t xml:space="preserve"> is expected to be shared work.</w:t>
+        <w:ind w:left="504" w:hanging="360"/>
+      </w:pPr>
+      <w:r>
+        <w:rPr>
+          <w:b/>
+        </w:rPr>
+        <w:t>Team work is expected to be shared work.</w:t>
       </w:r>
       <w:r>
         <w:t xml:space="preserve"> Each final report includes a per-member contribution statement, and a </w:t>
@@ -2859,10 +2652,10 @@
     <w:p>
       <w:pPr>
         <w:pStyle w:val="Heading2"/>
+        <w:keepNext/>
         <w:spacing w:before="200" w:after="80"/>
       </w:pPr>
       <w:r>
-        <w:lastRenderedPageBreak/>
         <w:t>Attendance and class participation</w:t>
       </w:r>
     </w:p>
@@ -2908,15 +2701,7 @@
         <w:t>six absences</w:t>
       </w:r>
       <w:r>
-        <w:t xml:space="preserve"> (three weeks of class) </w:t>
-      </w:r>
-      <w:proofErr w:type="gramStart"/>
-      <w:r>
-        <w:t>is</w:t>
-      </w:r>
-      <w:proofErr w:type="gramEnd"/>
-      <w:r>
-        <w:t xml:space="preserve"> excessive. At that point I will contact you and may, per the Faculty Handbook, remove you from the course. If circumstances are pushing you toward that line, talk to me before you cross it, not after.</w:t>
+        <w:t xml:space="preserve"> (three weeks of class) is excessive. At that point I will contact you and may, per the Faculty Handbook, remove you from the course. If circumstances are pushing you toward that line, talk to me before you cross it, not after.</w:t>
       </w:r>
     </w:p>
     <w:p>
@@ -2930,15 +2715,7 @@
         <w:t>University-sponsored events.</w:t>
       </w:r>
       <w:r>
-        <w:t xml:space="preserve"> You will not be penalized for missing class for a </w:t>
-      </w:r>
-      <w:proofErr w:type="gramStart"/>
-      <w:r>
-        <w:t>University</w:t>
-      </w:r>
-      <w:proofErr w:type="gramEnd"/>
-      <w:r>
-        <w:t xml:space="preserve">-sponsored event such as a debate tournament, choral performance, or Division III athletic match. You must notify me </w:t>
+        <w:t xml:space="preserve"> You will not be penalized for missing class for a University-sponsored event such as a debate tournament, choral performance, or Division III athletic match. You must notify me </w:t>
       </w:r>
       <w:r>
         <w:rPr>
@@ -2963,13 +2740,13 @@
       <w:r>
         <w:t xml:space="preserve"> If you are dealing with an extended medical situation, a family emergency, or another serious disruption, work with the </w:t>
       </w:r>
-      <w:hyperlink r:id="rId11">
+      <w:hyperlink r:id="rId23">
         <w:r>
           <w:rPr>
             <w:color w:val="1155CC"/>
             <w:u w:val="single"/>
           </w:rPr>
-          <w:t>Office of the Dean of Students</w:t>
+          <w:t xml:space="preserve">Office of the Dean of Students</w:t>
         </w:r>
       </w:hyperlink>
       <w:r>
@@ -2989,13 +2766,13 @@
       <w:r>
         <w:t xml:space="preserve"> Students with attendance or testing accommodations approved by </w:t>
       </w:r>
-      <w:hyperlink r:id="rId12">
+      <w:hyperlink r:id="rId16">
         <w:r>
           <w:rPr>
             <w:color w:val="1155CC"/>
             <w:u w:val="single"/>
           </w:rPr>
-          <w:t>Student Accessibility Services</w:t>
+          <w:t xml:space="preserve">Student Accessibility Services</w:t>
         </w:r>
       </w:hyperlink>
       <w:r>
@@ -3005,6 +2782,7 @@
     <w:p>
       <w:pPr>
         <w:pStyle w:val="Heading2"/>
+        <w:keepNext/>
         <w:spacing w:before="200" w:after="80"/>
       </w:pPr>
       <w:r>
@@ -3018,7 +2796,7 @@
           <w:numId w:val="8"/>
         </w:numPr>
         <w:spacing w:after="60"/>
-        <w:ind w:left="504"/>
+        <w:ind w:left="504" w:hanging="360"/>
       </w:pPr>
       <w:r>
         <w:rPr>
@@ -3037,7 +2815,7 @@
           <w:numId w:val="8"/>
         </w:numPr>
         <w:spacing w:after="60"/>
-        <w:ind w:left="504"/>
+        <w:ind w:left="504" w:hanging="360"/>
       </w:pPr>
       <w:r>
         <w:rPr>
@@ -3056,7 +2834,7 @@
           <w:numId w:val="8"/>
         </w:numPr>
         <w:spacing w:after="60"/>
-        <w:ind w:left="504"/>
+        <w:ind w:left="504" w:hanging="360"/>
       </w:pPr>
       <w:r>
         <w:rPr>
@@ -3084,7 +2862,7 @@
           <w:numId w:val="8"/>
         </w:numPr>
         <w:spacing w:after="60"/>
-        <w:ind w:left="504"/>
+        <w:ind w:left="504" w:hanging="360"/>
       </w:pPr>
       <w:r>
         <w:rPr>
@@ -3093,15 +2871,7 @@
         <w:t>Exams</w:t>
       </w:r>
       <w:r>
-        <w:t xml:space="preserve"> can be made up only for a documented conflict with a </w:t>
-      </w:r>
-      <w:proofErr w:type="gramStart"/>
-      <w:r>
-        <w:t>University</w:t>
-      </w:r>
-      <w:proofErr w:type="gramEnd"/>
-      <w:r>
-        <w:t xml:space="preserve">-sponsored activity, a medical emergency, a religious holiday, or with </w:t>
+        <w:t xml:space="preserve"> can be made up only for a documented conflict with a University-sponsored activity, a medical emergency, a religious holiday, or with </w:t>
       </w:r>
       <w:r>
         <w:rPr>
@@ -3120,7 +2890,7 @@
           <w:numId w:val="8"/>
         </w:numPr>
         <w:spacing w:after="60"/>
-        <w:ind w:left="504"/>
+        <w:ind w:left="504" w:hanging="360"/>
       </w:pPr>
       <w:r>
         <w:rPr>
@@ -3143,29 +2913,27 @@
     <w:p>
       <w:pPr>
         <w:pStyle w:val="Heading1"/>
+        <w:keepNext/>
         <w:spacing w:before="320" w:after="80"/>
       </w:pPr>
       <w:r>
-        <w:lastRenderedPageBreak/>
         <w:t>Key Dates</w:t>
       </w:r>
     </w:p>
     <w:tbl>
       <w:tblPr>
-        <w:tblStyle w:val="TableNormal0"/>
-        <w:tblW w:w="0" w:type="auto"/>
+        <w:tblW w:type="auto" w:w="0"/>
         <w:jc w:val="center"/>
-        <w:tblInd w:w="0" w:type="dxa"/>
+        <w:tblLayout w:type="fixed"/>
+        <w:tblLook w:firstColumn="1" w:firstRow="1" w:lastColumn="0" w:lastRow="0" w:noHBand="0" w:noVBand="1" w:val="04A0"/>
         <w:tblBorders>
-          <w:top w:val="single" w:sz="4" w:space="0" w:color="999999"/>
-          <w:left w:val="single" w:sz="4" w:space="0" w:color="999999"/>
-          <w:bottom w:val="single" w:sz="4" w:space="0" w:color="999999"/>
-          <w:right w:val="single" w:sz="4" w:space="0" w:color="999999"/>
-          <w:insideH w:val="single" w:sz="4" w:space="0" w:color="999999"/>
-          <w:insideV w:val="single" w:sz="4" w:space="0" w:color="999999"/>
+          <w:top w:val="single" w:sz="4" w:color="999999"/>
+          <w:left w:val="single" w:sz="4" w:color="999999"/>
+          <w:bottom w:val="single" w:sz="4" w:color="999999"/>
+          <w:right w:val="single" w:sz="4" w:color="999999"/>
+          <w:insideH w:val="single" w:sz="4" w:color="999999"/>
+          <w:insideV w:val="single" w:sz="4" w:color="999999"/>
         </w:tblBorders>
-        <w:tblLayout w:type="fixed"/>
-        <w:tblLook w:val="04A0" w:firstRow="1" w:lastRow="0" w:firstColumn="1" w:lastColumn="0" w:noHBand="0" w:noVBand="1"/>
       </w:tblPr>
       <w:tblGrid>
         <w:gridCol w:w="5360"/>
@@ -3175,11 +2943,10 @@
         <w:trPr>
           <w:cantSplit/>
           <w:tblHeader/>
-          <w:jc w:val="center"/>
         </w:trPr>
         <w:tc>
           <w:tcPr>
-            <w:tcW w:w="5360" w:type="dxa"/>
+            <w:tcW w:type="dxa" w:w="5360"/>
           </w:tcPr>
           <w:p>
             <w:pPr>
@@ -3196,7 +2963,7 @@
         </w:tc>
         <w:tc>
           <w:tcPr>
-            <w:tcW w:w="4000" w:type="dxa"/>
+            <w:tcW w:type="dxa" w:w="4000"/>
           </w:tcPr>
           <w:p>
             <w:pPr>
@@ -3215,11 +2982,10 @@
       <w:tr>
         <w:trPr>
           <w:cantSplit/>
-          <w:jc w:val="center"/>
         </w:trPr>
         <w:tc>
           <w:tcPr>
-            <w:tcW w:w="5360" w:type="dxa"/>
+            <w:tcW w:type="dxa" w:w="5360"/>
           </w:tcPr>
           <w:p>
             <w:pPr>
@@ -3235,7 +3001,7 @@
         </w:tc>
         <w:tc>
           <w:tcPr>
-            <w:tcW w:w="4000" w:type="dxa"/>
+            <w:tcW w:type="dxa" w:w="4000"/>
           </w:tcPr>
           <w:p>
             <w:pPr>
@@ -3253,11 +3019,10 @@
       <w:tr>
         <w:trPr>
           <w:cantSplit/>
-          <w:jc w:val="center"/>
         </w:trPr>
         <w:tc>
           <w:tcPr>
-            <w:tcW w:w="5360" w:type="dxa"/>
+            <w:tcW w:type="dxa" w:w="5360"/>
           </w:tcPr>
           <w:p>
             <w:pPr>
@@ -3273,7 +3038,7 @@
         </w:tc>
         <w:tc>
           <w:tcPr>
-            <w:tcW w:w="4000" w:type="dxa"/>
+            <w:tcW w:type="dxa" w:w="4000"/>
           </w:tcPr>
           <w:p>
             <w:pPr>
@@ -3291,11 +3056,10 @@
       <w:tr>
         <w:trPr>
           <w:cantSplit/>
-          <w:jc w:val="center"/>
         </w:trPr>
         <w:tc>
           <w:tcPr>
-            <w:tcW w:w="5360" w:type="dxa"/>
+            <w:tcW w:type="dxa" w:w="5360"/>
           </w:tcPr>
           <w:p>
             <w:pPr>
@@ -3311,7 +3075,7 @@
         </w:tc>
         <w:tc>
           <w:tcPr>
-            <w:tcW w:w="4000" w:type="dxa"/>
+            <w:tcW w:type="dxa" w:w="4000"/>
           </w:tcPr>
           <w:p>
             <w:pPr>
@@ -3329,11 +3093,10 @@
       <w:tr>
         <w:trPr>
           <w:cantSplit/>
-          <w:jc w:val="center"/>
         </w:trPr>
         <w:tc>
           <w:tcPr>
-            <w:tcW w:w="5360" w:type="dxa"/>
+            <w:tcW w:type="dxa" w:w="5360"/>
           </w:tcPr>
           <w:p>
             <w:pPr>
@@ -3349,7 +3112,7 @@
         </w:tc>
         <w:tc>
           <w:tcPr>
-            <w:tcW w:w="4000" w:type="dxa"/>
+            <w:tcW w:type="dxa" w:w="4000"/>
           </w:tcPr>
           <w:p>
             <w:pPr>
@@ -3367,11 +3130,10 @@
       <w:tr>
         <w:trPr>
           <w:cantSplit/>
-          <w:jc w:val="center"/>
         </w:trPr>
         <w:tc>
           <w:tcPr>
-            <w:tcW w:w="5360" w:type="dxa"/>
+            <w:tcW w:type="dxa" w:w="5360"/>
           </w:tcPr>
           <w:p>
             <w:pPr>
@@ -3387,7 +3149,7 @@
         </w:tc>
         <w:tc>
           <w:tcPr>
-            <w:tcW w:w="4000" w:type="dxa"/>
+            <w:tcW w:type="dxa" w:w="4000"/>
           </w:tcPr>
           <w:p>
             <w:pPr>
@@ -3405,11 +3167,10 @@
       <w:tr>
         <w:trPr>
           <w:cantSplit/>
-          <w:jc w:val="center"/>
         </w:trPr>
         <w:tc>
           <w:tcPr>
-            <w:tcW w:w="5360" w:type="dxa"/>
+            <w:tcW w:type="dxa" w:w="5360"/>
           </w:tcPr>
           <w:p>
             <w:pPr>
@@ -3426,7 +3187,7 @@
         </w:tc>
         <w:tc>
           <w:tcPr>
-            <w:tcW w:w="4000" w:type="dxa"/>
+            <w:tcW w:type="dxa" w:w="4000"/>
           </w:tcPr>
           <w:p>
             <w:pPr>
@@ -3445,11 +3206,10 @@
       <w:tr>
         <w:trPr>
           <w:cantSplit/>
-          <w:jc w:val="center"/>
         </w:trPr>
         <w:tc>
           <w:tcPr>
-            <w:tcW w:w="5360" w:type="dxa"/>
+            <w:tcW w:type="dxa" w:w="5360"/>
           </w:tcPr>
           <w:p>
             <w:pPr>
@@ -3465,7 +3225,7 @@
         </w:tc>
         <w:tc>
           <w:tcPr>
-            <w:tcW w:w="4000" w:type="dxa"/>
+            <w:tcW w:type="dxa" w:w="4000"/>
           </w:tcPr>
           <w:p>
             <w:pPr>
@@ -3483,11 +3243,10 @@
       <w:tr>
         <w:trPr>
           <w:cantSplit/>
-          <w:jc w:val="center"/>
         </w:trPr>
         <w:tc>
           <w:tcPr>
-            <w:tcW w:w="5360" w:type="dxa"/>
+            <w:tcW w:type="dxa" w:w="5360"/>
           </w:tcPr>
           <w:p>
             <w:pPr>
@@ -3503,7 +3262,7 @@
         </w:tc>
         <w:tc>
           <w:tcPr>
-            <w:tcW w:w="4000" w:type="dxa"/>
+            <w:tcW w:type="dxa" w:w="4000"/>
           </w:tcPr>
           <w:p>
             <w:pPr>
@@ -3521,11 +3280,10 @@
       <w:tr>
         <w:trPr>
           <w:cantSplit/>
-          <w:jc w:val="center"/>
         </w:trPr>
         <w:tc>
           <w:tcPr>
-            <w:tcW w:w="5360" w:type="dxa"/>
+            <w:tcW w:type="dxa" w:w="5360"/>
           </w:tcPr>
           <w:p>
             <w:pPr>
@@ -3541,7 +3299,7 @@
         </w:tc>
         <w:tc>
           <w:tcPr>
-            <w:tcW w:w="4000" w:type="dxa"/>
+            <w:tcW w:type="dxa" w:w="4000"/>
           </w:tcPr>
           <w:p>
             <w:pPr>
@@ -3557,6 +3315,7 @@
               <w:rPr>
                 <w:b/>
                 <w:sz w:val="22"/>
+                <w:highlight w:val="yellow"/>
               </w:rPr>
               <w:t>[TBD]</w:t>
             </w:r>
@@ -3586,6 +3345,7 @@
     <w:p>
       <w:pPr>
         <w:pStyle w:val="Heading1"/>
+        <w:keepNext/>
         <w:spacing w:before="320" w:after="80"/>
       </w:pPr>
       <w:r>
@@ -3603,6 +3363,7 @@
     <w:p>
       <w:pPr>
         <w:pStyle w:val="Heading2"/>
+        <w:keepNext/>
         <w:spacing w:before="200" w:after="80"/>
       </w:pPr>
       <w:r>
@@ -3623,15 +3384,7 @@
         <w:t>except</w:t>
       </w:r>
       <w:r>
-        <w:t xml:space="preserve"> for the semester project, which is graded </w:t>
-      </w:r>
-      <w:proofErr w:type="gramStart"/>
-      <w:r>
-        <w:t>team work</w:t>
-      </w:r>
-      <w:proofErr w:type="gramEnd"/>
-      <w:r>
-        <w:t>, and in-class activities explicitly designated as pair or team work. All graded work is pledged work.</w:t>
+        <w:t xml:space="preserve"> for the semester project, which is graded team work, and in-class activities explicitly designated as pair or team work. All graded work is pledged work.</w:t>
       </w:r>
     </w:p>
     <w:p>
@@ -3639,7 +3392,6 @@
         <w:spacing w:after="120"/>
       </w:pPr>
       <w:r>
-        <w:lastRenderedPageBreak/>
         <w:t xml:space="preserve">Discussing homework with other students is allowed and encouraged, up to the point where specific answers start being written collectively. </w:t>
       </w:r>
       <w:r>
@@ -3664,7 +3416,7 @@
           <w:numId w:val="8"/>
         </w:numPr>
         <w:spacing w:after="60"/>
-        <w:ind w:left="504"/>
+        <w:ind w:left="504" w:hanging="360"/>
       </w:pPr>
       <w:r>
         <w:t>Discussing a general approach with a classmate, such as whether a problem calls for a dictionary or a counter.</w:t>
@@ -3677,7 +3429,7 @@
           <w:numId w:val="8"/>
         </w:numPr>
         <w:spacing w:after="60"/>
-        <w:ind w:left="504"/>
+        <w:ind w:left="504" w:hanging="360"/>
       </w:pPr>
       <w:r>
         <w:t>Working closely with your project teammates on the shared project codebase.</w:t>
@@ -3690,7 +3442,7 @@
           <w:numId w:val="8"/>
         </w:numPr>
         <w:spacing w:after="60"/>
-        <w:ind w:left="504"/>
+        <w:ind w:left="504" w:hanging="360"/>
       </w:pPr>
       <w:r>
         <w:t>Asking a tutor about specific syntax or a library API.</w:t>
@@ -3703,7 +3455,7 @@
           <w:numId w:val="8"/>
         </w:numPr>
         <w:spacing w:after="60"/>
-        <w:ind w:left="504"/>
+        <w:ind w:left="504" w:hanging="360"/>
       </w:pPr>
       <w:r>
         <w:t>Comparing program outputs with a classmate to decide whether you are getting correct results.</w:t>
@@ -3716,18 +3468,10 @@
           <w:numId w:val="8"/>
         </w:numPr>
         <w:spacing w:after="60"/>
-        <w:ind w:left="504"/>
-      </w:pPr>
-      <w:r>
-        <w:t xml:space="preserve">Comparing your code with a </w:t>
-      </w:r>
-      <w:proofErr w:type="gramStart"/>
-      <w:r>
-        <w:t>classmate's</w:t>
-      </w:r>
-      <w:proofErr w:type="gramEnd"/>
-      <w:r>
-        <w:t xml:space="preserve"> </w:t>
+        <w:ind w:left="504" w:hanging="360"/>
+      </w:pPr>
+      <w:r>
+        <w:t xml:space="preserve">Comparing your code with a classmate's </w:t>
       </w:r>
       <w:r>
         <w:rPr>
@@ -3754,7 +3498,7 @@
           <w:numId w:val="8"/>
         </w:numPr>
         <w:spacing w:after="60"/>
-        <w:ind w:left="504"/>
+        <w:ind w:left="504" w:hanging="360"/>
       </w:pPr>
       <w:r>
         <w:t>Pasting any portion of your homework code into a message to another student.</w:t>
@@ -3767,7 +3511,7 @@
           <w:numId w:val="8"/>
         </w:numPr>
         <w:spacing w:after="60"/>
-        <w:ind w:left="504"/>
+        <w:ind w:left="504" w:hanging="360"/>
       </w:pPr>
       <w:r>
         <w:t>Writing the same code as another student while screen sharing.</w:t>
@@ -3780,7 +3524,7 @@
           <w:numId w:val="8"/>
         </w:numPr>
         <w:spacing w:after="60"/>
-        <w:ind w:left="504"/>
+        <w:ind w:left="504" w:hanging="360"/>
       </w:pPr>
       <w:r>
         <w:t>Using an approach given to you by a tutor or classmate without understanding the reasoning behind it.</w:t>
@@ -3793,7 +3537,7 @@
           <w:numId w:val="8"/>
         </w:numPr>
         <w:spacing w:after="60"/>
-        <w:ind w:left="504"/>
+        <w:ind w:left="504" w:hanging="360"/>
       </w:pPr>
       <w:r>
         <w:t xml:space="preserve">Comparing code with a classmate </w:t>
@@ -3815,7 +3559,7 @@
           <w:numId w:val="8"/>
         </w:numPr>
         <w:spacing w:after="60"/>
-        <w:ind w:left="504"/>
+        <w:ind w:left="504" w:hanging="360"/>
       </w:pPr>
       <w:r>
         <w:t>Submitting work generated by an AI tool without understanding it or disclosing it (see below).</w:t>
@@ -3838,6 +3582,7 @@
     <w:p>
       <w:pPr>
         <w:pStyle w:val="Heading2"/>
+        <w:keepNext/>
         <w:spacing w:before="200" w:after="80"/>
       </w:pPr>
       <w:r>
@@ -3923,7 +3668,6 @@
         <w:rPr>
           <w:b/>
         </w:rPr>
-        <w:lastRenderedPageBreak/>
         <w:t>Failure to disclose AI use is itself a violation</w:t>
       </w:r>
       <w:r>
@@ -3935,20 +3679,13 @@
         <w:spacing w:after="120"/>
       </w:pPr>
       <w:r>
-        <w:t xml:space="preserve">A warning worth stating plainly: overreliance on AI will leave you unprepared for the quizzes, the exams, and, more importantly, for the moment a model confidently hands you something wrong. Learning to recognize that moment is a substantial part of what this course is for. We will discuss the responsible and ethical use of these tools in the first </w:t>
-      </w:r>
-      <w:proofErr w:type="gramStart"/>
-      <w:r>
-        <w:t>week, and</w:t>
-      </w:r>
-      <w:proofErr w:type="gramEnd"/>
-      <w:r>
-        <w:t xml:space="preserve"> return to it in Week 15.</w:t>
+        <w:t>A warning worth stating plainly: overreliance on AI will leave you unprepared for the quizzes, the exams, and, more importantly, for the moment a model confidently hands you something wrong. Learning to recognize that moment is a substantial part of what this course is for. We will discuss the responsible and ethical use of these tools in the first week, and return to it in Week 15.</w:t>
       </w:r>
     </w:p>
     <w:p>
       <w:pPr>
         <w:pStyle w:val="Heading1"/>
+        <w:keepNext/>
         <w:spacing w:before="320" w:after="80"/>
       </w:pPr>
       <w:r>
@@ -3966,6 +3703,7 @@
     <w:p>
       <w:pPr>
         <w:pStyle w:val="Heading1"/>
+        <w:keepNext/>
         <w:spacing w:before="320" w:after="80"/>
       </w:pPr>
       <w:r>
@@ -3995,81 +3733,197 @@
       <w:r>
         <w:t xml:space="preserve">If you or someone you know has experienced sexual misconduct, including sexual harassment, I encourage you to reach out directly to the Title IX Coordinator or to one of our designated confidential resources on campus. A </w:t>
       </w:r>
-      <w:hyperlink r:id="rId13">
+      <w:hyperlink r:id="rId10">
         <w:r>
           <w:rPr>
             <w:color w:val="1155CC"/>
             <w:u w:val="single"/>
           </w:rPr>
-          <w:t>reporting form is available here</w:t>
+          <w:t xml:space="preserve">reporting form is available here</w:t>
         </w:r>
       </w:hyperlink>
       <w:r>
         <w:t xml:space="preserve">, and information about </w:t>
       </w:r>
+      <w:hyperlink r:id="rId11">
+        <w:r>
+          <w:rPr>
+            <w:color w:val="1155CC"/>
+            <w:u w:val="single"/>
+          </w:rPr>
+          <w:t xml:space="preserve">supportive measures and resources can be found here</w:t>
+        </w:r>
+      </w:hyperlink>
+      <w:r>
+        <w:t>.</w:t>
+      </w:r>
+    </w:p>
+    <w:p>
+      <w:pPr>
+        <w:spacing w:after="120"/>
+      </w:pPr>
+      <w:r>
+        <w:t>Title IX of the Education Amendments of 1972 also prohibits discrimination and harassment on the basis of sex, including pregnancy and parental status. Resources are available for pregnant and parenting students through the Title IX Coordinator.</w:t>
+      </w:r>
+    </w:p>
+    <w:p>
+      <w:pPr>
+        <w:pStyle w:val="Heading1"/>
+        <w:keepNext/>
+        <w:spacing w:before="320" w:after="80"/>
+      </w:pPr>
+      <w:r>
+        <w:t>Academic Support Resources</w:t>
+      </w:r>
+    </w:p>
+    <w:p>
+      <w:pPr>
+        <w:spacing w:after="120"/>
+      </w:pPr>
+      <w:r>
+        <w:t>Trinity faculty hold students to the highest academic standards and also know that the best students seek out help when necessary. The following resources are in place to support your academic success:</w:t>
+      </w:r>
+    </w:p>
+    <w:p>
+      <w:pPr>
+        <w:numPr>
+          <w:ilvl w:val="0"/>
+          <w:numId w:val="8"/>
+        </w:numPr>
+        <w:spacing w:after="60"/>
+        <w:ind w:left="504" w:hanging="360"/>
+      </w:pPr>
+      <w:hyperlink r:id="rId24">
+        <w:r>
+          <w:rPr>
+            <w:color w:val="1155CC"/>
+            <w:u w:val="single"/>
+          </w:rPr>
+          <w:t xml:space="preserve">Office of Academic Advising</w:t>
+        </w:r>
+      </w:hyperlink>
+      <w:r>
+        <w:t>: exploring academic opportunities, identifying goals, planning your degree, registration</w:t>
+      </w:r>
+    </w:p>
+    <w:p>
+      <w:pPr>
+        <w:numPr>
+          <w:ilvl w:val="0"/>
+          <w:numId w:val="8"/>
+        </w:numPr>
+        <w:spacing w:after="60"/>
+        <w:ind w:left="504" w:hanging="360"/>
+      </w:pPr>
+      <w:hyperlink r:id="rId25">
+        <w:r>
+          <w:rPr>
+            <w:color w:val="1155CC"/>
+            <w:u w:val="single"/>
+          </w:rPr>
+          <w:t xml:space="preserve">Academic Support</w:t>
+        </w:r>
+      </w:hyperlink>
+      <w:r>
+        <w:t>: time management, study skills, test anxiety, note taking, supplemental 1:1 tutoring</w:t>
+      </w:r>
+    </w:p>
+    <w:p>
+      <w:pPr>
+        <w:numPr>
+          <w:ilvl w:val="0"/>
+          <w:numId w:val="8"/>
+        </w:numPr>
+        <w:spacing w:after="60"/>
+        <w:ind w:left="504" w:hanging="360"/>
+      </w:pPr>
+      <w:hyperlink r:id="rId23">
+        <w:r>
+          <w:rPr>
+            <w:color w:val="1155CC"/>
+            <w:u w:val="single"/>
+          </w:rPr>
+          <w:t xml:space="preserve">Office of the Dean of Students</w:t>
+        </w:r>
+      </w:hyperlink>
+      <w:r>
+        <w:t>: student care referrals and case management, student conduct, leadership development</w:t>
+      </w:r>
+    </w:p>
+    <w:p>
+      <w:pPr>
+        <w:numPr>
+          <w:ilvl w:val="0"/>
+          <w:numId w:val="8"/>
+        </w:numPr>
+        <w:spacing w:after="60"/>
+        <w:ind w:left="504" w:hanging="360"/>
+      </w:pPr>
+      <w:hyperlink r:id="rId26">
+        <w:r>
+          <w:rPr>
+            <w:color w:val="1155CC"/>
+            <w:u w:val="single"/>
+          </w:rPr>
+          <w:t xml:space="preserve">Center for Experiential Learning and Career Success</w:t>
+        </w:r>
+      </w:hyperlink>
+      <w:r>
+        <w:t>: major exploration, career guidance</w:t>
+      </w:r>
+    </w:p>
+    <w:p>
+      <w:pPr>
+        <w:numPr>
+          <w:ilvl w:val="0"/>
+          <w:numId w:val="8"/>
+        </w:numPr>
+        <w:spacing w:after="60"/>
+        <w:ind w:left="504" w:hanging="360"/>
+      </w:pPr>
       <w:hyperlink r:id="rId14">
         <w:r>
           <w:rPr>
             <w:color w:val="1155CC"/>
             <w:u w:val="single"/>
           </w:rPr>
-          <w:t>supportive measures and resources can be found here</w:t>
+          <w:t xml:space="preserve">Counseling Services</w:t>
         </w:r>
       </w:hyperlink>
       <w:r>
-        <w:t>.</w:t>
-      </w:r>
-    </w:p>
-    <w:p>
-      <w:pPr>
-        <w:spacing w:after="120"/>
-      </w:pPr>
-      <w:r>
-        <w:t xml:space="preserve">Title IX of the Education Amendments of 1972 also prohibits discrimination and harassment </w:t>
-      </w:r>
-      <w:proofErr w:type="gramStart"/>
-      <w:r>
-        <w:t>on the basis of</w:t>
-      </w:r>
-      <w:proofErr w:type="gramEnd"/>
-      <w:r>
-        <w:t xml:space="preserve"> sex, including pregnancy and parental status. Resources are available for pregnant and parenting students through the Title IX Coordinator.</w:t>
-      </w:r>
-    </w:p>
-    <w:p>
-      <w:pPr>
-        <w:pStyle w:val="Heading1"/>
-        <w:spacing w:before="320" w:after="80"/>
-      </w:pPr>
-      <w:r>
-        <w:lastRenderedPageBreak/>
-        <w:t>Academic Support Resources</w:t>
-      </w:r>
-    </w:p>
-    <w:p>
-      <w:pPr>
-        <w:spacing w:after="120"/>
-      </w:pPr>
-      <w:r>
-        <w:t xml:space="preserve">Trinity faculty hold students to the highest academic standards </w:t>
-      </w:r>
-      <w:proofErr w:type="gramStart"/>
-      <w:r>
-        <w:t>and also</w:t>
-      </w:r>
-      <w:proofErr w:type="gramEnd"/>
-      <w:r>
-        <w:t xml:space="preserve"> know that the best students seek out help when necessary. The following resources are in place to support your academic success:</w:t>
-      </w:r>
-    </w:p>
-    <w:p>
-      <w:pPr>
-        <w:numPr>
-          <w:ilvl w:val="0"/>
-          <w:numId w:val="8"/>
-        </w:numPr>
-        <w:spacing w:after="60"/>
-        <w:ind w:left="504"/>
+        <w:t>: mental health concerns, interpersonal challenges, identity development</w:t>
+      </w:r>
+    </w:p>
+    <w:p>
+      <w:pPr>
+        <w:numPr>
+          <w:ilvl w:val="0"/>
+          <w:numId w:val="8"/>
+        </w:numPr>
+        <w:spacing w:after="60"/>
+        <w:ind w:left="504" w:hanging="360"/>
+      </w:pPr>
+      <w:hyperlink r:id="rId27">
+        <w:r>
+          <w:rPr>
+            <w:color w:val="1155CC"/>
+            <w:u w:val="single"/>
+          </w:rPr>
+          <w:t xml:space="preserve">Health Services</w:t>
+        </w:r>
+      </w:hyperlink>
+      <w:r>
+        <w:t>: physical health concerns and care</w:t>
+      </w:r>
+    </w:p>
+    <w:p>
+      <w:pPr>
+        <w:numPr>
+          <w:ilvl w:val="0"/>
+          <w:numId w:val="8"/>
+        </w:numPr>
+        <w:spacing w:after="60"/>
+        <w:ind w:left="504" w:hanging="360"/>
       </w:pPr>
       <w:hyperlink r:id="rId15">
         <w:r>
@@ -4077,21 +3931,21 @@
             <w:color w:val="1155CC"/>
             <w:u w:val="single"/>
           </w:rPr>
-          <w:t>Office of Academic Advising</w:t>
+          <w:t xml:space="preserve">Quantitative Reasoning and Skills Center</w:t>
         </w:r>
       </w:hyperlink>
       <w:r>
-        <w:t>: exploring academic opportunities, identifying goals, planning your degree, registration</w:t>
-      </w:r>
-    </w:p>
-    <w:p>
-      <w:pPr>
-        <w:numPr>
-          <w:ilvl w:val="0"/>
-          <w:numId w:val="8"/>
-        </w:numPr>
-        <w:spacing w:after="60"/>
-        <w:ind w:left="504"/>
+        <w:t>: tutoring for quantitatively demanding coursework</w:t>
+      </w:r>
+    </w:p>
+    <w:p>
+      <w:pPr>
+        <w:numPr>
+          <w:ilvl w:val="0"/>
+          <w:numId w:val="8"/>
+        </w:numPr>
+        <w:spacing w:after="60"/>
+        <w:ind w:left="504" w:hanging="360"/>
       </w:pPr>
       <w:hyperlink r:id="rId16">
         <w:r>
@@ -4099,21 +3953,21 @@
             <w:color w:val="1155CC"/>
             <w:u w:val="single"/>
           </w:rPr>
-          <w:t>Academic Support</w:t>
+          <w:t xml:space="preserve">Student Accessibility Services</w:t>
         </w:r>
       </w:hyperlink>
       <w:r>
-        <w:t>: time management, study skills, test anxiety, note taking, supplemental 1:1 tutoring</w:t>
-      </w:r>
-    </w:p>
-    <w:p>
-      <w:pPr>
-        <w:numPr>
-          <w:ilvl w:val="0"/>
-          <w:numId w:val="8"/>
-        </w:numPr>
-        <w:spacing w:after="60"/>
-        <w:ind w:left="504"/>
+        <w:t>: accommodations for a diagnosed disability</w:t>
+      </w:r>
+    </w:p>
+    <w:p>
+      <w:pPr>
+        <w:numPr>
+          <w:ilvl w:val="0"/>
+          <w:numId w:val="8"/>
+        </w:numPr>
+        <w:spacing w:after="60"/>
+        <w:ind w:left="504" w:hanging="360"/>
       </w:pPr>
       <w:hyperlink r:id="rId17">
         <w:r>
@@ -4121,21 +3975,21 @@
             <w:color w:val="1155CC"/>
             <w:u w:val="single"/>
           </w:rPr>
-          <w:t>Office of the Dean of Students</w:t>
+          <w:t xml:space="preserve">Wellness Programs</w:t>
         </w:r>
       </w:hyperlink>
       <w:r>
-        <w:t>: student care referrals and case management, student conduct, leadership development</w:t>
-      </w:r>
-    </w:p>
-    <w:p>
-      <w:pPr>
-        <w:numPr>
-          <w:ilvl w:val="0"/>
-          <w:numId w:val="8"/>
-        </w:numPr>
-        <w:spacing w:after="60"/>
-        <w:ind w:left="504"/>
+        <w:t>: nutrition, sleep, stress management</w:t>
+      </w:r>
+    </w:p>
+    <w:p>
+      <w:pPr>
+        <w:numPr>
+          <w:ilvl w:val="0"/>
+          <w:numId w:val="8"/>
+        </w:numPr>
+        <w:spacing w:after="60"/>
+        <w:ind w:left="504" w:hanging="360"/>
       </w:pPr>
       <w:hyperlink r:id="rId18">
         <w:r>
@@ -4143,143 +3997,31 @@
             <w:color w:val="1155CC"/>
             <w:u w:val="single"/>
           </w:rPr>
-          <w:t>Center for Experiential Learning and Career Success</w:t>
+          <w:t xml:space="preserve">Writing Center</w:t>
         </w:r>
       </w:hyperlink>
       <w:r>
-        <w:t>: major exploration, career guidance</w:t>
-      </w:r>
-    </w:p>
-    <w:p>
-      <w:pPr>
-        <w:numPr>
-          <w:ilvl w:val="0"/>
-          <w:numId w:val="8"/>
-        </w:numPr>
-        <w:spacing w:after="60"/>
-        <w:ind w:left="504"/>
-      </w:pPr>
-      <w:hyperlink r:id="rId19">
+        <w:t>: starting a paper, finding a thesis, drafting and editing</w:t>
+      </w:r>
+    </w:p>
+    <w:p>
+      <w:pPr>
+        <w:spacing w:after="120"/>
+      </w:pPr>
+      <w:r>
+        <w:t xml:space="preserve">All campus resources for students can be found in the </w:t>
+      </w:r>
+      <w:hyperlink r:id="rId28">
         <w:r>
           <w:rPr>
             <w:color w:val="1155CC"/>
             <w:u w:val="single"/>
           </w:rPr>
-          <w:t>Counseling Services</w:t>
+          <w:t xml:space="preserve">TigerHub</w:t>
         </w:r>
       </w:hyperlink>
       <w:r>
-        <w:t>: mental health concerns, interpersonal challenges, identity development</w:t>
-      </w:r>
-    </w:p>
-    <w:p>
-      <w:pPr>
-        <w:numPr>
-          <w:ilvl w:val="0"/>
-          <w:numId w:val="8"/>
-        </w:numPr>
-        <w:spacing w:after="60"/>
-        <w:ind w:left="504"/>
-      </w:pPr>
-      <w:hyperlink r:id="rId20">
-        <w:r>
-          <w:rPr>
-            <w:color w:val="1155CC"/>
-            <w:u w:val="single"/>
-          </w:rPr>
-          <w:t>Health Services</w:t>
-        </w:r>
-      </w:hyperlink>
-      <w:r>
-        <w:t>: physical health concerns and care</w:t>
-      </w:r>
-    </w:p>
-    <w:p>
-      <w:pPr>
-        <w:numPr>
-          <w:ilvl w:val="0"/>
-          <w:numId w:val="8"/>
-        </w:numPr>
-        <w:spacing w:after="60"/>
-        <w:ind w:left="504"/>
-      </w:pPr>
-      <w:hyperlink r:id="rId21">
-        <w:r>
-          <w:rPr>
-            <w:color w:val="1155CC"/>
-            <w:u w:val="single"/>
-          </w:rPr>
-          <w:t>Quantitative Reasoning and Skills Center</w:t>
-        </w:r>
-      </w:hyperlink>
-      <w:r>
-        <w:t>: tutoring for quantitatively demanding coursework</w:t>
-      </w:r>
-    </w:p>
-    <w:p>
-      <w:pPr>
-        <w:numPr>
-          <w:ilvl w:val="0"/>
-          <w:numId w:val="8"/>
-        </w:numPr>
-        <w:spacing w:after="60"/>
-        <w:ind w:left="504"/>
-      </w:pPr>
-      <w:hyperlink r:id="rId22">
-        <w:r>
-          <w:rPr>
-            <w:color w:val="1155CC"/>
-            <w:u w:val="single"/>
-          </w:rPr>
-          <w:t>Student Accessibility Services</w:t>
-        </w:r>
-      </w:hyperlink>
-      <w:r>
-        <w:t>: accommodations for a diagnosed disability</w:t>
-      </w:r>
-    </w:p>
-    <w:p>
-      <w:pPr>
-        <w:numPr>
-          <w:ilvl w:val="0"/>
-          <w:numId w:val="8"/>
-        </w:numPr>
-        <w:spacing w:after="60"/>
-        <w:ind w:left="504"/>
-      </w:pPr>
-      <w:hyperlink r:id="rId23">
-        <w:r>
-          <w:rPr>
-            <w:color w:val="1155CC"/>
-            <w:u w:val="single"/>
-          </w:rPr>
-          <w:t>Wellness Programs</w:t>
-        </w:r>
-      </w:hyperlink>
-      <w:r>
-        <w:t>: nutrition, sleep, stress management</w:t>
-      </w:r>
-    </w:p>
-    <w:p>
-      <w:pPr>
-        <w:numPr>
-          <w:ilvl w:val="0"/>
-          <w:numId w:val="8"/>
-        </w:numPr>
-        <w:spacing w:after="60"/>
-        <w:ind w:left="504"/>
-      </w:pPr>
-      <w:hyperlink r:id="rId24">
-        <w:r>
-          <w:rPr>
-            <w:color w:val="1155CC"/>
-            <w:u w:val="single"/>
-          </w:rPr>
-          <w:t>Writing Center</w:t>
-        </w:r>
-      </w:hyperlink>
-      <w:r>
-        <w:t>: starting a paper, finding a thesis, drafting and editing</w:t>
+        <w:t>.</w:t>
       </w:r>
     </w:p>
     <w:p>
@@ -4287,28 +4029,6 @@
         <w:spacing w:after="120"/>
       </w:pPr>
       <w:r>
-        <w:t xml:space="preserve">All campus resources for students can be found in the </w:t>
-      </w:r>
-      <w:hyperlink r:id="rId25">
-        <w:proofErr w:type="spellStart"/>
-        <w:r>
-          <w:rPr>
-            <w:color w:val="1155CC"/>
-            <w:u w:val="single"/>
-          </w:rPr>
-          <w:t>TigerHub</w:t>
-        </w:r>
-        <w:proofErr w:type="spellEnd"/>
-      </w:hyperlink>
-      <w:r>
-        <w:t>.</w:t>
-      </w:r>
-    </w:p>
-    <w:p>
-      <w:pPr>
-        <w:spacing w:after="120"/>
-      </w:pPr>
-      <w:r>
         <w:rPr>
           <w:b/>
         </w:rPr>
@@ -4321,6 +4041,7 @@
     <w:p>
       <w:pPr>
         <w:pStyle w:val="Heading1"/>
+        <w:keepNext/>
         <w:spacing w:before="320" w:after="80"/>
       </w:pPr>
       <w:r>
@@ -4337,35 +4058,32 @@
     </w:p>
     <w:tbl>
       <w:tblPr>
-        <w:tblStyle w:val="TableNormal0"/>
-        <w:tblW w:w="0" w:type="auto"/>
+        <w:tblW w:type="auto" w:w="0"/>
         <w:jc w:val="center"/>
-        <w:tblInd w:w="0" w:type="dxa"/>
+        <w:tblLayout w:type="fixed"/>
+        <w:tblLook w:firstColumn="1" w:firstRow="1" w:lastColumn="0" w:lastRow="0" w:noHBand="0" w:noVBand="1" w:val="04A0"/>
         <w:tblBorders>
-          <w:top w:val="single" w:sz="4" w:space="0" w:color="999999"/>
-          <w:left w:val="single" w:sz="4" w:space="0" w:color="999999"/>
-          <w:bottom w:val="single" w:sz="4" w:space="0" w:color="999999"/>
-          <w:right w:val="single" w:sz="4" w:space="0" w:color="999999"/>
-          <w:insideH w:val="single" w:sz="4" w:space="0" w:color="999999"/>
-          <w:insideV w:val="single" w:sz="4" w:space="0" w:color="999999"/>
+          <w:top w:val="single" w:sz="4" w:color="999999"/>
+          <w:left w:val="single" w:sz="4" w:color="999999"/>
+          <w:bottom w:val="single" w:sz="4" w:color="999999"/>
+          <w:right w:val="single" w:sz="4" w:color="999999"/>
+          <w:insideH w:val="single" w:sz="4" w:color="999999"/>
+          <w:insideV w:val="single" w:sz="4" w:color="999999"/>
         </w:tblBorders>
-        <w:tblLayout w:type="fixed"/>
-        <w:tblLook w:val="04A0" w:firstRow="1" w:lastRow="0" w:firstColumn="1" w:lastColumn="0" w:noHBand="0" w:noVBand="1"/>
       </w:tblPr>
       <w:tblGrid>
-        <w:gridCol w:w="926"/>
+        <w:gridCol w:w="925"/>
         <w:gridCol w:w="5691"/>
-        <w:gridCol w:w="2743"/>
+        <w:gridCol w:w="2742"/>
       </w:tblGrid>
       <w:tr>
         <w:trPr>
           <w:cantSplit/>
           <w:tblHeader/>
-          <w:jc w:val="center"/>
         </w:trPr>
         <w:tc>
           <w:tcPr>
-            <w:tcW w:w="926" w:type="dxa"/>
+            <w:tcW w:type="dxa" w:w="926"/>
           </w:tcPr>
           <w:p>
             <w:pPr>
@@ -4382,7 +4100,7 @@
         </w:tc>
         <w:tc>
           <w:tcPr>
-            <w:tcW w:w="5691" w:type="dxa"/>
+            <w:tcW w:type="dxa" w:w="5691"/>
           </w:tcPr>
           <w:p>
             <w:pPr>
@@ -4399,7 +4117,7 @@
         </w:tc>
         <w:tc>
           <w:tcPr>
-            <w:tcW w:w="2743" w:type="dxa"/>
+            <w:tcW w:type="dxa" w:w="2743"/>
           </w:tcPr>
           <w:p>
             <w:pPr>
@@ -4418,11 +4136,10 @@
       <w:tr>
         <w:trPr>
           <w:cantSplit/>
-          <w:jc w:val="center"/>
         </w:trPr>
         <w:tc>
           <w:tcPr>
-            <w:tcW w:w="926" w:type="dxa"/>
+            <w:tcW w:type="dxa" w:w="926"/>
           </w:tcPr>
           <w:p>
             <w:pPr>
@@ -4438,7 +4155,7 @@
         </w:tc>
         <w:tc>
           <w:tcPr>
-            <w:tcW w:w="5691" w:type="dxa"/>
+            <w:tcW w:type="dxa" w:w="5691"/>
           </w:tcPr>
           <w:p>
             <w:pPr>
@@ -4448,27 +4165,13 @@
               <w:rPr>
                 <w:sz w:val="20"/>
               </w:rPr>
-              <w:t xml:space="preserve">What is NLP? History and applications. Tooling setup (Python, Docker, </w:t>
-            </w:r>
-            <w:proofErr w:type="spellStart"/>
-            <w:r>
-              <w:rPr>
-                <w:sz w:val="20"/>
-              </w:rPr>
-              <w:t>Ollama</w:t>
-            </w:r>
-            <w:proofErr w:type="spellEnd"/>
-            <w:r>
-              <w:rPr>
-                <w:sz w:val="20"/>
-              </w:rPr>
-              <w:t>). Text processing: tokenization, normalization, regex, edit distance</w:t>
-            </w:r>
-          </w:p>
-        </w:tc>
-        <w:tc>
-          <w:tcPr>
-            <w:tcW w:w="2743" w:type="dxa"/>
+              <w:t>What is NLP? History and applications. Tooling setup (Python, Docker, Ollama). Text processing: tokenization, normalization, regex, edit distance</w:t>
+            </w:r>
+          </w:p>
+        </w:tc>
+        <w:tc>
+          <w:tcPr>
+            <w:tcW w:type="dxa" w:w="2743"/>
           </w:tcPr>
           <w:p>
             <w:pPr>
@@ -4486,11 +4189,10 @@
       <w:tr>
         <w:trPr>
           <w:cantSplit/>
-          <w:jc w:val="center"/>
         </w:trPr>
         <w:tc>
           <w:tcPr>
-            <w:tcW w:w="926" w:type="dxa"/>
+            <w:tcW w:type="dxa" w:w="926"/>
           </w:tcPr>
           <w:p>
             <w:pPr>
@@ -4506,7 +4208,7 @@
         </w:tc>
         <w:tc>
           <w:tcPr>
-            <w:tcW w:w="5691" w:type="dxa"/>
+            <w:tcW w:type="dxa" w:w="5691"/>
           </w:tcPr>
           <w:p>
             <w:pPr>
@@ -4522,7 +4224,7 @@
         </w:tc>
         <w:tc>
           <w:tcPr>
-            <w:tcW w:w="2743" w:type="dxa"/>
+            <w:tcW w:type="dxa" w:w="2743"/>
           </w:tcPr>
           <w:p>
             <w:pPr>
@@ -4540,11 +4242,10 @@
       <w:tr>
         <w:trPr>
           <w:cantSplit/>
-          <w:jc w:val="center"/>
         </w:trPr>
         <w:tc>
           <w:tcPr>
-            <w:tcW w:w="926" w:type="dxa"/>
+            <w:tcW w:type="dxa" w:w="926"/>
           </w:tcPr>
           <w:p>
             <w:pPr>
@@ -4560,7 +4261,7 @@
         </w:tc>
         <w:tc>
           <w:tcPr>
-            <w:tcW w:w="5691" w:type="dxa"/>
+            <w:tcW w:type="dxa" w:w="5691"/>
           </w:tcPr>
           <w:p>
             <w:pPr>
@@ -4570,27 +4271,13 @@
               <w:rPr>
                 <w:sz w:val="20"/>
               </w:rPr>
-              <w:t xml:space="preserve">Vector semantics: TF-IDF, PPMI, cosine similarity. Word embeddings: word2vec, </w:t>
-            </w:r>
-            <w:proofErr w:type="spellStart"/>
-            <w:r>
-              <w:rPr>
-                <w:sz w:val="20"/>
-              </w:rPr>
-              <w:t>GloVe</w:t>
-            </w:r>
-            <w:proofErr w:type="spellEnd"/>
-            <w:r>
-              <w:rPr>
-                <w:sz w:val="20"/>
-              </w:rPr>
-              <w:t>, analogies, embedding bias</w:t>
-            </w:r>
-          </w:p>
-        </w:tc>
-        <w:tc>
-          <w:tcPr>
-            <w:tcW w:w="2743" w:type="dxa"/>
+              <w:t>Vector semantics: TF-IDF, PPMI, cosine similarity. Word embeddings: word2vec, GloVe, analogies, embedding bias</w:t>
+            </w:r>
+          </w:p>
+        </w:tc>
+        <w:tc>
+          <w:tcPr>
+            <w:tcW w:type="dxa" w:w="2743"/>
           </w:tcPr>
           <w:p>
             <w:pPr>
@@ -4608,11 +4295,10 @@
       <w:tr>
         <w:trPr>
           <w:cantSplit/>
-          <w:jc w:val="center"/>
         </w:trPr>
         <w:tc>
           <w:tcPr>
-            <w:tcW w:w="926" w:type="dxa"/>
+            <w:tcW w:type="dxa" w:w="926"/>
           </w:tcPr>
           <w:p>
             <w:pPr>
@@ -4628,7 +4314,7 @@
         </w:tc>
         <w:tc>
           <w:tcPr>
-            <w:tcW w:w="5691" w:type="dxa"/>
+            <w:tcW w:type="dxa" w:w="5691"/>
           </w:tcPr>
           <w:p>
             <w:pPr>
@@ -4644,7 +4330,7 @@
         </w:tc>
         <w:tc>
           <w:tcPr>
-            <w:tcW w:w="2743" w:type="dxa"/>
+            <w:tcW w:type="dxa" w:w="2743"/>
           </w:tcPr>
           <w:p>
             <w:pPr>
@@ -4662,11 +4348,10 @@
       <w:tr>
         <w:trPr>
           <w:cantSplit/>
-          <w:jc w:val="center"/>
         </w:trPr>
         <w:tc>
           <w:tcPr>
-            <w:tcW w:w="926" w:type="dxa"/>
+            <w:tcW w:type="dxa" w:w="926"/>
           </w:tcPr>
           <w:p>
             <w:pPr>
@@ -4676,14 +4361,13 @@
               <w:rPr>
                 <w:sz w:val="20"/>
               </w:rPr>
-              <w:lastRenderedPageBreak/>
               <w:t>5</w:t>
             </w:r>
           </w:p>
         </w:tc>
         <w:tc>
           <w:tcPr>
-            <w:tcW w:w="5691" w:type="dxa"/>
+            <w:tcW w:type="dxa" w:w="5691"/>
           </w:tcPr>
           <w:p>
             <w:pPr>
@@ -4699,7 +4383,7 @@
         </w:tc>
         <w:tc>
           <w:tcPr>
-            <w:tcW w:w="2743" w:type="dxa"/>
+            <w:tcW w:type="dxa" w:w="2743"/>
           </w:tcPr>
           <w:p>
             <w:pPr>
@@ -4724,11 +4408,10 @@
       <w:tr>
         <w:trPr>
           <w:cantSplit/>
-          <w:jc w:val="center"/>
         </w:trPr>
         <w:tc>
           <w:tcPr>
-            <w:tcW w:w="926" w:type="dxa"/>
+            <w:tcW w:type="dxa" w:w="926"/>
           </w:tcPr>
           <w:p>
             <w:pPr>
@@ -4744,7 +4427,7 @@
         </w:tc>
         <w:tc>
           <w:tcPr>
-            <w:tcW w:w="5691" w:type="dxa"/>
+            <w:tcW w:type="dxa" w:w="5691"/>
           </w:tcPr>
           <w:p>
             <w:pPr>
@@ -4754,27 +4437,13 @@
               <w:rPr>
                 <w:sz w:val="20"/>
               </w:rPr>
-              <w:t>Contextual representations and transfer learning (</w:t>
-            </w:r>
-            <w:proofErr w:type="spellStart"/>
-            <w:r>
-              <w:rPr>
-                <w:sz w:val="20"/>
-              </w:rPr>
-              <w:t>ELMo</w:t>
-            </w:r>
-            <w:proofErr w:type="spellEnd"/>
-            <w:r>
-              <w:rPr>
-                <w:sz w:val="20"/>
-              </w:rPr>
-              <w:t>). BERT and masked language modeling</w:t>
-            </w:r>
-          </w:p>
-        </w:tc>
-        <w:tc>
-          <w:tcPr>
-            <w:tcW w:w="2743" w:type="dxa"/>
+              <w:t>Contextual representations and transfer learning (ELMo). BERT and masked language modeling</w:t>
+            </w:r>
+          </w:p>
+        </w:tc>
+        <w:tc>
+          <w:tcPr>
+            <w:tcW w:type="dxa" w:w="2743"/>
           </w:tcPr>
           <w:p>
             <w:pPr>
@@ -4792,11 +4461,10 @@
       <w:tr>
         <w:trPr>
           <w:cantSplit/>
-          <w:jc w:val="center"/>
         </w:trPr>
         <w:tc>
           <w:tcPr>
-            <w:tcW w:w="926" w:type="dxa"/>
+            <w:tcW w:type="dxa" w:w="926"/>
           </w:tcPr>
           <w:p>
             <w:pPr>
@@ -4812,7 +4480,7 @@
         </w:tc>
         <w:tc>
           <w:tcPr>
-            <w:tcW w:w="5691" w:type="dxa"/>
+            <w:tcW w:type="dxa" w:w="5691"/>
           </w:tcPr>
           <w:p>
             <w:pPr>
@@ -4828,7 +4496,7 @@
         </w:tc>
         <w:tc>
           <w:tcPr>
-            <w:tcW w:w="2743" w:type="dxa"/>
+            <w:tcW w:type="dxa" w:w="2743"/>
           </w:tcPr>
           <w:p>
             <w:pPr>
@@ -4846,11 +4514,10 @@
       <w:tr>
         <w:trPr>
           <w:cantSplit/>
-          <w:jc w:val="center"/>
         </w:trPr>
         <w:tc>
           <w:tcPr>
-            <w:tcW w:w="926" w:type="dxa"/>
+            <w:tcW w:type="dxa" w:w="926"/>
           </w:tcPr>
           <w:p>
             <w:pPr>
@@ -4866,7 +4533,7 @@
         </w:tc>
         <w:tc>
           <w:tcPr>
-            <w:tcW w:w="5691" w:type="dxa"/>
+            <w:tcW w:type="dxa" w:w="5691"/>
           </w:tcPr>
           <w:p>
             <w:pPr>
@@ -4876,27 +4543,13 @@
               <w:rPr>
                 <w:sz w:val="20"/>
               </w:rPr>
-              <w:t xml:space="preserve">Tokenization at scale (BPE), pretraining data and compute, instruction tuning. Alignment: RLHF, </w:t>
-            </w:r>
-            <w:proofErr w:type="spellStart"/>
-            <w:r>
-              <w:rPr>
-                <w:sz w:val="20"/>
-              </w:rPr>
-              <w:t>InstructGPT</w:t>
-            </w:r>
-            <w:proofErr w:type="spellEnd"/>
-            <w:r>
-              <w:rPr>
-                <w:sz w:val="20"/>
-              </w:rPr>
-              <w:t>, DPO</w:t>
-            </w:r>
-          </w:p>
-        </w:tc>
-        <w:tc>
-          <w:tcPr>
-            <w:tcW w:w="2743" w:type="dxa"/>
+              <w:t>Tokenization at scale (BPE), pretraining data and compute, instruction tuning. Alignment: RLHF, InstructGPT, DPO</w:t>
+            </w:r>
+          </w:p>
+        </w:tc>
+        <w:tc>
+          <w:tcPr>
+            <w:tcW w:type="dxa" w:w="2743"/>
           </w:tcPr>
           <w:p>
             <w:pPr>
@@ -4914,11 +4567,10 @@
       <w:tr>
         <w:trPr>
           <w:cantSplit/>
-          <w:jc w:val="center"/>
         </w:trPr>
         <w:tc>
           <w:tcPr>
-            <w:tcW w:w="926" w:type="dxa"/>
+            <w:tcW w:type="dxa" w:w="926"/>
           </w:tcPr>
           <w:p>
             <w:pPr>
@@ -4934,7 +4586,7 @@
         </w:tc>
         <w:tc>
           <w:tcPr>
-            <w:tcW w:w="5691" w:type="dxa"/>
+            <w:tcW w:type="dxa" w:w="5691"/>
           </w:tcPr>
           <w:p>
             <w:pPr>
@@ -4944,27 +4596,13 @@
               <w:rPr>
                 <w:sz w:val="20"/>
               </w:rPr>
-              <w:t xml:space="preserve">Efficient LLMs: </w:t>
-            </w:r>
-            <w:proofErr w:type="spellStart"/>
-            <w:r>
-              <w:rPr>
-                <w:sz w:val="20"/>
-              </w:rPr>
-              <w:t>LoRA</w:t>
-            </w:r>
-            <w:proofErr w:type="spellEnd"/>
-            <w:r>
-              <w:rPr>
-                <w:sz w:val="20"/>
-              </w:rPr>
-              <w:t>/PEFT, quantization, local inference. Evaluation and benchmarks, hallucination, LLM-as-a-judge</w:t>
-            </w:r>
-          </w:p>
-        </w:tc>
-        <w:tc>
-          <w:tcPr>
-            <w:tcW w:w="2743" w:type="dxa"/>
+              <w:t>Efficient LLMs: LoRA/PEFT, quantization, local inference. Evaluation and benchmarks, hallucination, LLM-as-a-judge</w:t>
+            </w:r>
+          </w:p>
+        </w:tc>
+        <w:tc>
+          <w:tcPr>
+            <w:tcW w:type="dxa" w:w="2743"/>
           </w:tcPr>
           <w:p>
             <w:pPr>
@@ -4982,11 +4620,10 @@
       <w:tr>
         <w:trPr>
           <w:cantSplit/>
-          <w:jc w:val="center"/>
         </w:trPr>
         <w:tc>
           <w:tcPr>
-            <w:tcW w:w="926" w:type="dxa"/>
+            <w:tcW w:type="dxa" w:w="926"/>
           </w:tcPr>
           <w:p>
             <w:pPr>
@@ -5002,7 +4639,7 @@
         </w:tc>
         <w:tc>
           <w:tcPr>
-            <w:tcW w:w="5691" w:type="dxa"/>
+            <w:tcW w:type="dxa" w:w="5691"/>
           </w:tcPr>
           <w:p>
             <w:pPr>
@@ -5018,7 +4655,7 @@
         </w:tc>
         <w:tc>
           <w:tcPr>
-            <w:tcW w:w="2743" w:type="dxa"/>
+            <w:tcW w:type="dxa" w:w="2743"/>
           </w:tcPr>
           <w:p>
             <w:pPr>
@@ -5043,11 +4680,10 @@
       <w:tr>
         <w:trPr>
           <w:cantSplit/>
-          <w:jc w:val="center"/>
         </w:trPr>
         <w:tc>
           <w:tcPr>
-            <w:tcW w:w="926" w:type="dxa"/>
+            <w:tcW w:type="dxa" w:w="926"/>
           </w:tcPr>
           <w:p>
             <w:pPr>
@@ -5063,7 +4699,7 @@
         </w:tc>
         <w:tc>
           <w:tcPr>
-            <w:tcW w:w="5691" w:type="dxa"/>
+            <w:tcW w:type="dxa" w:w="5691"/>
           </w:tcPr>
           <w:p>
             <w:pPr>
@@ -5086,7 +4722,7 @@
         </w:tc>
         <w:tc>
           <w:tcPr>
-            <w:tcW w:w="2743" w:type="dxa"/>
+            <w:tcW w:type="dxa" w:w="2743"/>
           </w:tcPr>
           <w:p>
             <w:pPr>
@@ -5104,11 +4740,10 @@
       <w:tr>
         <w:trPr>
           <w:cantSplit/>
-          <w:jc w:val="center"/>
         </w:trPr>
         <w:tc>
           <w:tcPr>
-            <w:tcW w:w="926" w:type="dxa"/>
+            <w:tcW w:type="dxa" w:w="926"/>
           </w:tcPr>
           <w:p>
             <w:pPr>
@@ -5124,7 +4759,7 @@
         </w:tc>
         <w:tc>
           <w:tcPr>
-            <w:tcW w:w="5691" w:type="dxa"/>
+            <w:tcW w:type="dxa" w:w="5691"/>
           </w:tcPr>
           <w:p>
             <w:pPr>
@@ -5134,27 +4769,13 @@
               <w:rPr>
                 <w:sz w:val="20"/>
               </w:rPr>
-              <w:t xml:space="preserve">What is an LLM agent? </w:t>
-            </w:r>
-            <w:proofErr w:type="spellStart"/>
-            <w:r>
-              <w:rPr>
-                <w:sz w:val="20"/>
-              </w:rPr>
-              <w:t>ReAct</w:t>
-            </w:r>
-            <w:proofErr w:type="spellEnd"/>
-            <w:r>
-              <w:rPr>
-                <w:sz w:val="20"/>
-              </w:rPr>
-              <w:t>, tool use, injection defense. Designing tools and the agent loop</w:t>
-            </w:r>
-          </w:p>
-        </w:tc>
-        <w:tc>
-          <w:tcPr>
-            <w:tcW w:w="2743" w:type="dxa"/>
+              <w:t>What is an LLM agent? ReAct, tool use, injection defense. Designing tools and the agent loop</w:t>
+            </w:r>
+          </w:p>
+        </w:tc>
+        <w:tc>
+          <w:tcPr>
+            <w:tcW w:type="dxa" w:w="2743"/>
           </w:tcPr>
           <w:p>
             <w:pPr>
@@ -5172,11 +4793,10 @@
       <w:tr>
         <w:trPr>
           <w:cantSplit/>
-          <w:jc w:val="center"/>
         </w:trPr>
         <w:tc>
           <w:tcPr>
-            <w:tcW w:w="926" w:type="dxa"/>
+            <w:tcW w:type="dxa" w:w="926"/>
           </w:tcPr>
           <w:p>
             <w:pPr>
@@ -5192,7 +4812,7 @@
         </w:tc>
         <w:tc>
           <w:tcPr>
-            <w:tcW w:w="5691" w:type="dxa"/>
+            <w:tcW w:type="dxa" w:w="5691"/>
           </w:tcPr>
           <w:p>
             <w:pPr>
@@ -5208,7 +4828,7 @@
         </w:tc>
         <w:tc>
           <w:tcPr>
-            <w:tcW w:w="2743" w:type="dxa"/>
+            <w:tcW w:type="dxa" w:w="2743"/>
           </w:tcPr>
           <w:p>
             <w:pPr>
@@ -5226,11 +4846,10 @@
       <w:tr>
         <w:trPr>
           <w:cantSplit/>
-          <w:jc w:val="center"/>
         </w:trPr>
         <w:tc>
           <w:tcPr>
-            <w:tcW w:w="926" w:type="dxa"/>
+            <w:tcW w:type="dxa" w:w="926"/>
           </w:tcPr>
           <w:p>
             <w:pPr>
@@ -5246,7 +4865,7 @@
         </w:tc>
         <w:tc>
           <w:tcPr>
-            <w:tcW w:w="5691" w:type="dxa"/>
+            <w:tcW w:type="dxa" w:w="5691"/>
           </w:tcPr>
           <w:p>
             <w:pPr>
@@ -5262,7 +4881,7 @@
         </w:tc>
         <w:tc>
           <w:tcPr>
-            <w:tcW w:w="2743" w:type="dxa"/>
+            <w:tcW w:type="dxa" w:w="2743"/>
           </w:tcPr>
           <w:p>
             <w:pPr>
@@ -5280,11 +4899,10 @@
       <w:tr>
         <w:trPr>
           <w:cantSplit/>
-          <w:jc w:val="center"/>
         </w:trPr>
         <w:tc>
           <w:tcPr>
-            <w:tcW w:w="926" w:type="dxa"/>
+            <w:tcW w:type="dxa" w:w="926"/>
           </w:tcPr>
           <w:p>
             <w:pPr>
@@ -5300,7 +4918,7 @@
         </w:tc>
         <w:tc>
           <w:tcPr>
-            <w:tcW w:w="5691" w:type="dxa"/>
+            <w:tcW w:type="dxa" w:w="5691"/>
           </w:tcPr>
           <w:p>
             <w:pPr>
@@ -5316,7 +4934,7 @@
         </w:tc>
         <w:tc>
           <w:tcPr>
-            <w:tcW w:w="2743" w:type="dxa"/>
+            <w:tcW w:type="dxa" w:w="2743"/>
           </w:tcPr>
           <w:p>
             <w:pPr>
@@ -5335,11 +4953,10 @@
       <w:tr>
         <w:trPr>
           <w:cantSplit/>
-          <w:jc w:val="center"/>
         </w:trPr>
         <w:tc>
           <w:tcPr>
-            <w:tcW w:w="926" w:type="dxa"/>
+            <w:tcW w:type="dxa" w:w="926"/>
           </w:tcPr>
           <w:p>
             <w:pPr>
@@ -5355,7 +4972,7 @@
         </w:tc>
         <w:tc>
           <w:tcPr>
-            <w:tcW w:w="5691" w:type="dxa"/>
+            <w:tcW w:type="dxa" w:w="5691"/>
           </w:tcPr>
           <w:p>
             <w:pPr>
@@ -5371,7 +4988,7 @@
         </w:tc>
         <w:tc>
           <w:tcPr>
-            <w:tcW w:w="2743" w:type="dxa"/>
+            <w:tcW w:type="dxa" w:w="2743"/>
           </w:tcPr>
           <w:p>
             <w:pPr>
@@ -5394,39 +5011,20 @@
       </w:pPr>
     </w:p>
     <w:sectPr>
-      <w:footerReference w:type="default" r:id="rId26"/>
-      <w:pgSz w:w="12240" w:h="15840"/>
-      <w:pgMar w:top="1440" w:right="1440" w:bottom="1440" w:left="1440" w:header="720" w:footer="720" w:gutter="0"/>
+      <w:footerReference w:type="default" r:id="rId29"/>
+      <w:pgSz w:h="15840" w:w="12240" w:orient="portrait"/>
+      <w:pgMar w:bottom="1440" w:top="1440" w:left="1440" w:right="1440" w:header="720" w:footer="720"/>
       <w:pgNumType w:start="1"/>
-      <w:cols w:space="720"/>
     </w:sectPr>
   </w:body>
 </w:document>
 </file>
 
-<file path=word/endnotes.xml><?xml version="1.0" encoding="utf-8"?>
-<w:endnotes xmlns:wpc="http://schemas.microsoft.com/office/word/2010/wordprocessingCanvas" xmlns:cx="http://schemas.microsoft.com/office/drawing/2014/chartex" xmlns:cx1="http://schemas.microsoft.com/office/drawing/2015/9/8/chartex" xmlns:cx2="http://schemas.microsoft.com/office/drawing/2015/10/21/chartex" xmlns:cx3="http://schemas.microsoft.com/office/drawing/2016/5/9/chartex" xmlns:cx4="http://schemas.microsoft.com/office/drawing/2016/5/10/chartex" xmlns:cx5="http://schemas.microsoft.com/office/drawing/2016/5/11/chartex" xmlns:cx6="http://schemas.microsoft.com/office/drawing/2016/5/12/chartex" xmlns:cx7="http://schemas.microsoft.com/office/drawing/2016/5/13/chartex" xmlns:cx8="http://schemas.microsoft.com/office/drawing/2016/5/14/chartex" xmlns:mc="http://schemas.openxmlformats.org/markup-compatibility/2006" xmlns:aink="http://schemas.microsoft.com/office/drawing/2016/ink" xmlns:am3d="http://schemas.microsoft.com/office/drawing/2017/model3d" xmlns:o="urn:schemas-microsoft-com:office:office" xmlns:oel="http://schemas.microsoft.com/office/2019/extlst" xmlns:r="http://schemas.openxmlformats.org/officeDocument/2006/relationships" xmlns:m="http://schemas.openxmlformats.org/officeDocument/2006/math" xmlns:v="urn:schemas-microsoft-com:vml" xmlns:wp14="http://schemas.microsoft.com/office/word/2010/wordprocessingDrawing" xmlns:wp="http://schemas.openxmlformats.org/drawingml/2006/wordprocessingDrawing" xmlns:w10="urn:schemas-microsoft-com:office:word" xmlns:w="http://schemas.openxmlformats.org/wordprocessingml/2006/main" xmlns:w14="http://schemas.microsoft.com/office/word/2010/wordml" xmlns:w15="http://schemas.microsoft.com/office/word/2012/wordml" xmlns:w16cex="http://schemas.microsoft.com/office/word/2018/wordml/cex" xmlns:w16cid="http://schemas.microsoft.com/office/word/2016/wordml/cid" xmlns:w16="http://schemas.microsoft.com/office/word/2018/wordml" xmlns:w16du="http://schemas.microsoft.com/office/word/2023/wordml/word16du" xmlns:w16sdtdh="http://schemas.microsoft.com/office/word/2020/wordml/sdtdatahash" xmlns:w16sdtfl="http://schemas.microsoft.com/office/word/2024/wordml/sdtformatlock" xmlns:w16se="http://schemas.microsoft.com/office/word/2015/wordml/symex" xmlns:wpg="http://schemas.microsoft.com/office/word/2010/wordprocessingGroup" xmlns:wpi="http://schemas.microsoft.com/office/word/2010/wordprocessingInk" xmlns:wne="http://schemas.microsoft.com/office/word/2006/wordml" xmlns:wps="http://schemas.microsoft.com/office/word/2010/wordprocessingShape" mc:Ignorable="w14 w15 w16se w16cid w16 w16cex w16sdtdh w16sdtfl w16du wp14">
-  <w:endnote w:type="separator" w:id="-1">
-    <w:p>
-      <w:r>
-        <w:separator/>
-      </w:r>
-    </w:p>
-  </w:endnote>
-  <w:endnote w:type="continuationSeparator" w:id="0">
-    <w:p>
-      <w:r>
-        <w:continuationSeparator/>
-      </w:r>
-    </w:p>
-  </w:endnote>
-</w:endnotes>
-</file>
-
 <file path=word/footer1.xml><?xml version="1.0" encoding="utf-8"?>
-<w:ftr xmlns:wpc="http://schemas.microsoft.com/office/word/2010/wordprocessingCanvas" xmlns:cx="http://schemas.microsoft.com/office/drawing/2014/chartex" xmlns:cx1="http://schemas.microsoft.com/office/drawing/2015/9/8/chartex" xmlns:cx2="http://schemas.microsoft.com/office/drawing/2015/10/21/chartex" xmlns:cx3="http://schemas.microsoft.com/office/drawing/2016/5/9/chartex" xmlns:cx4="http://schemas.microsoft.com/office/drawing/2016/5/10/chartex" xmlns:cx5="http://schemas.microsoft.com/office/drawing/2016/5/11/chartex" xmlns:cx6="http://schemas.microsoft.com/office/drawing/2016/5/12/chartex" xmlns:cx7="http://schemas.microsoft.com/office/drawing/2016/5/13/chartex" xmlns:cx8="http://schemas.microsoft.com/office/drawing/2016/5/14/chartex" xmlns:mc="http://schemas.openxmlformats.org/markup-compatibility/2006" xmlns:aink="http://schemas.microsoft.com/office/drawing/2016/ink" xmlns:am3d="http://schemas.microsoft.com/office/drawing/2017/model3d" xmlns:o="urn:schemas-microsoft-com:office:office" xmlns:oel="http://schemas.microsoft.com/office/2019/extlst" xmlns:r="http://schemas.openxmlformats.org/officeDocument/2006/relationships" xmlns:m="http://schemas.openxmlformats.org/officeDocument/2006/math" xmlns:v="urn:schemas-microsoft-com:vml" xmlns:wp14="http://schemas.microsoft.com/office/word/2010/wordprocessingDrawing" xmlns:wp="http://schemas.openxmlformats.org/drawingml/2006/wordprocessingDrawing" xmlns:w10="urn:schemas-microsoft-com:office:word" xmlns:w="http://schemas.openxmlformats.org/wordprocessingml/2006/main" xmlns:w14="http://schemas.microsoft.com/office/word/2010/wordml" xmlns:w15="http://schemas.microsoft.com/office/word/2012/wordml" xmlns:w16cex="http://schemas.microsoft.com/office/word/2018/wordml/cex" xmlns:w16cid="http://schemas.microsoft.com/office/word/2016/wordml/cid" xmlns:w16="http://schemas.microsoft.com/office/word/2018/wordml" xmlns:w16du="http://schemas.microsoft.com/office/word/2023/wordml/word16du" xmlns:w16sdtdh="http://schemas.microsoft.com/office/word/2020/wordml/sdtdatahash" xmlns:w16sdtfl="http://schemas.microsoft.com/office/word/2024/wordml/sdtformatlock" xmlns:w16se="http://schemas.microsoft.com/office/word/2015/wordml/symex" xmlns:wpg="http://schemas.microsoft.com/office/word/2010/wordprocessingGroup" xmlns:wpi="http://schemas.microsoft.com/office/word/2010/wordprocessingInk" xmlns:wne="http://schemas.microsoft.com/office/word/2006/wordml" xmlns:wps="http://schemas.microsoft.com/office/word/2010/wordprocessingShape" mc:Ignorable="w14 w15 w16se w16cid w16 w16cex w16sdtdh w16sdtfl w16du wp14">
+<w:ftr xmlns:m="http://schemas.openxmlformats.org/officeDocument/2006/math" xmlns:mc="http://schemas.openxmlformats.org/markup-compatibility/2006" xmlns:mo="http://schemas.microsoft.com/office/mac/office/2008/main" xmlns:mv="urn:schemas-microsoft-com:mac:vml" xmlns:o="urn:schemas-microsoft-com:office:office" xmlns:r="http://schemas.openxmlformats.org/officeDocument/2006/relationships" xmlns:v="urn:schemas-microsoft-com:vml" xmlns:w10="urn:schemas-microsoft-com:office:word" xmlns:w14="http://schemas.microsoft.com/office/word/2010/wordml" xmlns:w="http://schemas.openxmlformats.org/wordprocessingml/2006/main" xmlns:wne="http://schemas.microsoft.com/office/word/2006/wordml" xmlns:wp14="http://schemas.microsoft.com/office/word/2010/wordprocessingDrawing" xmlns:wp="http://schemas.openxmlformats.org/drawingml/2006/wordprocessingDrawing" xmlns:wpc="http://schemas.microsoft.com/office/word/2010/wordprocessingCanvas" xmlns:wpg="http://schemas.microsoft.com/office/word/2010/wordprocessingGroup" xmlns:wpi="http://schemas.microsoft.com/office/word/2010/wordprocessingInk" xmlns:wps="http://schemas.microsoft.com/office/word/2010/wordprocessingShape" mc:Ignorable="w14 wp14">
   <w:p>
     <w:pPr>
+      <w:pStyle w:val="Footer"/>
       <w:jc w:val="center"/>
     </w:pPr>
     <w:r>
@@ -5434,23 +5032,7 @@
         <w:color w:val="6E6E73"/>
         <w:sz w:val="18"/>
       </w:rPr>
-      <w:t xml:space="preserve">CSCI 3495: Natural Language Processing and Large Language </w:t>
-    </w:r>
-    <w:proofErr w:type="gramStart"/>
-    <w:r>
-      <w:rPr>
-        <w:color w:val="6E6E73"/>
-        <w:sz w:val="18"/>
-      </w:rPr>
-      <w:t>Models  |</w:t>
-    </w:r>
-    <w:proofErr w:type="gramEnd"/>
-    <w:r>
-      <w:rPr>
-        <w:color w:val="6E6E73"/>
-        <w:sz w:val="18"/>
-      </w:rPr>
-      <w:t xml:space="preserve">  page  </w:t>
+      <w:t xml:space="preserve">CSCI 3495: Natural Language Processing and Large Language Models  |  page  </w:t>
     </w:r>
     <w:r>
       <w:rPr>
@@ -5463,19 +5045,6 @@
         <w:sz w:val="18"/>
       </w:rPr>
       <w:instrText xml:space="preserve"> PAGE </w:instrText>
-    </w:r>
-    <w:r>
-      <w:rPr>
-        <w:sz w:val="18"/>
-      </w:rPr>
-      <w:fldChar w:fldCharType="separate"/>
-    </w:r>
-    <w:r>
-      <w:rPr>
-        <w:noProof/>
-        <w:sz w:val="18"/>
-      </w:rPr>
-      <w:t>1</w:t>
     </w:r>
     <w:r>
       <w:rPr>
@@ -5487,31 +5056,9 @@
 </w:ftr>
 </file>
 
-<file path=word/footnotes.xml><?xml version="1.0" encoding="utf-8"?>
-<w:footnotes xmlns:wpc="http://schemas.microsoft.com/office/word/2010/wordprocessingCanvas" xmlns:cx="http://schemas.microsoft.com/office/drawing/2014/chartex" xmlns:cx1="http://schemas.microsoft.com/office/drawing/2015/9/8/chartex" xmlns:cx2="http://schemas.microsoft.com/office/drawing/2015/10/21/chartex" xmlns:cx3="http://schemas.microsoft.com/office/drawing/2016/5/9/chartex" xmlns:cx4="http://schemas.microsoft.com/office/drawing/2016/5/10/chartex" xmlns:cx5="http://schemas.microsoft.com/office/drawing/2016/5/11/chartex" xmlns:cx6="http://schemas.microsoft.com/office/drawing/2016/5/12/chartex" xmlns:cx7="http://schemas.microsoft.com/office/drawing/2016/5/13/chartex" xmlns:cx8="http://schemas.microsoft.com/office/drawing/2016/5/14/chartex" xmlns:mc="http://schemas.openxmlformats.org/markup-compatibility/2006" xmlns:aink="http://schemas.microsoft.com/office/drawing/2016/ink" xmlns:am3d="http://schemas.microsoft.com/office/drawing/2017/model3d" xmlns:o="urn:schemas-microsoft-com:office:office" xmlns:oel="http://schemas.microsoft.com/office/2019/extlst" xmlns:r="http://schemas.openxmlformats.org/officeDocument/2006/relationships" xmlns:m="http://schemas.openxmlformats.org/officeDocument/2006/math" xmlns:v="urn:schemas-microsoft-com:vml" xmlns:wp14="http://schemas.microsoft.com/office/word/2010/wordprocessingDrawing" xmlns:wp="http://schemas.openxmlformats.org/drawingml/2006/wordprocessingDrawing" xmlns:w10="urn:schemas-microsoft-com:office:word" xmlns:w="http://schemas.openxmlformats.org/wordprocessingml/2006/main" xmlns:w14="http://schemas.microsoft.com/office/word/2010/wordml" xmlns:w15="http://schemas.microsoft.com/office/word/2012/wordml" xmlns:w16cex="http://schemas.microsoft.com/office/word/2018/wordml/cex" xmlns:w16cid="http://schemas.microsoft.com/office/word/2016/wordml/cid" xmlns:w16="http://schemas.microsoft.com/office/word/2018/wordml" xmlns:w16du="http://schemas.microsoft.com/office/word/2023/wordml/word16du" xmlns:w16sdtdh="http://schemas.microsoft.com/office/word/2020/wordml/sdtdatahash" xmlns:w16sdtfl="http://schemas.microsoft.com/office/word/2024/wordml/sdtformatlock" xmlns:w16se="http://schemas.microsoft.com/office/word/2015/wordml/symex" xmlns:wpg="http://schemas.microsoft.com/office/word/2010/wordprocessingGroup" xmlns:wpi="http://schemas.microsoft.com/office/word/2010/wordprocessingInk" xmlns:wne="http://schemas.microsoft.com/office/word/2006/wordml" xmlns:wps="http://schemas.microsoft.com/office/word/2010/wordprocessingShape" mc:Ignorable="w14 w15 w16se w16cid w16 w16cex w16sdtdh w16sdtfl w16du wp14">
-  <w:footnote w:type="separator" w:id="-1">
-    <w:p>
-      <w:r>
-        <w:separator/>
-      </w:r>
-    </w:p>
-  </w:footnote>
-  <w:footnote w:type="continuationSeparator" w:id="0">
-    <w:p>
-      <w:r>
-        <w:continuationSeparator/>
-      </w:r>
-    </w:p>
-  </w:footnote>
-</w:footnotes>
-</file>
-
 <file path=word/numbering.xml><?xml version="1.0" encoding="utf-8"?>
-<w:numbering xmlns:wpc="http://schemas.microsoft.com/office/word/2010/wordprocessingCanvas" xmlns:cx="http://schemas.microsoft.com/office/drawing/2014/chartex" xmlns:cx1="http://schemas.microsoft.com/office/drawing/2015/9/8/chartex" xmlns:cx2="http://schemas.microsoft.com/office/drawing/2015/10/21/chartex" xmlns:cx3="http://schemas.microsoft.com/office/drawing/2016/5/9/chartex" xmlns:cx4="http://schemas.microsoft.com/office/drawing/2016/5/10/chartex" xmlns:cx5="http://schemas.microsoft.com/office/drawing/2016/5/11/chartex" xmlns:cx6="http://schemas.microsoft.com/office/drawing/2016/5/12/chartex" xmlns:cx7="http://schemas.microsoft.com/office/drawing/2016/5/13/chartex" xmlns:cx8="http://schemas.microsoft.com/office/drawing/2016/5/14/chartex" xmlns:mc="http://schemas.openxmlformats.org/markup-compatibility/2006" xmlns:aink="http://schemas.microsoft.com/office/drawing/2016/ink" xmlns:am3d="http://schemas.microsoft.com/office/drawing/2017/model3d" xmlns:o="urn:schemas-microsoft-com:office:office" xmlns:oel="http://schemas.microsoft.com/office/2019/extlst" xmlns:r="http://schemas.openxmlformats.org/officeDocument/2006/relationships" xmlns:m="http://schemas.openxmlformats.org/officeDocument/2006/math" xmlns:v="urn:schemas-microsoft-com:vml" xmlns:wp14="http://schemas.microsoft.com/office/word/2010/wordprocessingDrawing" xmlns:wp="http://schemas.openxmlformats.org/drawingml/2006/wordprocessingDrawing" xmlns:w10="urn:schemas-microsoft-com:office:word" xmlns:w="http://schemas.openxmlformats.org/wordprocessingml/2006/main" xmlns:w14="http://schemas.microsoft.com/office/word/2010/wordml" xmlns:w15="http://schemas.microsoft.com/office/word/2012/wordml" xmlns:w16cex="http://schemas.microsoft.com/office/word/2018/wordml/cex" xmlns:w16cid="http://schemas.microsoft.com/office/word/2016/wordml/cid" xmlns:w16="http://schemas.microsoft.com/office/word/2018/wordml" xmlns:w16du="http://schemas.microsoft.com/office/word/2023/wordml/word16du" xmlns:w16sdtdh="http://schemas.microsoft.com/office/word/2020/wordml/sdtdatahash" xmlns:w16sdtfl="http://schemas.microsoft.com/office/word/2024/wordml/sdtformatlock" xmlns:w16se="http://schemas.microsoft.com/office/word/2015/wordml/symex" xmlns:wpg="http://schemas.microsoft.com/office/word/2010/wordprocessingGroup" xmlns:wpi="http://schemas.microsoft.com/office/word/2010/wordprocessingInk" xmlns:wne="http://schemas.microsoft.com/office/word/2006/wordml" xmlns:wps="http://schemas.microsoft.com/office/word/2010/wordprocessingShape" mc:Ignorable="w14 w15 w16se w16cid w16 w16cex w16sdtdh w16sdtfl w16du wp14">
-  <w:abstractNum w:abstractNumId="0" w15:restartNumberingAfterBreak="0">
-    <w:nsid w:val="09DD0B88"/>
-    <w:multiLevelType w:val="multilevel"/>
-    <w:tmpl w:val="0D1C6A40"/>
+<w:numbering xmlns:mc="http://schemas.openxmlformats.org/markup-compatibility/2006" xmlns:o="urn:schemas-microsoft-com:office:office" xmlns:r="http://schemas.openxmlformats.org/officeDocument/2006/relationships" xmlns:m="http://schemas.openxmlformats.org/officeDocument/2006/math" xmlns:v="urn:schemas-microsoft-com:vml" xmlns:wp="http://schemas.openxmlformats.org/drawingml/2006/wordprocessingDrawing" xmlns:w10="urn:schemas-microsoft-com:office:word" xmlns:w="http://schemas.openxmlformats.org/wordprocessingml/2006/main" xmlns:wne="http://schemas.microsoft.com/office/word/2006/wordml" xmlns:sl="http://schemas.openxmlformats.org/schemaLibrary/2006/main" xmlns:a="http://schemas.openxmlformats.org/drawingml/2006/main" xmlns:pic="http://schemas.openxmlformats.org/drawingml/2006/picture" xmlns:c="http://schemas.openxmlformats.org/drawingml/2006/chart" xmlns:lc="http://schemas.openxmlformats.org/drawingml/2006/lockedCanvas" xmlns:dgm="http://schemas.openxmlformats.org/drawingml/2006/diagram" xmlns:wps="http://schemas.microsoft.com/office/word/2010/wordprocessingShape" xmlns:wpg="http://schemas.microsoft.com/office/word/2010/wordprocessingGroup" xmlns:w14="http://schemas.microsoft.com/office/word/2010/wordml" xmlns:w15="http://schemas.microsoft.com/office/word/2012/wordml" xmlns:w16="http://schemas.microsoft.com/office/word/2018/wordml" xmlns:w16cex="http://schemas.microsoft.com/office/word/2018/wordml/cex" xmlns:w16cid="http://schemas.microsoft.com/office/word/2016/wordml/cid" xmlns="http://schemas.microsoft.com/office/tasks/2019/documenttasks" xmlns:cr="http://schemas.microsoft.com/office/comments/2020/reactions">
+  <w:abstractNum w:abstractNumId="1">
     <w:lvl w:ilvl="0">
       <w:start w:val="1"/>
       <w:numFmt w:val="bullet"/>
@@ -5621,10 +5168,7 @@
       </w:rPr>
     </w:lvl>
   </w:abstractNum>
-  <w:abstractNum w:abstractNumId="1" w15:restartNumberingAfterBreak="0">
-    <w:nsid w:val="25C071C0"/>
-    <w:multiLevelType w:val="multilevel"/>
-    <w:tmpl w:val="6944B2F4"/>
+  <w:abstractNum w:abstractNumId="2">
     <w:lvl w:ilvl="0">
       <w:start w:val="1"/>
       <w:numFmt w:val="bullet"/>
@@ -5734,10 +5278,7 @@
       </w:rPr>
     </w:lvl>
   </w:abstractNum>
-  <w:abstractNum w:abstractNumId="2" w15:restartNumberingAfterBreak="0">
-    <w:nsid w:val="25CC2F73"/>
-    <w:multiLevelType w:val="multilevel"/>
-    <w:tmpl w:val="0CA42B7C"/>
+  <w:abstractNum w:abstractNumId="3">
     <w:lvl w:ilvl="0">
       <w:start w:val="1"/>
       <w:numFmt w:val="bullet"/>
@@ -5847,10 +5388,7 @@
       </w:rPr>
     </w:lvl>
   </w:abstractNum>
-  <w:abstractNum w:abstractNumId="3" w15:restartNumberingAfterBreak="0">
-    <w:nsid w:val="2FF61AE8"/>
-    <w:multiLevelType w:val="multilevel"/>
-    <w:tmpl w:val="E77E58A6"/>
+  <w:abstractNum w:abstractNumId="4">
     <w:lvl w:ilvl="0">
       <w:start w:val="1"/>
       <w:numFmt w:val="bullet"/>
@@ -5960,10 +5498,7 @@
       </w:rPr>
     </w:lvl>
   </w:abstractNum>
-  <w:abstractNum w:abstractNumId="4" w15:restartNumberingAfterBreak="0">
-    <w:nsid w:val="3BD820CE"/>
-    <w:multiLevelType w:val="multilevel"/>
-    <w:tmpl w:val="59DCC742"/>
+  <w:abstractNum w:abstractNumId="5">
     <w:lvl w:ilvl="0">
       <w:start w:val="1"/>
       <w:numFmt w:val="bullet"/>
@@ -6073,10 +5608,7 @@
       </w:rPr>
     </w:lvl>
   </w:abstractNum>
-  <w:abstractNum w:abstractNumId="5" w15:restartNumberingAfterBreak="0">
-    <w:nsid w:val="601B3D0B"/>
-    <w:multiLevelType w:val="multilevel"/>
-    <w:tmpl w:val="11B231FC"/>
+  <w:abstractNum w:abstractNumId="6">
     <w:lvl w:ilvl="0">
       <w:start w:val="1"/>
       <w:numFmt w:val="bullet"/>
@@ -6186,10 +5718,7 @@
       </w:rPr>
     </w:lvl>
   </w:abstractNum>
-  <w:abstractNum w:abstractNumId="6" w15:restartNumberingAfterBreak="0">
-    <w:nsid w:val="6EE76CBF"/>
-    <w:multiLevelType w:val="multilevel"/>
-    <w:tmpl w:val="6C12556C"/>
+  <w:abstractNum w:abstractNumId="7">
     <w:lvl w:ilvl="0">
       <w:start w:val="1"/>
       <w:numFmt w:val="bullet"/>
@@ -6299,10 +5828,7 @@
       </w:rPr>
     </w:lvl>
   </w:abstractNum>
-  <w:abstractNum w:abstractNumId="7" w15:restartNumberingAfterBreak="0">
-    <w:nsid w:val="79A466EB"/>
-    <w:multiLevelType w:val="multilevel"/>
-    <w:tmpl w:val="01D6A72E"/>
+  <w:abstractNum w:abstractNumId="8">
     <w:lvl w:ilvl="0">
       <w:start w:val="1"/>
       <w:numFmt w:val="bullet"/>
@@ -6412,445 +5938,80 @@
       </w:rPr>
     </w:lvl>
   </w:abstractNum>
-  <w:num w:numId="1" w16cid:durableId="1623995601">
+  <w:num w:numId="1">
+    <w:abstractNumId w:val="1"/>
+  </w:num>
+  <w:num w:numId="2">
+    <w:abstractNumId w:val="2"/>
+  </w:num>
+  <w:num w:numId="3">
+    <w:abstractNumId w:val="3"/>
+  </w:num>
+  <w:num w:numId="4">
+    <w:abstractNumId w:val="4"/>
+  </w:num>
+  <w:num w:numId="5">
+    <w:abstractNumId w:val="5"/>
+  </w:num>
+  <w:num w:numId="6">
     <w:abstractNumId w:val="6"/>
   </w:num>
-  <w:num w:numId="2" w16cid:durableId="1422065671">
-    <w:abstractNumId w:val="1"/>
-  </w:num>
-  <w:num w:numId="3" w16cid:durableId="121844968">
-    <w:abstractNumId w:val="0"/>
-  </w:num>
-  <w:num w:numId="4" w16cid:durableId="496917829">
-    <w:abstractNumId w:val="5"/>
-  </w:num>
-  <w:num w:numId="5" w16cid:durableId="251743470">
-    <w:abstractNumId w:val="4"/>
-  </w:num>
-  <w:num w:numId="6" w16cid:durableId="299700089">
-    <w:abstractNumId w:val="3"/>
-  </w:num>
-  <w:num w:numId="7" w16cid:durableId="190265934">
+  <w:num w:numId="7">
     <w:abstractNumId w:val="7"/>
   </w:num>
-  <w:num w:numId="8" w16cid:durableId="229002073">
-    <w:abstractNumId w:val="2"/>
+  <w:num w:numId="8">
+    <w:abstractNumId w:val="8"/>
   </w:num>
 </w:numbering>
 </file>
 
 <file path=word/styles.xml><?xml version="1.0" encoding="utf-8"?>
-<w:styles xmlns:mc="http://schemas.openxmlformats.org/markup-compatibility/2006" xmlns:r="http://schemas.openxmlformats.org/officeDocument/2006/relationships" xmlns:w="http://schemas.openxmlformats.org/wordprocessingml/2006/main" xmlns:w14="http://schemas.microsoft.com/office/word/2010/wordml" xmlns:w15="http://schemas.microsoft.com/office/word/2012/wordml" xmlns:w16cex="http://schemas.microsoft.com/office/word/2018/wordml/cex" xmlns:w16cid="http://schemas.microsoft.com/office/word/2016/wordml/cid" xmlns:w16="http://schemas.microsoft.com/office/word/2018/wordml" xmlns:w16du="http://schemas.microsoft.com/office/word/2023/wordml/word16du" xmlns:w16sdtdh="http://schemas.microsoft.com/office/word/2020/wordml/sdtdatahash" xmlns:w16sdtfl="http://schemas.microsoft.com/office/word/2024/wordml/sdtformatlock" xmlns:w16se="http://schemas.microsoft.com/office/word/2015/wordml/symex" mc:Ignorable="w14 w15 w16se w16cid w16 w16cex w16sdtdh w16sdtfl w16du">
+<w:styles xmlns:mc="http://schemas.openxmlformats.org/markup-compatibility/2006" xmlns:o="urn:schemas-microsoft-com:office:office" xmlns:r="http://schemas.openxmlformats.org/officeDocument/2006/relationships" xmlns:m="http://schemas.openxmlformats.org/officeDocument/2006/math" xmlns:v="urn:schemas-microsoft-com:vml" xmlns:wp="http://schemas.openxmlformats.org/drawingml/2006/wordprocessingDrawing" xmlns:w10="urn:schemas-microsoft-com:office:word" xmlns:w="http://schemas.openxmlformats.org/wordprocessingml/2006/main" xmlns:wne="http://schemas.microsoft.com/office/word/2006/wordml" xmlns:sl="http://schemas.openxmlformats.org/schemaLibrary/2006/main" xmlns:a="http://schemas.openxmlformats.org/drawingml/2006/main" xmlns:pic="http://schemas.openxmlformats.org/drawingml/2006/picture" xmlns:c="http://schemas.openxmlformats.org/drawingml/2006/chart" xmlns:lc="http://schemas.openxmlformats.org/drawingml/2006/lockedCanvas" xmlns:dgm="http://schemas.openxmlformats.org/drawingml/2006/diagram" xmlns:wps="http://schemas.microsoft.com/office/word/2010/wordprocessingShape" xmlns:wpg="http://schemas.microsoft.com/office/word/2010/wordprocessingGroup" xmlns:w14="http://schemas.microsoft.com/office/word/2010/wordml" xmlns:w15="http://schemas.microsoft.com/office/word/2012/wordml" xmlns:w16="http://schemas.microsoft.com/office/word/2018/wordml" xmlns:w16cex="http://schemas.microsoft.com/office/word/2018/wordml/cex" xmlns:w16cid="http://schemas.microsoft.com/office/word/2016/wordml/cid" xmlns="http://schemas.microsoft.com/office/tasks/2019/documenttasks" xmlns:cr="http://schemas.microsoft.com/office/comments/2020/reactions">
   <w:docDefaults>
     <w:rPrDefault>
       <w:rPr>
-        <w:rFonts w:ascii="Arial" w:eastAsia="Arial" w:hAnsi="Arial" w:cs="Arial"/>
+        <w:rFonts w:ascii="Arial" w:cs="Arial" w:eastAsia="Arial" w:hAnsi="Arial"/>
         <w:sz w:val="24"/>
         <w:szCs w:val="24"/>
         <w:highlight w:val="white"/>
-        <w:lang w:val="en" w:eastAsia="zh-CN" w:bidi="ar-SA"/>
+        <w:lang w:val="en"/>
       </w:rPr>
     </w:rPrDefault>
-    <w:pPrDefault/>
+    <w:pPrDefault>
+      <w:pPr/>
+    </w:pPrDefault>
   </w:docDefaults>
-  <w:latentStyles w:defLockedState="0" w:defUIPriority="99" w:defSemiHidden="0" w:defUnhideWhenUsed="0" w:defQFormat="0" w:count="376">
-    <w:lsdException w:name="Normal" w:uiPriority="0" w:qFormat="1"/>
-    <w:lsdException w:name="heading 1" w:uiPriority="9" w:qFormat="1"/>
-    <w:lsdException w:name="heading 2" w:semiHidden="1" w:uiPriority="9" w:unhideWhenUsed="1" w:qFormat="1"/>
-    <w:lsdException w:name="heading 3" w:semiHidden="1" w:uiPriority="9" w:unhideWhenUsed="1" w:qFormat="1"/>
-    <w:lsdException w:name="heading 4" w:semiHidden="1" w:uiPriority="9" w:unhideWhenUsed="1" w:qFormat="1"/>
-    <w:lsdException w:name="heading 5" w:semiHidden="1" w:uiPriority="9" w:unhideWhenUsed="1" w:qFormat="1"/>
-    <w:lsdException w:name="heading 6" w:semiHidden="1" w:uiPriority="9" w:unhideWhenUsed="1" w:qFormat="1"/>
-    <w:lsdException w:name="heading 7" w:semiHidden="1" w:uiPriority="9" w:unhideWhenUsed="1" w:qFormat="1"/>
-    <w:lsdException w:name="heading 8" w:semiHidden="1" w:uiPriority="9" w:unhideWhenUsed="1" w:qFormat="1"/>
-    <w:lsdException w:name="heading 9" w:semiHidden="1" w:uiPriority="9" w:unhideWhenUsed="1" w:qFormat="1"/>
-    <w:lsdException w:name="index 1" w:semiHidden="1" w:unhideWhenUsed="1"/>
-    <w:lsdException w:name="index 2" w:semiHidden="1" w:unhideWhenUsed="1"/>
-    <w:lsdException w:name="index 3" w:semiHidden="1" w:unhideWhenUsed="1"/>
-    <w:lsdException w:name="index 4" w:semiHidden="1" w:unhideWhenUsed="1"/>
-    <w:lsdException w:name="index 5" w:semiHidden="1" w:unhideWhenUsed="1"/>
-    <w:lsdException w:name="index 6" w:semiHidden="1" w:unhideWhenUsed="1"/>
-    <w:lsdException w:name="index 7" w:semiHidden="1" w:unhideWhenUsed="1"/>
-    <w:lsdException w:name="index 8" w:semiHidden="1" w:unhideWhenUsed="1"/>
-    <w:lsdException w:name="index 9" w:semiHidden="1" w:unhideWhenUsed="1"/>
-    <w:lsdException w:name="toc 1" w:semiHidden="1" w:uiPriority="39" w:unhideWhenUsed="1"/>
-    <w:lsdException w:name="toc 2" w:semiHidden="1" w:uiPriority="39" w:unhideWhenUsed="1"/>
-    <w:lsdException w:name="toc 3" w:semiHidden="1" w:uiPriority="39" w:unhideWhenUsed="1"/>
-    <w:lsdException w:name="toc 4" w:semiHidden="1" w:uiPriority="39" w:unhideWhenUsed="1"/>
-    <w:lsdException w:name="toc 5" w:semiHidden="1" w:uiPriority="39" w:unhideWhenUsed="1"/>
-    <w:lsdException w:name="toc 6" w:semiHidden="1" w:uiPriority="39" w:unhideWhenUsed="1"/>
-    <w:lsdException w:name="toc 7" w:semiHidden="1" w:uiPriority="39" w:unhideWhenUsed="1"/>
-    <w:lsdException w:name="toc 8" w:semiHidden="1" w:uiPriority="39" w:unhideWhenUsed="1"/>
-    <w:lsdException w:name="toc 9" w:semiHidden="1" w:uiPriority="39" w:unhideWhenUsed="1"/>
-    <w:lsdException w:name="Normal Indent" w:semiHidden="1" w:unhideWhenUsed="1"/>
-    <w:lsdException w:name="footnote text" w:semiHidden="1" w:unhideWhenUsed="1"/>
-    <w:lsdException w:name="annotation text" w:semiHidden="1" w:unhideWhenUsed="1"/>
-    <w:lsdException w:name="header" w:semiHidden="1" w:unhideWhenUsed="1"/>
-    <w:lsdException w:name="footer" w:semiHidden="1" w:unhideWhenUsed="1"/>
-    <w:lsdException w:name="index heading" w:semiHidden="1" w:unhideWhenUsed="1"/>
-    <w:lsdException w:name="caption" w:semiHidden="1" w:uiPriority="35" w:unhideWhenUsed="1" w:qFormat="1"/>
-    <w:lsdException w:name="table of figures" w:semiHidden="1" w:unhideWhenUsed="1"/>
-    <w:lsdException w:name="envelope address" w:semiHidden="1" w:unhideWhenUsed="1"/>
-    <w:lsdException w:name="envelope return" w:semiHidden="1" w:unhideWhenUsed="1"/>
-    <w:lsdException w:name="footnote reference" w:semiHidden="1" w:unhideWhenUsed="1"/>
-    <w:lsdException w:name="annotation reference" w:semiHidden="1" w:unhideWhenUsed="1"/>
-    <w:lsdException w:name="line number" w:semiHidden="1" w:unhideWhenUsed="1"/>
-    <w:lsdException w:name="page number" w:semiHidden="1" w:unhideWhenUsed="1"/>
-    <w:lsdException w:name="endnote reference" w:semiHidden="1" w:unhideWhenUsed="1"/>
-    <w:lsdException w:name="endnote text" w:semiHidden="1" w:unhideWhenUsed="1"/>
-    <w:lsdException w:name="table of authorities" w:semiHidden="1" w:unhideWhenUsed="1"/>
-    <w:lsdException w:name="macro" w:semiHidden="1" w:unhideWhenUsed="1"/>
-    <w:lsdException w:name="toa heading" w:semiHidden="1" w:unhideWhenUsed="1"/>
-    <w:lsdException w:name="List" w:semiHidden="1" w:unhideWhenUsed="1"/>
-    <w:lsdException w:name="List Bullet" w:semiHidden="1" w:unhideWhenUsed="1"/>
-    <w:lsdException w:name="List Number" w:semiHidden="1" w:unhideWhenUsed="1"/>
-    <w:lsdException w:name="List 2" w:semiHidden="1" w:unhideWhenUsed="1"/>
-    <w:lsdException w:name="List 3" w:semiHidden="1" w:unhideWhenUsed="1"/>
-    <w:lsdException w:name="List 4" w:semiHidden="1" w:unhideWhenUsed="1"/>
-    <w:lsdException w:name="List 5" w:semiHidden="1" w:unhideWhenUsed="1"/>
-    <w:lsdException w:name="List Bullet 2" w:semiHidden="1" w:unhideWhenUsed="1"/>
-    <w:lsdException w:name="List Bullet 3" w:semiHidden="1" w:unhideWhenUsed="1"/>
-    <w:lsdException w:name="List Bullet 4" w:semiHidden="1" w:unhideWhenUsed="1"/>
-    <w:lsdException w:name="List Bullet 5" w:semiHidden="1" w:unhideWhenUsed="1"/>
-    <w:lsdException w:name="List Number 2" w:semiHidden="1" w:unhideWhenUsed="1"/>
-    <w:lsdException w:name="List Number 3" w:semiHidden="1" w:unhideWhenUsed="1"/>
-    <w:lsdException w:name="List Number 4" w:semiHidden="1" w:unhideWhenUsed="1"/>
-    <w:lsdException w:name="List Number 5" w:semiHidden="1" w:unhideWhenUsed="1"/>
-    <w:lsdException w:name="Title" w:uiPriority="10" w:qFormat="1"/>
-    <w:lsdException w:name="Closing" w:semiHidden="1" w:unhideWhenUsed="1"/>
-    <w:lsdException w:name="Signature" w:semiHidden="1" w:unhideWhenUsed="1"/>
-    <w:lsdException w:name="Default Paragraph Font" w:semiHidden="1" w:uiPriority="1" w:unhideWhenUsed="1"/>
-    <w:lsdException w:name="Body Text" w:semiHidden="1" w:unhideWhenUsed="1"/>
-    <w:lsdException w:name="Body Text Indent" w:semiHidden="1" w:unhideWhenUsed="1"/>
-    <w:lsdException w:name="List Continue" w:semiHidden="1" w:unhideWhenUsed="1"/>
-    <w:lsdException w:name="List Continue 2" w:semiHidden="1" w:unhideWhenUsed="1"/>
-    <w:lsdException w:name="List Continue 3" w:semiHidden="1" w:unhideWhenUsed="1"/>
-    <w:lsdException w:name="List Continue 4" w:semiHidden="1" w:unhideWhenUsed="1"/>
-    <w:lsdException w:name="List Continue 5" w:semiHidden="1" w:unhideWhenUsed="1"/>
-    <w:lsdException w:name="Message Header" w:semiHidden="1" w:unhideWhenUsed="1"/>
-    <w:lsdException w:name="Subtitle" w:uiPriority="11" w:qFormat="1"/>
-    <w:lsdException w:name="Salutation" w:semiHidden="1" w:unhideWhenUsed="1"/>
-    <w:lsdException w:name="Date" w:semiHidden="1" w:unhideWhenUsed="1"/>
-    <w:lsdException w:name="Body Text First Indent" w:semiHidden="1" w:unhideWhenUsed="1"/>
-    <w:lsdException w:name="Body Text First Indent 2" w:semiHidden="1" w:unhideWhenUsed="1"/>
-    <w:lsdException w:name="Note Heading" w:semiHidden="1" w:unhideWhenUsed="1"/>
-    <w:lsdException w:name="Body Text 2" w:semiHidden="1" w:unhideWhenUsed="1"/>
-    <w:lsdException w:name="Body Text 3" w:semiHidden="1" w:unhideWhenUsed="1"/>
-    <w:lsdException w:name="Body Text Indent 2" w:semiHidden="1" w:unhideWhenUsed="1"/>
-    <w:lsdException w:name="Body Text Indent 3" w:semiHidden="1" w:unhideWhenUsed="1"/>
-    <w:lsdException w:name="Block Text" w:semiHidden="1" w:unhideWhenUsed="1"/>
-    <w:lsdException w:name="Hyperlink" w:semiHidden="1" w:unhideWhenUsed="1"/>
-    <w:lsdException w:name="FollowedHyperlink" w:semiHidden="1" w:unhideWhenUsed="1"/>
-    <w:lsdException w:name="Strong" w:uiPriority="22" w:qFormat="1"/>
-    <w:lsdException w:name="Emphasis" w:uiPriority="20" w:qFormat="1"/>
-    <w:lsdException w:name="Document Map" w:semiHidden="1" w:unhideWhenUsed="1"/>
-    <w:lsdException w:name="Plain Text" w:semiHidden="1" w:unhideWhenUsed="1"/>
-    <w:lsdException w:name="E-mail Signature" w:semiHidden="1" w:unhideWhenUsed="1"/>
-    <w:lsdException w:name="HTML Top of Form" w:semiHidden="1" w:unhideWhenUsed="1"/>
-    <w:lsdException w:name="HTML Bottom of Form" w:semiHidden="1" w:unhideWhenUsed="1"/>
-    <w:lsdException w:name="Normal (Web)" w:semiHidden="1" w:unhideWhenUsed="1"/>
-    <w:lsdException w:name="HTML Acronym" w:semiHidden="1" w:unhideWhenUsed="1"/>
-    <w:lsdException w:name="HTML Address" w:semiHidden="1" w:unhideWhenUsed="1"/>
-    <w:lsdException w:name="HTML Cite" w:semiHidden="1" w:unhideWhenUsed="1"/>
-    <w:lsdException w:name="HTML Code" w:semiHidden="1" w:unhideWhenUsed="1"/>
-    <w:lsdException w:name="HTML Definition" w:semiHidden="1" w:unhideWhenUsed="1"/>
-    <w:lsdException w:name="HTML Keyboard" w:semiHidden="1" w:unhideWhenUsed="1"/>
-    <w:lsdException w:name="HTML Preformatted" w:semiHidden="1" w:unhideWhenUsed="1"/>
-    <w:lsdException w:name="HTML Sample" w:semiHidden="1" w:unhideWhenUsed="1"/>
-    <w:lsdException w:name="HTML Typewriter" w:semiHidden="1" w:unhideWhenUsed="1"/>
-    <w:lsdException w:name="HTML Variable" w:semiHidden="1" w:unhideWhenUsed="1"/>
-    <w:lsdException w:name="Normal Table" w:semiHidden="1" w:unhideWhenUsed="1"/>
-    <w:lsdException w:name="annotation subject" w:semiHidden="1" w:unhideWhenUsed="1"/>
-    <w:lsdException w:name="No List" w:semiHidden="1" w:unhideWhenUsed="1"/>
-    <w:lsdException w:name="Outline List 1" w:semiHidden="1" w:unhideWhenUsed="1"/>
-    <w:lsdException w:name="Outline List 2" w:semiHidden="1" w:unhideWhenUsed="1"/>
-    <w:lsdException w:name="Outline List 3" w:semiHidden="1" w:unhideWhenUsed="1"/>
-    <w:lsdException w:name="Table Simple 1" w:semiHidden="1" w:unhideWhenUsed="1"/>
-    <w:lsdException w:name="Table Simple 2" w:semiHidden="1" w:unhideWhenUsed="1"/>
-    <w:lsdException w:name="Table Simple 3" w:semiHidden="1" w:unhideWhenUsed="1"/>
-    <w:lsdException w:name="Table Classic 1" w:semiHidden="1" w:unhideWhenUsed="1"/>
-    <w:lsdException w:name="Table Classic 2" w:semiHidden="1" w:unhideWhenUsed="1"/>
-    <w:lsdException w:name="Table Classic 3" w:semiHidden="1" w:unhideWhenUsed="1"/>
-    <w:lsdException w:name="Table Classic 4" w:semiHidden="1" w:unhideWhenUsed="1"/>
-    <w:lsdException w:name="Table Colorful 1" w:semiHidden="1" w:unhideWhenUsed="1"/>
-    <w:lsdException w:name="Table Colorful 2" w:semiHidden="1" w:unhideWhenUsed="1"/>
-    <w:lsdException w:name="Table Colorful 3" w:semiHidden="1" w:unhideWhenUsed="1"/>
-    <w:lsdException w:name="Table Columns 1" w:semiHidden="1" w:unhideWhenUsed="1"/>
-    <w:lsdException w:name="Table Columns 2" w:semiHidden="1" w:unhideWhenUsed="1"/>
-    <w:lsdException w:name="Table Columns 3" w:semiHidden="1" w:unhideWhenUsed="1"/>
-    <w:lsdException w:name="Table Columns 4" w:semiHidden="1" w:unhideWhenUsed="1"/>
-    <w:lsdException w:name="Table Columns 5" w:semiHidden="1" w:unhideWhenUsed="1"/>
-    <w:lsdException w:name="Table Grid 1" w:semiHidden="1" w:unhideWhenUsed="1"/>
-    <w:lsdException w:name="Table Grid 2" w:semiHidden="1" w:unhideWhenUsed="1"/>
-    <w:lsdException w:name="Table Grid 3" w:semiHidden="1" w:unhideWhenUsed="1"/>
-    <w:lsdException w:name="Table Grid 4" w:semiHidden="1" w:unhideWhenUsed="1"/>
-    <w:lsdException w:name="Table Grid 5" w:semiHidden="1" w:unhideWhenUsed="1"/>
-    <w:lsdException w:name="Table Grid 6" w:semiHidden="1" w:unhideWhenUsed="1"/>
-    <w:lsdException w:name="Table Grid 7" w:semiHidden="1" w:unhideWhenUsed="1"/>
-    <w:lsdException w:name="Table Grid 8" w:semiHidden="1" w:unhideWhenUsed="1"/>
-    <w:lsdException w:name="Table List 1" w:semiHidden="1" w:unhideWhenUsed="1"/>
-    <w:lsdException w:name="Table List 2" w:semiHidden="1" w:unhideWhenUsed="1"/>
-    <w:lsdException w:name="Table List 3" w:semiHidden="1" w:unhideWhenUsed="1"/>
-    <w:lsdException w:name="Table List 4" w:semiHidden="1" w:unhideWhenUsed="1"/>
-    <w:lsdException w:name="Table List 5" w:semiHidden="1" w:unhideWhenUsed="1"/>
-    <w:lsdException w:name="Table List 6" w:semiHidden="1" w:unhideWhenUsed="1"/>
-    <w:lsdException w:name="Table List 7" w:semiHidden="1" w:unhideWhenUsed="1"/>
-    <w:lsdException w:name="Table List 8" w:semiHidden="1" w:unhideWhenUsed="1"/>
-    <w:lsdException w:name="Table 3D effects 1" w:semiHidden="1" w:unhideWhenUsed="1"/>
-    <w:lsdException w:name="Table 3D effects 2" w:semiHidden="1" w:unhideWhenUsed="1"/>
-    <w:lsdException w:name="Table 3D effects 3" w:semiHidden="1" w:unhideWhenUsed="1"/>
-    <w:lsdException w:name="Table Contemporary" w:semiHidden="1" w:unhideWhenUsed="1"/>
-    <w:lsdException w:name="Table Elegant" w:semiHidden="1" w:unhideWhenUsed="1"/>
-    <w:lsdException w:name="Table Professional" w:semiHidden="1" w:unhideWhenUsed="1"/>
-    <w:lsdException w:name="Table Subtle 1" w:semiHidden="1" w:unhideWhenUsed="1"/>
-    <w:lsdException w:name="Table Subtle 2" w:semiHidden="1" w:unhideWhenUsed="1"/>
-    <w:lsdException w:name="Table Web 1" w:semiHidden="1" w:unhideWhenUsed="1"/>
-    <w:lsdException w:name="Table Web 2" w:semiHidden="1" w:unhideWhenUsed="1"/>
-    <w:lsdException w:name="Table Web 3" w:semiHidden="1" w:unhideWhenUsed="1"/>
-    <w:lsdException w:name="Balloon Text" w:semiHidden="1" w:unhideWhenUsed="1"/>
-    <w:lsdException w:name="Table Grid" w:uiPriority="39"/>
-    <w:lsdException w:name="Table Theme" w:semiHidden="1" w:unhideWhenUsed="1"/>
-    <w:lsdException w:name="Placeholder Text" w:semiHidden="1"/>
-    <w:lsdException w:name="No Spacing" w:uiPriority="1" w:qFormat="1"/>
-    <w:lsdException w:name="Light Shading" w:uiPriority="60"/>
-    <w:lsdException w:name="Light List" w:uiPriority="61"/>
-    <w:lsdException w:name="Light Grid" w:uiPriority="62"/>
-    <w:lsdException w:name="Medium Shading 1" w:uiPriority="63"/>
-    <w:lsdException w:name="Medium Shading 2" w:uiPriority="64"/>
-    <w:lsdException w:name="Medium List 1" w:uiPriority="65"/>
-    <w:lsdException w:name="Medium List 2" w:uiPriority="66"/>
-    <w:lsdException w:name="Medium Grid 1" w:uiPriority="67"/>
-    <w:lsdException w:name="Medium Grid 2" w:uiPriority="68"/>
-    <w:lsdException w:name="Medium Grid 3" w:uiPriority="69"/>
-    <w:lsdException w:name="Dark List" w:uiPriority="70"/>
-    <w:lsdException w:name="Colorful Shading" w:uiPriority="71"/>
-    <w:lsdException w:name="Colorful List" w:uiPriority="72"/>
-    <w:lsdException w:name="Colorful Grid" w:uiPriority="73"/>
-    <w:lsdException w:name="Light Shading Accent 1" w:uiPriority="60"/>
-    <w:lsdException w:name="Light List Accent 1" w:uiPriority="61"/>
-    <w:lsdException w:name="Light Grid Accent 1" w:uiPriority="62"/>
-    <w:lsdException w:name="Medium Shading 1 Accent 1" w:uiPriority="63"/>
-    <w:lsdException w:name="Medium Shading 2 Accent 1" w:uiPriority="64"/>
-    <w:lsdException w:name="Medium List 1 Accent 1" w:uiPriority="65"/>
-    <w:lsdException w:name="Revision" w:semiHidden="1"/>
-    <w:lsdException w:name="List Paragraph" w:uiPriority="34" w:qFormat="1"/>
-    <w:lsdException w:name="Quote" w:uiPriority="29" w:qFormat="1"/>
-    <w:lsdException w:name="Intense Quote" w:uiPriority="30" w:qFormat="1"/>
-    <w:lsdException w:name="Medium List 2 Accent 1" w:uiPriority="66"/>
-    <w:lsdException w:name="Medium Grid 1 Accent 1" w:uiPriority="67"/>
-    <w:lsdException w:name="Medium Grid 2 Accent 1" w:uiPriority="68"/>
-    <w:lsdException w:name="Medium Grid 3 Accent 1" w:uiPriority="69"/>
-    <w:lsdException w:name="Dark List Accent 1" w:uiPriority="70"/>
-    <w:lsdException w:name="Colorful Shading Accent 1" w:uiPriority="71"/>
-    <w:lsdException w:name="Colorful List Accent 1" w:uiPriority="72"/>
-    <w:lsdException w:name="Colorful Grid Accent 1" w:uiPriority="73"/>
-    <w:lsdException w:name="Light Shading Accent 2" w:uiPriority="60"/>
-    <w:lsdException w:name="Light List Accent 2" w:uiPriority="61"/>
-    <w:lsdException w:name="Light Grid Accent 2" w:uiPriority="62"/>
-    <w:lsdException w:name="Medium Shading 1 Accent 2" w:uiPriority="63"/>
-    <w:lsdException w:name="Medium Shading 2 Accent 2" w:uiPriority="64"/>
-    <w:lsdException w:name="Medium List 1 Accent 2" w:uiPriority="65"/>
-    <w:lsdException w:name="Medium List 2 Accent 2" w:uiPriority="66"/>
-    <w:lsdException w:name="Medium Grid 1 Accent 2" w:uiPriority="67"/>
-    <w:lsdException w:name="Medium Grid 2 Accent 2" w:uiPriority="68"/>
-    <w:lsdException w:name="Medium Grid 3 Accent 2" w:uiPriority="69"/>
-    <w:lsdException w:name="Dark List Accent 2" w:uiPriority="70"/>
-    <w:lsdException w:name="Colorful Shading Accent 2" w:uiPriority="71"/>
-    <w:lsdException w:name="Colorful List Accent 2" w:uiPriority="72"/>
-    <w:lsdException w:name="Colorful Grid Accent 2" w:uiPriority="73"/>
-    <w:lsdException w:name="Light Shading Accent 3" w:uiPriority="60"/>
-    <w:lsdException w:name="Light List Accent 3" w:uiPriority="61"/>
-    <w:lsdException w:name="Light Grid Accent 3" w:uiPriority="62"/>
-    <w:lsdException w:name="Medium Shading 1 Accent 3" w:uiPriority="63"/>
-    <w:lsdException w:name="Medium Shading 2 Accent 3" w:uiPriority="64"/>
-    <w:lsdException w:name="Medium List 1 Accent 3" w:uiPriority="65"/>
-    <w:lsdException w:name="Medium List 2 Accent 3" w:uiPriority="66"/>
-    <w:lsdException w:name="Medium Grid 1 Accent 3" w:uiPriority="67"/>
-    <w:lsdException w:name="Medium Grid 2 Accent 3" w:uiPriority="68"/>
-    <w:lsdException w:name="Medium Grid 3 Accent 3" w:uiPriority="69"/>
-    <w:lsdException w:name="Dark List Accent 3" w:uiPriority="70"/>
-    <w:lsdException w:name="Colorful Shading Accent 3" w:uiPriority="71"/>
-    <w:lsdException w:name="Colorful List Accent 3" w:uiPriority="72"/>
-    <w:lsdException w:name="Colorful Grid Accent 3" w:uiPriority="73"/>
-    <w:lsdException w:name="Light Shading Accent 4" w:uiPriority="60"/>
-    <w:lsdException w:name="Light List Accent 4" w:uiPriority="61"/>
-    <w:lsdException w:name="Light Grid Accent 4" w:uiPriority="62"/>
-    <w:lsdException w:name="Medium Shading 1 Accent 4" w:uiPriority="63"/>
-    <w:lsdException w:name="Medium Shading 2 Accent 4" w:uiPriority="64"/>
-    <w:lsdException w:name="Medium List 1 Accent 4" w:uiPriority="65"/>
-    <w:lsdException w:name="Medium List 2 Accent 4" w:uiPriority="66"/>
-    <w:lsdException w:name="Medium Grid 1 Accent 4" w:uiPriority="67"/>
-    <w:lsdException w:name="Medium Grid 2 Accent 4" w:uiPriority="68"/>
-    <w:lsdException w:name="Medium Grid 3 Accent 4" w:uiPriority="69"/>
-    <w:lsdException w:name="Dark List Accent 4" w:uiPriority="70"/>
-    <w:lsdException w:name="Colorful Shading Accent 4" w:uiPriority="71"/>
-    <w:lsdException w:name="Colorful List Accent 4" w:uiPriority="72"/>
-    <w:lsdException w:name="Colorful Grid Accent 4" w:uiPriority="73"/>
-    <w:lsdException w:name="Light Shading Accent 5" w:uiPriority="60"/>
-    <w:lsdException w:name="Light List Accent 5" w:uiPriority="61"/>
-    <w:lsdException w:name="Light Grid Accent 5" w:uiPriority="62"/>
-    <w:lsdException w:name="Medium Shading 1 Accent 5" w:uiPriority="63"/>
-    <w:lsdException w:name="Medium Shading 2 Accent 5" w:uiPriority="64"/>
-    <w:lsdException w:name="Medium List 1 Accent 5" w:uiPriority="65"/>
-    <w:lsdException w:name="Medium List 2 Accent 5" w:uiPriority="66"/>
-    <w:lsdException w:name="Medium Grid 1 Accent 5" w:uiPriority="67"/>
-    <w:lsdException w:name="Medium Grid 2 Accent 5" w:uiPriority="68"/>
-    <w:lsdException w:name="Medium Grid 3 Accent 5" w:uiPriority="69"/>
-    <w:lsdException w:name="Dark List Accent 5" w:uiPriority="70"/>
-    <w:lsdException w:name="Colorful Shading Accent 5" w:uiPriority="71"/>
-    <w:lsdException w:name="Colorful List Accent 5" w:uiPriority="72"/>
-    <w:lsdException w:name="Colorful Grid Accent 5" w:uiPriority="73"/>
-    <w:lsdException w:name="Light Shading Accent 6" w:uiPriority="60"/>
-    <w:lsdException w:name="Light List Accent 6" w:uiPriority="61"/>
-    <w:lsdException w:name="Light Grid Accent 6" w:uiPriority="62"/>
-    <w:lsdException w:name="Medium Shading 1 Accent 6" w:uiPriority="63"/>
-    <w:lsdException w:name="Medium Shading 2 Accent 6" w:uiPriority="64"/>
-    <w:lsdException w:name="Medium List 1 Accent 6" w:uiPriority="65"/>
-    <w:lsdException w:name="Medium List 2 Accent 6" w:uiPriority="66"/>
-    <w:lsdException w:name="Medium Grid 1 Accent 6" w:uiPriority="67"/>
-    <w:lsdException w:name="Medium Grid 2 Accent 6" w:uiPriority="68"/>
-    <w:lsdException w:name="Medium Grid 3 Accent 6" w:uiPriority="69"/>
-    <w:lsdException w:name="Dark List Accent 6" w:uiPriority="70"/>
-    <w:lsdException w:name="Colorful Shading Accent 6" w:uiPriority="71"/>
-    <w:lsdException w:name="Colorful List Accent 6" w:uiPriority="72"/>
-    <w:lsdException w:name="Colorful Grid Accent 6" w:uiPriority="73"/>
-    <w:lsdException w:name="Subtle Emphasis" w:uiPriority="19" w:qFormat="1"/>
-    <w:lsdException w:name="Intense Emphasis" w:uiPriority="21" w:qFormat="1"/>
-    <w:lsdException w:name="Subtle Reference" w:uiPriority="31" w:qFormat="1"/>
-    <w:lsdException w:name="Intense Reference" w:uiPriority="32" w:qFormat="1"/>
-    <w:lsdException w:name="Book Title" w:uiPriority="33" w:qFormat="1"/>
-    <w:lsdException w:name="Bibliography" w:semiHidden="1" w:uiPriority="37" w:unhideWhenUsed="1"/>
-    <w:lsdException w:name="TOC Heading" w:semiHidden="1" w:uiPriority="39" w:unhideWhenUsed="1" w:qFormat="1"/>
-    <w:lsdException w:name="Plain Table 1" w:uiPriority="41"/>
-    <w:lsdException w:name="Plain Table 2" w:uiPriority="42"/>
-    <w:lsdException w:name="Plain Table 3" w:uiPriority="43"/>
-    <w:lsdException w:name="Plain Table 4" w:uiPriority="44"/>
-    <w:lsdException w:name="Plain Table 5" w:uiPriority="45"/>
-    <w:lsdException w:name="Grid Table Light" w:uiPriority="40"/>
-    <w:lsdException w:name="Grid Table 1 Light" w:uiPriority="46"/>
-    <w:lsdException w:name="Grid Table 2" w:uiPriority="47"/>
-    <w:lsdException w:name="Grid Table 3" w:uiPriority="48"/>
-    <w:lsdException w:name="Grid Table 4" w:uiPriority="49"/>
-    <w:lsdException w:name="Grid Table 5 Dark" w:uiPriority="50"/>
-    <w:lsdException w:name="Grid Table 6 Colorful" w:uiPriority="51"/>
-    <w:lsdException w:name="Grid Table 7 Colorful" w:uiPriority="52"/>
-    <w:lsdException w:name="Grid Table 1 Light Accent 1" w:uiPriority="46"/>
-    <w:lsdException w:name="Grid Table 2 Accent 1" w:uiPriority="47"/>
-    <w:lsdException w:name="Grid Table 3 Accent 1" w:uiPriority="48"/>
-    <w:lsdException w:name="Grid Table 4 Accent 1" w:uiPriority="49"/>
-    <w:lsdException w:name="Grid Table 5 Dark Accent 1" w:uiPriority="50"/>
-    <w:lsdException w:name="Grid Table 6 Colorful Accent 1" w:uiPriority="51"/>
-    <w:lsdException w:name="Grid Table 7 Colorful Accent 1" w:uiPriority="52"/>
-    <w:lsdException w:name="Grid Table 1 Light Accent 2" w:uiPriority="46"/>
-    <w:lsdException w:name="Grid Table 2 Accent 2" w:uiPriority="47"/>
-    <w:lsdException w:name="Grid Table 3 Accent 2" w:uiPriority="48"/>
-    <w:lsdException w:name="Grid Table 4 Accent 2" w:uiPriority="49"/>
-    <w:lsdException w:name="Grid Table 5 Dark Accent 2" w:uiPriority="50"/>
-    <w:lsdException w:name="Grid Table 6 Colorful Accent 2" w:uiPriority="51"/>
-    <w:lsdException w:name="Grid Table 7 Colorful Accent 2" w:uiPriority="52"/>
-    <w:lsdException w:name="Grid Table 1 Light Accent 3" w:uiPriority="46"/>
-    <w:lsdException w:name="Grid Table 2 Accent 3" w:uiPriority="47"/>
-    <w:lsdException w:name="Grid Table 3 Accent 3" w:uiPriority="48"/>
-    <w:lsdException w:name="Grid Table 4 Accent 3" w:uiPriority="49"/>
-    <w:lsdException w:name="Grid Table 5 Dark Accent 3" w:uiPriority="50"/>
-    <w:lsdException w:name="Grid Table 6 Colorful Accent 3" w:uiPriority="51"/>
-    <w:lsdException w:name="Grid Table 7 Colorful Accent 3" w:uiPriority="52"/>
-    <w:lsdException w:name="Grid Table 1 Light Accent 4" w:uiPriority="46"/>
-    <w:lsdException w:name="Grid Table 2 Accent 4" w:uiPriority="47"/>
-    <w:lsdException w:name="Grid Table 3 Accent 4" w:uiPriority="48"/>
-    <w:lsdException w:name="Grid Table 4 Accent 4" w:uiPriority="49"/>
-    <w:lsdException w:name="Grid Table 5 Dark Accent 4" w:uiPriority="50"/>
-    <w:lsdException w:name="Grid Table 6 Colorful Accent 4" w:uiPriority="51"/>
-    <w:lsdException w:name="Grid Table 7 Colorful Accent 4" w:uiPriority="52"/>
-    <w:lsdException w:name="Grid Table 1 Light Accent 5" w:uiPriority="46"/>
-    <w:lsdException w:name="Grid Table 2 Accent 5" w:uiPriority="47"/>
-    <w:lsdException w:name="Grid Table 3 Accent 5" w:uiPriority="48"/>
-    <w:lsdException w:name="Grid Table 4 Accent 5" w:uiPriority="49"/>
-    <w:lsdException w:name="Grid Table 5 Dark Accent 5" w:uiPriority="50"/>
-    <w:lsdException w:name="Grid Table 6 Colorful Accent 5" w:uiPriority="51"/>
-    <w:lsdException w:name="Grid Table 7 Colorful Accent 5" w:uiPriority="52"/>
-    <w:lsdException w:name="Grid Table 1 Light Accent 6" w:uiPriority="46"/>
-    <w:lsdException w:name="Grid Table 2 Accent 6" w:uiPriority="47"/>
-    <w:lsdException w:name="Grid Table 3 Accent 6" w:uiPriority="48"/>
-    <w:lsdException w:name="Grid Table 4 Accent 6" w:uiPriority="49"/>
-    <w:lsdException w:name="Grid Table 5 Dark Accent 6" w:uiPriority="50"/>
-    <w:lsdException w:name="Grid Table 6 Colorful Accent 6" w:uiPriority="51"/>
-    <w:lsdException w:name="Grid Table 7 Colorful Accent 6" w:uiPriority="52"/>
-    <w:lsdException w:name="List Table 1 Light" w:uiPriority="46"/>
-    <w:lsdException w:name="List Table 2" w:uiPriority="47"/>
-    <w:lsdException w:name="List Table 3" w:uiPriority="48"/>
-    <w:lsdException w:name="List Table 4" w:uiPriority="49"/>
-    <w:lsdException w:name="List Table 5 Dark" w:uiPriority="50"/>
-    <w:lsdException w:name="List Table 6 Colorful" w:uiPriority="51"/>
-    <w:lsdException w:name="List Table 7 Colorful" w:uiPriority="52"/>
-    <w:lsdException w:name="List Table 1 Light Accent 1" w:uiPriority="46"/>
-    <w:lsdException w:name="List Table 2 Accent 1" w:uiPriority="47"/>
-    <w:lsdException w:name="List Table 3 Accent 1" w:uiPriority="48"/>
-    <w:lsdException w:name="List Table 4 Accent 1" w:uiPriority="49"/>
-    <w:lsdException w:name="List Table 5 Dark Accent 1" w:uiPriority="50"/>
-    <w:lsdException w:name="List Table 6 Colorful Accent 1" w:uiPriority="51"/>
-    <w:lsdException w:name="List Table 7 Colorful Accent 1" w:uiPriority="52"/>
-    <w:lsdException w:name="List Table 1 Light Accent 2" w:uiPriority="46"/>
-    <w:lsdException w:name="List Table 2 Accent 2" w:uiPriority="47"/>
-    <w:lsdException w:name="List Table 3 Accent 2" w:uiPriority="48"/>
-    <w:lsdException w:name="List Table 4 Accent 2" w:uiPriority="49"/>
-    <w:lsdException w:name="List Table 5 Dark Accent 2" w:uiPriority="50"/>
-    <w:lsdException w:name="List Table 6 Colorful Accent 2" w:uiPriority="51"/>
-    <w:lsdException w:name="List Table 7 Colorful Accent 2" w:uiPriority="52"/>
-    <w:lsdException w:name="List Table 1 Light Accent 3" w:uiPriority="46"/>
-    <w:lsdException w:name="List Table 2 Accent 3" w:uiPriority="47"/>
-    <w:lsdException w:name="List Table 3 Accent 3" w:uiPriority="48"/>
-    <w:lsdException w:name="List Table 4 Accent 3" w:uiPriority="49"/>
-    <w:lsdException w:name="List Table 5 Dark Accent 3" w:uiPriority="50"/>
-    <w:lsdException w:name="List Table 6 Colorful Accent 3" w:uiPriority="51"/>
-    <w:lsdException w:name="List Table 7 Colorful Accent 3" w:uiPriority="52"/>
-    <w:lsdException w:name="List Table 1 Light Accent 4" w:uiPriority="46"/>
-    <w:lsdException w:name="List Table 2 Accent 4" w:uiPriority="47"/>
-    <w:lsdException w:name="List Table 3 Accent 4" w:uiPriority="48"/>
-    <w:lsdException w:name="List Table 4 Accent 4" w:uiPriority="49"/>
-    <w:lsdException w:name="List Table 5 Dark Accent 4" w:uiPriority="50"/>
-    <w:lsdException w:name="List Table 6 Colorful Accent 4" w:uiPriority="51"/>
-    <w:lsdException w:name="List Table 7 Colorful Accent 4" w:uiPriority="52"/>
-    <w:lsdException w:name="List Table 1 Light Accent 5" w:uiPriority="46"/>
-    <w:lsdException w:name="List Table 2 Accent 5" w:uiPriority="47"/>
-    <w:lsdException w:name="List Table 3 Accent 5" w:uiPriority="48"/>
-    <w:lsdException w:name="List Table 4 Accent 5" w:uiPriority="49"/>
-    <w:lsdException w:name="List Table 5 Dark Accent 5" w:uiPriority="50"/>
-    <w:lsdException w:name="List Table 6 Colorful Accent 5" w:uiPriority="51"/>
-    <w:lsdException w:name="List Table 7 Colorful Accent 5" w:uiPriority="52"/>
-    <w:lsdException w:name="List Table 1 Light Accent 6" w:uiPriority="46"/>
-    <w:lsdException w:name="List Table 2 Accent 6" w:uiPriority="47"/>
-    <w:lsdException w:name="List Table 3 Accent 6" w:uiPriority="48"/>
-    <w:lsdException w:name="List Table 4 Accent 6" w:uiPriority="49"/>
-    <w:lsdException w:name="List Table 5 Dark Accent 6" w:uiPriority="50"/>
-    <w:lsdException w:name="List Table 6 Colorful Accent 6" w:uiPriority="51"/>
-    <w:lsdException w:name="List Table 7 Colorful Accent 6" w:uiPriority="52"/>
-    <w:lsdException w:name="Mention" w:semiHidden="1" w:unhideWhenUsed="1"/>
-    <w:lsdException w:name="Smart Hyperlink" w:semiHidden="1" w:unhideWhenUsed="1"/>
-    <w:lsdException w:name="Hashtag" w:semiHidden="1" w:unhideWhenUsed="1"/>
-    <w:lsdException w:name="Unresolved Mention" w:semiHidden="1" w:unhideWhenUsed="1"/>
-    <w:lsdException w:name="Smart Link" w:semiHidden="1" w:unhideWhenUsed="1"/>
-  </w:latentStyles>
-  <w:style w:type="paragraph" w:default="1" w:styleId="Normal">
-    <w:name w:val="Normal"/>
-    <w:qFormat/>
+  <w:style w:type="table" w:styleId="TableNormal" w:default="1">
+    <w:name w:val="TableNormal"/>
+    <w:tblPr>
+      <w:tblCellMar>
+        <w:top w:w="100.0" w:type="dxa"/>
+        <w:left w:w="100.0" w:type="dxa"/>
+        <w:bottom w:w="100.0" w:type="dxa"/>
+        <w:right w:w="100.0" w:type="dxa"/>
+      </w:tblCellMar>
+    </w:tblPr>
+  </w:style>
+  <w:style w:type="paragraph" w:styleId="Normal" w:default="1">
+    <w:name w:val="normal"/>
   </w:style>
   <w:style w:type="paragraph" w:styleId="Heading1">
     <w:name w:val="heading 1"/>
     <w:basedOn w:val="Normal"/>
     <w:next w:val="Normal"/>
-    <w:uiPriority w:val="9"/>
-    <w:qFormat/>
     <w:pPr>
-      <w:keepNext/>
-      <w:keepLines/>
-      <w:outlineLvl w:val="0"/>
+      <w:keepNext w:val="1"/>
+      <w:keepLines w:val="1"/>
+      <w:spacing w:line="240" w:lineRule="auto"/>
     </w:pPr>
     <w:rPr>
-      <w:b/>
-      <w:bCs/>
-      <w:i/>
-      <w:iCs/>
+      <w:b w:val="1"/>
+      <w:bCs w:val="1"/>
+      <w:i w:val="1"/>
+      <w:iCs w:val="1"/>
+      <w:sz w:val="24"/>
+      <w:szCs w:val="24"/>
+      <w:highlight w:val="white"/>
       <w:u w:val="single"/>
     </w:rPr>
   </w:style>
@@ -6858,15 +6019,15 @@
     <w:name w:val="heading 2"/>
     <w:basedOn w:val="Normal"/>
     <w:next w:val="Normal"/>
-    <w:uiPriority w:val="9"/>
-    <w:unhideWhenUsed/>
-    <w:qFormat/>
     <w:pPr>
-      <w:keepNext/>
-      <w:keepLines/>
-      <w:outlineLvl w:val="1"/>
+      <w:keepNext w:val="1"/>
+      <w:keepLines w:val="1"/>
+      <w:spacing w:line="240" w:lineRule="auto"/>
     </w:pPr>
     <w:rPr>
+      <w:sz w:val="24"/>
+      <w:szCs w:val="24"/>
+      <w:highlight w:val="white"/>
       <w:u w:val="single"/>
     </w:rPr>
   </w:style>
@@ -6874,17 +6035,15 @@
     <w:name w:val="heading 3"/>
     <w:basedOn w:val="Normal"/>
     <w:next w:val="Normal"/>
-    <w:uiPriority w:val="9"/>
-    <w:semiHidden/>
-    <w:unhideWhenUsed/>
-    <w:qFormat/>
     <w:pPr>
-      <w:keepNext/>
-      <w:keepLines/>
-      <w:spacing w:before="320" w:after="80"/>
-      <w:outlineLvl w:val="2"/>
+      <w:keepNext w:val="1"/>
+      <w:keepLines w:val="1"/>
+      <w:pageBreakBefore w:val="0"/>
+      <w:spacing w:after="80" w:before="320" w:lineRule="auto"/>
     </w:pPr>
     <w:rPr>
+      <w:b w:val="0"/>
+      <w:bCs w:val="0"/>
       <w:color w:val="434343"/>
       <w:sz w:val="28"/>
       <w:szCs w:val="28"/>
@@ -6894,33 +6053,27 @@
     <w:name w:val="heading 4"/>
     <w:basedOn w:val="Normal"/>
     <w:next w:val="Normal"/>
-    <w:uiPriority w:val="9"/>
-    <w:semiHidden/>
-    <w:unhideWhenUsed/>
-    <w:qFormat/>
     <w:pPr>
-      <w:keepNext/>
-      <w:keepLines/>
-      <w:spacing w:before="280" w:after="80"/>
-      <w:outlineLvl w:val="3"/>
+      <w:keepNext w:val="1"/>
+      <w:keepLines w:val="1"/>
+      <w:pageBreakBefore w:val="0"/>
+      <w:spacing w:after="80" w:before="280" w:lineRule="auto"/>
     </w:pPr>
     <w:rPr>
       <w:color w:val="666666"/>
+      <w:sz w:val="24"/>
+      <w:szCs w:val="24"/>
     </w:rPr>
   </w:style>
   <w:style w:type="paragraph" w:styleId="Heading5">
     <w:name w:val="heading 5"/>
     <w:basedOn w:val="Normal"/>
     <w:next w:val="Normal"/>
-    <w:uiPriority w:val="9"/>
-    <w:semiHidden/>
-    <w:unhideWhenUsed/>
-    <w:qFormat/>
     <w:pPr>
-      <w:keepNext/>
-      <w:keepLines/>
-      <w:spacing w:before="240" w:after="80"/>
-      <w:outlineLvl w:val="4"/>
+      <w:keepNext w:val="1"/>
+      <w:keepLines w:val="1"/>
+      <w:pageBreakBefore w:val="0"/>
+      <w:spacing w:after="80" w:before="240" w:lineRule="auto"/>
     </w:pPr>
     <w:rPr>
       <w:color w:val="666666"/>
@@ -6932,72 +6085,28 @@
     <w:name w:val="heading 6"/>
     <w:basedOn w:val="Normal"/>
     <w:next w:val="Normal"/>
-    <w:uiPriority w:val="9"/>
-    <w:semiHidden/>
-    <w:unhideWhenUsed/>
-    <w:qFormat/>
     <w:pPr>
-      <w:keepNext/>
-      <w:keepLines/>
-      <w:spacing w:before="240" w:after="80"/>
-      <w:outlineLvl w:val="5"/>
+      <w:keepNext w:val="1"/>
+      <w:keepLines w:val="1"/>
+      <w:pageBreakBefore w:val="0"/>
+      <w:spacing w:after="80" w:before="240" w:lineRule="auto"/>
     </w:pPr>
     <w:rPr>
-      <w:i/>
-      <w:iCs/>
+      <w:i w:val="1"/>
+      <w:iCs w:val="1"/>
       <w:color w:val="666666"/>
       <w:sz w:val="22"/>
       <w:szCs w:val="22"/>
     </w:rPr>
   </w:style>
-  <w:style w:type="character" w:default="1" w:styleId="DefaultParagraphFont">
-    <w:name w:val="Default Paragraph Font"/>
-    <w:uiPriority w:val="1"/>
-    <w:semiHidden/>
-    <w:unhideWhenUsed/>
-  </w:style>
-  <w:style w:type="table" w:default="1" w:styleId="TableNormal">
-    <w:name w:val="Normal Table"/>
-    <w:uiPriority w:val="99"/>
-    <w:semiHidden/>
-    <w:unhideWhenUsed/>
-    <w:tblPr>
-      <w:tblInd w:w="0" w:type="dxa"/>
-      <w:tblCellMar>
-        <w:top w:w="0" w:type="dxa"/>
-        <w:left w:w="108" w:type="dxa"/>
-        <w:bottom w:w="0" w:type="dxa"/>
-        <w:right w:w="108" w:type="dxa"/>
-      </w:tblCellMar>
-    </w:tblPr>
-  </w:style>
-  <w:style w:type="numbering" w:default="1" w:styleId="NoList">
-    <w:name w:val="No List"/>
-    <w:uiPriority w:val="99"/>
-    <w:semiHidden/>
-    <w:unhideWhenUsed/>
-  </w:style>
-  <w:style w:type="table" w:customStyle="1" w:styleId="TableNormal0">
-    <w:name w:val="TableNormal"/>
-    <w:tblPr>
-      <w:tblCellMar>
-        <w:top w:w="100" w:type="dxa"/>
-        <w:left w:w="100" w:type="dxa"/>
-        <w:bottom w:w="100" w:type="dxa"/>
-        <w:right w:w="100" w:type="dxa"/>
-      </w:tblCellMar>
-    </w:tblPr>
-  </w:style>
   <w:style w:type="paragraph" w:styleId="Title">
     <w:name w:val="Title"/>
     <w:basedOn w:val="Normal"/>
     <w:next w:val="Normal"/>
-    <w:uiPriority w:val="10"/>
-    <w:qFormat/>
     <w:pPr>
-      <w:keepNext/>
-      <w:keepLines/>
-      <w:spacing w:after="60"/>
+      <w:keepNext w:val="1"/>
+      <w:keepLines w:val="1"/>
+      <w:spacing w:after="60" w:line="240" w:lineRule="auto"/>
       <w:jc w:val="center"/>
     </w:pPr>
     <w:rPr>
@@ -7009,24 +6118,27 @@
     <w:name w:val="Subtitle"/>
     <w:basedOn w:val="Normal"/>
     <w:next w:val="Normal"/>
-    <w:uiPriority w:val="11"/>
-    <w:qFormat/>
     <w:pPr>
-      <w:keepNext/>
-      <w:keepLines/>
-      <w:spacing w:after="320"/>
+      <w:keepNext w:val="1"/>
+      <w:keepLines w:val="1"/>
+      <w:pageBreakBefore w:val="0"/>
+      <w:spacing w:after="320" w:before="0" w:lineRule="auto"/>
     </w:pPr>
     <w:rPr>
+      <w:rFonts w:ascii="Arial" w:cs="Arial" w:eastAsia="Arial" w:hAnsi="Arial"/>
+      <w:i w:val="0"/>
+      <w:iCs w:val="0"/>
       <w:color w:val="666666"/>
       <w:sz w:val="30"/>
       <w:szCs w:val="30"/>
     </w:rPr>
   </w:style>
-  <w:style w:type="table" w:customStyle="1" w:styleId="a">
-    <w:basedOn w:val="TableNormal0"/>
+  <w:style w:type="table" w:styleId="Table1">
+    <w:basedOn w:val="TableNormal"/>
     <w:tblPr>
       <w:tblStyleRowBandSize w:val="1"/>
       <w:tblStyleColBandSize w:val="1"/>
+      <w:tblCellMar/>
     </w:tblPr>
   </w:style>
 </w:styles>

--- a/syllabus/CSCI3495_Syllabus_Fall2026.docx
+++ b/syllabus/CSCI3495_Syllabus_Fall2026.docx
@@ -1,6 +1,6 @@
 
 <file path=word/document.xml><?xml version="1.0" encoding="utf-8"?>
-<w:document xmlns:mc="http://schemas.openxmlformats.org/markup-compatibility/2006" xmlns:o="urn:schemas-microsoft-com:office:office" xmlns:r="http://schemas.openxmlformats.org/officeDocument/2006/relationships" xmlns:m="http://schemas.openxmlformats.org/officeDocument/2006/math" xmlns:v="urn:schemas-microsoft-com:vml" xmlns:wp="http://schemas.openxmlformats.org/drawingml/2006/wordprocessingDrawing" xmlns:w10="urn:schemas-microsoft-com:office:word" xmlns:w="http://schemas.openxmlformats.org/wordprocessingml/2006/main" xmlns:wne="http://schemas.microsoft.com/office/word/2006/wordml" xmlns:sl="http://schemas.openxmlformats.org/schemaLibrary/2006/main" xmlns:a="http://schemas.openxmlformats.org/drawingml/2006/main" xmlns:pic="http://schemas.openxmlformats.org/drawingml/2006/picture" xmlns:c="http://schemas.openxmlformats.org/drawingml/2006/chart" xmlns:lc="http://schemas.openxmlformats.org/drawingml/2006/lockedCanvas" xmlns:dgm="http://schemas.openxmlformats.org/drawingml/2006/diagram" xmlns:wps="http://schemas.microsoft.com/office/word/2010/wordprocessingShape" xmlns:wpg="http://schemas.microsoft.com/office/word/2010/wordprocessingGroup" xmlns:w14="http://schemas.microsoft.com/office/word/2010/wordml" xmlns:w15="http://schemas.microsoft.com/office/word/2012/wordml" xmlns:w16="http://schemas.microsoft.com/office/word/2018/wordml" xmlns:w16cex="http://schemas.microsoft.com/office/word/2018/wordml/cex" xmlns:w16cid="http://schemas.microsoft.com/office/word/2016/wordml/cid" xmlns="http://schemas.microsoft.com/office/tasks/2019/documenttasks" xmlns:cr="http://schemas.microsoft.com/office/comments/2020/reactions">
+<w:document xmlns:wpc="http://schemas.microsoft.com/office/word/2010/wordprocessingCanvas" xmlns:cx="http://schemas.microsoft.com/office/drawing/2014/chartex" xmlns:cx1="http://schemas.microsoft.com/office/drawing/2015/9/8/chartex" xmlns:cx2="http://schemas.microsoft.com/office/drawing/2015/10/21/chartex" xmlns:cx3="http://schemas.microsoft.com/office/drawing/2016/5/9/chartex" xmlns:cx4="http://schemas.microsoft.com/office/drawing/2016/5/10/chartex" xmlns:cx5="http://schemas.microsoft.com/office/drawing/2016/5/11/chartex" xmlns:cx6="http://schemas.microsoft.com/office/drawing/2016/5/12/chartex" xmlns:cx7="http://schemas.microsoft.com/office/drawing/2016/5/13/chartex" xmlns:cx8="http://schemas.microsoft.com/office/drawing/2016/5/14/chartex" xmlns:mc="http://schemas.openxmlformats.org/markup-compatibility/2006" xmlns:aink="http://schemas.microsoft.com/office/drawing/2016/ink" xmlns:am3d="http://schemas.microsoft.com/office/drawing/2017/model3d" xmlns:o="urn:schemas-microsoft-com:office:office" xmlns:oel="http://schemas.microsoft.com/office/2019/extlst" xmlns:r="http://schemas.openxmlformats.org/officeDocument/2006/relationships" xmlns:m="http://schemas.openxmlformats.org/officeDocument/2006/math" xmlns:v="urn:schemas-microsoft-com:vml" xmlns:wp14="http://schemas.microsoft.com/office/word/2010/wordprocessingDrawing" xmlns:wp="http://schemas.openxmlformats.org/drawingml/2006/wordprocessingDrawing" xmlns:w10="urn:schemas-microsoft-com:office:word" xmlns:w="http://schemas.openxmlformats.org/wordprocessingml/2006/main" xmlns:w14="http://schemas.microsoft.com/office/word/2010/wordml" xmlns:w15="http://schemas.microsoft.com/office/word/2012/wordml" xmlns:w16cex="http://schemas.microsoft.com/office/word/2018/wordml/cex" xmlns:w16cid="http://schemas.microsoft.com/office/word/2016/wordml/cid" xmlns:w16="http://schemas.microsoft.com/office/word/2018/wordml" xmlns:w16du="http://schemas.microsoft.com/office/word/2023/wordml/word16du" xmlns:w16sdtdh="http://schemas.microsoft.com/office/word/2020/wordml/sdtdatahash" xmlns:w16sdtfl="http://schemas.microsoft.com/office/word/2024/wordml/sdtformatlock" xmlns:w16se="http://schemas.microsoft.com/office/word/2015/wordml/symex" xmlns:wpg="http://schemas.microsoft.com/office/word/2010/wordprocessingGroup" xmlns:wpi="http://schemas.microsoft.com/office/word/2010/wordprocessingInk" xmlns:wne="http://schemas.microsoft.com/office/word/2006/wordml" xmlns:wps="http://schemas.microsoft.com/office/word/2010/wordprocessingShape" mc:Ignorable="w14 w15 w16se w16cid w16 w16cex w16sdtdh w16sdtfl w16du wp14">
   <w:body>
     <w:p>
       <w:pPr>
@@ -22,48 +22,27 @@
     </w:p>
     <w:p>
       <w:pPr>
+        <w:pStyle w:val="Heading1"/>
+        <w:spacing w:before="320" w:after="80"/>
+      </w:pPr>
+      <w:r>
+        <w:t>Course Description</w:t>
+      </w:r>
+    </w:p>
+    <w:p>
+      <w:pPr>
         <w:spacing w:after="120"/>
-        <w:jc w:val="center"/>
-      </w:pPr>
-      <w:r>
-        <w:t xml:space="preserve">&gt; </w:t>
-      </w:r>
-      <w:r>
-        <w:rPr>
-          <w:b/>
-        </w:rPr>
-        <w:t>Fall 2026 edition.</w:t>
-      </w:r>
-      <w:r>
-        <w:t xml:space="preserve"> Generated from </w:t>
-      </w:r>
-      <w:r>
-        <w:rPr>
-          <w:rFonts w:ascii="Courier New" w:hAnsi="Courier New"/>
-        </w:rPr>
-        <w:t>syllabus/SYLLABUS.md</w:t>
-      </w:r>
-      <w:r>
-        <w:t xml:space="preserve"> and Trinity's Fall 2026 academic calendar by </w:t>
-      </w:r>
-      <w:r>
-        <w:rPr>
-          <w:rFonts w:ascii="Courier New" w:hAnsi="Courier New"/>
-        </w:rPr>
-        <w:t>python scripts/build_fall2026.py</w:t>
-      </w:r>
-      <w:r>
-        <w:t>. Edit the policies there, not here.</w:t>
-      </w:r>
-    </w:p>
-    <w:p>
-      <w:pPr>
-        <w:pStyle w:val="Heading1"/>
-        <w:keepNext/>
-        <w:spacing w:before="320" w:after="80"/>
-      </w:pPr>
-      <w:r>
-        <w:t>Course Description</w:t>
+      </w:pPr>
+      <w:r>
+        <w:t xml:space="preserve">This course introduces the foundations of Natural Language Processing (NLP) and traces the field's evolution into modern Large Language Models (LLMs) and agentic systems. Students begin with classical NLP (text processing, language models, vector semantics, sequence models), progress through the architectural breakthroughs that enabled LLMs (attention, the Transformer, pretraining), and study how contemporary LLMs are trained, adapted, prompted, evaluated, and deployed. The final third of the course covers building LLM agents and agentic </w:t>
+      </w:r>
+      <w:proofErr w:type="gramStart"/>
+      <w:r>
+        <w:t>workflows, and</w:t>
+      </w:r>
+      <w:proofErr w:type="gramEnd"/>
+      <w:r>
+        <w:t xml:space="preserve"> closes with the societal and ethical implications of these technologies.</w:t>
       </w:r>
     </w:p>
     <w:p>
@@ -71,21 +50,28 @@
         <w:spacing w:after="120"/>
       </w:pPr>
       <w:r>
-        <w:t>This course introduces the foundations of Natural Language Processing (NLP) and traces the field's evolution into modern Large Language Models (LLMs) and agentic systems. Students begin with classical NLP (text processing, language models, vector semantics, sequence models), progress through the architectural breakthroughs that enabled LLMs (attention, the Transformer, pretraining), and study how contemporary LLMs are trained, adapted, prompted, evaluated, and deployed. The final third of the course covers building LLM agents and agentic workflows, and closes with the societal and ethical implications of these technologies.</w:t>
-      </w:r>
-    </w:p>
-    <w:p>
-      <w:pPr>
-        <w:spacing w:after="120"/>
-      </w:pPr>
-      <w:r>
-        <w:t>The course is hands-on. Every 75-minute session pairs concept delivery with in-class Python work, and every tool we use is free and open source: Python, PyTorch, Hugging Face, and Ollama for local LLM inference. No paid API keys and no GPU are required; everything runs on a laptop CPU inside a course-provided Docker image.</w:t>
+        <w:t xml:space="preserve">The course is hands-on. Every 75-minute session pairs concept delivery with in-class Python work, and every tool we use is free and open source: Python, </w:t>
+      </w:r>
+      <w:proofErr w:type="spellStart"/>
+      <w:r>
+        <w:t>PyTorch</w:t>
+      </w:r>
+      <w:proofErr w:type="spellEnd"/>
+      <w:r>
+        <w:t xml:space="preserve">, Hugging Face, and </w:t>
+      </w:r>
+      <w:proofErr w:type="spellStart"/>
+      <w:r>
+        <w:t>Ollama</w:t>
+      </w:r>
+      <w:proofErr w:type="spellEnd"/>
+      <w:r>
+        <w:t xml:space="preserve"> for local LLM inference. No paid API keys and no GPU are required; everything runs on a laptop CPU inside a course-provided Docker image.</w:t>
       </w:r>
     </w:p>
     <w:p>
       <w:pPr>
         <w:pStyle w:val="Heading2"/>
-        <w:keepNext/>
         <w:spacing w:before="200" w:after="80"/>
       </w:pPr>
       <w:r>
@@ -99,7 +85,7 @@
           <w:numId w:val="8"/>
         </w:numPr>
         <w:spacing w:after="60"/>
-        <w:ind w:left="504" w:hanging="360"/>
+        <w:ind w:left="504"/>
       </w:pPr>
       <w:r>
         <w:rPr>
@@ -118,7 +104,7 @@
           <w:numId w:val="8"/>
         </w:numPr>
         <w:spacing w:after="60"/>
-        <w:ind w:left="504" w:hanging="360"/>
+        <w:ind w:left="504"/>
       </w:pPr>
       <w:r>
         <w:rPr>
@@ -137,7 +123,7 @@
           <w:numId w:val="8"/>
         </w:numPr>
         <w:spacing w:after="60"/>
-        <w:ind w:left="504" w:hanging="360"/>
+        <w:ind w:left="504"/>
       </w:pPr>
       <w:r>
         <w:rPr>
@@ -156,7 +142,7 @@
           <w:numId w:val="8"/>
         </w:numPr>
         <w:spacing w:after="60"/>
-        <w:ind w:left="504" w:hanging="360"/>
+        <w:ind w:left="504"/>
       </w:pPr>
       <w:r>
         <w:rPr>
@@ -165,7 +151,31 @@
         <w:t>Adaptation and local inference.</w:t>
       </w:r>
       <w:r>
-        <w:t xml:space="preserve"> Students will adapt models efficiently using LoRA/PEFT and quantization, and will run and serve models locally with Ollama.</w:t>
+        <w:t xml:space="preserve"> Students will adapt models efficiently using </w:t>
+      </w:r>
+      <w:proofErr w:type="spellStart"/>
+      <w:r>
+        <w:t>LoRA</w:t>
+      </w:r>
+      <w:proofErr w:type="spellEnd"/>
+      <w:r>
+        <w:t xml:space="preserve">/PEFT and </w:t>
+      </w:r>
+      <w:proofErr w:type="gramStart"/>
+      <w:r>
+        <w:t>quantization, and</w:t>
+      </w:r>
+      <w:proofErr w:type="gramEnd"/>
+      <w:r>
+        <w:t xml:space="preserve"> will run and serve models locally with </w:t>
+      </w:r>
+      <w:proofErr w:type="spellStart"/>
+      <w:r>
+        <w:t>Ollama</w:t>
+      </w:r>
+      <w:proofErr w:type="spellEnd"/>
+      <w:r>
+        <w:t>.</w:t>
       </w:r>
     </w:p>
     <w:p>
@@ -175,7 +185,7 @@
           <w:numId w:val="8"/>
         </w:numPr>
         <w:spacing w:after="60"/>
-        <w:ind w:left="504" w:hanging="360"/>
+        <w:ind w:left="504"/>
       </w:pPr>
       <w:r>
         <w:rPr>
@@ -194,7 +204,7 @@
           <w:numId w:val="8"/>
         </w:numPr>
         <w:spacing w:after="60"/>
-        <w:ind w:left="504" w:hanging="360"/>
+        <w:ind w:left="504"/>
       </w:pPr>
       <w:r>
         <w:rPr>
@@ -213,7 +223,7 @@
           <w:numId w:val="8"/>
         </w:numPr>
         <w:spacing w:after="60"/>
-        <w:ind w:left="504" w:hanging="360"/>
+        <w:ind w:left="504"/>
       </w:pPr>
       <w:r>
         <w:rPr>
@@ -232,7 +242,7 @@
           <w:numId w:val="8"/>
         </w:numPr>
         <w:spacing w:after="60"/>
-        <w:ind w:left="504" w:hanging="360"/>
+        <w:ind w:left="504"/>
       </w:pPr>
       <w:r>
         <w:rPr>
@@ -251,12 +261,13 @@
           <w:numId w:val="8"/>
         </w:numPr>
         <w:spacing w:after="60"/>
-        <w:ind w:left="504" w:hanging="360"/>
-      </w:pPr>
-      <w:r>
-        <w:rPr>
-          <w:b/>
-        </w:rPr>
+        <w:ind w:left="504"/>
+      </w:pPr>
+      <w:r>
+        <w:rPr>
+          <w:b/>
+        </w:rPr>
+        <w:lastRenderedPageBreak/>
         <w:t>Societal impacts.</w:t>
       </w:r>
       <w:r>
@@ -270,7 +281,7 @@
           <w:numId w:val="8"/>
         </w:numPr>
         <w:spacing w:after="60"/>
-        <w:ind w:left="504" w:hanging="360"/>
+        <w:ind w:left="504"/>
       </w:pPr>
       <w:r>
         <w:rPr>
@@ -285,7 +296,6 @@
     <w:p>
       <w:pPr>
         <w:pStyle w:val="Heading1"/>
-        <w:keepNext/>
         <w:spacing w:before="320" w:after="80"/>
       </w:pPr>
       <w:r>
@@ -295,7 +305,6 @@
     <w:p>
       <w:pPr>
         <w:pStyle w:val="Heading2"/>
-        <w:keepNext/>
         <w:spacing w:before="200" w:after="80"/>
       </w:pPr>
       <w:r>
@@ -336,7 +345,6 @@
     <w:p>
       <w:pPr>
         <w:pStyle w:val="Heading2"/>
-        <w:keepNext/>
         <w:spacing w:before="200" w:after="80"/>
       </w:pPr>
       <w:r>
@@ -350,7 +358,7 @@
           <w:numId w:val="8"/>
         </w:numPr>
         <w:spacing w:after="60"/>
-        <w:ind w:left="504" w:hanging="360"/>
+        <w:ind w:left="504"/>
       </w:pPr>
       <w:r>
         <w:rPr>
@@ -378,7 +386,7 @@
           <w:numId w:val="8"/>
         </w:numPr>
         <w:spacing w:after="60"/>
-        <w:ind w:left="504" w:hanging="360"/>
+        <w:ind w:left="504"/>
       </w:pPr>
       <w:r>
         <w:rPr>
@@ -424,7 +432,7 @@
           <w:numId w:val="8"/>
         </w:numPr>
         <w:spacing w:after="60"/>
-        <w:ind w:left="504" w:hanging="360"/>
+        <w:ind w:left="504"/>
       </w:pPr>
       <w:r>
         <w:rPr>
@@ -434,6 +442,28 @@
       </w:r>
       <w:r>
         <w:t xml:space="preserve"> an introductory machine learning or data science course. It is not required, and the neural-network material is built up from scratch, but students who have seen gradient descent before will have an easier first month.</w:t>
+      </w:r>
+    </w:p>
+    <w:p>
+      <w:pPr>
+        <w:pStyle w:val="Heading2"/>
+        <w:spacing w:before="200" w:after="80"/>
+      </w:pPr>
+      <w:proofErr w:type="gramStart"/>
+      <w:r>
+        <w:t>Instructor</w:t>
+      </w:r>
+      <w:proofErr w:type="gramEnd"/>
+      <w:r>
+        <w:t xml:space="preserve"> contact information</w:t>
+      </w:r>
+    </w:p>
+    <w:p>
+      <w:pPr>
+        <w:spacing w:after="120"/>
+      </w:pPr>
+      <w:r>
+        <w:t>Dr. Eduardo Davalos Anaya</w:t>
       </w:r>
     </w:p>
     <w:p>
@@ -443,41 +473,16 @@
           <w:numId w:val="8"/>
         </w:numPr>
         <w:spacing w:after="60"/>
-        <w:ind w:left="504" w:hanging="360"/>
-      </w:pPr>
-      <w:r>
-        <w:rPr>
-          <w:b/>
-        </w:rPr>
-        <w:t>Official prerequisite of record:</w:t>
-      </w:r>
-      <w:r>
-        <w:t xml:space="preserve"> </w:t>
-      </w:r>
-      <w:r>
-        <w:rPr>
-          <w:b/>
-          <w:highlight w:val="yellow"/>
-        </w:rPr>
-        <w:t>[TBD: confirm against the Courses of Study Bulletin]</w:t>
-      </w:r>
-    </w:p>
-    <w:p>
-      <w:pPr>
-        <w:pStyle w:val="Heading2"/>
-        <w:keepNext/>
-        <w:spacing w:before="200" w:after="80"/>
-      </w:pPr>
-      <w:r>
-        <w:t>Instructor contact information</w:t>
-      </w:r>
-    </w:p>
-    <w:p>
-      <w:pPr>
-        <w:spacing w:after="120"/>
-      </w:pPr>
-      <w:r>
-        <w:t>Dr. Eduardo Davalos Anaya</w:t>
+        <w:ind w:left="504"/>
+      </w:pPr>
+      <w:r>
+        <w:rPr>
+          <w:b/>
+        </w:rPr>
+        <w:t>Office:</w:t>
+      </w:r>
+      <w:r>
+        <w:t xml:space="preserve"> CSI 270B</w:t>
       </w:r>
     </w:p>
     <w:p>
@@ -487,16 +492,28 @@
           <w:numId w:val="8"/>
         </w:numPr>
         <w:spacing w:after="60"/>
-        <w:ind w:left="504" w:hanging="360"/>
-      </w:pPr>
-      <w:r>
-        <w:rPr>
-          <w:b/>
-        </w:rPr>
-        <w:t>Office:</w:t>
-      </w:r>
-      <w:r>
-        <w:t xml:space="preserve"> CSI 270B</w:t>
+        <w:ind w:left="504"/>
+      </w:pPr>
+      <w:r>
+        <w:rPr>
+          <w:b/>
+        </w:rPr>
+        <w:t>Office hours:</w:t>
+      </w:r>
+      <w:r>
+        <w:rPr>
+          <w:b/>
+        </w:rPr>
+        <w:t xml:space="preserve"> </w:t>
+      </w:r>
+      <w:r>
+        <w:rPr>
+          <w:bCs/>
+        </w:rPr>
+        <w:t>MW 12:00 - 2:00 PM &amp; 3:45 - 5:00 PM</w:t>
+      </w:r>
+      <w:r>
+        <w:t xml:space="preserve"> held in my office and by video on request</w:t>
       </w:r>
     </w:p>
     <w:p>
@@ -506,36 +523,7 @@
           <w:numId w:val="8"/>
         </w:numPr>
         <w:spacing w:after="60"/>
-        <w:ind w:left="504" w:hanging="360"/>
-      </w:pPr>
-      <w:r>
-        <w:rPr>
-          <w:b/>
-        </w:rPr>
-        <w:t>Office hours:</w:t>
-      </w:r>
-      <w:r>
-        <w:t xml:space="preserve"> </w:t>
-      </w:r>
-      <w:r>
-        <w:rPr>
-          <w:b/>
-          <w:highlight w:val="yellow"/>
-        </w:rPr>
-        <w:t>[TBD: days and times]</w:t>
-      </w:r>
-      <w:r>
-        <w:t>, held in my office and by video on request</w:t>
-      </w:r>
-    </w:p>
-    <w:p>
-      <w:pPr>
-        <w:numPr>
-          <w:ilvl w:val="0"/>
-          <w:numId w:val="8"/>
-        </w:numPr>
-        <w:spacing w:after="60"/>
-        <w:ind w:left="504" w:hanging="360"/>
+        <w:ind w:left="504"/>
       </w:pPr>
       <w:r>
         <w:rPr>
@@ -549,32 +537,6 @@
     </w:p>
     <w:p>
       <w:pPr>
-        <w:numPr>
-          <w:ilvl w:val="0"/>
-          <w:numId w:val="8"/>
-        </w:numPr>
-        <w:spacing w:after="60"/>
-        <w:ind w:left="504" w:hanging="360"/>
-      </w:pPr>
-      <w:r>
-        <w:rPr>
-          <w:b/>
-        </w:rPr>
-        <w:t>Phone:</w:t>
-      </w:r>
-      <w:r>
-        <w:t xml:space="preserve"> </w:t>
-      </w:r>
-      <w:r>
-        <w:rPr>
-          <w:b/>
-          <w:highlight w:val="yellow"/>
-        </w:rPr>
-        <w:t>[TBD]</w:t>
-      </w:r>
-    </w:p>
-    <w:p>
-      <w:pPr>
         <w:spacing w:after="120"/>
       </w:pPr>
       <w:r>
@@ -592,10 +554,10 @@
     <w:p>
       <w:pPr>
         <w:pStyle w:val="Heading2"/>
-        <w:keepNext/>
         <w:spacing w:before="200" w:after="80"/>
       </w:pPr>
       <w:r>
+        <w:lastRenderedPageBreak/>
         <w:t>Student contact information</w:t>
       </w:r>
     </w:p>
@@ -619,7 +581,6 @@
     <w:p>
       <w:pPr>
         <w:pStyle w:val="Heading1"/>
-        <w:keepNext/>
         <w:spacing w:before="320" w:after="80"/>
       </w:pPr>
       <w:r>
@@ -629,7 +590,6 @@
     <w:p>
       <w:pPr>
         <w:pStyle w:val="Heading2"/>
-        <w:keepNext/>
         <w:spacing w:before="200" w:after="80"/>
       </w:pPr>
       <w:r>
@@ -646,7 +606,6 @@
       <w:r>
         <w:rPr>
           <w:b/>
-          <w:highlight w:val="yellow"/>
         </w:rPr>
         <w:t>[TBD: link to the shared course schedule]</w:t>
       </w:r>
@@ -666,7 +625,6 @@
     <w:p>
       <w:pPr>
         <w:pStyle w:val="Heading2"/>
-        <w:keepNext/>
         <w:spacing w:before="200" w:after="80"/>
       </w:pPr>
       <w:r>
@@ -684,322 +642,101 @@
         <w:t>Speech and Language Processing (3rd edition draft)</w:t>
       </w:r>
       <w:r>
-        <w:t xml:space="preserve"> by Dan Jurafsky and James H. Martin, available free from the authors at </w:t>
-      </w:r>
-      <w:hyperlink r:id="rId19">
+        <w:t xml:space="preserve"> by Dan </w:t>
+      </w:r>
+      <w:proofErr w:type="spellStart"/>
+      <w:r>
+        <w:t>Jurafsky</w:t>
+      </w:r>
+      <w:proofErr w:type="spellEnd"/>
+      <w:r>
+        <w:t xml:space="preserve"> and James H. Martin, available free from the authors at </w:t>
+      </w:r>
+      <w:hyperlink r:id="rId7">
         <w:r>
           <w:rPr>
             <w:color w:val="1155CC"/>
             <w:u w:val="single"/>
           </w:rPr>
-          <w:t xml:space="preserve">web.stanford.edu/~jurafsky/slp3</w:t>
+          <w:t>web.stanford.edu/~</w:t>
         </w:r>
-      </w:hyperlink>
-      <w:r>
-        <w:t>. There is nothing to buy for this course. We will not follow the book rigidly, but it is the reference for the first half of the semester, and specific chapters are assigned on the schedule.</w:t>
-      </w:r>
-    </w:p>
-    <w:p>
-      <w:pPr>
-        <w:pStyle w:val="Heading2"/>
-        <w:keepNext/>
-        <w:spacing w:before="200" w:after="80"/>
-      </w:pPr>
-      <w:r>
-        <w:t>Assigned papers</w:t>
-      </w:r>
-    </w:p>
-    <w:p>
-      <w:pPr>
-        <w:spacing w:after="120"/>
-      </w:pPr>
-      <w:r>
-        <w:t xml:space="preserve">Roughly half of the weeks assign </w:t>
-      </w:r>
-      <w:r>
-        <w:rPr>
-          <w:b/>
-        </w:rPr>
-        <w:t>one required research paper</w:t>
-      </w:r>
-      <w:r>
-        <w:t>, a landmark of the field (word2vec, Attention Is All You Need, BERT, GPT-3, InstructGPT, LoRA, chain-of-thought, RAG, ReAct, Reflexion, Stochastic Parrots). All are freely available.</w:t>
-      </w:r>
-    </w:p>
-    <w:p>
-      <w:pPr>
-        <w:numPr>
-          <w:ilvl w:val="0"/>
-          <w:numId w:val="8"/>
-        </w:numPr>
-        <w:spacing w:after="60"/>
-        <w:ind w:left="504" w:hanging="360"/>
-      </w:pPr>
-      <w:r>
-        <w:rPr>
-          <w:b/>
-        </w:rPr>
-        <w:t>At most one required paper per week.</w:t>
-      </w:r>
-      <w:r>
-        <w:t xml:space="preserve"> Additional papers listed on the schedule are optional enrichment and are </w:t>
-      </w:r>
-      <w:r>
-        <w:rPr>
-          <w:b/>
-        </w:rPr>
-        <w:t>never quizzed and never on an exam</w:t>
-      </w:r>
-      <w:r>
-        <w:t>.</w:t>
-      </w:r>
-    </w:p>
-    <w:p>
-      <w:pPr>
-        <w:numPr>
-          <w:ilvl w:val="0"/>
-          <w:numId w:val="8"/>
-        </w:numPr>
-        <w:spacing w:after="60"/>
-        <w:ind w:left="504" w:hanging="360"/>
-      </w:pPr>
-      <w:r>
-        <w:t xml:space="preserve">Every required reading has a </w:t>
-      </w:r>
-      <w:r>
-        <w:rPr>
-          <w:b/>
-        </w:rPr>
-        <w:t>verified video alternative</w:t>
-      </w:r>
-      <w:r>
-        <w:t xml:space="preserve"> listed on the schedule. Watching it covers the same quiz-relevant ground as reading the paper. Read the paper if you can; watch if you must; do one of the two.</w:t>
-      </w:r>
-    </w:p>
-    <w:p>
-      <w:pPr>
-        <w:pStyle w:val="Heading2"/>
-        <w:keepNext/>
-        <w:spacing w:before="200" w:after="80"/>
-      </w:pPr>
-      <w:r>
-        <w:t>Software and course environment</w:t>
-      </w:r>
-    </w:p>
-    <w:p>
-      <w:pPr>
-        <w:spacing w:after="120"/>
-      </w:pPr>
-      <w:r>
-        <w:t xml:space="preserve">The course ships a </w:t>
-      </w:r>
-      <w:r>
-        <w:rPr>
-          <w:b/>
-        </w:rPr>
-        <w:t>Docker image</w:t>
-      </w:r>
-      <w:r>
-        <w:t xml:space="preserve"> that pins every dependency, so every student runs an identical environment and "it works on my machine" stops being a conversation we have to have.</w:t>
-      </w:r>
-    </w:p>
-    <w:p>
-      <w:pPr>
-        <w:numPr>
-          <w:ilvl w:val="0"/>
-          <w:numId w:val="8"/>
-        </w:numPr>
-        <w:spacing w:after="60"/>
-        <w:ind w:left="504" w:hanging="360"/>
-      </w:pPr>
-      <w:r>
-        <w:rPr>
-          <w:b/>
-        </w:rPr>
-        <w:t>Docker Desktop</w:t>
-      </w:r>
-      <w:r>
-        <w:t xml:space="preserve"> (free), </w:t>
-      </w:r>
-      <w:r>
-        <w:rPr>
-          <w:b/>
-        </w:rPr>
-        <w:t>Python 3.12</w:t>
-      </w:r>
-      <w:r>
-        <w:t xml:space="preserve">, and </w:t>
-      </w:r>
-      <w:r>
-        <w:rPr>
-          <w:b/>
-        </w:rPr>
-        <w:t>Ollama</w:t>
-      </w:r>
-      <w:r>
-        <w:t xml:space="preserve"> for local model inference.</w:t>
-      </w:r>
-    </w:p>
-    <w:p>
-      <w:pPr>
-        <w:numPr>
-          <w:ilvl w:val="0"/>
-          <w:numId w:val="8"/>
-        </w:numPr>
-        <w:spacing w:after="60"/>
-        <w:ind w:left="504" w:hanging="360"/>
-      </w:pPr>
-      <w:r>
-        <w:t>No paid APIs, no API keys, no GPU. Every assignment is designed to finish in under two minutes on a laptop CPU using small models (roughly 3B parameters or fewer).</w:t>
-      </w:r>
-    </w:p>
-    <w:p>
-      <w:pPr>
-        <w:numPr>
-          <w:ilvl w:val="0"/>
-          <w:numId w:val="8"/>
-        </w:numPr>
-        <w:spacing w:after="60"/>
-        <w:ind w:left="504" w:hanging="360"/>
-      </w:pPr>
-      <w:r>
-        <w:t xml:space="preserve">Setup instructions are in the course repository under </w:t>
-      </w:r>
-      <w:r>
-        <w:rPr>
-          <w:rFonts w:ascii="Courier New" w:hAnsi="Courier New"/>
-        </w:rPr>
-        <w:t>docker/README.md</w:t>
-      </w:r>
-      <w:r>
-        <w:t>, and we install everything together in the first week.</w:t>
-      </w:r>
-    </w:p>
-    <w:p>
-      <w:pPr>
-        <w:numPr>
-          <w:ilvl w:val="0"/>
-          <w:numId w:val="8"/>
-        </w:numPr>
-        <w:spacing w:after="60"/>
-        <w:ind w:left="504" w:hanging="360"/>
-      </w:pPr>
-      <w:r>
-        <w:rPr>
-          <w:b/>
-        </w:rPr>
-        <w:t>Bring a laptop to every class.</w:t>
-      </w:r>
-      <w:r>
-        <w:t xml:space="preserve"> If you do not have one available, tell me in the first week and we will arrange a machine.</w:t>
-      </w:r>
-    </w:p>
-    <w:p>
-      <w:pPr>
-        <w:pStyle w:val="Heading2"/>
-        <w:keepNext/>
-        <w:spacing w:before="200" w:after="80"/>
-      </w:pPr>
-      <w:r>
-        <w:t>Web page</w:t>
-      </w:r>
-    </w:p>
-    <w:p>
-      <w:pPr>
-        <w:spacing w:after="120"/>
-      </w:pPr>
-      <w:r>
-        <w:t xml:space="preserve">Most course material (this syllabus, the schedule, slides, assignments, and announcements) is distributed through </w:t>
-      </w:r>
-      <w:r>
-        <w:rPr>
-          <w:b/>
-          <w:highlight w:val="yellow"/>
-        </w:rPr>
-        <w:t>[TBD: Canvas or Google Classroom]</w:t>
-      </w:r>
-      <w:r>
-        <w:t>. Visit it frequently.</w:t>
-      </w:r>
-    </w:p>
-    <w:p>
-      <w:pPr>
-        <w:pStyle w:val="Heading2"/>
-        <w:keepNext/>
-        <w:spacing w:before="200" w:after="80"/>
-      </w:pPr>
-      <w:r>
-        <w:t>Other references</w:t>
-      </w:r>
-    </w:p>
-    <w:p>
-      <w:pPr>
-        <w:spacing w:after="120"/>
-      </w:pPr>
-      <w:r>
-        <w:t>These are optional, free, and good:</w:t>
-      </w:r>
-    </w:p>
-    <w:p>
-      <w:pPr>
-        <w:numPr>
-          <w:ilvl w:val="0"/>
-          <w:numId w:val="8"/>
-        </w:numPr>
-        <w:spacing w:after="60"/>
-        <w:ind w:left="504" w:hanging="360"/>
-      </w:pPr>
-      <w:r>
-        <w:rPr>
-          <w:b/>
-        </w:rPr>
-        <w:t>Dive into Deep Learning</w:t>
-      </w:r>
-      <w:r>
-        <w:t xml:space="preserve">, </w:t>
-      </w:r>
-      <w:hyperlink r:id="rId20">
+        <w:proofErr w:type="spellStart"/>
         <w:r>
           <w:rPr>
             <w:color w:val="1155CC"/>
             <w:u w:val="single"/>
           </w:rPr>
-          <w:t xml:space="preserve">d2l.ai</w:t>
+          <w:t>jurafsky</w:t>
         </w:r>
-      </w:hyperlink>
-      <w:r>
-        <w:t>, runnable code for attention and Transformers.</w:t>
-      </w:r>
-    </w:p>
-    <w:p>
-      <w:pPr>
-        <w:numPr>
-          <w:ilvl w:val="0"/>
-          <w:numId w:val="8"/>
-        </w:numPr>
-        <w:spacing w:after="60"/>
-        <w:ind w:left="504" w:hanging="360"/>
-      </w:pPr>
-      <w:r>
-        <w:rPr>
-          <w:b/>
-        </w:rPr>
-        <w:t>Hugging Face LLM Course</w:t>
-      </w:r>
-      <w:r>
-        <w:t xml:space="preserve">, </w:t>
-      </w:r>
-      <w:hyperlink r:id="rId21">
+        <w:proofErr w:type="spellEnd"/>
         <w:r>
           <w:rPr>
             <w:color w:val="1155CC"/>
             <w:u w:val="single"/>
           </w:rPr>
-          <w:t xml:space="preserve">huggingface.co/learn/llm-course</w:t>
+          <w:t>/slp3</w:t>
         </w:r>
       </w:hyperlink>
       <w:r>
-        <w:t>, hands-on tokenizers, fine-tuning, and the library APIs used in the homeworks.</w:t>
+        <w:t>. There is nothing to buy for this course. We will not follow the book rigidly, but it is the reference for the first half of the semester, and specific chapters are assigned on the schedule.</w:t>
+      </w:r>
+    </w:p>
+    <w:p>
+      <w:pPr>
+        <w:pStyle w:val="Heading2"/>
+        <w:spacing w:before="200" w:after="80"/>
+      </w:pPr>
+      <w:r>
+        <w:t>Assigned papers</w:t>
+      </w:r>
+    </w:p>
+    <w:p>
+      <w:pPr>
+        <w:spacing w:after="120"/>
+      </w:pPr>
+      <w:r>
+        <w:t xml:space="preserve">Roughly half of the weeks assign </w:t>
+      </w:r>
+      <w:r>
+        <w:rPr>
+          <w:b/>
+        </w:rPr>
+        <w:t>one required research paper</w:t>
+      </w:r>
+      <w:r>
+        <w:t xml:space="preserve">, a landmark of the field (word2vec, Attention Is All You Need, BERT, GPT-3, </w:t>
+      </w:r>
+      <w:proofErr w:type="spellStart"/>
+      <w:r>
+        <w:t>InstructGPT</w:t>
+      </w:r>
+      <w:proofErr w:type="spellEnd"/>
+      <w:r>
+        <w:t xml:space="preserve">, </w:t>
+      </w:r>
+      <w:proofErr w:type="spellStart"/>
+      <w:r>
+        <w:t>LoRA</w:t>
+      </w:r>
+      <w:proofErr w:type="spellEnd"/>
+      <w:r>
+        <w:t xml:space="preserve">, chain-of-thought, RAG, </w:t>
+      </w:r>
+      <w:proofErr w:type="spellStart"/>
+      <w:r>
+        <w:t>ReAct</w:t>
+      </w:r>
+      <w:proofErr w:type="spellEnd"/>
+      <w:r>
+        <w:t xml:space="preserve">, </w:t>
+      </w:r>
+      <w:proofErr w:type="spellStart"/>
+      <w:r>
+        <w:t>Reflexion</w:t>
+      </w:r>
+      <w:proofErr w:type="spellEnd"/>
+      <w:r>
+        <w:t>, Stochastic Parrots). All are freely available.</w:t>
       </w:r>
     </w:p>
     <w:p>
@@ -1009,16 +746,25 @@
           <w:numId w:val="8"/>
         </w:numPr>
         <w:spacing w:after="60"/>
-        <w:ind w:left="504" w:hanging="360"/>
-      </w:pPr>
-      <w:r>
-        <w:rPr>
-          <w:b/>
-        </w:rPr>
-        <w:t>Introduction to Natural Language Processing</w:t>
-      </w:r>
-      <w:r>
-        <w:t xml:space="preserve"> by Jacob Eisenstein, a more mathematical treatment.</w:t>
+        <w:ind w:left="504"/>
+      </w:pPr>
+      <w:r>
+        <w:rPr>
+          <w:b/>
+        </w:rPr>
+        <w:t>At most one required paper per week.</w:t>
+      </w:r>
+      <w:r>
+        <w:t xml:space="preserve"> Additional papers listed on the schedule are optional enrichment and are </w:t>
+      </w:r>
+      <w:r>
+        <w:rPr>
+          <w:b/>
+        </w:rPr>
+        <w:t>never quizzed and never on an exam</w:t>
+      </w:r>
+      <w:r>
+        <w:t>.</w:t>
       </w:r>
     </w:p>
     <w:p>
@@ -1028,16 +774,28 @@
           <w:numId w:val="8"/>
         </w:numPr>
         <w:spacing w:after="60"/>
-        <w:ind w:left="504" w:hanging="360"/>
-      </w:pPr>
-      <w:r>
-        <w:rPr>
-          <w:b/>
-        </w:rPr>
-        <w:t>Building Effective Agents</w:t>
-      </w:r>
-      <w:r>
-        <w:t xml:space="preserve"> (Anthropic), the practical agentic-workflow patterns behind Week 14.</w:t>
+        <w:ind w:left="504"/>
+      </w:pPr>
+      <w:r>
+        <w:t xml:space="preserve">Every required reading has a </w:t>
+      </w:r>
+      <w:r>
+        <w:rPr>
+          <w:b/>
+        </w:rPr>
+        <w:t>verified video alternative</w:t>
+      </w:r>
+      <w:r>
+        <w:t xml:space="preserve"> listed on the schedule. Watching it covers the same quiz-relevant ground as reading the paper. Read the paper if you can; watch if you must; do one of the two.</w:t>
+      </w:r>
+    </w:p>
+    <w:p>
+      <w:pPr>
+        <w:pStyle w:val="Heading2"/>
+        <w:spacing w:before="200" w:after="80"/>
+      </w:pPr>
+      <w:r>
+        <w:t>Software and course environment</w:t>
       </w:r>
     </w:p>
     <w:p>
@@ -1045,25 +803,24 @@
         <w:spacing w:after="120"/>
       </w:pPr>
       <w:r>
-        <w:t>The Internet is an extraordinary resource for this field, and also full of confident nonsense about it. Treat what you read with the same skepticism we will apply to model outputs.</w:t>
-      </w:r>
-    </w:p>
-    <w:p>
-      <w:pPr>
-        <w:pStyle w:val="Heading1"/>
-        <w:keepNext/>
-        <w:spacing w:before="320" w:after="80"/>
-      </w:pPr>
-      <w:r>
-        <w:t>Course Format and Expectations</w:t>
-      </w:r>
-    </w:p>
-    <w:p>
-      <w:pPr>
-        <w:spacing w:after="120"/>
-      </w:pPr>
-      <w:r>
-        <w:t>Each 75-minute class comes in one of two shapes:</w:t>
+        <w:t xml:space="preserve">The course ships a </w:t>
+      </w:r>
+      <w:r>
+        <w:rPr>
+          <w:b/>
+        </w:rPr>
+        <w:t>Docker image</w:t>
+      </w:r>
+      <w:r>
+        <w:t xml:space="preserve"> that pins every dependency, so every student runs an identical environment and "it works on my machine" stops being a conversation we </w:t>
+      </w:r>
+      <w:proofErr w:type="gramStart"/>
+      <w:r>
+        <w:t>have to</w:t>
+      </w:r>
+      <w:proofErr w:type="gramEnd"/>
+      <w:r>
+        <w:t xml:space="preserve"> have.</w:t>
       </w:r>
     </w:p>
     <w:p>
@@ -1073,25 +830,36 @@
           <w:numId w:val="8"/>
         </w:numPr>
         <w:spacing w:after="60"/>
-        <w:ind w:left="504" w:hanging="360"/>
-      </w:pPr>
-      <w:r>
-        <w:rPr>
-          <w:b/>
-        </w:rPr>
-        <w:t>First class of the week:</w:t>
-      </w:r>
-      <w:r>
-        <w:t xml:space="preserve"> about 35 minutes of content delivery, a </w:t>
-      </w:r>
-      <w:r>
-        <w:rPr>
-          <w:b/>
-        </w:rPr>
-        <w:t>5-minute break</w:t>
-      </w:r>
-      <w:r>
-        <w:t>, then about 35 minutes of in-class activity.</w:t>
+        <w:ind w:left="504"/>
+      </w:pPr>
+      <w:r>
+        <w:rPr>
+          <w:b/>
+        </w:rPr>
+        <w:t>Docker Desktop</w:t>
+      </w:r>
+      <w:r>
+        <w:t xml:space="preserve"> (free), </w:t>
+      </w:r>
+      <w:r>
+        <w:rPr>
+          <w:b/>
+        </w:rPr>
+        <w:t>Python 3.12</w:t>
+      </w:r>
+      <w:r>
+        <w:t xml:space="preserve">, and </w:t>
+      </w:r>
+      <w:proofErr w:type="spellStart"/>
+      <w:r>
+        <w:rPr>
+          <w:b/>
+        </w:rPr>
+        <w:t>Ollama</w:t>
+      </w:r>
+      <w:proofErr w:type="spellEnd"/>
+      <w:r>
+        <w:t xml:space="preserve"> for local model inference.</w:t>
       </w:r>
     </w:p>
     <w:p>
@@ -1101,7 +869,290 @@
           <w:numId w:val="8"/>
         </w:numPr>
         <w:spacing w:after="60"/>
-        <w:ind w:left="504" w:hanging="360"/>
+        <w:ind w:left="504"/>
+      </w:pPr>
+      <w:r>
+        <w:t>No paid APIs, no API keys, no GPU. Every assignment is designed to finish in under two minutes on a laptop CPU using small models (roughly 3B parameters or fewer).</w:t>
+      </w:r>
+    </w:p>
+    <w:p>
+      <w:pPr>
+        <w:numPr>
+          <w:ilvl w:val="0"/>
+          <w:numId w:val="8"/>
+        </w:numPr>
+        <w:spacing w:after="60"/>
+        <w:ind w:left="504"/>
+      </w:pPr>
+      <w:r>
+        <w:t xml:space="preserve">Setup instructions are in the course repository under </w:t>
+      </w:r>
+      <w:r>
+        <w:rPr>
+          <w:rFonts w:ascii="Courier New" w:hAnsi="Courier New"/>
+        </w:rPr>
+        <w:t>docker/README.md</w:t>
+      </w:r>
+      <w:r>
+        <w:t>, and we install everything together in the first week.</w:t>
+      </w:r>
+    </w:p>
+    <w:p>
+      <w:pPr>
+        <w:numPr>
+          <w:ilvl w:val="0"/>
+          <w:numId w:val="8"/>
+        </w:numPr>
+        <w:spacing w:after="60"/>
+        <w:ind w:left="504"/>
+      </w:pPr>
+      <w:r>
+        <w:rPr>
+          <w:b/>
+        </w:rPr>
+        <w:t>Bring a laptop to every class.</w:t>
+      </w:r>
+      <w:r>
+        <w:t xml:space="preserve"> If you do not have one available, tell me in the first week and we will arrange a machine.</w:t>
+      </w:r>
+    </w:p>
+    <w:p>
+      <w:pPr>
+        <w:pStyle w:val="Heading2"/>
+        <w:spacing w:before="200" w:after="80"/>
+      </w:pPr>
+      <w:r>
+        <w:lastRenderedPageBreak/>
+        <w:t>Web page</w:t>
+      </w:r>
+    </w:p>
+    <w:p>
+      <w:pPr>
+        <w:spacing w:after="120"/>
+      </w:pPr>
+      <w:r>
+        <w:t xml:space="preserve">Most course material (this syllabus, the schedule, slides, assignments, and announcements) is distributed through </w:t>
+      </w:r>
+      <w:r>
+        <w:rPr>
+          <w:b/>
+        </w:rPr>
+        <w:t>[TBD: Canvas or Google Classroom]</w:t>
+      </w:r>
+      <w:r>
+        <w:t>. Visit it frequently.</w:t>
+      </w:r>
+    </w:p>
+    <w:p>
+      <w:pPr>
+        <w:pStyle w:val="Heading2"/>
+        <w:spacing w:before="200" w:after="80"/>
+      </w:pPr>
+      <w:r>
+        <w:t>Other references</w:t>
+      </w:r>
+    </w:p>
+    <w:p>
+      <w:pPr>
+        <w:spacing w:after="120"/>
+      </w:pPr>
+      <w:r>
+        <w:t>These are optional, free, and good:</w:t>
+      </w:r>
+    </w:p>
+    <w:p>
+      <w:pPr>
+        <w:numPr>
+          <w:ilvl w:val="0"/>
+          <w:numId w:val="8"/>
+        </w:numPr>
+        <w:spacing w:after="60"/>
+        <w:ind w:left="504"/>
+      </w:pPr>
+      <w:r>
+        <w:rPr>
+          <w:b/>
+        </w:rPr>
+        <w:t>Dive into Deep Learning</w:t>
+      </w:r>
+      <w:r>
+        <w:t xml:space="preserve">, </w:t>
+      </w:r>
+      <w:hyperlink r:id="rId8">
+        <w:r>
+          <w:rPr>
+            <w:color w:val="1155CC"/>
+            <w:u w:val="single"/>
+          </w:rPr>
+          <w:t>d2l.ai</w:t>
+        </w:r>
+      </w:hyperlink>
+      <w:r>
+        <w:t>, runnable code for attention and Transformers.</w:t>
+      </w:r>
+    </w:p>
+    <w:p>
+      <w:pPr>
+        <w:numPr>
+          <w:ilvl w:val="0"/>
+          <w:numId w:val="8"/>
+        </w:numPr>
+        <w:spacing w:after="60"/>
+        <w:ind w:left="504"/>
+      </w:pPr>
+      <w:r>
+        <w:rPr>
+          <w:b/>
+        </w:rPr>
+        <w:t>Hugging Face LLM Course</w:t>
+      </w:r>
+      <w:r>
+        <w:t xml:space="preserve">, </w:t>
+      </w:r>
+      <w:hyperlink r:id="rId9">
+        <w:r>
+          <w:rPr>
+            <w:color w:val="1155CC"/>
+            <w:u w:val="single"/>
+          </w:rPr>
+          <w:t>huggingface.co/learn/</w:t>
+        </w:r>
+        <w:proofErr w:type="spellStart"/>
+        <w:r>
+          <w:rPr>
+            <w:color w:val="1155CC"/>
+            <w:u w:val="single"/>
+          </w:rPr>
+          <w:t>llm</w:t>
+        </w:r>
+        <w:proofErr w:type="spellEnd"/>
+        <w:r>
+          <w:rPr>
+            <w:color w:val="1155CC"/>
+            <w:u w:val="single"/>
+          </w:rPr>
+          <w:t>-course</w:t>
+        </w:r>
+      </w:hyperlink>
+      <w:r>
+        <w:t xml:space="preserve">, hands-on tokenizers, fine-tuning, and the library APIs used in the </w:t>
+      </w:r>
+      <w:proofErr w:type="spellStart"/>
+      <w:r>
+        <w:t>homeworks</w:t>
+      </w:r>
+      <w:proofErr w:type="spellEnd"/>
+      <w:r>
+        <w:t>.</w:t>
+      </w:r>
+    </w:p>
+    <w:p>
+      <w:pPr>
+        <w:numPr>
+          <w:ilvl w:val="0"/>
+          <w:numId w:val="8"/>
+        </w:numPr>
+        <w:spacing w:after="60"/>
+        <w:ind w:left="504"/>
+      </w:pPr>
+      <w:r>
+        <w:rPr>
+          <w:b/>
+        </w:rPr>
+        <w:t>Introduction to Natural Language Processing</w:t>
+      </w:r>
+      <w:r>
+        <w:t xml:space="preserve"> by Jacob Eisenstein, a more mathematical treatment.</w:t>
+      </w:r>
+    </w:p>
+    <w:p>
+      <w:pPr>
+        <w:numPr>
+          <w:ilvl w:val="0"/>
+          <w:numId w:val="8"/>
+        </w:numPr>
+        <w:spacing w:after="60"/>
+        <w:ind w:left="504"/>
+      </w:pPr>
+      <w:r>
+        <w:rPr>
+          <w:b/>
+        </w:rPr>
+        <w:t>Building Effective Agents</w:t>
+      </w:r>
+      <w:r>
+        <w:t xml:space="preserve"> (Anthropic), the practical agentic-workflow patterns behind Week 14.</w:t>
+      </w:r>
+    </w:p>
+    <w:p>
+      <w:pPr>
+        <w:spacing w:after="120"/>
+      </w:pPr>
+      <w:r>
+        <w:t xml:space="preserve">The Internet is an extraordinary resource for this field, </w:t>
+      </w:r>
+      <w:proofErr w:type="gramStart"/>
+      <w:r>
+        <w:t>and also</w:t>
+      </w:r>
+      <w:proofErr w:type="gramEnd"/>
+      <w:r>
+        <w:t xml:space="preserve"> full of confident nonsense about it. Treat what you read with the same skepticism we will apply to model outputs.</w:t>
+      </w:r>
+    </w:p>
+    <w:p>
+      <w:pPr>
+        <w:pStyle w:val="Heading1"/>
+        <w:spacing w:before="320" w:after="80"/>
+      </w:pPr>
+      <w:r>
+        <w:t>Course Format and Expectations</w:t>
+      </w:r>
+    </w:p>
+    <w:p>
+      <w:pPr>
+        <w:spacing w:after="120"/>
+      </w:pPr>
+      <w:r>
+        <w:t>Each 75-minute class comes in one of two shapes:</w:t>
+      </w:r>
+    </w:p>
+    <w:p>
+      <w:pPr>
+        <w:numPr>
+          <w:ilvl w:val="0"/>
+          <w:numId w:val="8"/>
+        </w:numPr>
+        <w:spacing w:after="60"/>
+        <w:ind w:left="504"/>
+      </w:pPr>
+      <w:r>
+        <w:rPr>
+          <w:b/>
+        </w:rPr>
+        <w:t>First class of the week:</w:t>
+      </w:r>
+      <w:r>
+        <w:t xml:space="preserve"> about 35 minutes of content delivery, a </w:t>
+      </w:r>
+      <w:r>
+        <w:rPr>
+          <w:b/>
+        </w:rPr>
+        <w:t>5-minute break</w:t>
+      </w:r>
+      <w:r>
+        <w:t>, then about 35 minutes of in-class activity.</w:t>
+      </w:r>
+    </w:p>
+    <w:p>
+      <w:pPr>
+        <w:numPr>
+          <w:ilvl w:val="0"/>
+          <w:numId w:val="8"/>
+        </w:numPr>
+        <w:spacing w:after="60"/>
+        <w:ind w:left="504"/>
       </w:pPr>
       <w:r>
         <w:rPr>
@@ -1174,7 +1225,6 @@
     <w:p>
       <w:pPr>
         <w:pStyle w:val="Heading1"/>
-        <w:keepNext/>
         <w:spacing w:before="320" w:after="80"/>
       </w:pPr>
       <w:r>
@@ -1184,7 +1234,6 @@
     <w:p>
       <w:pPr>
         <w:pStyle w:val="Heading2"/>
-        <w:keepNext/>
         <w:spacing w:before="200" w:after="80"/>
       </w:pPr>
       <w:r>
@@ -1210,31 +1259,34 @@
     </w:p>
     <w:tbl>
       <w:tblPr>
-        <w:tblW w:type="auto" w:w="0"/>
+        <w:tblStyle w:val="TableNormal0"/>
+        <w:tblW w:w="0" w:type="auto"/>
         <w:jc w:val="center"/>
+        <w:tblInd w:w="0" w:type="dxa"/>
+        <w:tblBorders>
+          <w:top w:val="single" w:sz="4" w:space="0" w:color="999999"/>
+          <w:left w:val="single" w:sz="4" w:space="0" w:color="999999"/>
+          <w:bottom w:val="single" w:sz="4" w:space="0" w:color="999999"/>
+          <w:right w:val="single" w:sz="4" w:space="0" w:color="999999"/>
+          <w:insideH w:val="single" w:sz="4" w:space="0" w:color="999999"/>
+          <w:insideV w:val="single" w:sz="4" w:space="0" w:color="999999"/>
+        </w:tblBorders>
         <w:tblLayout w:type="fixed"/>
-        <w:tblLook w:firstColumn="1" w:firstRow="1" w:lastColumn="0" w:lastRow="0" w:noHBand="0" w:noVBand="1" w:val="04A0"/>
-        <w:tblBorders>
-          <w:top w:val="single" w:sz="4" w:color="999999"/>
-          <w:left w:val="single" w:sz="4" w:color="999999"/>
-          <w:bottom w:val="single" w:sz="4" w:color="999999"/>
-          <w:right w:val="single" w:sz="4" w:color="999999"/>
-          <w:insideH w:val="single" w:sz="4" w:color="999999"/>
-          <w:insideV w:val="single" w:sz="4" w:color="999999"/>
-        </w:tblBorders>
+        <w:tblLook w:val="04A0" w:firstRow="1" w:lastRow="0" w:firstColumn="1" w:lastColumn="0" w:noHBand="0" w:noVBand="1"/>
       </w:tblPr>
       <w:tblGrid>
-        <w:gridCol w:w="7885"/>
+        <w:gridCol w:w="7886"/>
         <w:gridCol w:w="1474"/>
       </w:tblGrid>
       <w:tr>
         <w:trPr>
           <w:cantSplit/>
           <w:tblHeader/>
+          <w:jc w:val="center"/>
         </w:trPr>
         <w:tc>
           <w:tcPr>
-            <w:tcW w:type="dxa" w:w="7886"/>
+            <w:tcW w:w="7886" w:type="dxa"/>
           </w:tcPr>
           <w:p>
             <w:pPr>
@@ -1245,13 +1297,14 @@
                 <w:b/>
                 <w:sz w:val="22"/>
               </w:rPr>
+              <w:lastRenderedPageBreak/>
               <w:t>Component</w:t>
             </w:r>
           </w:p>
         </w:tc>
         <w:tc>
           <w:tcPr>
-            <w:tcW w:type="dxa" w:w="1474"/>
+            <w:tcW w:w="1474" w:type="dxa"/>
           </w:tcPr>
           <w:p>
             <w:pPr>
@@ -1271,10 +1324,11 @@
       <w:tr>
         <w:trPr>
           <w:cantSplit/>
+          <w:jc w:val="center"/>
         </w:trPr>
         <w:tc>
           <w:tcPr>
-            <w:tcW w:type="dxa" w:w="7886"/>
+            <w:tcW w:w="7886" w:type="dxa"/>
           </w:tcPr>
           <w:p>
             <w:pPr>
@@ -1290,7 +1344,7 @@
         </w:tc>
         <w:tc>
           <w:tcPr>
-            <w:tcW w:type="dxa" w:w="1474"/>
+            <w:tcW w:w="1474" w:type="dxa"/>
           </w:tcPr>
           <w:p>
             <w:pPr>
@@ -1309,10 +1363,11 @@
       <w:tr>
         <w:trPr>
           <w:cantSplit/>
+          <w:jc w:val="center"/>
         </w:trPr>
         <w:tc>
           <w:tcPr>
-            <w:tcW w:type="dxa" w:w="7886"/>
+            <w:tcW w:w="7886" w:type="dxa"/>
           </w:tcPr>
           <w:p>
             <w:pPr>
@@ -1328,7 +1383,7 @@
         </w:tc>
         <w:tc>
           <w:tcPr>
-            <w:tcW w:type="dxa" w:w="1474"/>
+            <w:tcW w:w="1474" w:type="dxa"/>
           </w:tcPr>
           <w:p>
             <w:pPr>
@@ -1347,10 +1402,11 @@
       <w:tr>
         <w:trPr>
           <w:cantSplit/>
+          <w:jc w:val="center"/>
         </w:trPr>
         <w:tc>
           <w:tcPr>
-            <w:tcW w:type="dxa" w:w="7886"/>
+            <w:tcW w:w="7886" w:type="dxa"/>
           </w:tcPr>
           <w:p>
             <w:pPr>
@@ -1366,7 +1422,7 @@
         </w:tc>
         <w:tc>
           <w:tcPr>
-            <w:tcW w:type="dxa" w:w="1474"/>
+            <w:tcW w:w="1474" w:type="dxa"/>
           </w:tcPr>
           <w:p>
             <w:pPr>
@@ -1385,10 +1441,11 @@
       <w:tr>
         <w:trPr>
           <w:cantSplit/>
+          <w:jc w:val="center"/>
         </w:trPr>
         <w:tc>
           <w:tcPr>
-            <w:tcW w:type="dxa" w:w="7886"/>
+            <w:tcW w:w="7886" w:type="dxa"/>
           </w:tcPr>
           <w:p>
             <w:pPr>
@@ -1404,7 +1461,7 @@
         </w:tc>
         <w:tc>
           <w:tcPr>
-            <w:tcW w:type="dxa" w:w="1474"/>
+            <w:tcW w:w="1474" w:type="dxa"/>
           </w:tcPr>
           <w:p>
             <w:pPr>
@@ -1423,10 +1480,11 @@
       <w:tr>
         <w:trPr>
           <w:cantSplit/>
+          <w:jc w:val="center"/>
         </w:trPr>
         <w:tc>
           <w:tcPr>
-            <w:tcW w:type="dxa" w:w="7886"/>
+            <w:tcW w:w="7886" w:type="dxa"/>
           </w:tcPr>
           <w:p>
             <w:pPr>
@@ -1442,7 +1500,7 @@
         </w:tc>
         <w:tc>
           <w:tcPr>
-            <w:tcW w:type="dxa" w:w="1474"/>
+            <w:tcW w:w="1474" w:type="dxa"/>
           </w:tcPr>
           <w:p>
             <w:pPr>
@@ -1461,10 +1519,11 @@
       <w:tr>
         <w:trPr>
           <w:cantSplit/>
+          <w:jc w:val="center"/>
         </w:trPr>
         <w:tc>
           <w:tcPr>
-            <w:tcW w:type="dxa" w:w="7886"/>
+            <w:tcW w:w="7886" w:type="dxa"/>
           </w:tcPr>
           <w:p>
             <w:pPr>
@@ -1480,7 +1539,7 @@
         </w:tc>
         <w:tc>
           <w:tcPr>
-            <w:tcW w:type="dxa" w:w="1474"/>
+            <w:tcW w:w="1474" w:type="dxa"/>
           </w:tcPr>
           <w:p>
             <w:pPr>
@@ -1542,7 +1601,6 @@
     <w:p>
       <w:pPr>
         <w:pStyle w:val="Heading2"/>
-        <w:keepNext/>
         <w:spacing w:before="200" w:after="80"/>
       </w:pPr>
       <w:r>
@@ -1626,7 +1684,15 @@
         <w:t>HW4:</w:t>
       </w:r>
       <w:r>
-        <w:t xml:space="preserve"> fine-tuning and adapting LLMs (LoRA/PEFT)</w:t>
+        <w:t xml:space="preserve"> fine-tuning and adapting LLMs (</w:t>
+      </w:r>
+      <w:proofErr w:type="spellStart"/>
+      <w:r>
+        <w:t>LoRA</w:t>
+      </w:r>
+      <w:proofErr w:type="spellEnd"/>
+      <w:r>
+        <w:t>/PEFT)</w:t>
       </w:r>
     </w:p>
     <w:p>
@@ -1669,8 +1735,13 @@
       <w:pPr>
         <w:spacing w:after="120"/>
       </w:pPr>
-      <w:r>
-        <w:t xml:space="preserve">Homeworks are </w:t>
+      <w:proofErr w:type="spellStart"/>
+      <w:r>
+        <w:t>Homeworks</w:t>
+      </w:r>
+      <w:proofErr w:type="spellEnd"/>
+      <w:r>
+        <w:t xml:space="preserve"> are </w:t>
       </w:r>
       <w:r>
         <w:rPr>
@@ -1693,13 +1764,20 @@
         <w:t>Code must run to receive credit.</w:t>
       </w:r>
       <w:r>
-        <w:t xml:space="preserve"> Every homework ships with tests and must run inside the course Docker image. If you submit code that crashes on import or fails to run at all, you will receive no more than 25% credit until it is fixed and resubmitted.</w:t>
+        <w:t xml:space="preserve"> Every homework </w:t>
+      </w:r>
+      <w:proofErr w:type="gramStart"/>
+      <w:r>
+        <w:t>ships</w:t>
+      </w:r>
+      <w:proofErr w:type="gramEnd"/>
+      <w:r>
+        <w:t xml:space="preserve"> with tests and must run inside the course Docker image. If you submit code that crashes on import or fails to run at all, you will receive no more than 25% credit until it is fixed and resubmitted.</w:t>
       </w:r>
     </w:p>
     <w:p>
       <w:pPr>
         <w:pStyle w:val="Heading2"/>
-        <w:keepNext/>
         <w:spacing w:before="200" w:after="80"/>
       </w:pPr>
       <w:r>
@@ -1739,7 +1817,7 @@
           <w:numId w:val="8"/>
         </w:numPr>
         <w:spacing w:after="60"/>
-        <w:ind w:left="504" w:hanging="360"/>
+        <w:ind w:left="504"/>
       </w:pPr>
       <w:r>
         <w:t xml:space="preserve">A quiz may only test </w:t>
@@ -1761,7 +1839,7 @@
           <w:numId w:val="8"/>
         </w:numPr>
         <w:spacing w:after="60"/>
-        <w:ind w:left="504" w:hanging="360"/>
+        <w:ind w:left="504"/>
       </w:pPr>
       <w:r>
         <w:rPr>
@@ -1780,22 +1858,30 @@
           <w:numId w:val="8"/>
         </w:numPr>
         <w:spacing w:after="60"/>
-        <w:ind w:left="504" w:hanging="360"/>
-      </w:pPr>
-      <w:r>
-        <w:rPr>
-          <w:b/>
-        </w:rPr>
+        <w:ind w:left="504"/>
+      </w:pPr>
+      <w:r>
+        <w:rPr>
+          <w:b/>
+        </w:rPr>
+        <w:lastRenderedPageBreak/>
         <w:t>A missed quiz can be made up, and scheduling it is your job.</w:t>
       </w:r>
       <w:r>
-        <w:t xml:space="preserve"> Email me within a week of the quiz you missed and we will find a time in office hours. I do not track down students who missed a quiz, and an unscheduled make-up simply stays a zero.</w:t>
+        <w:t xml:space="preserve"> Email me within a week of the quiz you </w:t>
+      </w:r>
+      <w:proofErr w:type="gramStart"/>
+      <w:r>
+        <w:t>missed</w:t>
+      </w:r>
+      <w:proofErr w:type="gramEnd"/>
+      <w:r>
+        <w:t xml:space="preserve"> and we will find a time in office hours. I do not track down students who missed a quiz, and an unscheduled make-up simply stays a zero.</w:t>
       </w:r>
     </w:p>
     <w:p>
       <w:pPr>
         <w:pStyle w:val="Heading2"/>
-        <w:keepNext/>
         <w:spacing w:before="200" w:after="80"/>
       </w:pPr>
       <w:r>
@@ -1809,11 +1895,19 @@
       <w:r>
         <w:t xml:space="preserve">Half of the points you lose on a </w:t>
       </w:r>
-      <w:r>
-        <w:rPr>
-          <w:b/>
-        </w:rPr>
-        <w:t>quiz or the midterm</w:t>
+      <w:proofErr w:type="gramStart"/>
+      <w:r>
+        <w:rPr>
+          <w:b/>
+        </w:rPr>
+        <w:t>quiz</w:t>
+      </w:r>
+      <w:proofErr w:type="gramEnd"/>
+      <w:r>
+        <w:rPr>
+          <w:b/>
+        </w:rPr>
+        <w:t xml:space="preserve"> or the midterm</w:t>
       </w:r>
       <w:r>
         <w:t xml:space="preserve"> can be earned back. Bring the corrected work to office hours, show me the fix, and explain it to me out loud. If the explanation holds up, </w:t>
@@ -1835,7 +1929,7 @@
           <w:numId w:val="8"/>
         </w:numPr>
         <w:spacing w:after="60"/>
-        <w:ind w:left="504" w:hanging="360"/>
+        <w:ind w:left="504"/>
       </w:pPr>
       <w:r>
         <w:rPr>
@@ -1854,7 +1948,7 @@
           <w:numId w:val="8"/>
         </w:numPr>
         <w:spacing w:after="60"/>
-        <w:ind w:left="504" w:hanging="360"/>
+        <w:ind w:left="504"/>
       </w:pPr>
       <w:r>
         <w:rPr>
@@ -1873,7 +1967,7 @@
           <w:numId w:val="8"/>
         </w:numPr>
         <w:spacing w:after="60"/>
-        <w:ind w:left="504" w:hanging="360"/>
+        <w:ind w:left="504"/>
       </w:pPr>
       <w:r>
         <w:rPr>
@@ -1892,7 +1986,7 @@
           <w:numId w:val="8"/>
         </w:numPr>
         <w:spacing w:after="60"/>
-        <w:ind w:left="504" w:hanging="360"/>
+        <w:ind w:left="504"/>
       </w:pPr>
       <w:r>
         <w:t xml:space="preserve">The </w:t>
@@ -1914,7 +2008,7 @@
           <w:numId w:val="8"/>
         </w:numPr>
         <w:spacing w:after="60"/>
-        <w:ind w:left="504" w:hanging="360"/>
+        <w:ind w:left="504"/>
       </w:pPr>
       <w:r>
         <w:t xml:space="preserve">The lowest quiz score is dropped </w:t>
@@ -1934,13 +2028,20 @@
         <w:spacing w:after="120"/>
       </w:pPr>
       <w:r>
-        <w:t>This exists because a wrong answer you later understand is worth something, and because the fastest way for me to find out what a class actually missed is to have people come explain it to me.</w:t>
+        <w:t xml:space="preserve">This exists because a wrong answer you later understand is worth something, and because the fastest way for me to find out what a class </w:t>
+      </w:r>
+      <w:proofErr w:type="gramStart"/>
+      <w:r>
+        <w:t>actually missed</w:t>
+      </w:r>
+      <w:proofErr w:type="gramEnd"/>
+      <w:r>
+        <w:t xml:space="preserve"> is to have people come explain it to me.</w:t>
       </w:r>
     </w:p>
     <w:p>
       <w:pPr>
         <w:pStyle w:val="Heading2"/>
-        <w:keepNext/>
         <w:spacing w:before="200" w:after="80"/>
       </w:pPr>
       <w:r>
@@ -1961,7 +2062,15 @@
         <w:t>on paper</w:t>
       </w:r>
       <w:r>
-        <w:t xml:space="preserve">, and neither involves coding at a computer. They emphasize conceptual understanding, hand-worked mechanics (small computations and labeled diagrams: count BPE merges, mask and softmax an attention row, label a pipeline), and reasoning about model behavior. A printed </w:t>
+        <w:t xml:space="preserve">, and neither involves coding at a computer. They emphasize conceptual understanding, hand-worked mechanics (small computations and labeled diagrams: count BPE merges, mask and </w:t>
+      </w:r>
+      <w:proofErr w:type="spellStart"/>
+      <w:r>
+        <w:t>softmax</w:t>
+      </w:r>
+      <w:proofErr w:type="spellEnd"/>
+      <w:r>
+        <w:t xml:space="preserve"> an attention row, label a pipeline), and reasoning about model behavior. A printed </w:t>
       </w:r>
       <w:r>
         <w:rPr>
@@ -1980,7 +2089,7 @@
           <w:numId w:val="8"/>
         </w:numPr>
         <w:spacing w:after="60"/>
-        <w:ind w:left="504" w:hanging="360"/>
+        <w:ind w:left="504"/>
       </w:pPr>
       <w:r>
         <w:rPr>
@@ -2005,7 +2114,7 @@
           <w:numId w:val="8"/>
         </w:numPr>
         <w:spacing w:after="60"/>
-        <w:ind w:left="504" w:hanging="360"/>
+        <w:ind w:left="504"/>
       </w:pPr>
       <w:r>
         <w:rPr>
@@ -2019,7 +2128,6 @@
       <w:r>
         <w:rPr>
           <w:b/>
-          <w:highlight w:val="yellow"/>
         </w:rPr>
         <w:t>[TBD: confirm against the published Class Schedule]</w:t>
       </w:r>
@@ -2082,16 +2190,24 @@
         <w:t>powered off and stored away</w:t>
       </w:r>
       <w:r>
-        <w:t xml:space="preserve"> during all quizzes and exams. Failure to follow this instruction is an Honor Code violation, whether or not the device was used.</w:t>
+        <w:t xml:space="preserve"> during all quizzes and exams. Failure to follow this instruction is an Honor Code violation, </w:t>
+      </w:r>
+      <w:proofErr w:type="gramStart"/>
+      <w:r>
+        <w:t>whether or not</w:t>
+      </w:r>
+      <w:proofErr w:type="gramEnd"/>
+      <w:r>
+        <w:t xml:space="preserve"> the device was used.</w:t>
       </w:r>
     </w:p>
     <w:p>
       <w:pPr>
         <w:pStyle w:val="Heading2"/>
-        <w:keepNext/>
         <w:spacing w:before="200" w:after="80"/>
       </w:pPr>
       <w:r>
+        <w:lastRenderedPageBreak/>
         <w:t>Semester project</w:t>
       </w:r>
     </w:p>
@@ -2150,34 +2266,37 @@
     </w:p>
     <w:tbl>
       <w:tblPr>
-        <w:tblW w:type="auto" w:w="0"/>
+        <w:tblStyle w:val="TableNormal0"/>
+        <w:tblW w:w="9359" w:type="dxa"/>
         <w:jc w:val="center"/>
+        <w:tblInd w:w="0" w:type="dxa"/>
+        <w:tblBorders>
+          <w:top w:val="single" w:sz="4" w:space="0" w:color="999999"/>
+          <w:left w:val="single" w:sz="4" w:space="0" w:color="999999"/>
+          <w:bottom w:val="single" w:sz="4" w:space="0" w:color="999999"/>
+          <w:right w:val="single" w:sz="4" w:space="0" w:color="999999"/>
+          <w:insideH w:val="single" w:sz="4" w:space="0" w:color="999999"/>
+          <w:insideV w:val="single" w:sz="4" w:space="0" w:color="999999"/>
+        </w:tblBorders>
         <w:tblLayout w:type="fixed"/>
-        <w:tblLook w:firstColumn="1" w:firstRow="1" w:lastColumn="0" w:lastRow="0" w:noHBand="0" w:noVBand="1" w:val="04A0"/>
-        <w:tblBorders>
-          <w:top w:val="single" w:sz="4" w:color="999999"/>
-          <w:left w:val="single" w:sz="4" w:color="999999"/>
-          <w:bottom w:val="single" w:sz="4" w:color="999999"/>
-          <w:right w:val="single" w:sz="4" w:color="999999"/>
-          <w:insideH w:val="single" w:sz="4" w:color="999999"/>
-          <w:insideV w:val="single" w:sz="4" w:color="999999"/>
-        </w:tblBorders>
+        <w:tblLook w:val="04A0" w:firstRow="1" w:lastRow="0" w:firstColumn="1" w:lastColumn="0" w:noHBand="0" w:noVBand="1"/>
       </w:tblPr>
       <w:tblGrid>
         <w:gridCol w:w="1691"/>
         <w:gridCol w:w="1155"/>
-        <w:gridCol w:w="920"/>
-        <w:gridCol w:w="3700"/>
+        <w:gridCol w:w="1019"/>
+        <w:gridCol w:w="3602"/>
         <w:gridCol w:w="1892"/>
       </w:tblGrid>
       <w:tr>
         <w:trPr>
           <w:cantSplit/>
           <w:tblHeader/>
+          <w:jc w:val="center"/>
         </w:trPr>
         <w:tc>
           <w:tcPr>
-            <w:tcW w:type="dxa" w:w="1691"/>
+            <w:tcW w:w="1691" w:type="dxa"/>
           </w:tcPr>
           <w:p>
             <w:pPr>
@@ -2194,7 +2313,7 @@
         </w:tc>
         <w:tc>
           <w:tcPr>
-            <w:tcW w:type="dxa" w:w="1155"/>
+            <w:tcW w:w="1155" w:type="dxa"/>
           </w:tcPr>
           <w:p>
             <w:pPr>
@@ -2211,7 +2330,7 @@
         </w:tc>
         <w:tc>
           <w:tcPr>
-            <w:tcW w:type="dxa" w:w="921"/>
+            <w:tcW w:w="1019" w:type="dxa"/>
           </w:tcPr>
           <w:p>
             <w:pPr>
@@ -2229,7 +2348,7 @@
         </w:tc>
         <w:tc>
           <w:tcPr>
-            <w:tcW w:type="dxa" w:w="3700"/>
+            <w:tcW w:w="3602" w:type="dxa"/>
           </w:tcPr>
           <w:p>
             <w:pPr>
@@ -2246,7 +2365,7 @@
         </w:tc>
         <w:tc>
           <w:tcPr>
-            <w:tcW w:type="dxa" w:w="1892"/>
+            <w:tcW w:w="1892" w:type="dxa"/>
           </w:tcPr>
           <w:p>
             <w:pPr>
@@ -2265,10 +2384,11 @@
       <w:tr>
         <w:trPr>
           <w:cantSplit/>
+          <w:jc w:val="center"/>
         </w:trPr>
         <w:tc>
           <w:tcPr>
-            <w:tcW w:type="dxa" w:w="1691"/>
+            <w:tcW w:w="1691" w:type="dxa"/>
           </w:tcPr>
           <w:p>
             <w:pPr>
@@ -2284,7 +2404,7 @@
         </w:tc>
         <w:tc>
           <w:tcPr>
-            <w:tcW w:type="dxa" w:w="1155"/>
+            <w:tcW w:w="1155" w:type="dxa"/>
           </w:tcPr>
           <w:p>
             <w:pPr>
@@ -2300,7 +2420,7 @@
         </w:tc>
         <w:tc>
           <w:tcPr>
-            <w:tcW w:type="dxa" w:w="921"/>
+            <w:tcW w:w="1019" w:type="dxa"/>
           </w:tcPr>
           <w:p>
             <w:pPr>
@@ -2317,7 +2437,7 @@
         </w:tc>
         <w:tc>
           <w:tcPr>
-            <w:tcW w:type="dxa" w:w="3700"/>
+            <w:tcW w:w="3602" w:type="dxa"/>
           </w:tcPr>
           <w:p>
             <w:pPr>
@@ -2333,7 +2453,7 @@
         </w:tc>
         <w:tc>
           <w:tcPr>
-            <w:tcW w:type="dxa" w:w="1892"/>
+            <w:tcW w:w="1892" w:type="dxa"/>
           </w:tcPr>
           <w:p>
             <w:pPr>
@@ -2351,10 +2471,11 @@
       <w:tr>
         <w:trPr>
           <w:cantSplit/>
+          <w:jc w:val="center"/>
         </w:trPr>
         <w:tc>
           <w:tcPr>
-            <w:tcW w:type="dxa" w:w="1691"/>
+            <w:tcW w:w="1691" w:type="dxa"/>
           </w:tcPr>
           <w:p>
             <w:pPr>
@@ -2370,7 +2491,7 @@
         </w:tc>
         <w:tc>
           <w:tcPr>
-            <w:tcW w:type="dxa" w:w="1155"/>
+            <w:tcW w:w="1155" w:type="dxa"/>
           </w:tcPr>
           <w:p>
             <w:pPr>
@@ -2386,7 +2507,7 @@
         </w:tc>
         <w:tc>
           <w:tcPr>
-            <w:tcW w:type="dxa" w:w="921"/>
+            <w:tcW w:w="1019" w:type="dxa"/>
           </w:tcPr>
           <w:p>
             <w:pPr>
@@ -2403,7 +2524,7 @@
         </w:tc>
         <w:tc>
           <w:tcPr>
-            <w:tcW w:type="dxa" w:w="3700"/>
+            <w:tcW w:w="3602" w:type="dxa"/>
           </w:tcPr>
           <w:p>
             <w:pPr>
@@ -2419,7 +2540,7 @@
         </w:tc>
         <w:tc>
           <w:tcPr>
-            <w:tcW w:type="dxa" w:w="1892"/>
+            <w:tcW w:w="1892" w:type="dxa"/>
           </w:tcPr>
           <w:p>
             <w:pPr>
@@ -2437,10 +2558,11 @@
       <w:tr>
         <w:trPr>
           <w:cantSplit/>
+          <w:jc w:val="center"/>
         </w:trPr>
         <w:tc>
           <w:tcPr>
-            <w:tcW w:type="dxa" w:w="1691"/>
+            <w:tcW w:w="1691" w:type="dxa"/>
           </w:tcPr>
           <w:p>
             <w:pPr>
@@ -2456,7 +2578,7 @@
         </w:tc>
         <w:tc>
           <w:tcPr>
-            <w:tcW w:type="dxa" w:w="1155"/>
+            <w:tcW w:w="1155" w:type="dxa"/>
           </w:tcPr>
           <w:p>
             <w:pPr>
@@ -2472,7 +2594,7 @@
         </w:tc>
         <w:tc>
           <w:tcPr>
-            <w:tcW w:type="dxa" w:w="921"/>
+            <w:tcW w:w="1019" w:type="dxa"/>
           </w:tcPr>
           <w:p>
             <w:pPr>
@@ -2489,23 +2611,31 @@
         </w:tc>
         <w:tc>
           <w:tcPr>
-            <w:tcW w:type="dxa" w:w="3700"/>
+            <w:tcW w:w="3602" w:type="dxa"/>
           </w:tcPr>
           <w:p>
             <w:pPr>
               <w:spacing w:before="40" w:after="40"/>
             </w:pPr>
+            <w:proofErr w:type="gramStart"/>
             <w:r>
               <w:rPr>
                 <w:sz w:val="22"/>
               </w:rPr>
-              <w:t>6 to 8 page report plus a 5 to 8 minute talk or demo and 2 minutes of Q&amp;A</w:t>
-            </w:r>
-          </w:p>
-        </w:tc>
-        <w:tc>
-          <w:tcPr>
-            <w:tcW w:type="dxa" w:w="1892"/>
+              <w:t>6 to 8 page</w:t>
+            </w:r>
+            <w:proofErr w:type="gramEnd"/>
+            <w:r>
+              <w:rPr>
+                <w:sz w:val="22"/>
+              </w:rPr>
+              <w:t xml:space="preserve"> report plus a 5 to 8 minute talk or demo and 2 minutes of Q&amp;A</w:t>
+            </w:r>
+          </w:p>
+        </w:tc>
+        <w:tc>
+          <w:tcPr>
+            <w:tcW w:w="1892" w:type="dxa"/>
           </w:tcPr>
           <w:p>
             <w:pPr>
@@ -2533,7 +2663,7 @@
           <w:numId w:val="8"/>
         </w:numPr>
         <w:spacing w:after="60"/>
-        <w:ind w:left="504" w:hanging="360"/>
+        <w:ind w:left="504"/>
       </w:pPr>
       <w:r>
         <w:t xml:space="preserve">The </w:t>
@@ -2542,18 +2672,32 @@
         <w:rPr>
           <w:b/>
         </w:rPr>
-        <w:t>final report is written in LaTeX using the NeurIPS template</w:t>
+        <w:t xml:space="preserve">final report is written in LaTeX using the </w:t>
+      </w:r>
+      <w:proofErr w:type="spellStart"/>
+      <w:r>
+        <w:rPr>
+          <w:b/>
+        </w:rPr>
+        <w:t>NeurIPS</w:t>
+      </w:r>
+      <w:proofErr w:type="spellEnd"/>
+      <w:r>
+        <w:rPr>
+          <w:b/>
+        </w:rPr>
+        <w:t xml:space="preserve"> template</w:t>
       </w:r>
       <w:r>
         <w:t xml:space="preserve"> (</w:t>
       </w:r>
-      <w:hyperlink r:id="rId22">
+      <w:hyperlink r:id="rId10">
         <w:r>
           <w:rPr>
             <w:color w:val="1155CC"/>
             <w:u w:val="single"/>
           </w:rPr>
-          <w:t xml:space="preserve">Overleaf template</w:t>
+          <w:t>Overleaf template</w:t>
         </w:r>
       </w:hyperlink>
       <w:r>
@@ -2567,7 +2711,7 @@
           <w:numId w:val="8"/>
         </w:numPr>
         <w:spacing w:after="60"/>
-        <w:ind w:left="504" w:hanging="360"/>
+        <w:ind w:left="504"/>
       </w:pPr>
       <w:r>
         <w:t xml:space="preserve">The </w:t>
@@ -2579,7 +2723,15 @@
         <w:t>checkpoint is a peer-review round, not a presentation</w:t>
       </w:r>
       <w:r>
-        <w:t>: you sit in a group of four drawn from different projects, and each person gets 3 minutes to present their page and 4 minutes of critique from the other three. I join one group per round. Every student leaves having been critiqued by three peers and the instructor.</w:t>
+        <w:t xml:space="preserve">: you sit in a group of four drawn from different projects, and each person gets 3 minutes to present their page and 4 minutes of critique from the other three. I join one group per round. Every student </w:t>
+      </w:r>
+      <w:proofErr w:type="gramStart"/>
+      <w:r>
+        <w:t>leaves</w:t>
+      </w:r>
+      <w:proofErr w:type="gramEnd"/>
+      <w:r>
+        <w:t xml:space="preserve"> having been critiqued by three peers and the instructor.</w:t>
       </w:r>
     </w:p>
     <w:p>
@@ -2589,7 +2741,7 @@
           <w:numId w:val="8"/>
         </w:numPr>
         <w:spacing w:after="60"/>
-        <w:ind w:left="504" w:hanging="360"/>
+        <w:ind w:left="504"/>
       </w:pPr>
       <w:r>
         <w:t xml:space="preserve">Dedicated </w:t>
@@ -2611,13 +2763,21 @@
           <w:numId w:val="8"/>
         </w:numPr>
         <w:spacing w:after="60"/>
-        <w:ind w:left="504" w:hanging="360"/>
-      </w:pPr>
-      <w:r>
-        <w:rPr>
-          <w:b/>
-        </w:rPr>
-        <w:t>Team work is expected to be shared work.</w:t>
+        <w:ind w:left="504"/>
+      </w:pPr>
+      <w:proofErr w:type="gramStart"/>
+      <w:r>
+        <w:rPr>
+          <w:b/>
+        </w:rPr>
+        <w:t>Team work</w:t>
+      </w:r>
+      <w:proofErr w:type="gramEnd"/>
+      <w:r>
+        <w:rPr>
+          <w:b/>
+        </w:rPr>
+        <w:t xml:space="preserve"> is expected to be shared work.</w:t>
       </w:r>
       <w:r>
         <w:t xml:space="preserve"> Each final report includes a per-member contribution statement, and a </w:t>
@@ -2652,7 +2812,6 @@
     <w:p>
       <w:pPr>
         <w:pStyle w:val="Heading2"/>
-        <w:keepNext/>
         <w:spacing w:before="200" w:after="80"/>
       </w:pPr>
       <w:r>
@@ -2689,6 +2848,7 @@
         <w:rPr>
           <w:b/>
         </w:rPr>
+        <w:lastRenderedPageBreak/>
         <w:t>Excessive absences.</w:t>
       </w:r>
       <w:r>
@@ -2701,7 +2861,15 @@
         <w:t>six absences</w:t>
       </w:r>
       <w:r>
-        <w:t xml:space="preserve"> (three weeks of class) is excessive. At that point I will contact you and may, per the Faculty Handbook, remove you from the course. If circumstances are pushing you toward that line, talk to me before you cross it, not after.</w:t>
+        <w:t xml:space="preserve"> (three weeks of class) </w:t>
+      </w:r>
+      <w:proofErr w:type="gramStart"/>
+      <w:r>
+        <w:t>is</w:t>
+      </w:r>
+      <w:proofErr w:type="gramEnd"/>
+      <w:r>
+        <w:t xml:space="preserve"> excessive. At that point I will contact you and may, per the Faculty Handbook, remove you from the course. If circumstances are pushing you toward that line, talk to me before you cross it, not after.</w:t>
       </w:r>
     </w:p>
     <w:p>
@@ -2715,7 +2883,15 @@
         <w:t>University-sponsored events.</w:t>
       </w:r>
       <w:r>
-        <w:t xml:space="preserve"> You will not be penalized for missing class for a University-sponsored event such as a debate tournament, choral performance, or Division III athletic match. You must notify me </w:t>
+        <w:t xml:space="preserve"> You will not be penalized for missing class for a </w:t>
+      </w:r>
+      <w:proofErr w:type="gramStart"/>
+      <w:r>
+        <w:t>University</w:t>
+      </w:r>
+      <w:proofErr w:type="gramEnd"/>
+      <w:r>
+        <w:t xml:space="preserve">-sponsored event such as a debate tournament, choral performance, or Division III athletic match. You must notify me </w:t>
       </w:r>
       <w:r>
         <w:rPr>
@@ -2740,13 +2916,13 @@
       <w:r>
         <w:t xml:space="preserve"> If you are dealing with an extended medical situation, a family emergency, or another serious disruption, work with the </w:t>
       </w:r>
-      <w:hyperlink r:id="rId23">
+      <w:hyperlink r:id="rId11">
         <w:r>
           <w:rPr>
             <w:color w:val="1155CC"/>
             <w:u w:val="single"/>
           </w:rPr>
-          <w:t xml:space="preserve">Office of the Dean of Students</w:t>
+          <w:t>Office of the Dean of Students</w:t>
         </w:r>
       </w:hyperlink>
       <w:r>
@@ -2766,13 +2942,13 @@
       <w:r>
         <w:t xml:space="preserve"> Students with attendance or testing accommodations approved by </w:t>
       </w:r>
-      <w:hyperlink r:id="rId16">
+      <w:hyperlink r:id="rId12">
         <w:r>
           <w:rPr>
             <w:color w:val="1155CC"/>
             <w:u w:val="single"/>
           </w:rPr>
-          <w:t xml:space="preserve">Student Accessibility Services</w:t>
+          <w:t>Student Accessibility Services</w:t>
         </w:r>
       </w:hyperlink>
       <w:r>
@@ -2782,7 +2958,6 @@
     <w:p>
       <w:pPr>
         <w:pStyle w:val="Heading2"/>
-        <w:keepNext/>
         <w:spacing w:before="200" w:after="80"/>
       </w:pPr>
       <w:r>
@@ -2796,7 +2971,7 @@
           <w:numId w:val="8"/>
         </w:numPr>
         <w:spacing w:after="60"/>
-        <w:ind w:left="504" w:hanging="360"/>
+        <w:ind w:left="504"/>
       </w:pPr>
       <w:r>
         <w:rPr>
@@ -2815,7 +2990,7 @@
           <w:numId w:val="8"/>
         </w:numPr>
         <w:spacing w:after="60"/>
-        <w:ind w:left="504" w:hanging="360"/>
+        <w:ind w:left="504"/>
       </w:pPr>
       <w:r>
         <w:rPr>
@@ -2834,7 +3009,7 @@
           <w:numId w:val="8"/>
         </w:numPr>
         <w:spacing w:after="60"/>
-        <w:ind w:left="504" w:hanging="360"/>
+        <w:ind w:left="504"/>
       </w:pPr>
       <w:r>
         <w:rPr>
@@ -2862,7 +3037,7 @@
           <w:numId w:val="8"/>
         </w:numPr>
         <w:spacing w:after="60"/>
-        <w:ind w:left="504" w:hanging="360"/>
+        <w:ind w:left="504"/>
       </w:pPr>
       <w:r>
         <w:rPr>
@@ -2871,7 +3046,15 @@
         <w:t>Exams</w:t>
       </w:r>
       <w:r>
-        <w:t xml:space="preserve"> can be made up only for a documented conflict with a University-sponsored activity, a medical emergency, a religious holiday, or with </w:t>
+        <w:t xml:space="preserve"> can be made up only for a documented conflict with a </w:t>
+      </w:r>
+      <w:proofErr w:type="gramStart"/>
+      <w:r>
+        <w:t>University</w:t>
+      </w:r>
+      <w:proofErr w:type="gramEnd"/>
+      <w:r>
+        <w:t xml:space="preserve">-sponsored activity, a medical emergency, a religious holiday, or with </w:t>
       </w:r>
       <w:r>
         <w:rPr>
@@ -2890,7 +3073,7 @@
           <w:numId w:val="8"/>
         </w:numPr>
         <w:spacing w:after="60"/>
-        <w:ind w:left="504" w:hanging="360"/>
+        <w:ind w:left="504"/>
       </w:pPr>
       <w:r>
         <w:rPr>
@@ -2913,7 +3096,6 @@
     <w:p>
       <w:pPr>
         <w:pStyle w:val="Heading1"/>
-        <w:keepNext/>
         <w:spacing w:before="320" w:after="80"/>
       </w:pPr>
       <w:r>
@@ -2922,18 +3104,20 @@
     </w:p>
     <w:tbl>
       <w:tblPr>
-        <w:tblW w:type="auto" w:w="0"/>
+        <w:tblStyle w:val="TableNormal0"/>
+        <w:tblW w:w="0" w:type="auto"/>
         <w:jc w:val="center"/>
+        <w:tblInd w:w="0" w:type="dxa"/>
+        <w:tblBorders>
+          <w:top w:val="single" w:sz="4" w:space="0" w:color="999999"/>
+          <w:left w:val="single" w:sz="4" w:space="0" w:color="999999"/>
+          <w:bottom w:val="single" w:sz="4" w:space="0" w:color="999999"/>
+          <w:right w:val="single" w:sz="4" w:space="0" w:color="999999"/>
+          <w:insideH w:val="single" w:sz="4" w:space="0" w:color="999999"/>
+          <w:insideV w:val="single" w:sz="4" w:space="0" w:color="999999"/>
+        </w:tblBorders>
         <w:tblLayout w:type="fixed"/>
-        <w:tblLook w:firstColumn="1" w:firstRow="1" w:lastColumn="0" w:lastRow="0" w:noHBand="0" w:noVBand="1" w:val="04A0"/>
-        <w:tblBorders>
-          <w:top w:val="single" w:sz="4" w:color="999999"/>
-          <w:left w:val="single" w:sz="4" w:color="999999"/>
-          <w:bottom w:val="single" w:sz="4" w:color="999999"/>
-          <w:right w:val="single" w:sz="4" w:color="999999"/>
-          <w:insideH w:val="single" w:sz="4" w:color="999999"/>
-          <w:insideV w:val="single" w:sz="4" w:color="999999"/>
-        </w:tblBorders>
+        <w:tblLook w:val="04A0" w:firstRow="1" w:lastRow="0" w:firstColumn="1" w:lastColumn="0" w:noHBand="0" w:noVBand="1"/>
       </w:tblPr>
       <w:tblGrid>
         <w:gridCol w:w="5360"/>
@@ -2943,10 +3127,11 @@
         <w:trPr>
           <w:cantSplit/>
           <w:tblHeader/>
+          <w:jc w:val="center"/>
         </w:trPr>
         <w:tc>
           <w:tcPr>
-            <w:tcW w:type="dxa" w:w="5360"/>
+            <w:tcW w:w="5360" w:type="dxa"/>
           </w:tcPr>
           <w:p>
             <w:pPr>
@@ -2963,7 +3148,7 @@
         </w:tc>
         <w:tc>
           <w:tcPr>
-            <w:tcW w:type="dxa" w:w="4000"/>
+            <w:tcW w:w="4000" w:type="dxa"/>
           </w:tcPr>
           <w:p>
             <w:pPr>
@@ -2982,10 +3167,11 @@
       <w:tr>
         <w:trPr>
           <w:cantSplit/>
+          <w:jc w:val="center"/>
         </w:trPr>
         <w:tc>
           <w:tcPr>
-            <w:tcW w:type="dxa" w:w="5360"/>
+            <w:tcW w:w="5360" w:type="dxa"/>
           </w:tcPr>
           <w:p>
             <w:pPr>
@@ -3001,7 +3187,7 @@
         </w:tc>
         <w:tc>
           <w:tcPr>
-            <w:tcW w:type="dxa" w:w="4000"/>
+            <w:tcW w:w="4000" w:type="dxa"/>
           </w:tcPr>
           <w:p>
             <w:pPr>
@@ -3019,10 +3205,11 @@
       <w:tr>
         <w:trPr>
           <w:cantSplit/>
+          <w:jc w:val="center"/>
         </w:trPr>
         <w:tc>
           <w:tcPr>
-            <w:tcW w:type="dxa" w:w="5360"/>
+            <w:tcW w:w="5360" w:type="dxa"/>
           </w:tcPr>
           <w:p>
             <w:pPr>
@@ -3038,7 +3225,7 @@
         </w:tc>
         <w:tc>
           <w:tcPr>
-            <w:tcW w:type="dxa" w:w="4000"/>
+            <w:tcW w:w="4000" w:type="dxa"/>
           </w:tcPr>
           <w:p>
             <w:pPr>
@@ -3056,10 +3243,11 @@
       <w:tr>
         <w:trPr>
           <w:cantSplit/>
+          <w:jc w:val="center"/>
         </w:trPr>
         <w:tc>
           <w:tcPr>
-            <w:tcW w:type="dxa" w:w="5360"/>
+            <w:tcW w:w="5360" w:type="dxa"/>
           </w:tcPr>
           <w:p>
             <w:pPr>
@@ -3075,7 +3263,7 @@
         </w:tc>
         <w:tc>
           <w:tcPr>
-            <w:tcW w:type="dxa" w:w="4000"/>
+            <w:tcW w:w="4000" w:type="dxa"/>
           </w:tcPr>
           <w:p>
             <w:pPr>
@@ -3093,10 +3281,11 @@
       <w:tr>
         <w:trPr>
           <w:cantSplit/>
+          <w:jc w:val="center"/>
         </w:trPr>
         <w:tc>
           <w:tcPr>
-            <w:tcW w:type="dxa" w:w="5360"/>
+            <w:tcW w:w="5360" w:type="dxa"/>
           </w:tcPr>
           <w:p>
             <w:pPr>
@@ -3112,7 +3301,7 @@
         </w:tc>
         <w:tc>
           <w:tcPr>
-            <w:tcW w:type="dxa" w:w="4000"/>
+            <w:tcW w:w="4000" w:type="dxa"/>
           </w:tcPr>
           <w:p>
             <w:pPr>
@@ -3130,10 +3319,11 @@
       <w:tr>
         <w:trPr>
           <w:cantSplit/>
+          <w:jc w:val="center"/>
         </w:trPr>
         <w:tc>
           <w:tcPr>
-            <w:tcW w:type="dxa" w:w="5360"/>
+            <w:tcW w:w="5360" w:type="dxa"/>
           </w:tcPr>
           <w:p>
             <w:pPr>
@@ -3143,13 +3333,14 @@
               <w:rPr>
                 <w:sz w:val="22"/>
               </w:rPr>
+              <w:lastRenderedPageBreak/>
               <w:t>Final project presentations begin (our last class meeting)</w:t>
             </w:r>
           </w:p>
         </w:tc>
         <w:tc>
           <w:tcPr>
-            <w:tcW w:type="dxa" w:w="4000"/>
+            <w:tcW w:w="4000" w:type="dxa"/>
           </w:tcPr>
           <w:p>
             <w:pPr>
@@ -3167,10 +3358,11 @@
       <w:tr>
         <w:trPr>
           <w:cantSplit/>
+          <w:jc w:val="center"/>
         </w:trPr>
         <w:tc>
           <w:tcPr>
-            <w:tcW w:type="dxa" w:w="5360"/>
+            <w:tcW w:w="5360" w:type="dxa"/>
           </w:tcPr>
           <w:p>
             <w:pPr>
@@ -3187,7 +3379,7 @@
         </w:tc>
         <w:tc>
           <w:tcPr>
-            <w:tcW w:type="dxa" w:w="4000"/>
+            <w:tcW w:w="4000" w:type="dxa"/>
           </w:tcPr>
           <w:p>
             <w:pPr>
@@ -3206,10 +3398,11 @@
       <w:tr>
         <w:trPr>
           <w:cantSplit/>
+          <w:jc w:val="center"/>
         </w:trPr>
         <w:tc>
           <w:tcPr>
-            <w:tcW w:type="dxa" w:w="5360"/>
+            <w:tcW w:w="5360" w:type="dxa"/>
           </w:tcPr>
           <w:p>
             <w:pPr>
@@ -3225,7 +3418,7 @@
         </w:tc>
         <w:tc>
           <w:tcPr>
-            <w:tcW w:type="dxa" w:w="4000"/>
+            <w:tcW w:w="4000" w:type="dxa"/>
           </w:tcPr>
           <w:p>
             <w:pPr>
@@ -3243,10 +3436,11 @@
       <w:tr>
         <w:trPr>
           <w:cantSplit/>
+          <w:jc w:val="center"/>
         </w:trPr>
         <w:tc>
           <w:tcPr>
-            <w:tcW w:type="dxa" w:w="5360"/>
+            <w:tcW w:w="5360" w:type="dxa"/>
           </w:tcPr>
           <w:p>
             <w:pPr>
@@ -3262,7 +3456,7 @@
         </w:tc>
         <w:tc>
           <w:tcPr>
-            <w:tcW w:type="dxa" w:w="4000"/>
+            <w:tcW w:w="4000" w:type="dxa"/>
           </w:tcPr>
           <w:p>
             <w:pPr>
@@ -3280,10 +3474,11 @@
       <w:tr>
         <w:trPr>
           <w:cantSplit/>
+          <w:jc w:val="center"/>
         </w:trPr>
         <w:tc>
           <w:tcPr>
-            <w:tcW w:type="dxa" w:w="5360"/>
+            <w:tcW w:w="5360" w:type="dxa"/>
           </w:tcPr>
           <w:p>
             <w:pPr>
@@ -3299,7 +3494,7 @@
         </w:tc>
         <w:tc>
           <w:tcPr>
-            <w:tcW w:type="dxa" w:w="4000"/>
+            <w:tcW w:w="4000" w:type="dxa"/>
           </w:tcPr>
           <w:p>
             <w:pPr>
@@ -3315,7 +3510,6 @@
               <w:rPr>
                 <w:b/>
                 <w:sz w:val="22"/>
-                <w:highlight w:val="yellow"/>
               </w:rPr>
               <w:t>[TBD]</w:t>
             </w:r>
@@ -3345,7 +3539,6 @@
     <w:p>
       <w:pPr>
         <w:pStyle w:val="Heading1"/>
-        <w:keepNext/>
         <w:spacing w:before="320" w:after="80"/>
       </w:pPr>
       <w:r>
@@ -3363,7 +3556,6 @@
     <w:p>
       <w:pPr>
         <w:pStyle w:val="Heading2"/>
-        <w:keepNext/>
         <w:spacing w:before="200" w:after="80"/>
       </w:pPr>
       <w:r>
@@ -3384,7 +3576,15 @@
         <w:t>except</w:t>
       </w:r>
       <w:r>
-        <w:t xml:space="preserve"> for the semester project, which is graded team work, and in-class activities explicitly designated as pair or team work. All graded work is pledged work.</w:t>
+        <w:t xml:space="preserve"> for the semester project, which is graded </w:t>
+      </w:r>
+      <w:proofErr w:type="gramStart"/>
+      <w:r>
+        <w:t>team work</w:t>
+      </w:r>
+      <w:proofErr w:type="gramEnd"/>
+      <w:r>
+        <w:t>, and in-class activities explicitly designated as pair or team work. All graded work is pledged work.</w:t>
       </w:r>
     </w:p>
     <w:p>
@@ -3416,7 +3616,7 @@
           <w:numId w:val="8"/>
         </w:numPr>
         <w:spacing w:after="60"/>
-        <w:ind w:left="504" w:hanging="360"/>
+        <w:ind w:left="504"/>
       </w:pPr>
       <w:r>
         <w:t>Discussing a general approach with a classmate, such as whether a problem calls for a dictionary or a counter.</w:t>
@@ -3429,7 +3629,7 @@
           <w:numId w:val="8"/>
         </w:numPr>
         <w:spacing w:after="60"/>
-        <w:ind w:left="504" w:hanging="360"/>
+        <w:ind w:left="504"/>
       </w:pPr>
       <w:r>
         <w:t>Working closely with your project teammates on the shared project codebase.</w:t>
@@ -3442,7 +3642,7 @@
           <w:numId w:val="8"/>
         </w:numPr>
         <w:spacing w:after="60"/>
-        <w:ind w:left="504" w:hanging="360"/>
+        <w:ind w:left="504"/>
       </w:pPr>
       <w:r>
         <w:t>Asking a tutor about specific syntax or a library API.</w:t>
@@ -3455,7 +3655,7 @@
           <w:numId w:val="8"/>
         </w:numPr>
         <w:spacing w:after="60"/>
-        <w:ind w:left="504" w:hanging="360"/>
+        <w:ind w:left="504"/>
       </w:pPr>
       <w:r>
         <w:t>Comparing program outputs with a classmate to decide whether you are getting correct results.</w:t>
@@ -3468,10 +3668,19 @@
           <w:numId w:val="8"/>
         </w:numPr>
         <w:spacing w:after="60"/>
-        <w:ind w:left="504" w:hanging="360"/>
-      </w:pPr>
-      <w:r>
-        <w:t xml:space="preserve">Comparing your code with a classmate's </w:t>
+        <w:ind w:left="504"/>
+      </w:pPr>
+      <w:r>
+        <w:lastRenderedPageBreak/>
+        <w:t xml:space="preserve">Comparing your code with a </w:t>
+      </w:r>
+      <w:proofErr w:type="gramStart"/>
+      <w:r>
+        <w:t>classmate's</w:t>
+      </w:r>
+      <w:proofErr w:type="gramEnd"/>
+      <w:r>
+        <w:t xml:space="preserve"> </w:t>
       </w:r>
       <w:r>
         <w:rPr>
@@ -3498,7 +3707,7 @@
           <w:numId w:val="8"/>
         </w:numPr>
         <w:spacing w:after="60"/>
-        <w:ind w:left="504" w:hanging="360"/>
+        <w:ind w:left="504"/>
       </w:pPr>
       <w:r>
         <w:t>Pasting any portion of your homework code into a message to another student.</w:t>
@@ -3511,7 +3720,7 @@
           <w:numId w:val="8"/>
         </w:numPr>
         <w:spacing w:after="60"/>
-        <w:ind w:left="504" w:hanging="360"/>
+        <w:ind w:left="504"/>
       </w:pPr>
       <w:r>
         <w:t>Writing the same code as another student while screen sharing.</w:t>
@@ -3524,7 +3733,7 @@
           <w:numId w:val="8"/>
         </w:numPr>
         <w:spacing w:after="60"/>
-        <w:ind w:left="504" w:hanging="360"/>
+        <w:ind w:left="504"/>
       </w:pPr>
       <w:r>
         <w:t>Using an approach given to you by a tutor or classmate without understanding the reasoning behind it.</w:t>
@@ -3537,7 +3746,7 @@
           <w:numId w:val="8"/>
         </w:numPr>
         <w:spacing w:after="60"/>
-        <w:ind w:left="504" w:hanging="360"/>
+        <w:ind w:left="504"/>
       </w:pPr>
       <w:r>
         <w:t xml:space="preserve">Comparing code with a classmate </w:t>
@@ -3559,7 +3768,7 @@
           <w:numId w:val="8"/>
         </w:numPr>
         <w:spacing w:after="60"/>
-        <w:ind w:left="504" w:hanging="360"/>
+        <w:ind w:left="504"/>
       </w:pPr>
       <w:r>
         <w:t>Submitting work generated by an AI tool without understanding it or disclosing it (see below).</w:t>
@@ -3582,7 +3791,6 @@
     <w:p>
       <w:pPr>
         <w:pStyle w:val="Heading2"/>
-        <w:keepNext/>
         <w:spacing w:before="200" w:after="80"/>
       </w:pPr>
       <w:r>
@@ -3679,13 +3887,20 @@
         <w:spacing w:after="120"/>
       </w:pPr>
       <w:r>
-        <w:t>A warning worth stating plainly: overreliance on AI will leave you unprepared for the quizzes, the exams, and, more importantly, for the moment a model confidently hands you something wrong. Learning to recognize that moment is a substantial part of what this course is for. We will discuss the responsible and ethical use of these tools in the first week, and return to it in Week 15.</w:t>
+        <w:t xml:space="preserve">A warning worth stating plainly: overreliance on AI will leave you unprepared for the quizzes, the exams, and, more importantly, for the moment a model confidently hands you something wrong. Learning to recognize that moment is a substantial part of what this course is for. We will discuss the responsible and ethical use of these tools in the first </w:t>
+      </w:r>
+      <w:proofErr w:type="gramStart"/>
+      <w:r>
+        <w:t>week, and</w:t>
+      </w:r>
+      <w:proofErr w:type="gramEnd"/>
+      <w:r>
+        <w:t xml:space="preserve"> return to it in Week 15.</w:t>
       </w:r>
     </w:p>
     <w:p>
       <w:pPr>
         <w:pStyle w:val="Heading1"/>
-        <w:keepNext/>
         <w:spacing w:before="320" w:after="80"/>
       </w:pPr>
       <w:r>
@@ -3697,13 +3912,16 @@
         <w:spacing w:after="120"/>
       </w:pPr>
       <w:r>
-        <w:t>Please be aware that all classroom instruction, including student participation in classroom activities, is subject to recording and dissemination on the University's secure course management systems (Canvas). The recordings will be made available only to students enrolled in the course to facilitate online learning and review. Students are expressly prohibited from capturing or copying classroom recordings by any means; violations will be subject to disciplinary action. Instructors who wish to use a recording outside of class must obtain the written consent of any students who are personally identifiable in the recording.</w:t>
+        <w:t xml:space="preserve">Please be aware that all classroom instruction, including student participation in classroom activities, is subject to recording and dissemination on the University's secure course management systems (Canvas). The recordings will be made available only to </w:t>
+      </w:r>
+      <w:r>
+        <w:lastRenderedPageBreak/>
+        <w:t>students enrolled in the course to facilitate online learning and review. Students are expressly prohibited from capturing or copying classroom recordings by any means; violations will be subject to disciplinary action. Instructors who wish to use a recording outside of class must obtain the written consent of any students who are personally identifiable in the recording.</w:t>
       </w:r>
     </w:p>
     <w:p>
       <w:pPr>
         <w:pStyle w:val="Heading1"/>
-        <w:keepNext/>
         <w:spacing w:before="320" w:after="80"/>
       </w:pPr>
       <w:r>
@@ -3733,25 +3951,25 @@
       <w:r>
         <w:t xml:space="preserve">If you or someone you know has experienced sexual misconduct, including sexual harassment, I encourage you to reach out directly to the Title IX Coordinator or to one of our designated confidential resources on campus. A </w:t>
       </w:r>
-      <w:hyperlink r:id="rId10">
+      <w:hyperlink r:id="rId13">
         <w:r>
           <w:rPr>
             <w:color w:val="1155CC"/>
             <w:u w:val="single"/>
           </w:rPr>
-          <w:t xml:space="preserve">reporting form is available here</w:t>
+          <w:t>reporting form is available here</w:t>
         </w:r>
       </w:hyperlink>
       <w:r>
         <w:t xml:space="preserve">, and information about </w:t>
       </w:r>
-      <w:hyperlink r:id="rId11">
+      <w:hyperlink r:id="rId14">
         <w:r>
           <w:rPr>
             <w:color w:val="1155CC"/>
             <w:u w:val="single"/>
           </w:rPr>
-          <w:t xml:space="preserve">supportive measures and resources can be found here</w:t>
+          <w:t>supportive measures and resources can be found here</w:t>
         </w:r>
       </w:hyperlink>
       <w:r>
@@ -3763,13 +3981,20 @@
         <w:spacing w:after="120"/>
       </w:pPr>
       <w:r>
-        <w:t>Title IX of the Education Amendments of 1972 also prohibits discrimination and harassment on the basis of sex, including pregnancy and parental status. Resources are available for pregnant and parenting students through the Title IX Coordinator.</w:t>
+        <w:t xml:space="preserve">Title IX of the Education Amendments of 1972 also prohibits discrimination and harassment </w:t>
+      </w:r>
+      <w:proofErr w:type="gramStart"/>
+      <w:r>
+        <w:t>on the basis of</w:t>
+      </w:r>
+      <w:proofErr w:type="gramEnd"/>
+      <w:r>
+        <w:t xml:space="preserve"> sex, including pregnancy and parental status. Resources are available for pregnant and parenting students through the Title IX Coordinator.</w:t>
       </w:r>
     </w:p>
     <w:p>
       <w:pPr>
         <w:pStyle w:val="Heading1"/>
-        <w:keepNext/>
         <w:spacing w:before="320" w:after="80"/>
       </w:pPr>
       <w:r>
@@ -3781,7 +4006,15 @@
         <w:spacing w:after="120"/>
       </w:pPr>
       <w:r>
-        <w:t>Trinity faculty hold students to the highest academic standards and also know that the best students seek out help when necessary. The following resources are in place to support your academic success:</w:t>
+        <w:t xml:space="preserve">Trinity faculty hold students to the highest academic standards </w:t>
+      </w:r>
+      <w:proofErr w:type="gramStart"/>
+      <w:r>
+        <w:t>and also</w:t>
+      </w:r>
+      <w:proofErr w:type="gramEnd"/>
+      <w:r>
+        <w:t xml:space="preserve"> know that the best students seek out help when necessary. The following resources are in place to support your academic success:</w:t>
       </w:r>
     </w:p>
     <w:p>
@@ -3791,7 +4024,205 @@
           <w:numId w:val="8"/>
         </w:numPr>
         <w:spacing w:after="60"/>
-        <w:ind w:left="504" w:hanging="360"/>
+        <w:ind w:left="504"/>
+      </w:pPr>
+      <w:hyperlink r:id="rId15">
+        <w:r>
+          <w:rPr>
+            <w:color w:val="1155CC"/>
+            <w:u w:val="single"/>
+          </w:rPr>
+          <w:t>Office of Academic Advising</w:t>
+        </w:r>
+      </w:hyperlink>
+      <w:r>
+        <w:t>: exploring academic opportunities, identifying goals, planning your degree, registration</w:t>
+      </w:r>
+    </w:p>
+    <w:p>
+      <w:pPr>
+        <w:numPr>
+          <w:ilvl w:val="0"/>
+          <w:numId w:val="8"/>
+        </w:numPr>
+        <w:spacing w:after="60"/>
+        <w:ind w:left="504"/>
+      </w:pPr>
+      <w:hyperlink r:id="rId16">
+        <w:r>
+          <w:rPr>
+            <w:color w:val="1155CC"/>
+            <w:u w:val="single"/>
+          </w:rPr>
+          <w:t>Academic Support</w:t>
+        </w:r>
+      </w:hyperlink>
+      <w:r>
+        <w:t>: time management, study skills, test anxiety, note taking, supplemental 1:1 tutoring</w:t>
+      </w:r>
+    </w:p>
+    <w:p>
+      <w:pPr>
+        <w:numPr>
+          <w:ilvl w:val="0"/>
+          <w:numId w:val="8"/>
+        </w:numPr>
+        <w:spacing w:after="60"/>
+        <w:ind w:left="504"/>
+      </w:pPr>
+      <w:hyperlink r:id="rId17">
+        <w:r>
+          <w:rPr>
+            <w:color w:val="1155CC"/>
+            <w:u w:val="single"/>
+          </w:rPr>
+          <w:t>Office of the Dean of Students</w:t>
+        </w:r>
+      </w:hyperlink>
+      <w:r>
+        <w:t>: student care referrals and case management, student conduct, leadership development</w:t>
+      </w:r>
+    </w:p>
+    <w:p>
+      <w:pPr>
+        <w:numPr>
+          <w:ilvl w:val="0"/>
+          <w:numId w:val="8"/>
+        </w:numPr>
+        <w:spacing w:after="60"/>
+        <w:ind w:left="504"/>
+      </w:pPr>
+      <w:hyperlink r:id="rId18">
+        <w:r>
+          <w:rPr>
+            <w:color w:val="1155CC"/>
+            <w:u w:val="single"/>
+          </w:rPr>
+          <w:t>Center for Experiential Learning and Career Success</w:t>
+        </w:r>
+      </w:hyperlink>
+      <w:r>
+        <w:t>: major exploration, career guidance</w:t>
+      </w:r>
+    </w:p>
+    <w:p>
+      <w:pPr>
+        <w:numPr>
+          <w:ilvl w:val="0"/>
+          <w:numId w:val="8"/>
+        </w:numPr>
+        <w:spacing w:after="60"/>
+        <w:ind w:left="504"/>
+      </w:pPr>
+      <w:hyperlink r:id="rId19">
+        <w:r>
+          <w:rPr>
+            <w:color w:val="1155CC"/>
+            <w:u w:val="single"/>
+          </w:rPr>
+          <w:t>Counseling Services</w:t>
+        </w:r>
+      </w:hyperlink>
+      <w:r>
+        <w:t>: mental health concerns, interpersonal challenges, identity development</w:t>
+      </w:r>
+    </w:p>
+    <w:p>
+      <w:pPr>
+        <w:numPr>
+          <w:ilvl w:val="0"/>
+          <w:numId w:val="8"/>
+        </w:numPr>
+        <w:spacing w:after="60"/>
+        <w:ind w:left="504"/>
+      </w:pPr>
+      <w:hyperlink r:id="rId20">
+        <w:r>
+          <w:rPr>
+            <w:color w:val="1155CC"/>
+            <w:u w:val="single"/>
+          </w:rPr>
+          <w:t>Health Services</w:t>
+        </w:r>
+      </w:hyperlink>
+      <w:r>
+        <w:t>: physical health concerns and care</w:t>
+      </w:r>
+    </w:p>
+    <w:p>
+      <w:pPr>
+        <w:numPr>
+          <w:ilvl w:val="0"/>
+          <w:numId w:val="8"/>
+        </w:numPr>
+        <w:spacing w:after="60"/>
+        <w:ind w:left="504"/>
+      </w:pPr>
+      <w:hyperlink r:id="rId21">
+        <w:r>
+          <w:rPr>
+            <w:color w:val="1155CC"/>
+            <w:u w:val="single"/>
+          </w:rPr>
+          <w:t>Quantitative Reasoning and Skills Center</w:t>
+        </w:r>
+      </w:hyperlink>
+      <w:r>
+        <w:t>: tutoring for quantitatively demanding coursework</w:t>
+      </w:r>
+    </w:p>
+    <w:p>
+      <w:pPr>
+        <w:numPr>
+          <w:ilvl w:val="0"/>
+          <w:numId w:val="8"/>
+        </w:numPr>
+        <w:spacing w:after="60"/>
+        <w:ind w:left="504"/>
+      </w:pPr>
+      <w:hyperlink r:id="rId22">
+        <w:r>
+          <w:rPr>
+            <w:color w:val="1155CC"/>
+            <w:u w:val="single"/>
+          </w:rPr>
+          <w:t>Student Accessibility Services</w:t>
+        </w:r>
+      </w:hyperlink>
+      <w:r>
+        <w:t>: accommodations for a diagnosed disability</w:t>
+      </w:r>
+    </w:p>
+    <w:p>
+      <w:pPr>
+        <w:numPr>
+          <w:ilvl w:val="0"/>
+          <w:numId w:val="8"/>
+        </w:numPr>
+        <w:spacing w:after="60"/>
+        <w:ind w:left="504"/>
+      </w:pPr>
+      <w:hyperlink r:id="rId23">
+        <w:r>
+          <w:rPr>
+            <w:color w:val="1155CC"/>
+            <w:u w:val="single"/>
+          </w:rPr>
+          <w:t>Wellness Programs</w:t>
+        </w:r>
+      </w:hyperlink>
+      <w:r>
+        <w:t>: nutrition, sleep, stress management</w:t>
+      </w:r>
+    </w:p>
+    <w:p>
+      <w:pPr>
+        <w:numPr>
+          <w:ilvl w:val="0"/>
+          <w:numId w:val="8"/>
+        </w:numPr>
+        <w:spacing w:after="60"/>
+        <w:ind w:left="504"/>
       </w:pPr>
       <w:hyperlink r:id="rId24">
         <w:r>
@@ -3799,209 +4230,33 @@
             <w:color w:val="1155CC"/>
             <w:u w:val="single"/>
           </w:rPr>
-          <w:t xml:space="preserve">Office of Academic Advising</w:t>
+          <w:t>Writing Center</w:t>
         </w:r>
       </w:hyperlink>
       <w:r>
-        <w:t>: exploring academic opportunities, identifying goals, planning your degree, registration</w:t>
-      </w:r>
-    </w:p>
-    <w:p>
-      <w:pPr>
-        <w:numPr>
-          <w:ilvl w:val="0"/>
-          <w:numId w:val="8"/>
-        </w:numPr>
-        <w:spacing w:after="60"/>
-        <w:ind w:left="504" w:hanging="360"/>
-      </w:pPr>
+        <w:t>: starting a paper, finding a thesis, drafting and editing</w:t>
+      </w:r>
+    </w:p>
+    <w:p>
+      <w:pPr>
+        <w:spacing w:after="120"/>
+      </w:pPr>
+      <w:r>
+        <w:t xml:space="preserve">All campus resources for students can be found in the </w:t>
+      </w:r>
       <w:hyperlink r:id="rId25">
+        <w:proofErr w:type="spellStart"/>
         <w:r>
           <w:rPr>
             <w:color w:val="1155CC"/>
             <w:u w:val="single"/>
           </w:rPr>
-          <w:t xml:space="preserve">Academic Support</w:t>
+          <w:t>TigerHub</w:t>
         </w:r>
+        <w:proofErr w:type="spellEnd"/>
       </w:hyperlink>
       <w:r>
-        <w:t>: time management, study skills, test anxiety, note taking, supplemental 1:1 tutoring</w:t>
-      </w:r>
-    </w:p>
-    <w:p>
-      <w:pPr>
-        <w:numPr>
-          <w:ilvl w:val="0"/>
-          <w:numId w:val="8"/>
-        </w:numPr>
-        <w:spacing w:after="60"/>
-        <w:ind w:left="504" w:hanging="360"/>
-      </w:pPr>
-      <w:hyperlink r:id="rId23">
-        <w:r>
-          <w:rPr>
-            <w:color w:val="1155CC"/>
-            <w:u w:val="single"/>
-          </w:rPr>
-          <w:t xml:space="preserve">Office of the Dean of Students</w:t>
-        </w:r>
-      </w:hyperlink>
-      <w:r>
-        <w:t>: student care referrals and case management, student conduct, leadership development</w:t>
-      </w:r>
-    </w:p>
-    <w:p>
-      <w:pPr>
-        <w:numPr>
-          <w:ilvl w:val="0"/>
-          <w:numId w:val="8"/>
-        </w:numPr>
-        <w:spacing w:after="60"/>
-        <w:ind w:left="504" w:hanging="360"/>
-      </w:pPr>
-      <w:hyperlink r:id="rId26">
-        <w:r>
-          <w:rPr>
-            <w:color w:val="1155CC"/>
-            <w:u w:val="single"/>
-          </w:rPr>
-          <w:t xml:space="preserve">Center for Experiential Learning and Career Success</w:t>
-        </w:r>
-      </w:hyperlink>
-      <w:r>
-        <w:t>: major exploration, career guidance</w:t>
-      </w:r>
-    </w:p>
-    <w:p>
-      <w:pPr>
-        <w:numPr>
-          <w:ilvl w:val="0"/>
-          <w:numId w:val="8"/>
-        </w:numPr>
-        <w:spacing w:after="60"/>
-        <w:ind w:left="504" w:hanging="360"/>
-      </w:pPr>
-      <w:hyperlink r:id="rId14">
-        <w:r>
-          <w:rPr>
-            <w:color w:val="1155CC"/>
-            <w:u w:val="single"/>
-          </w:rPr>
-          <w:t xml:space="preserve">Counseling Services</w:t>
-        </w:r>
-      </w:hyperlink>
-      <w:r>
-        <w:t>: mental health concerns, interpersonal challenges, identity development</w:t>
-      </w:r>
-    </w:p>
-    <w:p>
-      <w:pPr>
-        <w:numPr>
-          <w:ilvl w:val="0"/>
-          <w:numId w:val="8"/>
-        </w:numPr>
-        <w:spacing w:after="60"/>
-        <w:ind w:left="504" w:hanging="360"/>
-      </w:pPr>
-      <w:hyperlink r:id="rId27">
-        <w:r>
-          <w:rPr>
-            <w:color w:val="1155CC"/>
-            <w:u w:val="single"/>
-          </w:rPr>
-          <w:t xml:space="preserve">Health Services</w:t>
-        </w:r>
-      </w:hyperlink>
-      <w:r>
-        <w:t>: physical health concerns and care</w:t>
-      </w:r>
-    </w:p>
-    <w:p>
-      <w:pPr>
-        <w:numPr>
-          <w:ilvl w:val="0"/>
-          <w:numId w:val="8"/>
-        </w:numPr>
-        <w:spacing w:after="60"/>
-        <w:ind w:left="504" w:hanging="360"/>
-      </w:pPr>
-      <w:hyperlink r:id="rId15">
-        <w:r>
-          <w:rPr>
-            <w:color w:val="1155CC"/>
-            <w:u w:val="single"/>
-          </w:rPr>
-          <w:t xml:space="preserve">Quantitative Reasoning and Skills Center</w:t>
-        </w:r>
-      </w:hyperlink>
-      <w:r>
-        <w:t>: tutoring for quantitatively demanding coursework</w:t>
-      </w:r>
-    </w:p>
-    <w:p>
-      <w:pPr>
-        <w:numPr>
-          <w:ilvl w:val="0"/>
-          <w:numId w:val="8"/>
-        </w:numPr>
-        <w:spacing w:after="60"/>
-        <w:ind w:left="504" w:hanging="360"/>
-      </w:pPr>
-      <w:hyperlink r:id="rId16">
-        <w:r>
-          <w:rPr>
-            <w:color w:val="1155CC"/>
-            <w:u w:val="single"/>
-          </w:rPr>
-          <w:t xml:space="preserve">Student Accessibility Services</w:t>
-        </w:r>
-      </w:hyperlink>
-      <w:r>
-        <w:t>: accommodations for a diagnosed disability</w:t>
-      </w:r>
-    </w:p>
-    <w:p>
-      <w:pPr>
-        <w:numPr>
-          <w:ilvl w:val="0"/>
-          <w:numId w:val="8"/>
-        </w:numPr>
-        <w:spacing w:after="60"/>
-        <w:ind w:left="504" w:hanging="360"/>
-      </w:pPr>
-      <w:hyperlink r:id="rId17">
-        <w:r>
-          <w:rPr>
-            <w:color w:val="1155CC"/>
-            <w:u w:val="single"/>
-          </w:rPr>
-          <w:t xml:space="preserve">Wellness Programs</w:t>
-        </w:r>
-      </w:hyperlink>
-      <w:r>
-        <w:t>: nutrition, sleep, stress management</w:t>
-      </w:r>
-    </w:p>
-    <w:p>
-      <w:pPr>
-        <w:numPr>
-          <w:ilvl w:val="0"/>
-          <w:numId w:val="8"/>
-        </w:numPr>
-        <w:spacing w:after="60"/>
-        <w:ind w:left="504" w:hanging="360"/>
-      </w:pPr>
-      <w:hyperlink r:id="rId18">
-        <w:r>
-          <w:rPr>
-            <w:color w:val="1155CC"/>
-            <w:u w:val="single"/>
-          </w:rPr>
-          <w:t xml:space="preserve">Writing Center</w:t>
-        </w:r>
-      </w:hyperlink>
-      <w:r>
-        <w:t>: starting a paper, finding a thesis, drafting and editing</w:t>
+        <w:t>.</w:t>
       </w:r>
     </w:p>
     <w:p>
@@ -4009,26 +4264,6 @@
         <w:spacing w:after="120"/>
       </w:pPr>
       <w:r>
-        <w:t xml:space="preserve">All campus resources for students can be found in the </w:t>
-      </w:r>
-      <w:hyperlink r:id="rId28">
-        <w:r>
-          <w:rPr>
-            <w:color w:val="1155CC"/>
-            <w:u w:val="single"/>
-          </w:rPr>
-          <w:t xml:space="preserve">TigerHub</w:t>
-        </w:r>
-      </w:hyperlink>
-      <w:r>
-        <w:t>.</w:t>
-      </w:r>
-    </w:p>
-    <w:p>
-      <w:pPr>
-        <w:spacing w:after="120"/>
-      </w:pPr>
-      <w:r>
         <w:rPr>
           <w:b/>
         </w:rPr>
@@ -4041,7 +4276,6 @@
     <w:p>
       <w:pPr>
         <w:pStyle w:val="Heading1"/>
-        <w:keepNext/>
         <w:spacing w:before="320" w:after="80"/>
       </w:pPr>
       <w:r>
@@ -4058,32 +4292,35 @@
     </w:p>
     <w:tbl>
       <w:tblPr>
-        <w:tblW w:type="auto" w:w="0"/>
+        <w:tblStyle w:val="TableNormal0"/>
+        <w:tblW w:w="0" w:type="auto"/>
         <w:jc w:val="center"/>
+        <w:tblInd w:w="0" w:type="dxa"/>
+        <w:tblBorders>
+          <w:top w:val="single" w:sz="4" w:space="0" w:color="999999"/>
+          <w:left w:val="single" w:sz="4" w:space="0" w:color="999999"/>
+          <w:bottom w:val="single" w:sz="4" w:space="0" w:color="999999"/>
+          <w:right w:val="single" w:sz="4" w:space="0" w:color="999999"/>
+          <w:insideH w:val="single" w:sz="4" w:space="0" w:color="999999"/>
+          <w:insideV w:val="single" w:sz="4" w:space="0" w:color="999999"/>
+        </w:tblBorders>
         <w:tblLayout w:type="fixed"/>
-        <w:tblLook w:firstColumn="1" w:firstRow="1" w:lastColumn="0" w:lastRow="0" w:noHBand="0" w:noVBand="1" w:val="04A0"/>
-        <w:tblBorders>
-          <w:top w:val="single" w:sz="4" w:color="999999"/>
-          <w:left w:val="single" w:sz="4" w:color="999999"/>
-          <w:bottom w:val="single" w:sz="4" w:color="999999"/>
-          <w:right w:val="single" w:sz="4" w:color="999999"/>
-          <w:insideH w:val="single" w:sz="4" w:color="999999"/>
-          <w:insideV w:val="single" w:sz="4" w:color="999999"/>
-        </w:tblBorders>
+        <w:tblLook w:val="04A0" w:firstRow="1" w:lastRow="0" w:firstColumn="1" w:lastColumn="0" w:noHBand="0" w:noVBand="1"/>
       </w:tblPr>
       <w:tblGrid>
-        <w:gridCol w:w="925"/>
+        <w:gridCol w:w="926"/>
         <w:gridCol w:w="5691"/>
-        <w:gridCol w:w="2742"/>
+        <w:gridCol w:w="2743"/>
       </w:tblGrid>
       <w:tr>
         <w:trPr>
           <w:cantSplit/>
           <w:tblHeader/>
+          <w:jc w:val="center"/>
         </w:trPr>
         <w:tc>
           <w:tcPr>
-            <w:tcW w:type="dxa" w:w="926"/>
+            <w:tcW w:w="926" w:type="dxa"/>
           </w:tcPr>
           <w:p>
             <w:pPr>
@@ -4100,7 +4337,7 @@
         </w:tc>
         <w:tc>
           <w:tcPr>
-            <w:tcW w:type="dxa" w:w="5691"/>
+            <w:tcW w:w="5691" w:type="dxa"/>
           </w:tcPr>
           <w:p>
             <w:pPr>
@@ -4117,7 +4354,7 @@
         </w:tc>
         <w:tc>
           <w:tcPr>
-            <w:tcW w:type="dxa" w:w="2743"/>
+            <w:tcW w:w="2743" w:type="dxa"/>
           </w:tcPr>
           <w:p>
             <w:pPr>
@@ -4136,10 +4373,11 @@
       <w:tr>
         <w:trPr>
           <w:cantSplit/>
+          <w:jc w:val="center"/>
         </w:trPr>
         <w:tc>
           <w:tcPr>
-            <w:tcW w:type="dxa" w:w="926"/>
+            <w:tcW w:w="926" w:type="dxa"/>
           </w:tcPr>
           <w:p>
             <w:pPr>
@@ -4155,7 +4393,7 @@
         </w:tc>
         <w:tc>
           <w:tcPr>
-            <w:tcW w:type="dxa" w:w="5691"/>
+            <w:tcW w:w="5691" w:type="dxa"/>
           </w:tcPr>
           <w:p>
             <w:pPr>
@@ -4165,13 +4403,27 @@
               <w:rPr>
                 <w:sz w:val="20"/>
               </w:rPr>
-              <w:t>What is NLP? History and applications. Tooling setup (Python, Docker, Ollama). Text processing: tokenization, normalization, regex, edit distance</w:t>
-            </w:r>
-          </w:p>
-        </w:tc>
-        <w:tc>
-          <w:tcPr>
-            <w:tcW w:type="dxa" w:w="2743"/>
+              <w:t xml:space="preserve">What is NLP? History and applications. Tooling setup (Python, Docker, </w:t>
+            </w:r>
+            <w:proofErr w:type="spellStart"/>
+            <w:r>
+              <w:rPr>
+                <w:sz w:val="20"/>
+              </w:rPr>
+              <w:t>Ollama</w:t>
+            </w:r>
+            <w:proofErr w:type="spellEnd"/>
+            <w:r>
+              <w:rPr>
+                <w:sz w:val="20"/>
+              </w:rPr>
+              <w:t>). Text processing: tokenization, normalization, regex, edit distance</w:t>
+            </w:r>
+          </w:p>
+        </w:tc>
+        <w:tc>
+          <w:tcPr>
+            <w:tcW w:w="2743" w:type="dxa"/>
           </w:tcPr>
           <w:p>
             <w:pPr>
@@ -4189,10 +4441,11 @@
       <w:tr>
         <w:trPr>
           <w:cantSplit/>
+          <w:jc w:val="center"/>
         </w:trPr>
         <w:tc>
           <w:tcPr>
-            <w:tcW w:type="dxa" w:w="926"/>
+            <w:tcW w:w="926" w:type="dxa"/>
           </w:tcPr>
           <w:p>
             <w:pPr>
@@ -4208,7 +4461,7 @@
         </w:tc>
         <w:tc>
           <w:tcPr>
-            <w:tcW w:type="dxa" w:w="5691"/>
+            <w:tcW w:w="5691" w:type="dxa"/>
           </w:tcPr>
           <w:p>
             <w:pPr>
@@ -4224,7 +4477,7 @@
         </w:tc>
         <w:tc>
           <w:tcPr>
-            <w:tcW w:type="dxa" w:w="2743"/>
+            <w:tcW w:w="2743" w:type="dxa"/>
           </w:tcPr>
           <w:p>
             <w:pPr>
@@ -4242,10 +4495,11 @@
       <w:tr>
         <w:trPr>
           <w:cantSplit/>
+          <w:jc w:val="center"/>
         </w:trPr>
         <w:tc>
           <w:tcPr>
-            <w:tcW w:type="dxa" w:w="926"/>
+            <w:tcW w:w="926" w:type="dxa"/>
           </w:tcPr>
           <w:p>
             <w:pPr>
@@ -4261,7 +4515,7 @@
         </w:tc>
         <w:tc>
           <w:tcPr>
-            <w:tcW w:type="dxa" w:w="5691"/>
+            <w:tcW w:w="5691" w:type="dxa"/>
           </w:tcPr>
           <w:p>
             <w:pPr>
@@ -4271,13 +4525,27 @@
               <w:rPr>
                 <w:sz w:val="20"/>
               </w:rPr>
-              <w:t>Vector semantics: TF-IDF, PPMI, cosine similarity. Word embeddings: word2vec, GloVe, analogies, embedding bias</w:t>
-            </w:r>
-          </w:p>
-        </w:tc>
-        <w:tc>
-          <w:tcPr>
-            <w:tcW w:type="dxa" w:w="2743"/>
+              <w:t xml:space="preserve">Vector semantics: TF-IDF, PPMI, cosine similarity. Word embeddings: word2vec, </w:t>
+            </w:r>
+            <w:proofErr w:type="spellStart"/>
+            <w:r>
+              <w:rPr>
+                <w:sz w:val="20"/>
+              </w:rPr>
+              <w:t>GloVe</w:t>
+            </w:r>
+            <w:proofErr w:type="spellEnd"/>
+            <w:r>
+              <w:rPr>
+                <w:sz w:val="20"/>
+              </w:rPr>
+              <w:t>, analogies, embedding bias</w:t>
+            </w:r>
+          </w:p>
+        </w:tc>
+        <w:tc>
+          <w:tcPr>
+            <w:tcW w:w="2743" w:type="dxa"/>
           </w:tcPr>
           <w:p>
             <w:pPr>
@@ -4295,10 +4563,11 @@
       <w:tr>
         <w:trPr>
           <w:cantSplit/>
+          <w:jc w:val="center"/>
         </w:trPr>
         <w:tc>
           <w:tcPr>
-            <w:tcW w:type="dxa" w:w="926"/>
+            <w:tcW w:w="926" w:type="dxa"/>
           </w:tcPr>
           <w:p>
             <w:pPr>
@@ -4314,7 +4583,7 @@
         </w:tc>
         <w:tc>
           <w:tcPr>
-            <w:tcW w:type="dxa" w:w="5691"/>
+            <w:tcW w:w="5691" w:type="dxa"/>
           </w:tcPr>
           <w:p>
             <w:pPr>
@@ -4330,7 +4599,7 @@
         </w:tc>
         <w:tc>
           <w:tcPr>
-            <w:tcW w:type="dxa" w:w="2743"/>
+            <w:tcW w:w="2743" w:type="dxa"/>
           </w:tcPr>
           <w:p>
             <w:pPr>
@@ -4348,10 +4617,11 @@
       <w:tr>
         <w:trPr>
           <w:cantSplit/>
+          <w:jc w:val="center"/>
         </w:trPr>
         <w:tc>
           <w:tcPr>
-            <w:tcW w:type="dxa" w:w="926"/>
+            <w:tcW w:w="926" w:type="dxa"/>
           </w:tcPr>
           <w:p>
             <w:pPr>
@@ -4367,7 +4637,7 @@
         </w:tc>
         <w:tc>
           <w:tcPr>
-            <w:tcW w:type="dxa" w:w="5691"/>
+            <w:tcW w:w="5691" w:type="dxa"/>
           </w:tcPr>
           <w:p>
             <w:pPr>
@@ -4383,7 +4653,7 @@
         </w:tc>
         <w:tc>
           <w:tcPr>
-            <w:tcW w:type="dxa" w:w="2743"/>
+            <w:tcW w:w="2743" w:type="dxa"/>
           </w:tcPr>
           <w:p>
             <w:pPr>
@@ -4408,10 +4678,11 @@
       <w:tr>
         <w:trPr>
           <w:cantSplit/>
+          <w:jc w:val="center"/>
         </w:trPr>
         <w:tc>
           <w:tcPr>
-            <w:tcW w:type="dxa" w:w="926"/>
+            <w:tcW w:w="926" w:type="dxa"/>
           </w:tcPr>
           <w:p>
             <w:pPr>
@@ -4427,7 +4698,7 @@
         </w:tc>
         <w:tc>
           <w:tcPr>
-            <w:tcW w:type="dxa" w:w="5691"/>
+            <w:tcW w:w="5691" w:type="dxa"/>
           </w:tcPr>
           <w:p>
             <w:pPr>
@@ -4437,13 +4708,27 @@
               <w:rPr>
                 <w:sz w:val="20"/>
               </w:rPr>
-              <w:t>Contextual representations and transfer learning (ELMo). BERT and masked language modeling</w:t>
-            </w:r>
-          </w:p>
-        </w:tc>
-        <w:tc>
-          <w:tcPr>
-            <w:tcW w:type="dxa" w:w="2743"/>
+              <w:t>Contextual representations and transfer learning (</w:t>
+            </w:r>
+            <w:proofErr w:type="spellStart"/>
+            <w:r>
+              <w:rPr>
+                <w:sz w:val="20"/>
+              </w:rPr>
+              <w:t>ELMo</w:t>
+            </w:r>
+            <w:proofErr w:type="spellEnd"/>
+            <w:r>
+              <w:rPr>
+                <w:sz w:val="20"/>
+              </w:rPr>
+              <w:t>). BERT and masked language modeling</w:t>
+            </w:r>
+          </w:p>
+        </w:tc>
+        <w:tc>
+          <w:tcPr>
+            <w:tcW w:w="2743" w:type="dxa"/>
           </w:tcPr>
           <w:p>
             <w:pPr>
@@ -4461,10 +4746,11 @@
       <w:tr>
         <w:trPr>
           <w:cantSplit/>
+          <w:jc w:val="center"/>
         </w:trPr>
         <w:tc>
           <w:tcPr>
-            <w:tcW w:type="dxa" w:w="926"/>
+            <w:tcW w:w="926" w:type="dxa"/>
           </w:tcPr>
           <w:p>
             <w:pPr>
@@ -4480,7 +4766,7 @@
         </w:tc>
         <w:tc>
           <w:tcPr>
-            <w:tcW w:type="dxa" w:w="5691"/>
+            <w:tcW w:w="5691" w:type="dxa"/>
           </w:tcPr>
           <w:p>
             <w:pPr>
@@ -4496,7 +4782,7 @@
         </w:tc>
         <w:tc>
           <w:tcPr>
-            <w:tcW w:type="dxa" w:w="2743"/>
+            <w:tcW w:w="2743" w:type="dxa"/>
           </w:tcPr>
           <w:p>
             <w:pPr>
@@ -4514,10 +4800,11 @@
       <w:tr>
         <w:trPr>
           <w:cantSplit/>
+          <w:jc w:val="center"/>
         </w:trPr>
         <w:tc>
           <w:tcPr>
-            <w:tcW w:type="dxa" w:w="926"/>
+            <w:tcW w:w="926" w:type="dxa"/>
           </w:tcPr>
           <w:p>
             <w:pPr>
@@ -4533,7 +4820,7 @@
         </w:tc>
         <w:tc>
           <w:tcPr>
-            <w:tcW w:type="dxa" w:w="5691"/>
+            <w:tcW w:w="5691" w:type="dxa"/>
           </w:tcPr>
           <w:p>
             <w:pPr>
@@ -4543,13 +4830,27 @@
               <w:rPr>
                 <w:sz w:val="20"/>
               </w:rPr>
-              <w:t>Tokenization at scale (BPE), pretraining data and compute, instruction tuning. Alignment: RLHF, InstructGPT, DPO</w:t>
-            </w:r>
-          </w:p>
-        </w:tc>
-        <w:tc>
-          <w:tcPr>
-            <w:tcW w:type="dxa" w:w="2743"/>
+              <w:t xml:space="preserve">Tokenization at scale (BPE), pretraining data and compute, instruction tuning. Alignment: RLHF, </w:t>
+            </w:r>
+            <w:proofErr w:type="spellStart"/>
+            <w:r>
+              <w:rPr>
+                <w:sz w:val="20"/>
+              </w:rPr>
+              <w:t>InstructGPT</w:t>
+            </w:r>
+            <w:proofErr w:type="spellEnd"/>
+            <w:r>
+              <w:rPr>
+                <w:sz w:val="20"/>
+              </w:rPr>
+              <w:t>, DPO</w:t>
+            </w:r>
+          </w:p>
+        </w:tc>
+        <w:tc>
+          <w:tcPr>
+            <w:tcW w:w="2743" w:type="dxa"/>
           </w:tcPr>
           <w:p>
             <w:pPr>
@@ -4567,10 +4868,11 @@
       <w:tr>
         <w:trPr>
           <w:cantSplit/>
+          <w:jc w:val="center"/>
         </w:trPr>
         <w:tc>
           <w:tcPr>
-            <w:tcW w:type="dxa" w:w="926"/>
+            <w:tcW w:w="926" w:type="dxa"/>
           </w:tcPr>
           <w:p>
             <w:pPr>
@@ -4586,7 +4888,7 @@
         </w:tc>
         <w:tc>
           <w:tcPr>
-            <w:tcW w:type="dxa" w:w="5691"/>
+            <w:tcW w:w="5691" w:type="dxa"/>
           </w:tcPr>
           <w:p>
             <w:pPr>
@@ -4596,13 +4898,27 @@
               <w:rPr>
                 <w:sz w:val="20"/>
               </w:rPr>
-              <w:t>Efficient LLMs: LoRA/PEFT, quantization, local inference. Evaluation and benchmarks, hallucination, LLM-as-a-judge</w:t>
-            </w:r>
-          </w:p>
-        </w:tc>
-        <w:tc>
-          <w:tcPr>
-            <w:tcW w:type="dxa" w:w="2743"/>
+              <w:t xml:space="preserve">Efficient LLMs: </w:t>
+            </w:r>
+            <w:proofErr w:type="spellStart"/>
+            <w:r>
+              <w:rPr>
+                <w:sz w:val="20"/>
+              </w:rPr>
+              <w:t>LoRA</w:t>
+            </w:r>
+            <w:proofErr w:type="spellEnd"/>
+            <w:r>
+              <w:rPr>
+                <w:sz w:val="20"/>
+              </w:rPr>
+              <w:t>/PEFT, quantization, local inference. Evaluation and benchmarks, hallucination, LLM-as-a-judge</w:t>
+            </w:r>
+          </w:p>
+        </w:tc>
+        <w:tc>
+          <w:tcPr>
+            <w:tcW w:w="2743" w:type="dxa"/>
           </w:tcPr>
           <w:p>
             <w:pPr>
@@ -4620,10 +4936,11 @@
       <w:tr>
         <w:trPr>
           <w:cantSplit/>
+          <w:jc w:val="center"/>
         </w:trPr>
         <w:tc>
           <w:tcPr>
-            <w:tcW w:type="dxa" w:w="926"/>
+            <w:tcW w:w="926" w:type="dxa"/>
           </w:tcPr>
           <w:p>
             <w:pPr>
@@ -4633,13 +4950,14 @@
               <w:rPr>
                 <w:sz w:val="20"/>
               </w:rPr>
+              <w:lastRenderedPageBreak/>
               <w:t>10</w:t>
             </w:r>
           </w:p>
         </w:tc>
         <w:tc>
           <w:tcPr>
-            <w:tcW w:type="dxa" w:w="5691"/>
+            <w:tcW w:w="5691" w:type="dxa"/>
           </w:tcPr>
           <w:p>
             <w:pPr>
@@ -4655,7 +4973,7 @@
         </w:tc>
         <w:tc>
           <w:tcPr>
-            <w:tcW w:type="dxa" w:w="2743"/>
+            <w:tcW w:w="2743" w:type="dxa"/>
           </w:tcPr>
           <w:p>
             <w:pPr>
@@ -4680,10 +4998,11 @@
       <w:tr>
         <w:trPr>
           <w:cantSplit/>
+          <w:jc w:val="center"/>
         </w:trPr>
         <w:tc>
           <w:tcPr>
-            <w:tcW w:type="dxa" w:w="926"/>
+            <w:tcW w:w="926" w:type="dxa"/>
           </w:tcPr>
           <w:p>
             <w:pPr>
@@ -4699,7 +5018,7 @@
         </w:tc>
         <w:tc>
           <w:tcPr>
-            <w:tcW w:type="dxa" w:w="5691"/>
+            <w:tcW w:w="5691" w:type="dxa"/>
           </w:tcPr>
           <w:p>
             <w:pPr>
@@ -4722,7 +5041,7 @@
         </w:tc>
         <w:tc>
           <w:tcPr>
-            <w:tcW w:type="dxa" w:w="2743"/>
+            <w:tcW w:w="2743" w:type="dxa"/>
           </w:tcPr>
           <w:p>
             <w:pPr>
@@ -4740,10 +5059,11 @@
       <w:tr>
         <w:trPr>
           <w:cantSplit/>
+          <w:jc w:val="center"/>
         </w:trPr>
         <w:tc>
           <w:tcPr>
-            <w:tcW w:type="dxa" w:w="926"/>
+            <w:tcW w:w="926" w:type="dxa"/>
           </w:tcPr>
           <w:p>
             <w:pPr>
@@ -4759,7 +5079,7 @@
         </w:tc>
         <w:tc>
           <w:tcPr>
-            <w:tcW w:type="dxa" w:w="5691"/>
+            <w:tcW w:w="5691" w:type="dxa"/>
           </w:tcPr>
           <w:p>
             <w:pPr>
@@ -4769,13 +5089,27 @@
               <w:rPr>
                 <w:sz w:val="20"/>
               </w:rPr>
-              <w:t>What is an LLM agent? ReAct, tool use, injection defense. Designing tools and the agent loop</w:t>
-            </w:r>
-          </w:p>
-        </w:tc>
-        <w:tc>
-          <w:tcPr>
-            <w:tcW w:type="dxa" w:w="2743"/>
+              <w:t xml:space="preserve">What is an LLM agent? </w:t>
+            </w:r>
+            <w:proofErr w:type="spellStart"/>
+            <w:r>
+              <w:rPr>
+                <w:sz w:val="20"/>
+              </w:rPr>
+              <w:t>ReAct</w:t>
+            </w:r>
+            <w:proofErr w:type="spellEnd"/>
+            <w:r>
+              <w:rPr>
+                <w:sz w:val="20"/>
+              </w:rPr>
+              <w:t>, tool use, injection defense. Designing tools and the agent loop</w:t>
+            </w:r>
+          </w:p>
+        </w:tc>
+        <w:tc>
+          <w:tcPr>
+            <w:tcW w:w="2743" w:type="dxa"/>
           </w:tcPr>
           <w:p>
             <w:pPr>
@@ -4793,10 +5127,11 @@
       <w:tr>
         <w:trPr>
           <w:cantSplit/>
+          <w:jc w:val="center"/>
         </w:trPr>
         <w:tc>
           <w:tcPr>
-            <w:tcW w:type="dxa" w:w="926"/>
+            <w:tcW w:w="926" w:type="dxa"/>
           </w:tcPr>
           <w:p>
             <w:pPr>
@@ -4812,7 +5147,7 @@
         </w:tc>
         <w:tc>
           <w:tcPr>
-            <w:tcW w:type="dxa" w:w="5691"/>
+            <w:tcW w:w="5691" w:type="dxa"/>
           </w:tcPr>
           <w:p>
             <w:pPr>
@@ -4828,7 +5163,7 @@
         </w:tc>
         <w:tc>
           <w:tcPr>
-            <w:tcW w:type="dxa" w:w="2743"/>
+            <w:tcW w:w="2743" w:type="dxa"/>
           </w:tcPr>
           <w:p>
             <w:pPr>
@@ -4846,10 +5181,11 @@
       <w:tr>
         <w:trPr>
           <w:cantSplit/>
+          <w:jc w:val="center"/>
         </w:trPr>
         <w:tc>
           <w:tcPr>
-            <w:tcW w:type="dxa" w:w="926"/>
+            <w:tcW w:w="926" w:type="dxa"/>
           </w:tcPr>
           <w:p>
             <w:pPr>
@@ -4865,7 +5201,7 @@
         </w:tc>
         <w:tc>
           <w:tcPr>
-            <w:tcW w:type="dxa" w:w="5691"/>
+            <w:tcW w:w="5691" w:type="dxa"/>
           </w:tcPr>
           <w:p>
             <w:pPr>
@@ -4881,7 +5217,7 @@
         </w:tc>
         <w:tc>
           <w:tcPr>
-            <w:tcW w:type="dxa" w:w="2743"/>
+            <w:tcW w:w="2743" w:type="dxa"/>
           </w:tcPr>
           <w:p>
             <w:pPr>
@@ -4899,10 +5235,11 @@
       <w:tr>
         <w:trPr>
           <w:cantSplit/>
+          <w:jc w:val="center"/>
         </w:trPr>
         <w:tc>
           <w:tcPr>
-            <w:tcW w:type="dxa" w:w="926"/>
+            <w:tcW w:w="926" w:type="dxa"/>
           </w:tcPr>
           <w:p>
             <w:pPr>
@@ -4918,7 +5255,7 @@
         </w:tc>
         <w:tc>
           <w:tcPr>
-            <w:tcW w:type="dxa" w:w="5691"/>
+            <w:tcW w:w="5691" w:type="dxa"/>
           </w:tcPr>
           <w:p>
             <w:pPr>
@@ -4934,7 +5271,7 @@
         </w:tc>
         <w:tc>
           <w:tcPr>
-            <w:tcW w:type="dxa" w:w="2743"/>
+            <w:tcW w:w="2743" w:type="dxa"/>
           </w:tcPr>
           <w:p>
             <w:pPr>
@@ -4953,10 +5290,11 @@
       <w:tr>
         <w:trPr>
           <w:cantSplit/>
+          <w:jc w:val="center"/>
         </w:trPr>
         <w:tc>
           <w:tcPr>
-            <w:tcW w:type="dxa" w:w="926"/>
+            <w:tcW w:w="926" w:type="dxa"/>
           </w:tcPr>
           <w:p>
             <w:pPr>
@@ -4972,7 +5310,7 @@
         </w:tc>
         <w:tc>
           <w:tcPr>
-            <w:tcW w:type="dxa" w:w="5691"/>
+            <w:tcW w:w="5691" w:type="dxa"/>
           </w:tcPr>
           <w:p>
             <w:pPr>
@@ -4988,7 +5326,7 @@
         </w:tc>
         <w:tc>
           <w:tcPr>
-            <w:tcW w:type="dxa" w:w="2743"/>
+            <w:tcW w:w="2743" w:type="dxa"/>
           </w:tcPr>
           <w:p>
             <w:pPr>
@@ -5011,20 +5349,39 @@
       </w:pPr>
     </w:p>
     <w:sectPr>
-      <w:footerReference w:type="default" r:id="rId29"/>
-      <w:pgSz w:h="15840" w:w="12240" w:orient="portrait"/>
-      <w:pgMar w:bottom="1440" w:top="1440" w:left="1440" w:right="1440" w:header="720" w:footer="720"/>
+      <w:footerReference w:type="default" r:id="rId26"/>
+      <w:pgSz w:w="12240" w:h="15840"/>
+      <w:pgMar w:top="1440" w:right="1440" w:bottom="1440" w:left="1440" w:header="720" w:footer="720" w:gutter="0"/>
       <w:pgNumType w:start="1"/>
+      <w:cols w:space="720"/>
     </w:sectPr>
   </w:body>
 </w:document>
 </file>
 
+<file path=word/endnotes.xml><?xml version="1.0" encoding="utf-8"?>
+<w:endnotes xmlns:wpc="http://schemas.microsoft.com/office/word/2010/wordprocessingCanvas" xmlns:cx="http://schemas.microsoft.com/office/drawing/2014/chartex" xmlns:cx1="http://schemas.microsoft.com/office/drawing/2015/9/8/chartex" xmlns:cx2="http://schemas.microsoft.com/office/drawing/2015/10/21/chartex" xmlns:cx3="http://schemas.microsoft.com/office/drawing/2016/5/9/chartex" xmlns:cx4="http://schemas.microsoft.com/office/drawing/2016/5/10/chartex" xmlns:cx5="http://schemas.microsoft.com/office/drawing/2016/5/11/chartex" xmlns:cx6="http://schemas.microsoft.com/office/drawing/2016/5/12/chartex" xmlns:cx7="http://schemas.microsoft.com/office/drawing/2016/5/13/chartex" xmlns:cx8="http://schemas.microsoft.com/office/drawing/2016/5/14/chartex" xmlns:mc="http://schemas.openxmlformats.org/markup-compatibility/2006" xmlns:aink="http://schemas.microsoft.com/office/drawing/2016/ink" xmlns:am3d="http://schemas.microsoft.com/office/drawing/2017/model3d" xmlns:o="urn:schemas-microsoft-com:office:office" xmlns:oel="http://schemas.microsoft.com/office/2019/extlst" xmlns:r="http://schemas.openxmlformats.org/officeDocument/2006/relationships" xmlns:m="http://schemas.openxmlformats.org/officeDocument/2006/math" xmlns:v="urn:schemas-microsoft-com:vml" xmlns:wp14="http://schemas.microsoft.com/office/word/2010/wordprocessingDrawing" xmlns:wp="http://schemas.openxmlformats.org/drawingml/2006/wordprocessingDrawing" xmlns:w10="urn:schemas-microsoft-com:office:word" xmlns:w="http://schemas.openxmlformats.org/wordprocessingml/2006/main" xmlns:w14="http://schemas.microsoft.com/office/word/2010/wordml" xmlns:w15="http://schemas.microsoft.com/office/word/2012/wordml" xmlns:w16cex="http://schemas.microsoft.com/office/word/2018/wordml/cex" xmlns:w16cid="http://schemas.microsoft.com/office/word/2016/wordml/cid" xmlns:w16="http://schemas.microsoft.com/office/word/2018/wordml" xmlns:w16du="http://schemas.microsoft.com/office/word/2023/wordml/word16du" xmlns:w16sdtdh="http://schemas.microsoft.com/office/word/2020/wordml/sdtdatahash" xmlns:w16sdtfl="http://schemas.microsoft.com/office/word/2024/wordml/sdtformatlock" xmlns:w16se="http://schemas.microsoft.com/office/word/2015/wordml/symex" xmlns:wpg="http://schemas.microsoft.com/office/word/2010/wordprocessingGroup" xmlns:wpi="http://schemas.microsoft.com/office/word/2010/wordprocessingInk" xmlns:wne="http://schemas.microsoft.com/office/word/2006/wordml" xmlns:wps="http://schemas.microsoft.com/office/word/2010/wordprocessingShape" mc:Ignorable="w14 w15 w16se w16cid w16 w16cex w16sdtdh w16sdtfl w16du wp14">
+  <w:endnote w:type="separator" w:id="-1">
+    <w:p>
+      <w:r>
+        <w:separator/>
+      </w:r>
+    </w:p>
+  </w:endnote>
+  <w:endnote w:type="continuationSeparator" w:id="0">
+    <w:p>
+      <w:r>
+        <w:continuationSeparator/>
+      </w:r>
+    </w:p>
+  </w:endnote>
+</w:endnotes>
+</file>
+
 <file path=word/footer1.xml><?xml version="1.0" encoding="utf-8"?>
-<w:ftr xmlns:m="http://schemas.openxmlformats.org/officeDocument/2006/math" xmlns:mc="http://schemas.openxmlformats.org/markup-compatibility/2006" xmlns:mo="http://schemas.microsoft.com/office/mac/office/2008/main" xmlns:mv="urn:schemas-microsoft-com:mac:vml" xmlns:o="urn:schemas-microsoft-com:office:office" xmlns:r="http://schemas.openxmlformats.org/officeDocument/2006/relationships" xmlns:v="urn:schemas-microsoft-com:vml" xmlns:w10="urn:schemas-microsoft-com:office:word" xmlns:w14="http://schemas.microsoft.com/office/word/2010/wordml" xmlns:w="http://schemas.openxmlformats.org/wordprocessingml/2006/main" xmlns:wne="http://schemas.microsoft.com/office/word/2006/wordml" xmlns:wp14="http://schemas.microsoft.com/office/word/2010/wordprocessingDrawing" xmlns:wp="http://schemas.openxmlformats.org/drawingml/2006/wordprocessingDrawing" xmlns:wpc="http://schemas.microsoft.com/office/word/2010/wordprocessingCanvas" xmlns:wpg="http://schemas.microsoft.com/office/word/2010/wordprocessingGroup" xmlns:wpi="http://schemas.microsoft.com/office/word/2010/wordprocessingInk" xmlns:wps="http://schemas.microsoft.com/office/word/2010/wordprocessingShape" mc:Ignorable="w14 wp14">
+<w:ftr xmlns:wpc="http://schemas.microsoft.com/office/word/2010/wordprocessingCanvas" xmlns:cx="http://schemas.microsoft.com/office/drawing/2014/chartex" xmlns:cx1="http://schemas.microsoft.com/office/drawing/2015/9/8/chartex" xmlns:cx2="http://schemas.microsoft.com/office/drawing/2015/10/21/chartex" xmlns:cx3="http://schemas.microsoft.com/office/drawing/2016/5/9/chartex" xmlns:cx4="http://schemas.microsoft.com/office/drawing/2016/5/10/chartex" xmlns:cx5="http://schemas.microsoft.com/office/drawing/2016/5/11/chartex" xmlns:cx6="http://schemas.microsoft.com/office/drawing/2016/5/12/chartex" xmlns:cx7="http://schemas.microsoft.com/office/drawing/2016/5/13/chartex" xmlns:cx8="http://schemas.microsoft.com/office/drawing/2016/5/14/chartex" xmlns:mc="http://schemas.openxmlformats.org/markup-compatibility/2006" xmlns:aink="http://schemas.microsoft.com/office/drawing/2016/ink" xmlns:am3d="http://schemas.microsoft.com/office/drawing/2017/model3d" xmlns:o="urn:schemas-microsoft-com:office:office" xmlns:oel="http://schemas.microsoft.com/office/2019/extlst" xmlns:r="http://schemas.openxmlformats.org/officeDocument/2006/relationships" xmlns:m="http://schemas.openxmlformats.org/officeDocument/2006/math" xmlns:v="urn:schemas-microsoft-com:vml" xmlns:wp14="http://schemas.microsoft.com/office/word/2010/wordprocessingDrawing" xmlns:wp="http://schemas.openxmlformats.org/drawingml/2006/wordprocessingDrawing" xmlns:w10="urn:schemas-microsoft-com:office:word" xmlns:w="http://schemas.openxmlformats.org/wordprocessingml/2006/main" xmlns:w14="http://schemas.microsoft.com/office/word/2010/wordml" xmlns:w15="http://schemas.microsoft.com/office/word/2012/wordml" xmlns:w16cex="http://schemas.microsoft.com/office/word/2018/wordml/cex" xmlns:w16cid="http://schemas.microsoft.com/office/word/2016/wordml/cid" xmlns:w16="http://schemas.microsoft.com/office/word/2018/wordml" xmlns:w16du="http://schemas.microsoft.com/office/word/2023/wordml/word16du" xmlns:w16sdtdh="http://schemas.microsoft.com/office/word/2020/wordml/sdtdatahash" xmlns:w16sdtfl="http://schemas.microsoft.com/office/word/2024/wordml/sdtformatlock" xmlns:w16se="http://schemas.microsoft.com/office/word/2015/wordml/symex" xmlns:wpg="http://schemas.microsoft.com/office/word/2010/wordprocessingGroup" xmlns:wpi="http://schemas.microsoft.com/office/word/2010/wordprocessingInk" xmlns:wne="http://schemas.microsoft.com/office/word/2006/wordml" xmlns:wps="http://schemas.microsoft.com/office/word/2010/wordprocessingShape" mc:Ignorable="w14 w15 w16se w16cid w16 w16cex w16sdtdh w16sdtfl w16du wp14">
   <w:p>
     <w:pPr>
-      <w:pStyle w:val="Footer"/>
       <w:jc w:val="center"/>
     </w:pPr>
     <w:r>
@@ -5032,7 +5389,23 @@
         <w:color w:val="6E6E73"/>
         <w:sz w:val="18"/>
       </w:rPr>
-      <w:t xml:space="preserve">CSCI 3495: Natural Language Processing and Large Language Models  |  page  </w:t>
+      <w:t xml:space="preserve">CSCI 3495: Natural Language Processing and Large Language </w:t>
+    </w:r>
+    <w:proofErr w:type="gramStart"/>
+    <w:r>
+      <w:rPr>
+        <w:color w:val="6E6E73"/>
+        <w:sz w:val="18"/>
+      </w:rPr>
+      <w:t>Models  |</w:t>
+    </w:r>
+    <w:proofErr w:type="gramEnd"/>
+    <w:r>
+      <w:rPr>
+        <w:color w:val="6E6E73"/>
+        <w:sz w:val="18"/>
+      </w:rPr>
+      <w:t xml:space="preserve">  page  </w:t>
     </w:r>
     <w:r>
       <w:rPr>
@@ -5045,6 +5418,19 @@
         <w:sz w:val="18"/>
       </w:rPr>
       <w:instrText xml:space="preserve"> PAGE </w:instrText>
+    </w:r>
+    <w:r>
+      <w:rPr>
+        <w:sz w:val="18"/>
+      </w:rPr>
+      <w:fldChar w:fldCharType="separate"/>
+    </w:r>
+    <w:r>
+      <w:rPr>
+        <w:noProof/>
+        <w:sz w:val="18"/>
+      </w:rPr>
+      <w:t>1</w:t>
     </w:r>
     <w:r>
       <w:rPr>
@@ -5056,9 +5442,31 @@
 </w:ftr>
 </file>
 
+<file path=word/footnotes.xml><?xml version="1.0" encoding="utf-8"?>
+<w:footnotes xmlns:wpc="http://schemas.microsoft.com/office/word/2010/wordprocessingCanvas" xmlns:cx="http://schemas.microsoft.com/office/drawing/2014/chartex" xmlns:cx1="http://schemas.microsoft.com/office/drawing/2015/9/8/chartex" xmlns:cx2="http://schemas.microsoft.com/office/drawing/2015/10/21/chartex" xmlns:cx3="http://schemas.microsoft.com/office/drawing/2016/5/9/chartex" xmlns:cx4="http://schemas.microsoft.com/office/drawing/2016/5/10/chartex" xmlns:cx5="http://schemas.microsoft.com/office/drawing/2016/5/11/chartex" xmlns:cx6="http://schemas.microsoft.com/office/drawing/2016/5/12/chartex" xmlns:cx7="http://schemas.microsoft.com/office/drawing/2016/5/13/chartex" xmlns:cx8="http://schemas.microsoft.com/office/drawing/2016/5/14/chartex" xmlns:mc="http://schemas.openxmlformats.org/markup-compatibility/2006" xmlns:aink="http://schemas.microsoft.com/office/drawing/2016/ink" xmlns:am3d="http://schemas.microsoft.com/office/drawing/2017/model3d" xmlns:o="urn:schemas-microsoft-com:office:office" xmlns:oel="http://schemas.microsoft.com/office/2019/extlst" xmlns:r="http://schemas.openxmlformats.org/officeDocument/2006/relationships" xmlns:m="http://schemas.openxmlformats.org/officeDocument/2006/math" xmlns:v="urn:schemas-microsoft-com:vml" xmlns:wp14="http://schemas.microsoft.com/office/word/2010/wordprocessingDrawing" xmlns:wp="http://schemas.openxmlformats.org/drawingml/2006/wordprocessingDrawing" xmlns:w10="urn:schemas-microsoft-com:office:word" xmlns:w="http://schemas.openxmlformats.org/wordprocessingml/2006/main" xmlns:w14="http://schemas.microsoft.com/office/word/2010/wordml" xmlns:w15="http://schemas.microsoft.com/office/word/2012/wordml" xmlns:w16cex="http://schemas.microsoft.com/office/word/2018/wordml/cex" xmlns:w16cid="http://schemas.microsoft.com/office/word/2016/wordml/cid" xmlns:w16="http://schemas.microsoft.com/office/word/2018/wordml" xmlns:w16du="http://schemas.microsoft.com/office/word/2023/wordml/word16du" xmlns:w16sdtdh="http://schemas.microsoft.com/office/word/2020/wordml/sdtdatahash" xmlns:w16sdtfl="http://schemas.microsoft.com/office/word/2024/wordml/sdtformatlock" xmlns:w16se="http://schemas.microsoft.com/office/word/2015/wordml/symex" xmlns:wpg="http://schemas.microsoft.com/office/word/2010/wordprocessingGroup" xmlns:wpi="http://schemas.microsoft.com/office/word/2010/wordprocessingInk" xmlns:wne="http://schemas.microsoft.com/office/word/2006/wordml" xmlns:wps="http://schemas.microsoft.com/office/word/2010/wordprocessingShape" mc:Ignorable="w14 w15 w16se w16cid w16 w16cex w16sdtdh w16sdtfl w16du wp14">
+  <w:footnote w:type="separator" w:id="-1">
+    <w:p>
+      <w:r>
+        <w:separator/>
+      </w:r>
+    </w:p>
+  </w:footnote>
+  <w:footnote w:type="continuationSeparator" w:id="0">
+    <w:p>
+      <w:r>
+        <w:continuationSeparator/>
+      </w:r>
+    </w:p>
+  </w:footnote>
+</w:footnotes>
+</file>
+
 <file path=word/numbering.xml><?xml version="1.0" encoding="utf-8"?>
-<w:numbering xmlns:mc="http://schemas.openxmlformats.org/markup-compatibility/2006" xmlns:o="urn:schemas-microsoft-com:office:office" xmlns:r="http://schemas.openxmlformats.org/officeDocument/2006/relationships" xmlns:m="http://schemas.openxmlformats.org/officeDocument/2006/math" xmlns:v="urn:schemas-microsoft-com:vml" xmlns:wp="http://schemas.openxmlformats.org/drawingml/2006/wordprocessingDrawing" xmlns:w10="urn:schemas-microsoft-com:office:word" xmlns:w="http://schemas.openxmlformats.org/wordprocessingml/2006/main" xmlns:wne="http://schemas.microsoft.com/office/word/2006/wordml" xmlns:sl="http://schemas.openxmlformats.org/schemaLibrary/2006/main" xmlns:a="http://schemas.openxmlformats.org/drawingml/2006/main" xmlns:pic="http://schemas.openxmlformats.org/drawingml/2006/picture" xmlns:c="http://schemas.openxmlformats.org/drawingml/2006/chart" xmlns:lc="http://schemas.openxmlformats.org/drawingml/2006/lockedCanvas" xmlns:dgm="http://schemas.openxmlformats.org/drawingml/2006/diagram" xmlns:wps="http://schemas.microsoft.com/office/word/2010/wordprocessingShape" xmlns:wpg="http://schemas.microsoft.com/office/word/2010/wordprocessingGroup" xmlns:w14="http://schemas.microsoft.com/office/word/2010/wordml" xmlns:w15="http://schemas.microsoft.com/office/word/2012/wordml" xmlns:w16="http://schemas.microsoft.com/office/word/2018/wordml" xmlns:w16cex="http://schemas.microsoft.com/office/word/2018/wordml/cex" xmlns:w16cid="http://schemas.microsoft.com/office/word/2016/wordml/cid" xmlns="http://schemas.microsoft.com/office/tasks/2019/documenttasks" xmlns:cr="http://schemas.microsoft.com/office/comments/2020/reactions">
-  <w:abstractNum w:abstractNumId="1">
+<w:numbering xmlns:wpc="http://schemas.microsoft.com/office/word/2010/wordprocessingCanvas" xmlns:cx="http://schemas.microsoft.com/office/drawing/2014/chartex" xmlns:cx1="http://schemas.microsoft.com/office/drawing/2015/9/8/chartex" xmlns:cx2="http://schemas.microsoft.com/office/drawing/2015/10/21/chartex" xmlns:cx3="http://schemas.microsoft.com/office/drawing/2016/5/9/chartex" xmlns:cx4="http://schemas.microsoft.com/office/drawing/2016/5/10/chartex" xmlns:cx5="http://schemas.microsoft.com/office/drawing/2016/5/11/chartex" xmlns:cx6="http://schemas.microsoft.com/office/drawing/2016/5/12/chartex" xmlns:cx7="http://schemas.microsoft.com/office/drawing/2016/5/13/chartex" xmlns:cx8="http://schemas.microsoft.com/office/drawing/2016/5/14/chartex" xmlns:mc="http://schemas.openxmlformats.org/markup-compatibility/2006" xmlns:aink="http://schemas.microsoft.com/office/drawing/2016/ink" xmlns:am3d="http://schemas.microsoft.com/office/drawing/2017/model3d" xmlns:o="urn:schemas-microsoft-com:office:office" xmlns:oel="http://schemas.microsoft.com/office/2019/extlst" xmlns:r="http://schemas.openxmlformats.org/officeDocument/2006/relationships" xmlns:m="http://schemas.openxmlformats.org/officeDocument/2006/math" xmlns:v="urn:schemas-microsoft-com:vml" xmlns:wp14="http://schemas.microsoft.com/office/word/2010/wordprocessingDrawing" xmlns:wp="http://schemas.openxmlformats.org/drawingml/2006/wordprocessingDrawing" xmlns:w10="urn:schemas-microsoft-com:office:word" xmlns:w="http://schemas.openxmlformats.org/wordprocessingml/2006/main" xmlns:w14="http://schemas.microsoft.com/office/word/2010/wordml" xmlns:w15="http://schemas.microsoft.com/office/word/2012/wordml" xmlns:w16cex="http://schemas.microsoft.com/office/word/2018/wordml/cex" xmlns:w16cid="http://schemas.microsoft.com/office/word/2016/wordml/cid" xmlns:w16="http://schemas.microsoft.com/office/word/2018/wordml" xmlns:w16du="http://schemas.microsoft.com/office/word/2023/wordml/word16du" xmlns:w16sdtdh="http://schemas.microsoft.com/office/word/2020/wordml/sdtdatahash" xmlns:w16sdtfl="http://schemas.microsoft.com/office/word/2024/wordml/sdtformatlock" xmlns:w16se="http://schemas.microsoft.com/office/word/2015/wordml/symex" xmlns:wpg="http://schemas.microsoft.com/office/word/2010/wordprocessingGroup" xmlns:wpi="http://schemas.microsoft.com/office/word/2010/wordprocessingInk" xmlns:wne="http://schemas.microsoft.com/office/word/2006/wordml" xmlns:wps="http://schemas.microsoft.com/office/word/2010/wordprocessingShape" mc:Ignorable="w14 w15 w16se w16cid w16 w16cex w16sdtdh w16sdtfl w16du wp14">
+  <w:abstractNum w:abstractNumId="0" w15:restartNumberingAfterBreak="0">
+    <w:nsid w:val="03A16C50"/>
+    <w:multiLevelType w:val="multilevel"/>
+    <w:tmpl w:val="0F105670"/>
     <w:lvl w:ilvl="0">
       <w:start w:val="1"/>
       <w:numFmt w:val="bullet"/>
@@ -5168,11 +5576,14 @@
       </w:rPr>
     </w:lvl>
   </w:abstractNum>
-  <w:abstractNum w:abstractNumId="2">
+  <w:abstractNum w:abstractNumId="1" w15:restartNumberingAfterBreak="0">
+    <w:nsid w:val="0E0A3CE6"/>
+    <w:multiLevelType w:val="multilevel"/>
+    <w:tmpl w:val="288E5CD0"/>
     <w:lvl w:ilvl="0">
       <w:start w:val="1"/>
       <w:numFmt w:val="bullet"/>
-      <w:lvlText w:val="●"/>
+      <w:lvlText w:val="○"/>
       <w:lvlJc w:val="left"/>
       <w:pPr>
         <w:ind w:left="720" w:hanging="360"/>
@@ -5278,7 +5689,10 @@
       </w:rPr>
     </w:lvl>
   </w:abstractNum>
-  <w:abstractNum w:abstractNumId="3">
+  <w:abstractNum w:abstractNumId="2" w15:restartNumberingAfterBreak="0">
+    <w:nsid w:val="205045E8"/>
+    <w:multiLevelType w:val="multilevel"/>
+    <w:tmpl w:val="41EA2BE4"/>
     <w:lvl w:ilvl="0">
       <w:start w:val="1"/>
       <w:numFmt w:val="bullet"/>
@@ -5388,7 +5802,10 @@
       </w:rPr>
     </w:lvl>
   </w:abstractNum>
-  <w:abstractNum w:abstractNumId="4">
+  <w:abstractNum w:abstractNumId="3" w15:restartNumberingAfterBreak="0">
+    <w:nsid w:val="447A4E3A"/>
+    <w:multiLevelType w:val="multilevel"/>
+    <w:tmpl w:val="93362C54"/>
     <w:lvl w:ilvl="0">
       <w:start w:val="1"/>
       <w:numFmt w:val="bullet"/>
@@ -5498,11 +5915,14 @@
       </w:rPr>
     </w:lvl>
   </w:abstractNum>
-  <w:abstractNum w:abstractNumId="5">
+  <w:abstractNum w:abstractNumId="4" w15:restartNumberingAfterBreak="0">
+    <w:nsid w:val="661A52E1"/>
+    <w:multiLevelType w:val="multilevel"/>
+    <w:tmpl w:val="9AECCACC"/>
     <w:lvl w:ilvl="0">
       <w:start w:val="1"/>
       <w:numFmt w:val="bullet"/>
-      <w:lvlText w:val="○"/>
+      <w:lvlText w:val="●"/>
       <w:lvlJc w:val="left"/>
       <w:pPr>
         <w:ind w:left="720" w:hanging="360"/>
@@ -5608,7 +6028,10 @@
       </w:rPr>
     </w:lvl>
   </w:abstractNum>
-  <w:abstractNum w:abstractNumId="6">
+  <w:abstractNum w:abstractNumId="5" w15:restartNumberingAfterBreak="0">
+    <w:nsid w:val="68E56E41"/>
+    <w:multiLevelType w:val="multilevel"/>
+    <w:tmpl w:val="11E6EC9C"/>
     <w:lvl w:ilvl="0">
       <w:start w:val="1"/>
       <w:numFmt w:val="bullet"/>
@@ -5718,7 +6141,10 @@
       </w:rPr>
     </w:lvl>
   </w:abstractNum>
-  <w:abstractNum w:abstractNumId="7">
+  <w:abstractNum w:abstractNumId="6" w15:restartNumberingAfterBreak="0">
+    <w:nsid w:val="75371A21"/>
+    <w:multiLevelType w:val="multilevel"/>
+    <w:tmpl w:val="34D08118"/>
     <w:lvl w:ilvl="0">
       <w:start w:val="1"/>
       <w:numFmt w:val="bullet"/>
@@ -5828,7 +6254,10 @@
       </w:rPr>
     </w:lvl>
   </w:abstractNum>
-  <w:abstractNum w:abstractNumId="8">
+  <w:abstractNum w:abstractNumId="7" w15:restartNumberingAfterBreak="0">
+    <w:nsid w:val="7F43727F"/>
+    <w:multiLevelType w:val="multilevel"/>
+    <w:tmpl w:val="7BC6EAAC"/>
     <w:lvl w:ilvl="0">
       <w:start w:val="1"/>
       <w:numFmt w:val="bullet"/>
@@ -5938,80 +6367,445 @@
       </w:rPr>
     </w:lvl>
   </w:abstractNum>
-  <w:num w:numId="1">
+  <w:num w:numId="1" w16cid:durableId="1034188405">
+    <w:abstractNumId w:val="4"/>
+  </w:num>
+  <w:num w:numId="2" w16cid:durableId="925960833">
+    <w:abstractNumId w:val="2"/>
+  </w:num>
+  <w:num w:numId="3" w16cid:durableId="1588884891">
+    <w:abstractNumId w:val="6"/>
+  </w:num>
+  <w:num w:numId="4" w16cid:durableId="302855963">
+    <w:abstractNumId w:val="3"/>
+  </w:num>
+  <w:num w:numId="5" w16cid:durableId="368604795">
     <w:abstractNumId w:val="1"/>
   </w:num>
-  <w:num w:numId="2">
-    <w:abstractNumId w:val="2"/>
-  </w:num>
-  <w:num w:numId="3">
-    <w:abstractNumId w:val="3"/>
-  </w:num>
-  <w:num w:numId="4">
-    <w:abstractNumId w:val="4"/>
-  </w:num>
-  <w:num w:numId="5">
+  <w:num w:numId="6" w16cid:durableId="131677342">
     <w:abstractNumId w:val="5"/>
   </w:num>
-  <w:num w:numId="6">
-    <w:abstractNumId w:val="6"/>
-  </w:num>
-  <w:num w:numId="7">
+  <w:num w:numId="7" w16cid:durableId="724569489">
     <w:abstractNumId w:val="7"/>
   </w:num>
-  <w:num w:numId="8">
-    <w:abstractNumId w:val="8"/>
+  <w:num w:numId="8" w16cid:durableId="986783082">
+    <w:abstractNumId w:val="0"/>
   </w:num>
 </w:numbering>
 </file>
 
 <file path=word/styles.xml><?xml version="1.0" encoding="utf-8"?>
-<w:styles xmlns:mc="http://schemas.openxmlformats.org/markup-compatibility/2006" xmlns:o="urn:schemas-microsoft-com:office:office" xmlns:r="http://schemas.openxmlformats.org/officeDocument/2006/relationships" xmlns:m="http://schemas.openxmlformats.org/officeDocument/2006/math" xmlns:v="urn:schemas-microsoft-com:vml" xmlns:wp="http://schemas.openxmlformats.org/drawingml/2006/wordprocessingDrawing" xmlns:w10="urn:schemas-microsoft-com:office:word" xmlns:w="http://schemas.openxmlformats.org/wordprocessingml/2006/main" xmlns:wne="http://schemas.microsoft.com/office/word/2006/wordml" xmlns:sl="http://schemas.openxmlformats.org/schemaLibrary/2006/main" xmlns:a="http://schemas.openxmlformats.org/drawingml/2006/main" xmlns:pic="http://schemas.openxmlformats.org/drawingml/2006/picture" xmlns:c="http://schemas.openxmlformats.org/drawingml/2006/chart" xmlns:lc="http://schemas.openxmlformats.org/drawingml/2006/lockedCanvas" xmlns:dgm="http://schemas.openxmlformats.org/drawingml/2006/diagram" xmlns:wps="http://schemas.microsoft.com/office/word/2010/wordprocessingShape" xmlns:wpg="http://schemas.microsoft.com/office/word/2010/wordprocessingGroup" xmlns:w14="http://schemas.microsoft.com/office/word/2010/wordml" xmlns:w15="http://schemas.microsoft.com/office/word/2012/wordml" xmlns:w16="http://schemas.microsoft.com/office/word/2018/wordml" xmlns:w16cex="http://schemas.microsoft.com/office/word/2018/wordml/cex" xmlns:w16cid="http://schemas.microsoft.com/office/word/2016/wordml/cid" xmlns="http://schemas.microsoft.com/office/tasks/2019/documenttasks" xmlns:cr="http://schemas.microsoft.com/office/comments/2020/reactions">
+<w:styles xmlns:mc="http://schemas.openxmlformats.org/markup-compatibility/2006" xmlns:r="http://schemas.openxmlformats.org/officeDocument/2006/relationships" xmlns:w="http://schemas.openxmlformats.org/wordprocessingml/2006/main" xmlns:w14="http://schemas.microsoft.com/office/word/2010/wordml" xmlns:w15="http://schemas.microsoft.com/office/word/2012/wordml" xmlns:w16cex="http://schemas.microsoft.com/office/word/2018/wordml/cex" xmlns:w16cid="http://schemas.microsoft.com/office/word/2016/wordml/cid" xmlns:w16="http://schemas.microsoft.com/office/word/2018/wordml" xmlns:w16du="http://schemas.microsoft.com/office/word/2023/wordml/word16du" xmlns:w16sdtdh="http://schemas.microsoft.com/office/word/2020/wordml/sdtdatahash" xmlns:w16sdtfl="http://schemas.microsoft.com/office/word/2024/wordml/sdtformatlock" xmlns:w16se="http://schemas.microsoft.com/office/word/2015/wordml/symex" mc:Ignorable="w14 w15 w16se w16cid w16 w16cex w16sdtdh w16sdtfl w16du">
   <w:docDefaults>
     <w:rPrDefault>
       <w:rPr>
-        <w:rFonts w:ascii="Arial" w:cs="Arial" w:eastAsia="Arial" w:hAnsi="Arial"/>
+        <w:rFonts w:ascii="Arial" w:eastAsia="Arial" w:hAnsi="Arial" w:cs="Arial"/>
         <w:sz w:val="24"/>
         <w:szCs w:val="24"/>
         <w:highlight w:val="white"/>
-        <w:lang w:val="en"/>
+        <w:lang w:val="en" w:eastAsia="zh-CN" w:bidi="ar-SA"/>
       </w:rPr>
     </w:rPrDefault>
-    <w:pPrDefault>
-      <w:pPr/>
-    </w:pPrDefault>
+    <w:pPrDefault/>
   </w:docDefaults>
-  <w:style w:type="table" w:styleId="TableNormal" w:default="1">
-    <w:name w:val="TableNormal"/>
-    <w:tblPr>
-      <w:tblCellMar>
-        <w:top w:w="100.0" w:type="dxa"/>
-        <w:left w:w="100.0" w:type="dxa"/>
-        <w:bottom w:w="100.0" w:type="dxa"/>
-        <w:right w:w="100.0" w:type="dxa"/>
-      </w:tblCellMar>
-    </w:tblPr>
-  </w:style>
-  <w:style w:type="paragraph" w:styleId="Normal" w:default="1">
-    <w:name w:val="normal"/>
+  <w:latentStyles w:defLockedState="0" w:defUIPriority="99" w:defSemiHidden="0" w:defUnhideWhenUsed="0" w:defQFormat="0" w:count="376">
+    <w:lsdException w:name="Normal" w:uiPriority="0" w:qFormat="1"/>
+    <w:lsdException w:name="heading 1" w:uiPriority="9" w:qFormat="1"/>
+    <w:lsdException w:name="heading 2" w:semiHidden="1" w:uiPriority="9" w:unhideWhenUsed="1" w:qFormat="1"/>
+    <w:lsdException w:name="heading 3" w:semiHidden="1" w:uiPriority="9" w:unhideWhenUsed="1" w:qFormat="1"/>
+    <w:lsdException w:name="heading 4" w:semiHidden="1" w:uiPriority="9" w:unhideWhenUsed="1" w:qFormat="1"/>
+    <w:lsdException w:name="heading 5" w:semiHidden="1" w:uiPriority="9" w:unhideWhenUsed="1" w:qFormat="1"/>
+    <w:lsdException w:name="heading 6" w:semiHidden="1" w:uiPriority="9" w:unhideWhenUsed="1" w:qFormat="1"/>
+    <w:lsdException w:name="heading 7" w:semiHidden="1" w:uiPriority="9" w:unhideWhenUsed="1" w:qFormat="1"/>
+    <w:lsdException w:name="heading 8" w:semiHidden="1" w:uiPriority="9" w:unhideWhenUsed="1" w:qFormat="1"/>
+    <w:lsdException w:name="heading 9" w:semiHidden="1" w:uiPriority="9" w:unhideWhenUsed="1" w:qFormat="1"/>
+    <w:lsdException w:name="index 1" w:semiHidden="1" w:unhideWhenUsed="1"/>
+    <w:lsdException w:name="index 2" w:semiHidden="1" w:unhideWhenUsed="1"/>
+    <w:lsdException w:name="index 3" w:semiHidden="1" w:unhideWhenUsed="1"/>
+    <w:lsdException w:name="index 4" w:semiHidden="1" w:unhideWhenUsed="1"/>
+    <w:lsdException w:name="index 5" w:semiHidden="1" w:unhideWhenUsed="1"/>
+    <w:lsdException w:name="index 6" w:semiHidden="1" w:unhideWhenUsed="1"/>
+    <w:lsdException w:name="index 7" w:semiHidden="1" w:unhideWhenUsed="1"/>
+    <w:lsdException w:name="index 8" w:semiHidden="1" w:unhideWhenUsed="1"/>
+    <w:lsdException w:name="index 9" w:semiHidden="1" w:unhideWhenUsed="1"/>
+    <w:lsdException w:name="toc 1" w:semiHidden="1" w:uiPriority="39" w:unhideWhenUsed="1"/>
+    <w:lsdException w:name="toc 2" w:semiHidden="1" w:uiPriority="39" w:unhideWhenUsed="1"/>
+    <w:lsdException w:name="toc 3" w:semiHidden="1" w:uiPriority="39" w:unhideWhenUsed="1"/>
+    <w:lsdException w:name="toc 4" w:semiHidden="1" w:uiPriority="39" w:unhideWhenUsed="1"/>
+    <w:lsdException w:name="toc 5" w:semiHidden="1" w:uiPriority="39" w:unhideWhenUsed="1"/>
+    <w:lsdException w:name="toc 6" w:semiHidden="1" w:uiPriority="39" w:unhideWhenUsed="1"/>
+    <w:lsdException w:name="toc 7" w:semiHidden="1" w:uiPriority="39" w:unhideWhenUsed="1"/>
+    <w:lsdException w:name="toc 8" w:semiHidden="1" w:uiPriority="39" w:unhideWhenUsed="1"/>
+    <w:lsdException w:name="toc 9" w:semiHidden="1" w:uiPriority="39" w:unhideWhenUsed="1"/>
+    <w:lsdException w:name="Normal Indent" w:semiHidden="1" w:unhideWhenUsed="1"/>
+    <w:lsdException w:name="footnote text" w:semiHidden="1" w:unhideWhenUsed="1"/>
+    <w:lsdException w:name="annotation text" w:semiHidden="1" w:unhideWhenUsed="1"/>
+    <w:lsdException w:name="header" w:semiHidden="1" w:unhideWhenUsed="1"/>
+    <w:lsdException w:name="footer" w:semiHidden="1" w:unhideWhenUsed="1"/>
+    <w:lsdException w:name="index heading" w:semiHidden="1" w:unhideWhenUsed="1"/>
+    <w:lsdException w:name="caption" w:semiHidden="1" w:uiPriority="35" w:unhideWhenUsed="1" w:qFormat="1"/>
+    <w:lsdException w:name="table of figures" w:semiHidden="1" w:unhideWhenUsed="1"/>
+    <w:lsdException w:name="envelope address" w:semiHidden="1" w:unhideWhenUsed="1"/>
+    <w:lsdException w:name="envelope return" w:semiHidden="1" w:unhideWhenUsed="1"/>
+    <w:lsdException w:name="footnote reference" w:semiHidden="1" w:unhideWhenUsed="1"/>
+    <w:lsdException w:name="annotation reference" w:semiHidden="1" w:unhideWhenUsed="1"/>
+    <w:lsdException w:name="line number" w:semiHidden="1" w:unhideWhenUsed="1"/>
+    <w:lsdException w:name="page number" w:semiHidden="1" w:unhideWhenUsed="1"/>
+    <w:lsdException w:name="endnote reference" w:semiHidden="1" w:unhideWhenUsed="1"/>
+    <w:lsdException w:name="endnote text" w:semiHidden="1" w:unhideWhenUsed="1"/>
+    <w:lsdException w:name="table of authorities" w:semiHidden="1" w:unhideWhenUsed="1"/>
+    <w:lsdException w:name="macro" w:semiHidden="1" w:unhideWhenUsed="1"/>
+    <w:lsdException w:name="toa heading" w:semiHidden="1" w:unhideWhenUsed="1"/>
+    <w:lsdException w:name="List" w:semiHidden="1" w:unhideWhenUsed="1"/>
+    <w:lsdException w:name="List Bullet" w:semiHidden="1" w:unhideWhenUsed="1"/>
+    <w:lsdException w:name="List Number" w:semiHidden="1" w:unhideWhenUsed="1"/>
+    <w:lsdException w:name="List 2" w:semiHidden="1" w:unhideWhenUsed="1"/>
+    <w:lsdException w:name="List 3" w:semiHidden="1" w:unhideWhenUsed="1"/>
+    <w:lsdException w:name="List 4" w:semiHidden="1" w:unhideWhenUsed="1"/>
+    <w:lsdException w:name="List 5" w:semiHidden="1" w:unhideWhenUsed="1"/>
+    <w:lsdException w:name="List Bullet 2" w:semiHidden="1" w:unhideWhenUsed="1"/>
+    <w:lsdException w:name="List Bullet 3" w:semiHidden="1" w:unhideWhenUsed="1"/>
+    <w:lsdException w:name="List Bullet 4" w:semiHidden="1" w:unhideWhenUsed="1"/>
+    <w:lsdException w:name="List Bullet 5" w:semiHidden="1" w:unhideWhenUsed="1"/>
+    <w:lsdException w:name="List Number 2" w:semiHidden="1" w:unhideWhenUsed="1"/>
+    <w:lsdException w:name="List Number 3" w:semiHidden="1" w:unhideWhenUsed="1"/>
+    <w:lsdException w:name="List Number 4" w:semiHidden="1" w:unhideWhenUsed="1"/>
+    <w:lsdException w:name="List Number 5" w:semiHidden="1" w:unhideWhenUsed="1"/>
+    <w:lsdException w:name="Title" w:uiPriority="10" w:qFormat="1"/>
+    <w:lsdException w:name="Closing" w:semiHidden="1" w:unhideWhenUsed="1"/>
+    <w:lsdException w:name="Signature" w:semiHidden="1" w:unhideWhenUsed="1"/>
+    <w:lsdException w:name="Default Paragraph Font" w:semiHidden="1" w:uiPriority="1" w:unhideWhenUsed="1"/>
+    <w:lsdException w:name="Body Text" w:semiHidden="1" w:unhideWhenUsed="1"/>
+    <w:lsdException w:name="Body Text Indent" w:semiHidden="1" w:unhideWhenUsed="1"/>
+    <w:lsdException w:name="List Continue" w:semiHidden="1" w:unhideWhenUsed="1"/>
+    <w:lsdException w:name="List Continue 2" w:semiHidden="1" w:unhideWhenUsed="1"/>
+    <w:lsdException w:name="List Continue 3" w:semiHidden="1" w:unhideWhenUsed="1"/>
+    <w:lsdException w:name="List Continue 4" w:semiHidden="1" w:unhideWhenUsed="1"/>
+    <w:lsdException w:name="List Continue 5" w:semiHidden="1" w:unhideWhenUsed="1"/>
+    <w:lsdException w:name="Message Header" w:semiHidden="1" w:unhideWhenUsed="1"/>
+    <w:lsdException w:name="Subtitle" w:uiPriority="11" w:qFormat="1"/>
+    <w:lsdException w:name="Salutation" w:semiHidden="1" w:unhideWhenUsed="1"/>
+    <w:lsdException w:name="Date" w:semiHidden="1" w:unhideWhenUsed="1"/>
+    <w:lsdException w:name="Body Text First Indent" w:semiHidden="1" w:unhideWhenUsed="1"/>
+    <w:lsdException w:name="Body Text First Indent 2" w:semiHidden="1" w:unhideWhenUsed="1"/>
+    <w:lsdException w:name="Note Heading" w:semiHidden="1" w:unhideWhenUsed="1"/>
+    <w:lsdException w:name="Body Text 2" w:semiHidden="1" w:unhideWhenUsed="1"/>
+    <w:lsdException w:name="Body Text 3" w:semiHidden="1" w:unhideWhenUsed="1"/>
+    <w:lsdException w:name="Body Text Indent 2" w:semiHidden="1" w:unhideWhenUsed="1"/>
+    <w:lsdException w:name="Body Text Indent 3" w:semiHidden="1" w:unhideWhenUsed="1"/>
+    <w:lsdException w:name="Block Text" w:semiHidden="1" w:unhideWhenUsed="1"/>
+    <w:lsdException w:name="Hyperlink" w:semiHidden="1" w:unhideWhenUsed="1"/>
+    <w:lsdException w:name="FollowedHyperlink" w:semiHidden="1" w:unhideWhenUsed="1"/>
+    <w:lsdException w:name="Strong" w:uiPriority="22" w:qFormat="1"/>
+    <w:lsdException w:name="Emphasis" w:uiPriority="20" w:qFormat="1"/>
+    <w:lsdException w:name="Document Map" w:semiHidden="1" w:unhideWhenUsed="1"/>
+    <w:lsdException w:name="Plain Text" w:semiHidden="1" w:unhideWhenUsed="1"/>
+    <w:lsdException w:name="E-mail Signature" w:semiHidden="1" w:unhideWhenUsed="1"/>
+    <w:lsdException w:name="HTML Top of Form" w:semiHidden="1" w:unhideWhenUsed="1"/>
+    <w:lsdException w:name="HTML Bottom of Form" w:semiHidden="1" w:unhideWhenUsed="1"/>
+    <w:lsdException w:name="Normal (Web)" w:semiHidden="1" w:unhideWhenUsed="1"/>
+    <w:lsdException w:name="HTML Acronym" w:semiHidden="1" w:unhideWhenUsed="1"/>
+    <w:lsdException w:name="HTML Address" w:semiHidden="1" w:unhideWhenUsed="1"/>
+    <w:lsdException w:name="HTML Cite" w:semiHidden="1" w:unhideWhenUsed="1"/>
+    <w:lsdException w:name="HTML Code" w:semiHidden="1" w:unhideWhenUsed="1"/>
+    <w:lsdException w:name="HTML Definition" w:semiHidden="1" w:unhideWhenUsed="1"/>
+    <w:lsdException w:name="HTML Keyboard" w:semiHidden="1" w:unhideWhenUsed="1"/>
+    <w:lsdException w:name="HTML Preformatted" w:semiHidden="1" w:unhideWhenUsed="1"/>
+    <w:lsdException w:name="HTML Sample" w:semiHidden="1" w:unhideWhenUsed="1"/>
+    <w:lsdException w:name="HTML Typewriter" w:semiHidden="1" w:unhideWhenUsed="1"/>
+    <w:lsdException w:name="HTML Variable" w:semiHidden="1" w:unhideWhenUsed="1"/>
+    <w:lsdException w:name="Normal Table" w:semiHidden="1" w:unhideWhenUsed="1"/>
+    <w:lsdException w:name="annotation subject" w:semiHidden="1" w:unhideWhenUsed="1"/>
+    <w:lsdException w:name="No List" w:semiHidden="1" w:unhideWhenUsed="1"/>
+    <w:lsdException w:name="Outline List 1" w:semiHidden="1" w:unhideWhenUsed="1"/>
+    <w:lsdException w:name="Outline List 2" w:semiHidden="1" w:unhideWhenUsed="1"/>
+    <w:lsdException w:name="Outline List 3" w:semiHidden="1" w:unhideWhenUsed="1"/>
+    <w:lsdException w:name="Table Simple 1" w:semiHidden="1" w:unhideWhenUsed="1"/>
+    <w:lsdException w:name="Table Simple 2" w:semiHidden="1" w:unhideWhenUsed="1"/>
+    <w:lsdException w:name="Table Simple 3" w:semiHidden="1" w:unhideWhenUsed="1"/>
+    <w:lsdException w:name="Table Classic 1" w:semiHidden="1" w:unhideWhenUsed="1"/>
+    <w:lsdException w:name="Table Classic 2" w:semiHidden="1" w:unhideWhenUsed="1"/>
+    <w:lsdException w:name="Table Classic 3" w:semiHidden="1" w:unhideWhenUsed="1"/>
+    <w:lsdException w:name="Table Classic 4" w:semiHidden="1" w:unhideWhenUsed="1"/>
+    <w:lsdException w:name="Table Colorful 1" w:semiHidden="1" w:unhideWhenUsed="1"/>
+    <w:lsdException w:name="Table Colorful 2" w:semiHidden="1" w:unhideWhenUsed="1"/>
+    <w:lsdException w:name="Table Colorful 3" w:semiHidden="1" w:unhideWhenUsed="1"/>
+    <w:lsdException w:name="Table Columns 1" w:semiHidden="1" w:unhideWhenUsed="1"/>
+    <w:lsdException w:name="Table Columns 2" w:semiHidden="1" w:unhideWhenUsed="1"/>
+    <w:lsdException w:name="Table Columns 3" w:semiHidden="1" w:unhideWhenUsed="1"/>
+    <w:lsdException w:name="Table Columns 4" w:semiHidden="1" w:unhideWhenUsed="1"/>
+    <w:lsdException w:name="Table Columns 5" w:semiHidden="1" w:unhideWhenUsed="1"/>
+    <w:lsdException w:name="Table Grid 1" w:semiHidden="1" w:unhideWhenUsed="1"/>
+    <w:lsdException w:name="Table Grid 2" w:semiHidden="1" w:unhideWhenUsed="1"/>
+    <w:lsdException w:name="Table Grid 3" w:semiHidden="1" w:unhideWhenUsed="1"/>
+    <w:lsdException w:name="Table Grid 4" w:semiHidden="1" w:unhideWhenUsed="1"/>
+    <w:lsdException w:name="Table Grid 5" w:semiHidden="1" w:unhideWhenUsed="1"/>
+    <w:lsdException w:name="Table Grid 6" w:semiHidden="1" w:unhideWhenUsed="1"/>
+    <w:lsdException w:name="Table Grid 7" w:semiHidden="1" w:unhideWhenUsed="1"/>
+    <w:lsdException w:name="Table Grid 8" w:semiHidden="1" w:unhideWhenUsed="1"/>
+    <w:lsdException w:name="Table List 1" w:semiHidden="1" w:unhideWhenUsed="1"/>
+    <w:lsdException w:name="Table List 2" w:semiHidden="1" w:unhideWhenUsed="1"/>
+    <w:lsdException w:name="Table List 3" w:semiHidden="1" w:unhideWhenUsed="1"/>
+    <w:lsdException w:name="Table List 4" w:semiHidden="1" w:unhideWhenUsed="1"/>
+    <w:lsdException w:name="Table List 5" w:semiHidden="1" w:unhideWhenUsed="1"/>
+    <w:lsdException w:name="Table List 6" w:semiHidden="1" w:unhideWhenUsed="1"/>
+    <w:lsdException w:name="Table List 7" w:semiHidden="1" w:unhideWhenUsed="1"/>
+    <w:lsdException w:name="Table List 8" w:semiHidden="1" w:unhideWhenUsed="1"/>
+    <w:lsdException w:name="Table 3D effects 1" w:semiHidden="1" w:unhideWhenUsed="1"/>
+    <w:lsdException w:name="Table 3D effects 2" w:semiHidden="1" w:unhideWhenUsed="1"/>
+    <w:lsdException w:name="Table 3D effects 3" w:semiHidden="1" w:unhideWhenUsed="1"/>
+    <w:lsdException w:name="Table Contemporary" w:semiHidden="1" w:unhideWhenUsed="1"/>
+    <w:lsdException w:name="Table Elegant" w:semiHidden="1" w:unhideWhenUsed="1"/>
+    <w:lsdException w:name="Table Professional" w:semiHidden="1" w:unhideWhenUsed="1"/>
+    <w:lsdException w:name="Table Subtle 1" w:semiHidden="1" w:unhideWhenUsed="1"/>
+    <w:lsdException w:name="Table Subtle 2" w:semiHidden="1" w:unhideWhenUsed="1"/>
+    <w:lsdException w:name="Table Web 1" w:semiHidden="1" w:unhideWhenUsed="1"/>
+    <w:lsdException w:name="Table Web 2" w:semiHidden="1" w:unhideWhenUsed="1"/>
+    <w:lsdException w:name="Table Web 3" w:semiHidden="1" w:unhideWhenUsed="1"/>
+    <w:lsdException w:name="Balloon Text" w:semiHidden="1" w:unhideWhenUsed="1"/>
+    <w:lsdException w:name="Table Grid" w:uiPriority="39"/>
+    <w:lsdException w:name="Table Theme" w:semiHidden="1" w:unhideWhenUsed="1"/>
+    <w:lsdException w:name="Placeholder Text" w:semiHidden="1"/>
+    <w:lsdException w:name="No Spacing" w:uiPriority="1" w:qFormat="1"/>
+    <w:lsdException w:name="Light Shading" w:uiPriority="60"/>
+    <w:lsdException w:name="Light List" w:uiPriority="61"/>
+    <w:lsdException w:name="Light Grid" w:uiPriority="62"/>
+    <w:lsdException w:name="Medium Shading 1" w:uiPriority="63"/>
+    <w:lsdException w:name="Medium Shading 2" w:uiPriority="64"/>
+    <w:lsdException w:name="Medium List 1" w:uiPriority="65"/>
+    <w:lsdException w:name="Medium List 2" w:uiPriority="66"/>
+    <w:lsdException w:name="Medium Grid 1" w:uiPriority="67"/>
+    <w:lsdException w:name="Medium Grid 2" w:uiPriority="68"/>
+    <w:lsdException w:name="Medium Grid 3" w:uiPriority="69"/>
+    <w:lsdException w:name="Dark List" w:uiPriority="70"/>
+    <w:lsdException w:name="Colorful Shading" w:uiPriority="71"/>
+    <w:lsdException w:name="Colorful List" w:uiPriority="72"/>
+    <w:lsdException w:name="Colorful Grid" w:uiPriority="73"/>
+    <w:lsdException w:name="Light Shading Accent 1" w:uiPriority="60"/>
+    <w:lsdException w:name="Light List Accent 1" w:uiPriority="61"/>
+    <w:lsdException w:name="Light Grid Accent 1" w:uiPriority="62"/>
+    <w:lsdException w:name="Medium Shading 1 Accent 1" w:uiPriority="63"/>
+    <w:lsdException w:name="Medium Shading 2 Accent 1" w:uiPriority="64"/>
+    <w:lsdException w:name="Medium List 1 Accent 1" w:uiPriority="65"/>
+    <w:lsdException w:name="Revision" w:semiHidden="1"/>
+    <w:lsdException w:name="List Paragraph" w:uiPriority="34" w:qFormat="1"/>
+    <w:lsdException w:name="Quote" w:uiPriority="29" w:qFormat="1"/>
+    <w:lsdException w:name="Intense Quote" w:uiPriority="30" w:qFormat="1"/>
+    <w:lsdException w:name="Medium List 2 Accent 1" w:uiPriority="66"/>
+    <w:lsdException w:name="Medium Grid 1 Accent 1" w:uiPriority="67"/>
+    <w:lsdException w:name="Medium Grid 2 Accent 1" w:uiPriority="68"/>
+    <w:lsdException w:name="Medium Grid 3 Accent 1" w:uiPriority="69"/>
+    <w:lsdException w:name="Dark List Accent 1" w:uiPriority="70"/>
+    <w:lsdException w:name="Colorful Shading Accent 1" w:uiPriority="71"/>
+    <w:lsdException w:name="Colorful List Accent 1" w:uiPriority="72"/>
+    <w:lsdException w:name="Colorful Grid Accent 1" w:uiPriority="73"/>
+    <w:lsdException w:name="Light Shading Accent 2" w:uiPriority="60"/>
+    <w:lsdException w:name="Light List Accent 2" w:uiPriority="61"/>
+    <w:lsdException w:name="Light Grid Accent 2" w:uiPriority="62"/>
+    <w:lsdException w:name="Medium Shading 1 Accent 2" w:uiPriority="63"/>
+    <w:lsdException w:name="Medium Shading 2 Accent 2" w:uiPriority="64"/>
+    <w:lsdException w:name="Medium List 1 Accent 2" w:uiPriority="65"/>
+    <w:lsdException w:name="Medium List 2 Accent 2" w:uiPriority="66"/>
+    <w:lsdException w:name="Medium Grid 1 Accent 2" w:uiPriority="67"/>
+    <w:lsdException w:name="Medium Grid 2 Accent 2" w:uiPriority="68"/>
+    <w:lsdException w:name="Medium Grid 3 Accent 2" w:uiPriority="69"/>
+    <w:lsdException w:name="Dark List Accent 2" w:uiPriority="70"/>
+    <w:lsdException w:name="Colorful Shading Accent 2" w:uiPriority="71"/>
+    <w:lsdException w:name="Colorful List Accent 2" w:uiPriority="72"/>
+    <w:lsdException w:name="Colorful Grid Accent 2" w:uiPriority="73"/>
+    <w:lsdException w:name="Light Shading Accent 3" w:uiPriority="60"/>
+    <w:lsdException w:name="Light List Accent 3" w:uiPriority="61"/>
+    <w:lsdException w:name="Light Grid Accent 3" w:uiPriority="62"/>
+    <w:lsdException w:name="Medium Shading 1 Accent 3" w:uiPriority="63"/>
+    <w:lsdException w:name="Medium Shading 2 Accent 3" w:uiPriority="64"/>
+    <w:lsdException w:name="Medium List 1 Accent 3" w:uiPriority="65"/>
+    <w:lsdException w:name="Medium List 2 Accent 3" w:uiPriority="66"/>
+    <w:lsdException w:name="Medium Grid 1 Accent 3" w:uiPriority="67"/>
+    <w:lsdException w:name="Medium Grid 2 Accent 3" w:uiPriority="68"/>
+    <w:lsdException w:name="Medium Grid 3 Accent 3" w:uiPriority="69"/>
+    <w:lsdException w:name="Dark List Accent 3" w:uiPriority="70"/>
+    <w:lsdException w:name="Colorful Shading Accent 3" w:uiPriority="71"/>
+    <w:lsdException w:name="Colorful List Accent 3" w:uiPriority="72"/>
+    <w:lsdException w:name="Colorful Grid Accent 3" w:uiPriority="73"/>
+    <w:lsdException w:name="Light Shading Accent 4" w:uiPriority="60"/>
+    <w:lsdException w:name="Light List Accent 4" w:uiPriority="61"/>
+    <w:lsdException w:name="Light Grid Accent 4" w:uiPriority="62"/>
+    <w:lsdException w:name="Medium Shading 1 Accent 4" w:uiPriority="63"/>
+    <w:lsdException w:name="Medium Shading 2 Accent 4" w:uiPriority="64"/>
+    <w:lsdException w:name="Medium List 1 Accent 4" w:uiPriority="65"/>
+    <w:lsdException w:name="Medium List 2 Accent 4" w:uiPriority="66"/>
+    <w:lsdException w:name="Medium Grid 1 Accent 4" w:uiPriority="67"/>
+    <w:lsdException w:name="Medium Grid 2 Accent 4" w:uiPriority="68"/>
+    <w:lsdException w:name="Medium Grid 3 Accent 4" w:uiPriority="69"/>
+    <w:lsdException w:name="Dark List Accent 4" w:uiPriority="70"/>
+    <w:lsdException w:name="Colorful Shading Accent 4" w:uiPriority="71"/>
+    <w:lsdException w:name="Colorful List Accent 4" w:uiPriority="72"/>
+    <w:lsdException w:name="Colorful Grid Accent 4" w:uiPriority="73"/>
+    <w:lsdException w:name="Light Shading Accent 5" w:uiPriority="60"/>
+    <w:lsdException w:name="Light List Accent 5" w:uiPriority="61"/>
+    <w:lsdException w:name="Light Grid Accent 5" w:uiPriority="62"/>
+    <w:lsdException w:name="Medium Shading 1 Accent 5" w:uiPriority="63"/>
+    <w:lsdException w:name="Medium Shading 2 Accent 5" w:uiPriority="64"/>
+    <w:lsdException w:name="Medium List 1 Accent 5" w:uiPriority="65"/>
+    <w:lsdException w:name="Medium List 2 Accent 5" w:uiPriority="66"/>
+    <w:lsdException w:name="Medium Grid 1 Accent 5" w:uiPriority="67"/>
+    <w:lsdException w:name="Medium Grid 2 Accent 5" w:uiPriority="68"/>
+    <w:lsdException w:name="Medium Grid 3 Accent 5" w:uiPriority="69"/>
+    <w:lsdException w:name="Dark List Accent 5" w:uiPriority="70"/>
+    <w:lsdException w:name="Colorful Shading Accent 5" w:uiPriority="71"/>
+    <w:lsdException w:name="Colorful List Accent 5" w:uiPriority="72"/>
+    <w:lsdException w:name="Colorful Grid Accent 5" w:uiPriority="73"/>
+    <w:lsdException w:name="Light Shading Accent 6" w:uiPriority="60"/>
+    <w:lsdException w:name="Light List Accent 6" w:uiPriority="61"/>
+    <w:lsdException w:name="Light Grid Accent 6" w:uiPriority="62"/>
+    <w:lsdException w:name="Medium Shading 1 Accent 6" w:uiPriority="63"/>
+    <w:lsdException w:name="Medium Shading 2 Accent 6" w:uiPriority="64"/>
+    <w:lsdException w:name="Medium List 1 Accent 6" w:uiPriority="65"/>
+    <w:lsdException w:name="Medium List 2 Accent 6" w:uiPriority="66"/>
+    <w:lsdException w:name="Medium Grid 1 Accent 6" w:uiPriority="67"/>
+    <w:lsdException w:name="Medium Grid 2 Accent 6" w:uiPriority="68"/>
+    <w:lsdException w:name="Medium Grid 3 Accent 6" w:uiPriority="69"/>
+    <w:lsdException w:name="Dark List Accent 6" w:uiPriority="70"/>
+    <w:lsdException w:name="Colorful Shading Accent 6" w:uiPriority="71"/>
+    <w:lsdException w:name="Colorful List Accent 6" w:uiPriority="72"/>
+    <w:lsdException w:name="Colorful Grid Accent 6" w:uiPriority="73"/>
+    <w:lsdException w:name="Subtle Emphasis" w:uiPriority="19" w:qFormat="1"/>
+    <w:lsdException w:name="Intense Emphasis" w:uiPriority="21" w:qFormat="1"/>
+    <w:lsdException w:name="Subtle Reference" w:uiPriority="31" w:qFormat="1"/>
+    <w:lsdException w:name="Intense Reference" w:uiPriority="32" w:qFormat="1"/>
+    <w:lsdException w:name="Book Title" w:uiPriority="33" w:qFormat="1"/>
+    <w:lsdException w:name="Bibliography" w:semiHidden="1" w:uiPriority="37" w:unhideWhenUsed="1"/>
+    <w:lsdException w:name="TOC Heading" w:semiHidden="1" w:uiPriority="39" w:unhideWhenUsed="1" w:qFormat="1"/>
+    <w:lsdException w:name="Plain Table 1" w:uiPriority="41"/>
+    <w:lsdException w:name="Plain Table 2" w:uiPriority="42"/>
+    <w:lsdException w:name="Plain Table 3" w:uiPriority="43"/>
+    <w:lsdException w:name="Plain Table 4" w:uiPriority="44"/>
+    <w:lsdException w:name="Plain Table 5" w:uiPriority="45"/>
+    <w:lsdException w:name="Grid Table Light" w:uiPriority="40"/>
+    <w:lsdException w:name="Grid Table 1 Light" w:uiPriority="46"/>
+    <w:lsdException w:name="Grid Table 2" w:uiPriority="47"/>
+    <w:lsdException w:name="Grid Table 3" w:uiPriority="48"/>
+    <w:lsdException w:name="Grid Table 4" w:uiPriority="49"/>
+    <w:lsdException w:name="Grid Table 5 Dark" w:uiPriority="50"/>
+    <w:lsdException w:name="Grid Table 6 Colorful" w:uiPriority="51"/>
+    <w:lsdException w:name="Grid Table 7 Colorful" w:uiPriority="52"/>
+    <w:lsdException w:name="Grid Table 1 Light Accent 1" w:uiPriority="46"/>
+    <w:lsdException w:name="Grid Table 2 Accent 1" w:uiPriority="47"/>
+    <w:lsdException w:name="Grid Table 3 Accent 1" w:uiPriority="48"/>
+    <w:lsdException w:name="Grid Table 4 Accent 1" w:uiPriority="49"/>
+    <w:lsdException w:name="Grid Table 5 Dark Accent 1" w:uiPriority="50"/>
+    <w:lsdException w:name="Grid Table 6 Colorful Accent 1" w:uiPriority="51"/>
+    <w:lsdException w:name="Grid Table 7 Colorful Accent 1" w:uiPriority="52"/>
+    <w:lsdException w:name="Grid Table 1 Light Accent 2" w:uiPriority="46"/>
+    <w:lsdException w:name="Grid Table 2 Accent 2" w:uiPriority="47"/>
+    <w:lsdException w:name="Grid Table 3 Accent 2" w:uiPriority="48"/>
+    <w:lsdException w:name="Grid Table 4 Accent 2" w:uiPriority="49"/>
+    <w:lsdException w:name="Grid Table 5 Dark Accent 2" w:uiPriority="50"/>
+    <w:lsdException w:name="Grid Table 6 Colorful Accent 2" w:uiPriority="51"/>
+    <w:lsdException w:name="Grid Table 7 Colorful Accent 2" w:uiPriority="52"/>
+    <w:lsdException w:name="Grid Table 1 Light Accent 3" w:uiPriority="46"/>
+    <w:lsdException w:name="Grid Table 2 Accent 3" w:uiPriority="47"/>
+    <w:lsdException w:name="Grid Table 3 Accent 3" w:uiPriority="48"/>
+    <w:lsdException w:name="Grid Table 4 Accent 3" w:uiPriority="49"/>
+    <w:lsdException w:name="Grid Table 5 Dark Accent 3" w:uiPriority="50"/>
+    <w:lsdException w:name="Grid Table 6 Colorful Accent 3" w:uiPriority="51"/>
+    <w:lsdException w:name="Grid Table 7 Colorful Accent 3" w:uiPriority="52"/>
+    <w:lsdException w:name="Grid Table 1 Light Accent 4" w:uiPriority="46"/>
+    <w:lsdException w:name="Grid Table 2 Accent 4" w:uiPriority="47"/>
+    <w:lsdException w:name="Grid Table 3 Accent 4" w:uiPriority="48"/>
+    <w:lsdException w:name="Grid Table 4 Accent 4" w:uiPriority="49"/>
+    <w:lsdException w:name="Grid Table 5 Dark Accent 4" w:uiPriority="50"/>
+    <w:lsdException w:name="Grid Table 6 Colorful Accent 4" w:uiPriority="51"/>
+    <w:lsdException w:name="Grid Table 7 Colorful Accent 4" w:uiPriority="52"/>
+    <w:lsdException w:name="Grid Table 1 Light Accent 5" w:uiPriority="46"/>
+    <w:lsdException w:name="Grid Table 2 Accent 5" w:uiPriority="47"/>
+    <w:lsdException w:name="Grid Table 3 Accent 5" w:uiPriority="48"/>
+    <w:lsdException w:name="Grid Table 4 Accent 5" w:uiPriority="49"/>
+    <w:lsdException w:name="Grid Table 5 Dark Accent 5" w:uiPriority="50"/>
+    <w:lsdException w:name="Grid Table 6 Colorful Accent 5" w:uiPriority="51"/>
+    <w:lsdException w:name="Grid Table 7 Colorful Accent 5" w:uiPriority="52"/>
+    <w:lsdException w:name="Grid Table 1 Light Accent 6" w:uiPriority="46"/>
+    <w:lsdException w:name="Grid Table 2 Accent 6" w:uiPriority="47"/>
+    <w:lsdException w:name="Grid Table 3 Accent 6" w:uiPriority="48"/>
+    <w:lsdException w:name="Grid Table 4 Accent 6" w:uiPriority="49"/>
+    <w:lsdException w:name="Grid Table 5 Dark Accent 6" w:uiPriority="50"/>
+    <w:lsdException w:name="Grid Table 6 Colorful Accent 6" w:uiPriority="51"/>
+    <w:lsdException w:name="Grid Table 7 Colorful Accent 6" w:uiPriority="52"/>
+    <w:lsdException w:name="List Table 1 Light" w:uiPriority="46"/>
+    <w:lsdException w:name="List Table 2" w:uiPriority="47"/>
+    <w:lsdException w:name="List Table 3" w:uiPriority="48"/>
+    <w:lsdException w:name="List Table 4" w:uiPriority="49"/>
+    <w:lsdException w:name="List Table 5 Dark" w:uiPriority="50"/>
+    <w:lsdException w:name="List Table 6 Colorful" w:uiPriority="51"/>
+    <w:lsdException w:name="List Table 7 Colorful" w:uiPriority="52"/>
+    <w:lsdException w:name="List Table 1 Light Accent 1" w:uiPriority="46"/>
+    <w:lsdException w:name="List Table 2 Accent 1" w:uiPriority="47"/>
+    <w:lsdException w:name="List Table 3 Accent 1" w:uiPriority="48"/>
+    <w:lsdException w:name="List Table 4 Accent 1" w:uiPriority="49"/>
+    <w:lsdException w:name="List Table 5 Dark Accent 1" w:uiPriority="50"/>
+    <w:lsdException w:name="List Table 6 Colorful Accent 1" w:uiPriority="51"/>
+    <w:lsdException w:name="List Table 7 Colorful Accent 1" w:uiPriority="52"/>
+    <w:lsdException w:name="List Table 1 Light Accent 2" w:uiPriority="46"/>
+    <w:lsdException w:name="List Table 2 Accent 2" w:uiPriority="47"/>
+    <w:lsdException w:name="List Table 3 Accent 2" w:uiPriority="48"/>
+    <w:lsdException w:name="List Table 4 Accent 2" w:uiPriority="49"/>
+    <w:lsdException w:name="List Table 5 Dark Accent 2" w:uiPriority="50"/>
+    <w:lsdException w:name="List Table 6 Colorful Accent 2" w:uiPriority="51"/>
+    <w:lsdException w:name="List Table 7 Colorful Accent 2" w:uiPriority="52"/>
+    <w:lsdException w:name="List Table 1 Light Accent 3" w:uiPriority="46"/>
+    <w:lsdException w:name="List Table 2 Accent 3" w:uiPriority="47"/>
+    <w:lsdException w:name="List Table 3 Accent 3" w:uiPriority="48"/>
+    <w:lsdException w:name="List Table 4 Accent 3" w:uiPriority="49"/>
+    <w:lsdException w:name="List Table 5 Dark Accent 3" w:uiPriority="50"/>
+    <w:lsdException w:name="List Table 6 Colorful Accent 3" w:uiPriority="51"/>
+    <w:lsdException w:name="List Table 7 Colorful Accent 3" w:uiPriority="52"/>
+    <w:lsdException w:name="List Table 1 Light Accent 4" w:uiPriority="46"/>
+    <w:lsdException w:name="List Table 2 Accent 4" w:uiPriority="47"/>
+    <w:lsdException w:name="List Table 3 Accent 4" w:uiPriority="48"/>
+    <w:lsdException w:name="List Table 4 Accent 4" w:uiPriority="49"/>
+    <w:lsdException w:name="List Table 5 Dark Accent 4" w:uiPriority="50"/>
+    <w:lsdException w:name="List Table 6 Colorful Accent 4" w:uiPriority="51"/>
+    <w:lsdException w:name="List Table 7 Colorful Accent 4" w:uiPriority="52"/>
+    <w:lsdException w:name="List Table 1 Light Accent 5" w:uiPriority="46"/>
+    <w:lsdException w:name="List Table 2 Accent 5" w:uiPriority="47"/>
+    <w:lsdException w:name="List Table 3 Accent 5" w:uiPriority="48"/>
+    <w:lsdException w:name="List Table 4 Accent 5" w:uiPriority="49"/>
+    <w:lsdException w:name="List Table 5 Dark Accent 5" w:uiPriority="50"/>
+    <w:lsdException w:name="List Table 6 Colorful Accent 5" w:uiPriority="51"/>
+    <w:lsdException w:name="List Table 7 Colorful Accent 5" w:uiPriority="52"/>
+    <w:lsdException w:name="List Table 1 Light Accent 6" w:uiPriority="46"/>
+    <w:lsdException w:name="List Table 2 Accent 6" w:uiPriority="47"/>
+    <w:lsdException w:name="List Table 3 Accent 6" w:uiPriority="48"/>
+    <w:lsdException w:name="List Table 4 Accent 6" w:uiPriority="49"/>
+    <w:lsdException w:name="List Table 5 Dark Accent 6" w:uiPriority="50"/>
+    <w:lsdException w:name="List Table 6 Colorful Accent 6" w:uiPriority="51"/>
+    <w:lsdException w:name="List Table 7 Colorful Accent 6" w:uiPriority="52"/>
+    <w:lsdException w:name="Mention" w:semiHidden="1" w:unhideWhenUsed="1"/>
+    <w:lsdException w:name="Smart Hyperlink" w:semiHidden="1" w:unhideWhenUsed="1"/>
+    <w:lsdException w:name="Hashtag" w:semiHidden="1" w:unhideWhenUsed="1"/>
+    <w:lsdException w:name="Unresolved Mention" w:semiHidden="1" w:unhideWhenUsed="1"/>
+    <w:lsdException w:name="Smart Link" w:semiHidden="1" w:unhideWhenUsed="1"/>
+  </w:latentStyles>
+  <w:style w:type="paragraph" w:default="1" w:styleId="Normal">
+    <w:name w:val="Normal"/>
+    <w:qFormat/>
   </w:style>
   <w:style w:type="paragraph" w:styleId="Heading1">
     <w:name w:val="heading 1"/>
     <w:basedOn w:val="Normal"/>
     <w:next w:val="Normal"/>
+    <w:uiPriority w:val="9"/>
+    <w:qFormat/>
     <w:pPr>
-      <w:keepNext w:val="1"/>
-      <w:keepLines w:val="1"/>
-      <w:spacing w:line="240" w:lineRule="auto"/>
+      <w:keepNext/>
+      <w:keepLines/>
+      <w:outlineLvl w:val="0"/>
     </w:pPr>
     <w:rPr>
-      <w:b w:val="1"/>
-      <w:bCs w:val="1"/>
-      <w:i w:val="1"/>
-      <w:iCs w:val="1"/>
-      <w:sz w:val="24"/>
-      <w:szCs w:val="24"/>
-      <w:highlight w:val="white"/>
+      <w:b/>
+      <w:bCs/>
+      <w:i/>
+      <w:iCs/>
       <w:u w:val="single"/>
     </w:rPr>
   </w:style>
@@ -6019,15 +6813,15 @@
     <w:name w:val="heading 2"/>
     <w:basedOn w:val="Normal"/>
     <w:next w:val="Normal"/>
+    <w:uiPriority w:val="9"/>
+    <w:unhideWhenUsed/>
+    <w:qFormat/>
     <w:pPr>
-      <w:keepNext w:val="1"/>
-      <w:keepLines w:val="1"/>
-      <w:spacing w:line="240" w:lineRule="auto"/>
+      <w:keepNext/>
+      <w:keepLines/>
+      <w:outlineLvl w:val="1"/>
     </w:pPr>
     <w:rPr>
-      <w:sz w:val="24"/>
-      <w:szCs w:val="24"/>
-      <w:highlight w:val="white"/>
       <w:u w:val="single"/>
     </w:rPr>
   </w:style>
@@ -6035,15 +6829,17 @@
     <w:name w:val="heading 3"/>
     <w:basedOn w:val="Normal"/>
     <w:next w:val="Normal"/>
+    <w:uiPriority w:val="9"/>
+    <w:semiHidden/>
+    <w:unhideWhenUsed/>
+    <w:qFormat/>
     <w:pPr>
-      <w:keepNext w:val="1"/>
-      <w:keepLines w:val="1"/>
-      <w:pageBreakBefore w:val="0"/>
-      <w:spacing w:after="80" w:before="320" w:lineRule="auto"/>
+      <w:keepNext/>
+      <w:keepLines/>
+      <w:spacing w:before="320" w:after="80"/>
+      <w:outlineLvl w:val="2"/>
     </w:pPr>
     <w:rPr>
-      <w:b w:val="0"/>
-      <w:bCs w:val="0"/>
       <w:color w:val="434343"/>
       <w:sz w:val="28"/>
       <w:szCs w:val="28"/>
@@ -6053,27 +6849,33 @@
     <w:name w:val="heading 4"/>
     <w:basedOn w:val="Normal"/>
     <w:next w:val="Normal"/>
+    <w:uiPriority w:val="9"/>
+    <w:semiHidden/>
+    <w:unhideWhenUsed/>
+    <w:qFormat/>
     <w:pPr>
-      <w:keepNext w:val="1"/>
-      <w:keepLines w:val="1"/>
-      <w:pageBreakBefore w:val="0"/>
-      <w:spacing w:after="80" w:before="280" w:lineRule="auto"/>
+      <w:keepNext/>
+      <w:keepLines/>
+      <w:spacing w:before="280" w:after="80"/>
+      <w:outlineLvl w:val="3"/>
     </w:pPr>
     <w:rPr>
       <w:color w:val="666666"/>
-      <w:sz w:val="24"/>
-      <w:szCs w:val="24"/>
     </w:rPr>
   </w:style>
   <w:style w:type="paragraph" w:styleId="Heading5">
     <w:name w:val="heading 5"/>
     <w:basedOn w:val="Normal"/>
     <w:next w:val="Normal"/>
+    <w:uiPriority w:val="9"/>
+    <w:semiHidden/>
+    <w:unhideWhenUsed/>
+    <w:qFormat/>
     <w:pPr>
-      <w:keepNext w:val="1"/>
-      <w:keepLines w:val="1"/>
-      <w:pageBreakBefore w:val="0"/>
-      <w:spacing w:after="80" w:before="240" w:lineRule="auto"/>
+      <w:keepNext/>
+      <w:keepLines/>
+      <w:spacing w:before="240" w:after="80"/>
+      <w:outlineLvl w:val="4"/>
     </w:pPr>
     <w:rPr>
       <w:color w:val="666666"/>
@@ -6085,28 +6887,71 @@
     <w:name w:val="heading 6"/>
     <w:basedOn w:val="Normal"/>
     <w:next w:val="Normal"/>
+    <w:uiPriority w:val="9"/>
+    <w:semiHidden/>
+    <w:unhideWhenUsed/>
+    <w:qFormat/>
     <w:pPr>
-      <w:keepNext w:val="1"/>
-      <w:keepLines w:val="1"/>
-      <w:pageBreakBefore w:val="0"/>
-      <w:spacing w:after="80" w:before="240" w:lineRule="auto"/>
+      <w:keepNext/>
+      <w:keepLines/>
+      <w:spacing w:before="240" w:after="80"/>
+      <w:outlineLvl w:val="5"/>
     </w:pPr>
     <w:rPr>
-      <w:i w:val="1"/>
-      <w:iCs w:val="1"/>
+      <w:i/>
+      <w:iCs/>
       <w:color w:val="666666"/>
       <w:sz w:val="22"/>
       <w:szCs w:val="22"/>
     </w:rPr>
   </w:style>
+  <w:style w:type="character" w:default="1" w:styleId="DefaultParagraphFont">
+    <w:name w:val="Default Paragraph Font"/>
+    <w:uiPriority w:val="1"/>
+    <w:unhideWhenUsed/>
+  </w:style>
+  <w:style w:type="table" w:default="1" w:styleId="TableNormal">
+    <w:name w:val="Normal Table"/>
+    <w:uiPriority w:val="99"/>
+    <w:semiHidden/>
+    <w:unhideWhenUsed/>
+    <w:tblPr>
+      <w:tblInd w:w="0" w:type="dxa"/>
+      <w:tblCellMar>
+        <w:top w:w="0" w:type="dxa"/>
+        <w:left w:w="108" w:type="dxa"/>
+        <w:bottom w:w="0" w:type="dxa"/>
+        <w:right w:w="108" w:type="dxa"/>
+      </w:tblCellMar>
+    </w:tblPr>
+  </w:style>
+  <w:style w:type="numbering" w:default="1" w:styleId="NoList">
+    <w:name w:val="No List"/>
+    <w:uiPriority w:val="99"/>
+    <w:semiHidden/>
+    <w:unhideWhenUsed/>
+  </w:style>
+  <w:style w:type="table" w:customStyle="1" w:styleId="TableNormal0">
+    <w:name w:val="TableNormal"/>
+    <w:tblPr>
+      <w:tblCellMar>
+        <w:top w:w="100" w:type="dxa"/>
+        <w:left w:w="100" w:type="dxa"/>
+        <w:bottom w:w="100" w:type="dxa"/>
+        <w:right w:w="100" w:type="dxa"/>
+      </w:tblCellMar>
+    </w:tblPr>
+  </w:style>
   <w:style w:type="paragraph" w:styleId="Title">
     <w:name w:val="Title"/>
     <w:basedOn w:val="Normal"/>
     <w:next w:val="Normal"/>
+    <w:uiPriority w:val="10"/>
+    <w:qFormat/>
     <w:pPr>
-      <w:keepNext w:val="1"/>
-      <w:keepLines w:val="1"/>
-      <w:spacing w:after="60" w:line="240" w:lineRule="auto"/>
+      <w:keepNext/>
+      <w:keepLines/>
+      <w:spacing w:after="60"/>
       <w:jc w:val="center"/>
     </w:pPr>
     <w:rPr>
@@ -6118,27 +6963,24 @@
     <w:name w:val="Subtitle"/>
     <w:basedOn w:val="Normal"/>
     <w:next w:val="Normal"/>
+    <w:uiPriority w:val="11"/>
+    <w:qFormat/>
     <w:pPr>
-      <w:keepNext w:val="1"/>
-      <w:keepLines w:val="1"/>
-      <w:pageBreakBefore w:val="0"/>
-      <w:spacing w:after="320" w:before="0" w:lineRule="auto"/>
+      <w:keepNext/>
+      <w:keepLines/>
+      <w:spacing w:after="320"/>
     </w:pPr>
     <w:rPr>
-      <w:rFonts w:ascii="Arial" w:cs="Arial" w:eastAsia="Arial" w:hAnsi="Arial"/>
-      <w:i w:val="0"/>
-      <w:iCs w:val="0"/>
       <w:color w:val="666666"/>
       <w:sz w:val="30"/>
       <w:szCs w:val="30"/>
     </w:rPr>
   </w:style>
-  <w:style w:type="table" w:styleId="Table1">
-    <w:basedOn w:val="TableNormal"/>
+  <w:style w:type="table" w:customStyle="1" w:styleId="a">
+    <w:basedOn w:val="TableNormal0"/>
     <w:tblPr>
       <w:tblStyleRowBandSize w:val="1"/>
       <w:tblStyleColBandSize w:val="1"/>
-      <w:tblCellMar/>
     </w:tblPr>
   </w:style>
 </w:styles>

--- a/syllabus/CSCI3495_Syllabus_Fall2026.docx
+++ b/syllabus/CSCI3495_Syllabus_Fall2026.docx
@@ -1,6 +1,6 @@
 
 <file path=word/document.xml><?xml version="1.0" encoding="utf-8"?>
-<w:document xmlns:wpc="http://schemas.microsoft.com/office/word/2010/wordprocessingCanvas" xmlns:cx="http://schemas.microsoft.com/office/drawing/2014/chartex" xmlns:cx1="http://schemas.microsoft.com/office/drawing/2015/9/8/chartex" xmlns:cx2="http://schemas.microsoft.com/office/drawing/2015/10/21/chartex" xmlns:cx3="http://schemas.microsoft.com/office/drawing/2016/5/9/chartex" xmlns:cx4="http://schemas.microsoft.com/office/drawing/2016/5/10/chartex" xmlns:cx5="http://schemas.microsoft.com/office/drawing/2016/5/11/chartex" xmlns:cx6="http://schemas.microsoft.com/office/drawing/2016/5/12/chartex" xmlns:cx7="http://schemas.microsoft.com/office/drawing/2016/5/13/chartex" xmlns:cx8="http://schemas.microsoft.com/office/drawing/2016/5/14/chartex" xmlns:mc="http://schemas.openxmlformats.org/markup-compatibility/2006" xmlns:aink="http://schemas.microsoft.com/office/drawing/2016/ink" xmlns:am3d="http://schemas.microsoft.com/office/drawing/2017/model3d" xmlns:o="urn:schemas-microsoft-com:office:office" xmlns:oel="http://schemas.microsoft.com/office/2019/extlst" xmlns:r="http://schemas.openxmlformats.org/officeDocument/2006/relationships" xmlns:m="http://schemas.openxmlformats.org/officeDocument/2006/math" xmlns:v="urn:schemas-microsoft-com:vml" xmlns:wp14="http://schemas.microsoft.com/office/word/2010/wordprocessingDrawing" xmlns:wp="http://schemas.openxmlformats.org/drawingml/2006/wordprocessingDrawing" xmlns:w10="urn:schemas-microsoft-com:office:word" xmlns:w="http://schemas.openxmlformats.org/wordprocessingml/2006/main" xmlns:w14="http://schemas.microsoft.com/office/word/2010/wordml" xmlns:w15="http://schemas.microsoft.com/office/word/2012/wordml" xmlns:w16cex="http://schemas.microsoft.com/office/word/2018/wordml/cex" xmlns:w16cid="http://schemas.microsoft.com/office/word/2016/wordml/cid" xmlns:w16="http://schemas.microsoft.com/office/word/2018/wordml" xmlns:w16du="http://schemas.microsoft.com/office/word/2023/wordml/word16du" xmlns:w16sdtdh="http://schemas.microsoft.com/office/word/2020/wordml/sdtdatahash" xmlns:w16sdtfl="http://schemas.microsoft.com/office/word/2024/wordml/sdtformatlock" xmlns:w16se="http://schemas.microsoft.com/office/word/2015/wordml/symex" xmlns:wpg="http://schemas.microsoft.com/office/word/2010/wordprocessingGroup" xmlns:wpi="http://schemas.microsoft.com/office/word/2010/wordprocessingInk" xmlns:wne="http://schemas.microsoft.com/office/word/2006/wordml" xmlns:wps="http://schemas.microsoft.com/office/word/2010/wordprocessingShape" mc:Ignorable="w14 w15 w16se w16cid w16 w16cex w16sdtdh w16sdtfl w16du wp14">
+<w:document xmlns:mc="http://schemas.openxmlformats.org/markup-compatibility/2006" xmlns:o="urn:schemas-microsoft-com:office:office" xmlns:r="http://schemas.openxmlformats.org/officeDocument/2006/relationships" xmlns:m="http://schemas.openxmlformats.org/officeDocument/2006/math" xmlns:v="urn:schemas-microsoft-com:vml" xmlns:wp="http://schemas.openxmlformats.org/drawingml/2006/wordprocessingDrawing" xmlns:w10="urn:schemas-microsoft-com:office:word" xmlns:w="http://schemas.openxmlformats.org/wordprocessingml/2006/main" xmlns:wne="http://schemas.microsoft.com/office/word/2006/wordml" xmlns:sl="http://schemas.openxmlformats.org/schemaLibrary/2006/main" xmlns:a="http://schemas.openxmlformats.org/drawingml/2006/main" xmlns:pic="http://schemas.openxmlformats.org/drawingml/2006/picture" xmlns:c="http://schemas.openxmlformats.org/drawingml/2006/chart" xmlns:lc="http://schemas.openxmlformats.org/drawingml/2006/lockedCanvas" xmlns:dgm="http://schemas.openxmlformats.org/drawingml/2006/diagram" xmlns:wps="http://schemas.microsoft.com/office/word/2010/wordprocessingShape" xmlns:wpg="http://schemas.microsoft.com/office/word/2010/wordprocessingGroup" xmlns:w14="http://schemas.microsoft.com/office/word/2010/wordml" xmlns:w15="http://schemas.microsoft.com/office/word/2012/wordml" xmlns:w16="http://schemas.microsoft.com/office/word/2018/wordml" xmlns:w16cex="http://schemas.microsoft.com/office/word/2018/wordml/cex" xmlns:w16cid="http://schemas.microsoft.com/office/word/2016/wordml/cid" xmlns="http://schemas.microsoft.com/office/tasks/2019/documenttasks" xmlns:cr="http://schemas.microsoft.com/office/comments/2020/reactions">
   <w:body>
     <w:p>
       <w:pPr>
@@ -22,7 +22,44 @@
     </w:p>
     <w:p>
       <w:pPr>
+        <w:spacing w:after="120"/>
+        <w:jc w:val="center"/>
+      </w:pPr>
+      <w:r>
+        <w:t xml:space="preserve">&gt; </w:t>
+      </w:r>
+      <w:r>
+        <w:rPr>
+          <w:b/>
+        </w:rPr>
+        <w:t>Fall 2026 edition.</w:t>
+      </w:r>
+      <w:r>
+        <w:t xml:space="preserve"> Generated from </w:t>
+      </w:r>
+      <w:r>
+        <w:rPr>
+          <w:rFonts w:ascii="Courier New" w:hAnsi="Courier New"/>
+        </w:rPr>
+        <w:t>syllabus/SYLLABUS.md</w:t>
+      </w:r>
+      <w:r>
+        <w:t xml:space="preserve"> and Trinity's Fall 2026 academic calendar by </w:t>
+      </w:r>
+      <w:r>
+        <w:rPr>
+          <w:rFonts w:ascii="Courier New" w:hAnsi="Courier New"/>
+        </w:rPr>
+        <w:t>python scripts/build_fall2026.py</w:t>
+      </w:r>
+      <w:r>
+        <w:t>. Edit the policies there, not here.</w:t>
+      </w:r>
+    </w:p>
+    <w:p>
+      <w:pPr>
         <w:pStyle w:val="Heading1"/>
+        <w:keepNext/>
         <w:spacing w:before="320" w:after="80"/>
       </w:pPr>
       <w:r>
@@ -34,15 +71,7 @@
         <w:spacing w:after="120"/>
       </w:pPr>
       <w:r>
-        <w:t xml:space="preserve">This course introduces the foundations of Natural Language Processing (NLP) and traces the field's evolution into modern Large Language Models (LLMs) and agentic systems. Students begin with classical NLP (text processing, language models, vector semantics, sequence models), progress through the architectural breakthroughs that enabled LLMs (attention, the Transformer, pretraining), and study how contemporary LLMs are trained, adapted, prompted, evaluated, and deployed. The final third of the course covers building LLM agents and agentic </w:t>
-      </w:r>
-      <w:proofErr w:type="gramStart"/>
-      <w:r>
-        <w:t>workflows, and</w:t>
-      </w:r>
-      <w:proofErr w:type="gramEnd"/>
-      <w:r>
-        <w:t xml:space="preserve"> closes with the societal and ethical implications of these technologies.</w:t>
+        <w:t>This course introduces the foundations of Natural Language Processing (NLP) and traces the field's evolution into modern Large Language Models (LLMs) and agentic systems. Students begin with classical NLP (text processing, language models, vector semantics, sequence models), progress through the architectural breakthroughs that enabled LLMs (attention, the Transformer, pretraining), and study how contemporary LLMs are trained, adapted, prompted, evaluated, and deployed. The final third of the course covers building LLM agents and agentic workflows, and closes with the societal and ethical implications of these technologies.</w:t>
       </w:r>
     </w:p>
     <w:p>
@@ -50,28 +79,13 @@
         <w:spacing w:after="120"/>
       </w:pPr>
       <w:r>
-        <w:t xml:space="preserve">The course is hands-on. Every 75-minute session pairs concept delivery with in-class Python work, and every tool we use is free and open source: Python, </w:t>
-      </w:r>
-      <w:proofErr w:type="spellStart"/>
-      <w:r>
-        <w:t>PyTorch</w:t>
-      </w:r>
-      <w:proofErr w:type="spellEnd"/>
-      <w:r>
-        <w:t xml:space="preserve">, Hugging Face, and </w:t>
-      </w:r>
-      <w:proofErr w:type="spellStart"/>
-      <w:r>
-        <w:t>Ollama</w:t>
-      </w:r>
-      <w:proofErr w:type="spellEnd"/>
-      <w:r>
-        <w:t xml:space="preserve"> for local LLM inference. No paid API keys and no GPU are required; everything runs on a laptop CPU inside a course-provided Docker image.</w:t>
+        <w:t>The course is hands-on. Every 75-minute session pairs concept delivery with in-class Python work, and every tool we use is free and open source: Python, PyTorch, Hugging Face, and Ollama for local LLM inference. No paid API keys and no GPU are required; everything runs on a laptop CPU inside a course-provided Docker image.</w:t>
       </w:r>
     </w:p>
     <w:p>
       <w:pPr>
         <w:pStyle w:val="Heading2"/>
+        <w:keepNext/>
         <w:spacing w:before="200" w:after="80"/>
       </w:pPr>
       <w:r>
@@ -85,7 +99,7 @@
           <w:numId w:val="8"/>
         </w:numPr>
         <w:spacing w:after="60"/>
-        <w:ind w:left="504"/>
+        <w:ind w:left="504" w:hanging="360"/>
       </w:pPr>
       <w:r>
         <w:rPr>
@@ -104,7 +118,7 @@
           <w:numId w:val="8"/>
         </w:numPr>
         <w:spacing w:after="60"/>
-        <w:ind w:left="504"/>
+        <w:ind w:left="504" w:hanging="360"/>
       </w:pPr>
       <w:r>
         <w:rPr>
@@ -123,7 +137,7 @@
           <w:numId w:val="8"/>
         </w:numPr>
         <w:spacing w:after="60"/>
-        <w:ind w:left="504"/>
+        <w:ind w:left="504" w:hanging="360"/>
       </w:pPr>
       <w:r>
         <w:rPr>
@@ -142,7 +156,7 @@
           <w:numId w:val="8"/>
         </w:numPr>
         <w:spacing w:after="60"/>
-        <w:ind w:left="504"/>
+        <w:ind w:left="504" w:hanging="360"/>
       </w:pPr>
       <w:r>
         <w:rPr>
@@ -151,41 +165,17 @@
         <w:t>Adaptation and local inference.</w:t>
       </w:r>
       <w:r>
-        <w:t xml:space="preserve"> Students will adapt models efficiently using </w:t>
-      </w:r>
-      <w:proofErr w:type="spellStart"/>
-      <w:r>
-        <w:t>LoRA</w:t>
-      </w:r>
-      <w:proofErr w:type="spellEnd"/>
-      <w:r>
-        <w:t xml:space="preserve">/PEFT and </w:t>
-      </w:r>
-      <w:proofErr w:type="gramStart"/>
-      <w:r>
-        <w:t>quantization, and</w:t>
-      </w:r>
-      <w:proofErr w:type="gramEnd"/>
-      <w:r>
-        <w:t xml:space="preserve"> will run and serve models locally with </w:t>
-      </w:r>
-      <w:proofErr w:type="spellStart"/>
-      <w:r>
-        <w:t>Ollama</w:t>
-      </w:r>
-      <w:proofErr w:type="spellEnd"/>
-      <w:r>
-        <w:t>.</w:t>
-      </w:r>
-    </w:p>
-    <w:p>
-      <w:pPr>
-        <w:numPr>
-          <w:ilvl w:val="0"/>
-          <w:numId w:val="8"/>
-        </w:numPr>
-        <w:spacing w:after="60"/>
-        <w:ind w:left="504"/>
+        <w:t xml:space="preserve"> Students will adapt models efficiently using LoRA/PEFT and quantization, and will run and serve models locally with Ollama.</w:t>
+      </w:r>
+    </w:p>
+    <w:p>
+      <w:pPr>
+        <w:numPr>
+          <w:ilvl w:val="0"/>
+          <w:numId w:val="8"/>
+        </w:numPr>
+        <w:spacing w:after="60"/>
+        <w:ind w:left="504" w:hanging="360"/>
       </w:pPr>
       <w:r>
         <w:rPr>
@@ -204,7 +194,7 @@
           <w:numId w:val="8"/>
         </w:numPr>
         <w:spacing w:after="60"/>
-        <w:ind w:left="504"/>
+        <w:ind w:left="504" w:hanging="360"/>
       </w:pPr>
       <w:r>
         <w:rPr>
@@ -223,7 +213,7 @@
           <w:numId w:val="8"/>
         </w:numPr>
         <w:spacing w:after="60"/>
-        <w:ind w:left="504"/>
+        <w:ind w:left="504" w:hanging="360"/>
       </w:pPr>
       <w:r>
         <w:rPr>
@@ -242,7 +232,7 @@
           <w:numId w:val="8"/>
         </w:numPr>
         <w:spacing w:after="60"/>
-        <w:ind w:left="504"/>
+        <w:ind w:left="504" w:hanging="360"/>
       </w:pPr>
       <w:r>
         <w:rPr>
@@ -261,13 +251,12 @@
           <w:numId w:val="8"/>
         </w:numPr>
         <w:spacing w:after="60"/>
-        <w:ind w:left="504"/>
-      </w:pPr>
-      <w:r>
-        <w:rPr>
-          <w:b/>
-        </w:rPr>
-        <w:lastRenderedPageBreak/>
+        <w:ind w:left="504" w:hanging="360"/>
+      </w:pPr>
+      <w:r>
+        <w:rPr>
+          <w:b/>
+        </w:rPr>
         <w:t>Societal impacts.</w:t>
       </w:r>
       <w:r>
@@ -281,7 +270,7 @@
           <w:numId w:val="8"/>
         </w:numPr>
         <w:spacing w:after="60"/>
-        <w:ind w:left="504"/>
+        <w:ind w:left="504" w:hanging="360"/>
       </w:pPr>
       <w:r>
         <w:rPr>
@@ -296,6 +285,7 @@
     <w:p>
       <w:pPr>
         <w:pStyle w:val="Heading1"/>
+        <w:keepNext/>
         <w:spacing w:before="320" w:after="80"/>
       </w:pPr>
       <w:r>
@@ -305,6 +295,7 @@
     <w:p>
       <w:pPr>
         <w:pStyle w:val="Heading2"/>
+        <w:keepNext/>
         <w:spacing w:before="200" w:after="80"/>
       </w:pPr>
       <w:r>
@@ -345,6 +336,7 @@
     <w:p>
       <w:pPr>
         <w:pStyle w:val="Heading2"/>
+        <w:keepNext/>
         <w:spacing w:before="200" w:after="80"/>
       </w:pPr>
       <w:r>
@@ -358,7 +350,7 @@
           <w:numId w:val="8"/>
         </w:numPr>
         <w:spacing w:after="60"/>
-        <w:ind w:left="504"/>
+        <w:ind w:left="504" w:hanging="360"/>
       </w:pPr>
       <w:r>
         <w:rPr>
@@ -386,7 +378,7 @@
           <w:numId w:val="8"/>
         </w:numPr>
         <w:spacing w:after="60"/>
-        <w:ind w:left="504"/>
+        <w:ind w:left="504" w:hanging="360"/>
       </w:pPr>
       <w:r>
         <w:rPr>
@@ -432,7 +424,7 @@
           <w:numId w:val="8"/>
         </w:numPr>
         <w:spacing w:after="60"/>
-        <w:ind w:left="504"/>
+        <w:ind w:left="504" w:hanging="360"/>
       </w:pPr>
       <w:r>
         <w:rPr>
@@ -446,16 +438,38 @@
     </w:p>
     <w:p>
       <w:pPr>
+        <w:numPr>
+          <w:ilvl w:val="0"/>
+          <w:numId w:val="8"/>
+        </w:numPr>
+        <w:spacing w:after="60"/>
+        <w:ind w:left="504" w:hanging="360"/>
+      </w:pPr>
+      <w:r>
+        <w:rPr>
+          <w:b/>
+        </w:rPr>
+        <w:t>Official prerequisite of record:</w:t>
+      </w:r>
+      <w:r>
+        <w:t xml:space="preserve"> </w:t>
+      </w:r>
+      <w:r>
+        <w:rPr>
+          <w:b/>
+          <w:highlight w:val="yellow"/>
+        </w:rPr>
+        <w:t>[TBD: confirm against the Courses of Study Bulletin]</w:t>
+      </w:r>
+    </w:p>
+    <w:p>
+      <w:pPr>
         <w:pStyle w:val="Heading2"/>
+        <w:keepNext/>
         <w:spacing w:before="200" w:after="80"/>
       </w:pPr>
-      <w:proofErr w:type="gramStart"/>
-      <w:r>
-        <w:t>Instructor</w:t>
-      </w:r>
-      <w:proofErr w:type="gramEnd"/>
-      <w:r>
-        <w:t xml:space="preserve"> contact information</w:t>
+      <w:r>
+        <w:t>Instructor contact information</w:t>
       </w:r>
     </w:p>
     <w:p>
@@ -473,7 +487,7 @@
           <w:numId w:val="8"/>
         </w:numPr>
         <w:spacing w:after="60"/>
-        <w:ind w:left="504"/>
+        <w:ind w:left="504" w:hanging="360"/>
       </w:pPr>
       <w:r>
         <w:rPr>
@@ -492,7 +506,7 @@
           <w:numId w:val="8"/>
         </w:numPr>
         <w:spacing w:after="60"/>
-        <w:ind w:left="504"/>
+        <w:ind w:left="504" w:hanging="360"/>
       </w:pPr>
       <w:r>
         <w:rPr>
@@ -501,29 +515,27 @@
         <w:t>Office hours:</w:t>
       </w:r>
       <w:r>
-        <w:rPr>
-          <w:b/>
-        </w:rPr>
         <w:t xml:space="preserve"> </w:t>
       </w:r>
       <w:r>
         <w:rPr>
-          <w:bCs/>
-        </w:rPr>
-        <w:t>MW 12:00 - 2:00 PM &amp; 3:45 - 5:00 PM</w:t>
-      </w:r>
-      <w:r>
-        <w:t xml:space="preserve"> held in my office and by video on request</w:t>
-      </w:r>
-    </w:p>
-    <w:p>
-      <w:pPr>
-        <w:numPr>
-          <w:ilvl w:val="0"/>
-          <w:numId w:val="8"/>
-        </w:numPr>
-        <w:spacing w:after="60"/>
-        <w:ind w:left="504"/>
+          <w:b/>
+          <w:highlight w:val="yellow"/>
+        </w:rPr>
+        <w:t>[TBD: days and times]</w:t>
+      </w:r>
+      <w:r>
+        <w:t>, held in my office and by video on request</w:t>
+      </w:r>
+    </w:p>
+    <w:p>
+      <w:pPr>
+        <w:numPr>
+          <w:ilvl w:val="0"/>
+          <w:numId w:val="8"/>
+        </w:numPr>
+        <w:spacing w:after="60"/>
+        <w:ind w:left="504" w:hanging="360"/>
       </w:pPr>
       <w:r>
         <w:rPr>
@@ -537,6 +549,32 @@
     </w:p>
     <w:p>
       <w:pPr>
+        <w:numPr>
+          <w:ilvl w:val="0"/>
+          <w:numId w:val="8"/>
+        </w:numPr>
+        <w:spacing w:after="60"/>
+        <w:ind w:left="504" w:hanging="360"/>
+      </w:pPr>
+      <w:r>
+        <w:rPr>
+          <w:b/>
+        </w:rPr>
+        <w:t>Phone:</w:t>
+      </w:r>
+      <w:r>
+        <w:t xml:space="preserve"> </w:t>
+      </w:r>
+      <w:r>
+        <w:rPr>
+          <w:b/>
+          <w:highlight w:val="yellow"/>
+        </w:rPr>
+        <w:t>[TBD]</w:t>
+      </w:r>
+    </w:p>
+    <w:p>
+      <w:pPr>
         <w:spacing w:after="120"/>
       </w:pPr>
       <w:r>
@@ -554,10 +592,10 @@
     <w:p>
       <w:pPr>
         <w:pStyle w:val="Heading2"/>
+        <w:keepNext/>
         <w:spacing w:before="200" w:after="80"/>
       </w:pPr>
       <w:r>
-        <w:lastRenderedPageBreak/>
         <w:t>Student contact information</w:t>
       </w:r>
     </w:p>
@@ -581,6 +619,7 @@
     <w:p>
       <w:pPr>
         <w:pStyle w:val="Heading1"/>
+        <w:keepNext/>
         <w:spacing w:before="320" w:after="80"/>
       </w:pPr>
       <w:r>
@@ -590,6 +629,7 @@
     <w:p>
       <w:pPr>
         <w:pStyle w:val="Heading2"/>
+        <w:keepNext/>
         <w:spacing w:before="200" w:after="80"/>
       </w:pPr>
       <w:r>
@@ -606,6 +646,7 @@
       <w:r>
         <w:rPr>
           <w:b/>
+          <w:highlight w:val="yellow"/>
         </w:rPr>
         <w:t>[TBD: link to the shared course schedule]</w:t>
       </w:r>
@@ -625,6 +666,7 @@
     <w:p>
       <w:pPr>
         <w:pStyle w:val="Heading2"/>
+        <w:keepNext/>
         <w:spacing w:before="200" w:after="80"/>
       </w:pPr>
       <w:r>
@@ -642,598 +684,507 @@
         <w:t>Speech and Language Processing (3rd edition draft)</w:t>
       </w:r>
       <w:r>
-        <w:t xml:space="preserve"> by Dan </w:t>
-      </w:r>
-      <w:proofErr w:type="spellStart"/>
-      <w:r>
-        <w:t>Jurafsky</w:t>
-      </w:r>
-      <w:proofErr w:type="spellEnd"/>
-      <w:r>
-        <w:t xml:space="preserve"> and James H. Martin, available free from the authors at </w:t>
-      </w:r>
-      <w:hyperlink r:id="rId7">
+        <w:t xml:space="preserve"> by Dan Jurafsky and James H. Martin, available free from the authors at </w:t>
+      </w:r>
+      <w:hyperlink r:id="rId19">
         <w:r>
           <w:rPr>
             <w:color w:val="1155CC"/>
             <w:u w:val="single"/>
           </w:rPr>
-          <w:t>web.stanford.edu/~</w:t>
+          <w:t xml:space="preserve">web.stanford.edu/~jurafsky/slp3</w:t>
         </w:r>
-        <w:proofErr w:type="spellStart"/>
+      </w:hyperlink>
+      <w:r>
+        <w:t>. There is nothing to buy for this course. We will not follow the book rigidly, but it is the reference for the first half of the semester, and specific chapters are assigned on the schedule.</w:t>
+      </w:r>
+    </w:p>
+    <w:p>
+      <w:pPr>
+        <w:pStyle w:val="Heading2"/>
+        <w:keepNext/>
+        <w:spacing w:before="200" w:after="80"/>
+      </w:pPr>
+      <w:r>
+        <w:t>Assigned papers</w:t>
+      </w:r>
+    </w:p>
+    <w:p>
+      <w:pPr>
+        <w:spacing w:after="120"/>
+      </w:pPr>
+      <w:r>
+        <w:t xml:space="preserve">Roughly half of the weeks assign </w:t>
+      </w:r>
+      <w:r>
+        <w:rPr>
+          <w:b/>
+        </w:rPr>
+        <w:t>one required research paper</w:t>
+      </w:r>
+      <w:r>
+        <w:t>, a landmark of the field (word2vec, Attention Is All You Need, BERT, GPT-3, InstructGPT, LoRA, chain-of-thought, RAG, ReAct, Reflexion, Stochastic Parrots). All are freely available.</w:t>
+      </w:r>
+    </w:p>
+    <w:p>
+      <w:pPr>
+        <w:numPr>
+          <w:ilvl w:val="0"/>
+          <w:numId w:val="8"/>
+        </w:numPr>
+        <w:spacing w:after="60"/>
+        <w:ind w:left="504" w:hanging="360"/>
+      </w:pPr>
+      <w:r>
+        <w:rPr>
+          <w:b/>
+        </w:rPr>
+        <w:t>At most one required paper per week.</w:t>
+      </w:r>
+      <w:r>
+        <w:t xml:space="preserve"> Additional papers listed on the schedule are optional enrichment and are </w:t>
+      </w:r>
+      <w:r>
+        <w:rPr>
+          <w:b/>
+        </w:rPr>
+        <w:t>never quizzed and never on an exam</w:t>
+      </w:r>
+      <w:r>
+        <w:t>.</w:t>
+      </w:r>
+    </w:p>
+    <w:p>
+      <w:pPr>
+        <w:numPr>
+          <w:ilvl w:val="0"/>
+          <w:numId w:val="8"/>
+        </w:numPr>
+        <w:spacing w:after="60"/>
+        <w:ind w:left="504" w:hanging="360"/>
+      </w:pPr>
+      <w:r>
+        <w:t xml:space="preserve">Every required reading has a </w:t>
+      </w:r>
+      <w:r>
+        <w:rPr>
+          <w:b/>
+        </w:rPr>
+        <w:t>verified video alternative</w:t>
+      </w:r>
+      <w:r>
+        <w:t xml:space="preserve"> listed on the schedule. Watching it covers the same quiz-relevant ground as reading the paper. Read the paper if you can; watch if you must; do one of the two.</w:t>
+      </w:r>
+    </w:p>
+    <w:p>
+      <w:pPr>
+        <w:pStyle w:val="Heading2"/>
+        <w:keepNext/>
+        <w:spacing w:before="200" w:after="80"/>
+      </w:pPr>
+      <w:r>
+        <w:t>Software and course environment</w:t>
+      </w:r>
+    </w:p>
+    <w:p>
+      <w:pPr>
+        <w:spacing w:after="120"/>
+      </w:pPr>
+      <w:r>
+        <w:t xml:space="preserve">The course ships a </w:t>
+      </w:r>
+      <w:r>
+        <w:rPr>
+          <w:b/>
+        </w:rPr>
+        <w:t>Docker image</w:t>
+      </w:r>
+      <w:r>
+        <w:t xml:space="preserve"> that pins every dependency, so every student runs an identical environment and "it works on my machine" stops being a conversation we have to have.</w:t>
+      </w:r>
+    </w:p>
+    <w:p>
+      <w:pPr>
+        <w:numPr>
+          <w:ilvl w:val="0"/>
+          <w:numId w:val="8"/>
+        </w:numPr>
+        <w:spacing w:after="60"/>
+        <w:ind w:left="504" w:hanging="360"/>
+      </w:pPr>
+      <w:r>
+        <w:rPr>
+          <w:b/>
+        </w:rPr>
+        <w:t>Docker Desktop</w:t>
+      </w:r>
+      <w:r>
+        <w:t xml:space="preserve"> (free), </w:t>
+      </w:r>
+      <w:r>
+        <w:rPr>
+          <w:b/>
+        </w:rPr>
+        <w:t>Python 3.12</w:t>
+      </w:r>
+      <w:r>
+        <w:t xml:space="preserve">, and </w:t>
+      </w:r>
+      <w:r>
+        <w:rPr>
+          <w:b/>
+        </w:rPr>
+        <w:t>Ollama</w:t>
+      </w:r>
+      <w:r>
+        <w:t xml:space="preserve"> for local model inference.</w:t>
+      </w:r>
+    </w:p>
+    <w:p>
+      <w:pPr>
+        <w:numPr>
+          <w:ilvl w:val="0"/>
+          <w:numId w:val="8"/>
+        </w:numPr>
+        <w:spacing w:after="60"/>
+        <w:ind w:left="504" w:hanging="360"/>
+      </w:pPr>
+      <w:r>
+        <w:t>No paid APIs, no API keys, no GPU. Every assignment is designed to finish in under two minutes on a laptop CPU using small models (roughly 3B parameters or fewer).</w:t>
+      </w:r>
+    </w:p>
+    <w:p>
+      <w:pPr>
+        <w:numPr>
+          <w:ilvl w:val="0"/>
+          <w:numId w:val="8"/>
+        </w:numPr>
+        <w:spacing w:after="60"/>
+        <w:ind w:left="504" w:hanging="360"/>
+      </w:pPr>
+      <w:r>
+        <w:t xml:space="preserve">Setup instructions are in the course repository under </w:t>
+      </w:r>
+      <w:r>
+        <w:rPr>
+          <w:rFonts w:ascii="Courier New" w:hAnsi="Courier New"/>
+        </w:rPr>
+        <w:t>docker/README.md</w:t>
+      </w:r>
+      <w:r>
+        <w:t>, and we install everything together in the first week.</w:t>
+      </w:r>
+    </w:p>
+    <w:p>
+      <w:pPr>
+        <w:numPr>
+          <w:ilvl w:val="0"/>
+          <w:numId w:val="8"/>
+        </w:numPr>
+        <w:spacing w:after="60"/>
+        <w:ind w:left="504" w:hanging="360"/>
+      </w:pPr>
+      <w:r>
+        <w:rPr>
+          <w:b/>
+        </w:rPr>
+        <w:t>Bring a laptop to every class.</w:t>
+      </w:r>
+      <w:r>
+        <w:t xml:space="preserve"> If you do not have one available, tell me in the first week and we will arrange a machine.</w:t>
+      </w:r>
+    </w:p>
+    <w:p>
+      <w:pPr>
+        <w:pStyle w:val="Heading2"/>
+        <w:keepNext/>
+        <w:spacing w:before="200" w:after="80"/>
+      </w:pPr>
+      <w:r>
+        <w:t>Web page</w:t>
+      </w:r>
+    </w:p>
+    <w:p>
+      <w:pPr>
+        <w:spacing w:after="120"/>
+      </w:pPr>
+      <w:r>
+        <w:t xml:space="preserve">Most course material (this syllabus, the schedule, slides, assignments, and announcements) is distributed through </w:t>
+      </w:r>
+      <w:r>
+        <w:rPr>
+          <w:b/>
+          <w:highlight w:val="yellow"/>
+        </w:rPr>
+        <w:t>[TBD: Canvas or Google Classroom]</w:t>
+      </w:r>
+      <w:r>
+        <w:t>. Visit it frequently.</w:t>
+      </w:r>
+    </w:p>
+    <w:p>
+      <w:pPr>
+        <w:pStyle w:val="Heading2"/>
+        <w:keepNext/>
+        <w:spacing w:before="200" w:after="80"/>
+      </w:pPr>
+      <w:r>
+        <w:t>Other references</w:t>
+      </w:r>
+    </w:p>
+    <w:p>
+      <w:pPr>
+        <w:spacing w:after="120"/>
+      </w:pPr>
+      <w:r>
+        <w:t>These are optional, free, and good:</w:t>
+      </w:r>
+    </w:p>
+    <w:p>
+      <w:pPr>
+        <w:numPr>
+          <w:ilvl w:val="0"/>
+          <w:numId w:val="8"/>
+        </w:numPr>
+        <w:spacing w:after="60"/>
+        <w:ind w:left="504" w:hanging="360"/>
+      </w:pPr>
+      <w:r>
+        <w:rPr>
+          <w:b/>
+        </w:rPr>
+        <w:t>Dive into Deep Learning</w:t>
+      </w:r>
+      <w:r>
+        <w:t xml:space="preserve">, </w:t>
+      </w:r>
+      <w:hyperlink r:id="rId20">
         <w:r>
           <w:rPr>
             <w:color w:val="1155CC"/>
             <w:u w:val="single"/>
           </w:rPr>
-          <w:t>jurafsky</w:t>
+          <w:t xml:space="preserve">d2l.ai</w:t>
         </w:r>
-        <w:proofErr w:type="spellEnd"/>
+      </w:hyperlink>
+      <w:r>
+        <w:t>, runnable code for attention and Transformers.</w:t>
+      </w:r>
+    </w:p>
+    <w:p>
+      <w:pPr>
+        <w:numPr>
+          <w:ilvl w:val="0"/>
+          <w:numId w:val="8"/>
+        </w:numPr>
+        <w:spacing w:after="60"/>
+        <w:ind w:left="504" w:hanging="360"/>
+      </w:pPr>
+      <w:r>
+        <w:rPr>
+          <w:b/>
+        </w:rPr>
+        <w:t>Hugging Face LLM Course</w:t>
+      </w:r>
+      <w:r>
+        <w:t xml:space="preserve">, </w:t>
+      </w:r>
+      <w:hyperlink r:id="rId21">
         <w:r>
           <w:rPr>
             <w:color w:val="1155CC"/>
             <w:u w:val="single"/>
           </w:rPr>
-          <w:t>/slp3</w:t>
+          <w:t xml:space="preserve">huggingface.co/learn/llm-course</w:t>
         </w:r>
       </w:hyperlink>
       <w:r>
-        <w:t>. There is nothing to buy for this course. We will not follow the book rigidly, but it is the reference for the first half of the semester, and specific chapters are assigned on the schedule.</w:t>
+        <w:t>, hands-on tokenizers, fine-tuning, and the library APIs used in the homeworks.</w:t>
+      </w:r>
+    </w:p>
+    <w:p>
+      <w:pPr>
+        <w:numPr>
+          <w:ilvl w:val="0"/>
+          <w:numId w:val="8"/>
+        </w:numPr>
+        <w:spacing w:after="60"/>
+        <w:ind w:left="504" w:hanging="360"/>
+      </w:pPr>
+      <w:r>
+        <w:rPr>
+          <w:b/>
+        </w:rPr>
+        <w:t>Introduction to Natural Language Processing</w:t>
+      </w:r>
+      <w:r>
+        <w:t xml:space="preserve"> by Jacob Eisenstein, a more mathematical treatment.</w:t>
+      </w:r>
+    </w:p>
+    <w:p>
+      <w:pPr>
+        <w:numPr>
+          <w:ilvl w:val="0"/>
+          <w:numId w:val="8"/>
+        </w:numPr>
+        <w:spacing w:after="60"/>
+        <w:ind w:left="504" w:hanging="360"/>
+      </w:pPr>
+      <w:r>
+        <w:rPr>
+          <w:b/>
+        </w:rPr>
+        <w:t>Building Effective Agents</w:t>
+      </w:r>
+      <w:r>
+        <w:t xml:space="preserve"> (Anthropic), the practical agentic-workflow patterns behind Week 14.</w:t>
+      </w:r>
+    </w:p>
+    <w:p>
+      <w:pPr>
+        <w:spacing w:after="120"/>
+      </w:pPr>
+      <w:r>
+        <w:t>The Internet is an extraordinary resource for this field, and also full of confident nonsense about it. Treat what you read with the same skepticism we will apply to model outputs.</w:t>
+      </w:r>
+    </w:p>
+    <w:p>
+      <w:pPr>
+        <w:pStyle w:val="Heading1"/>
+        <w:keepNext/>
+        <w:spacing w:before="320" w:after="80"/>
+      </w:pPr>
+      <w:r>
+        <w:t>Course Format and Expectations</w:t>
+      </w:r>
+    </w:p>
+    <w:p>
+      <w:pPr>
+        <w:spacing w:after="120"/>
+      </w:pPr>
+      <w:r>
+        <w:t>Each 75-minute class comes in one of two shapes:</w:t>
+      </w:r>
+    </w:p>
+    <w:p>
+      <w:pPr>
+        <w:numPr>
+          <w:ilvl w:val="0"/>
+          <w:numId w:val="8"/>
+        </w:numPr>
+        <w:spacing w:after="60"/>
+        <w:ind w:left="504" w:hanging="360"/>
+      </w:pPr>
+      <w:r>
+        <w:rPr>
+          <w:b/>
+        </w:rPr>
+        <w:t>First class of the week:</w:t>
+      </w:r>
+      <w:r>
+        <w:t xml:space="preserve"> about 35 minutes of content delivery, a </w:t>
+      </w:r>
+      <w:r>
+        <w:rPr>
+          <w:b/>
+        </w:rPr>
+        <w:t>5-minute break</w:t>
+      </w:r>
+      <w:r>
+        <w:t>, then about 35 minutes of in-class activity.</w:t>
+      </w:r>
+    </w:p>
+    <w:p>
+      <w:pPr>
+        <w:numPr>
+          <w:ilvl w:val="0"/>
+          <w:numId w:val="8"/>
+        </w:numPr>
+        <w:spacing w:after="60"/>
+        <w:ind w:left="504" w:hanging="360"/>
+      </w:pPr>
+      <w:r>
+        <w:rPr>
+          <w:b/>
+        </w:rPr>
+        <w:t>Second class of the week:</w:t>
+      </w:r>
+      <w:r>
+        <w:t xml:space="preserve"> about 25 to 30 minutes of content, a </w:t>
+      </w:r>
+      <w:r>
+        <w:rPr>
+          <w:b/>
+        </w:rPr>
+        <w:t>10-minute paper quiz</w:t>
+      </w:r>
+      <w:r>
+        <w:t>, the 5-minute break, then about 30 minutes of activity. The quiz sits immediately before the break, so finishing early means your break starts early, and needing extra time comes out of your break rather than the lecture.</w:t>
+      </w:r>
+    </w:p>
+    <w:p>
+      <w:pPr>
+        <w:spacing w:after="120"/>
+      </w:pPr>
+      <w:r>
+        <w:t xml:space="preserve">In-class activities deliberately vary in </w:t>
+      </w:r>
+      <w:r>
+        <w:rPr>
+          <w:b/>
+        </w:rPr>
+        <w:t>mode</w:t>
+      </w:r>
+      <w:r>
+        <w:t xml:space="preserve"> (programming, whiteboard, discussion, debate, jigsaw, gallery walk, role-play, peer review, team competition) and in </w:t>
+      </w:r>
+      <w:r>
+        <w:rPr>
+          <w:b/>
+        </w:rPr>
+        <w:t>grouping</w:t>
+      </w:r>
+      <w:r>
+        <w:t xml:space="preserve"> (individual, pair, team). A few sessions are full-period coding labs. Activities are graded for participation and completion, not correctness.</w:t>
+      </w:r>
+    </w:p>
+    <w:p>
+      <w:pPr>
+        <w:spacing w:after="120"/>
+      </w:pPr>
+      <w:r>
+        <w:rPr>
+          <w:b/>
+        </w:rPr>
+        <w:t>Work outside of class.</w:t>
+      </w:r>
+      <w:r>
+        <w:t xml:space="preserve"> Expect roughly </w:t>
+      </w:r>
+      <w:r>
+        <w:rPr>
+          <w:b/>
+        </w:rPr>
+        <w:t>6 to 9 hours per week</w:t>
+      </w:r>
+      <w:r>
+        <w:t xml:space="preserve"> outside of class: the weekly reading or its video alternative, a homework assignment in most weeks, and steady project work after Week 5. The project is 35% of your grade and cannot be done in the last two weeks. Students who start each homework the day it is released consistently do better than students who start it the day before it is due, and the difference is not subtle.</w:t>
+      </w:r>
+    </w:p>
+    <w:p>
+      <w:pPr>
+        <w:pStyle w:val="Heading1"/>
+        <w:keepNext/>
+        <w:spacing w:before="320" w:after="80"/>
+      </w:pPr>
+      <w:r>
+        <w:t>Course Requirements</w:t>
       </w:r>
     </w:p>
     <w:p>
       <w:pPr>
         <w:pStyle w:val="Heading2"/>
-        <w:spacing w:before="200" w:after="80"/>
-      </w:pPr>
-      <w:r>
-        <w:t>Assigned papers</w:t>
-      </w:r>
-    </w:p>
-    <w:p>
-      <w:pPr>
-        <w:spacing w:after="120"/>
-      </w:pPr>
-      <w:r>
-        <w:t xml:space="preserve">Roughly half of the weeks assign </w:t>
-      </w:r>
-      <w:r>
-        <w:rPr>
-          <w:b/>
-        </w:rPr>
-        <w:t>one required research paper</w:t>
-      </w:r>
-      <w:r>
-        <w:t xml:space="preserve">, a landmark of the field (word2vec, Attention Is All You Need, BERT, GPT-3, </w:t>
-      </w:r>
-      <w:proofErr w:type="spellStart"/>
-      <w:r>
-        <w:t>InstructGPT</w:t>
-      </w:r>
-      <w:proofErr w:type="spellEnd"/>
-      <w:r>
-        <w:t xml:space="preserve">, </w:t>
-      </w:r>
-      <w:proofErr w:type="spellStart"/>
-      <w:r>
-        <w:t>LoRA</w:t>
-      </w:r>
-      <w:proofErr w:type="spellEnd"/>
-      <w:r>
-        <w:t xml:space="preserve">, chain-of-thought, RAG, </w:t>
-      </w:r>
-      <w:proofErr w:type="spellStart"/>
-      <w:r>
-        <w:t>ReAct</w:t>
-      </w:r>
-      <w:proofErr w:type="spellEnd"/>
-      <w:r>
-        <w:t xml:space="preserve">, </w:t>
-      </w:r>
-      <w:proofErr w:type="spellStart"/>
-      <w:r>
-        <w:t>Reflexion</w:t>
-      </w:r>
-      <w:proofErr w:type="spellEnd"/>
-      <w:r>
-        <w:t>, Stochastic Parrots). All are freely available.</w:t>
-      </w:r>
-    </w:p>
-    <w:p>
-      <w:pPr>
-        <w:numPr>
-          <w:ilvl w:val="0"/>
-          <w:numId w:val="8"/>
-        </w:numPr>
-        <w:spacing w:after="60"/>
-        <w:ind w:left="504"/>
-      </w:pPr>
-      <w:r>
-        <w:rPr>
-          <w:b/>
-        </w:rPr>
-        <w:t>At most one required paper per week.</w:t>
-      </w:r>
-      <w:r>
-        <w:t xml:space="preserve"> Additional papers listed on the schedule are optional enrichment and are </w:t>
-      </w:r>
-      <w:r>
-        <w:rPr>
-          <w:b/>
-        </w:rPr>
-        <w:t>never quizzed and never on an exam</w:t>
-      </w:r>
-      <w:r>
-        <w:t>.</w:t>
-      </w:r>
-    </w:p>
-    <w:p>
-      <w:pPr>
-        <w:numPr>
-          <w:ilvl w:val="0"/>
-          <w:numId w:val="8"/>
-        </w:numPr>
-        <w:spacing w:after="60"/>
-        <w:ind w:left="504"/>
-      </w:pPr>
-      <w:r>
-        <w:t xml:space="preserve">Every required reading has a </w:t>
-      </w:r>
-      <w:r>
-        <w:rPr>
-          <w:b/>
-        </w:rPr>
-        <w:t>verified video alternative</w:t>
-      </w:r>
-      <w:r>
-        <w:t xml:space="preserve"> listed on the schedule. Watching it covers the same quiz-relevant ground as reading the paper. Read the paper if you can; watch if you must; do one of the two.</w:t>
-      </w:r>
-    </w:p>
-    <w:p>
-      <w:pPr>
-        <w:pStyle w:val="Heading2"/>
-        <w:spacing w:before="200" w:after="80"/>
-      </w:pPr>
-      <w:r>
-        <w:t>Software and course environment</w:t>
-      </w:r>
-    </w:p>
-    <w:p>
-      <w:pPr>
-        <w:spacing w:after="120"/>
-      </w:pPr>
-      <w:r>
-        <w:t xml:space="preserve">The course ships a </w:t>
-      </w:r>
-      <w:r>
-        <w:rPr>
-          <w:b/>
-        </w:rPr>
-        <w:t>Docker image</w:t>
-      </w:r>
-      <w:r>
-        <w:t xml:space="preserve"> that pins every dependency, so every student runs an identical environment and "it works on my machine" stops being a conversation we </w:t>
-      </w:r>
-      <w:proofErr w:type="gramStart"/>
-      <w:r>
-        <w:t>have to</w:t>
-      </w:r>
-      <w:proofErr w:type="gramEnd"/>
-      <w:r>
-        <w:t xml:space="preserve"> have.</w:t>
-      </w:r>
-    </w:p>
-    <w:p>
-      <w:pPr>
-        <w:numPr>
-          <w:ilvl w:val="0"/>
-          <w:numId w:val="8"/>
-        </w:numPr>
-        <w:spacing w:after="60"/>
-        <w:ind w:left="504"/>
-      </w:pPr>
-      <w:r>
-        <w:rPr>
-          <w:b/>
-        </w:rPr>
-        <w:t>Docker Desktop</w:t>
-      </w:r>
-      <w:r>
-        <w:t xml:space="preserve"> (free), </w:t>
-      </w:r>
-      <w:r>
-        <w:rPr>
-          <w:b/>
-        </w:rPr>
-        <w:t>Python 3.12</w:t>
-      </w:r>
-      <w:r>
-        <w:t xml:space="preserve">, and </w:t>
-      </w:r>
-      <w:proofErr w:type="spellStart"/>
-      <w:r>
-        <w:rPr>
-          <w:b/>
-        </w:rPr>
-        <w:t>Ollama</w:t>
-      </w:r>
-      <w:proofErr w:type="spellEnd"/>
-      <w:r>
-        <w:t xml:space="preserve"> for local model inference.</w:t>
-      </w:r>
-    </w:p>
-    <w:p>
-      <w:pPr>
-        <w:numPr>
-          <w:ilvl w:val="0"/>
-          <w:numId w:val="8"/>
-        </w:numPr>
-        <w:spacing w:after="60"/>
-        <w:ind w:left="504"/>
-      </w:pPr>
-      <w:r>
-        <w:t>No paid APIs, no API keys, no GPU. Every assignment is designed to finish in under two minutes on a laptop CPU using small models (roughly 3B parameters or fewer).</w:t>
-      </w:r>
-    </w:p>
-    <w:p>
-      <w:pPr>
-        <w:numPr>
-          <w:ilvl w:val="0"/>
-          <w:numId w:val="8"/>
-        </w:numPr>
-        <w:spacing w:after="60"/>
-        <w:ind w:left="504"/>
-      </w:pPr>
-      <w:r>
-        <w:t xml:space="preserve">Setup instructions are in the course repository under </w:t>
-      </w:r>
-      <w:r>
-        <w:rPr>
-          <w:rFonts w:ascii="Courier New" w:hAnsi="Courier New"/>
-        </w:rPr>
-        <w:t>docker/README.md</w:t>
-      </w:r>
-      <w:r>
-        <w:t>, and we install everything together in the first week.</w:t>
-      </w:r>
-    </w:p>
-    <w:p>
-      <w:pPr>
-        <w:numPr>
-          <w:ilvl w:val="0"/>
-          <w:numId w:val="8"/>
-        </w:numPr>
-        <w:spacing w:after="60"/>
-        <w:ind w:left="504"/>
-      </w:pPr>
-      <w:r>
-        <w:rPr>
-          <w:b/>
-        </w:rPr>
-        <w:t>Bring a laptop to every class.</w:t>
-      </w:r>
-      <w:r>
-        <w:t xml:space="preserve"> If you do not have one available, tell me in the first week and we will arrange a machine.</w:t>
-      </w:r>
-    </w:p>
-    <w:p>
-      <w:pPr>
-        <w:pStyle w:val="Heading2"/>
-        <w:spacing w:before="200" w:after="80"/>
-      </w:pPr>
-      <w:r>
-        <w:lastRenderedPageBreak/>
-        <w:t>Web page</w:t>
-      </w:r>
-    </w:p>
-    <w:p>
-      <w:pPr>
-        <w:spacing w:after="120"/>
-      </w:pPr>
-      <w:r>
-        <w:t xml:space="preserve">Most course material (this syllabus, the schedule, slides, assignments, and announcements) is distributed through </w:t>
-      </w:r>
-      <w:r>
-        <w:rPr>
-          <w:b/>
-        </w:rPr>
-        <w:t>[TBD: Canvas or Google Classroom]</w:t>
-      </w:r>
-      <w:r>
-        <w:t>. Visit it frequently.</w:t>
-      </w:r>
-    </w:p>
-    <w:p>
-      <w:pPr>
-        <w:pStyle w:val="Heading2"/>
-        <w:spacing w:before="200" w:after="80"/>
-      </w:pPr>
-      <w:r>
-        <w:t>Other references</w:t>
-      </w:r>
-    </w:p>
-    <w:p>
-      <w:pPr>
-        <w:spacing w:after="120"/>
-      </w:pPr>
-      <w:r>
-        <w:t>These are optional, free, and good:</w:t>
-      </w:r>
-    </w:p>
-    <w:p>
-      <w:pPr>
-        <w:numPr>
-          <w:ilvl w:val="0"/>
-          <w:numId w:val="8"/>
-        </w:numPr>
-        <w:spacing w:after="60"/>
-        <w:ind w:left="504"/>
-      </w:pPr>
-      <w:r>
-        <w:rPr>
-          <w:b/>
-        </w:rPr>
-        <w:t>Dive into Deep Learning</w:t>
-      </w:r>
-      <w:r>
-        <w:t xml:space="preserve">, </w:t>
-      </w:r>
-      <w:hyperlink r:id="rId8">
-        <w:r>
-          <w:rPr>
-            <w:color w:val="1155CC"/>
-            <w:u w:val="single"/>
-          </w:rPr>
-          <w:t>d2l.ai</w:t>
-        </w:r>
-      </w:hyperlink>
-      <w:r>
-        <w:t>, runnable code for attention and Transformers.</w:t>
-      </w:r>
-    </w:p>
-    <w:p>
-      <w:pPr>
-        <w:numPr>
-          <w:ilvl w:val="0"/>
-          <w:numId w:val="8"/>
-        </w:numPr>
-        <w:spacing w:after="60"/>
-        <w:ind w:left="504"/>
-      </w:pPr>
-      <w:r>
-        <w:rPr>
-          <w:b/>
-        </w:rPr>
-        <w:t>Hugging Face LLM Course</w:t>
-      </w:r>
-      <w:r>
-        <w:t xml:space="preserve">, </w:t>
-      </w:r>
-      <w:hyperlink r:id="rId9">
-        <w:r>
-          <w:rPr>
-            <w:color w:val="1155CC"/>
-            <w:u w:val="single"/>
-          </w:rPr>
-          <w:t>huggingface.co/learn/</w:t>
-        </w:r>
-        <w:proofErr w:type="spellStart"/>
-        <w:r>
-          <w:rPr>
-            <w:color w:val="1155CC"/>
-            <w:u w:val="single"/>
-          </w:rPr>
-          <w:t>llm</w:t>
-        </w:r>
-        <w:proofErr w:type="spellEnd"/>
-        <w:r>
-          <w:rPr>
-            <w:color w:val="1155CC"/>
-            <w:u w:val="single"/>
-          </w:rPr>
-          <w:t>-course</w:t>
-        </w:r>
-      </w:hyperlink>
-      <w:r>
-        <w:t xml:space="preserve">, hands-on tokenizers, fine-tuning, and the library APIs used in the </w:t>
-      </w:r>
-      <w:proofErr w:type="spellStart"/>
-      <w:r>
-        <w:t>homeworks</w:t>
-      </w:r>
-      <w:proofErr w:type="spellEnd"/>
-      <w:r>
-        <w:t>.</w:t>
-      </w:r>
-    </w:p>
-    <w:p>
-      <w:pPr>
-        <w:numPr>
-          <w:ilvl w:val="0"/>
-          <w:numId w:val="8"/>
-        </w:numPr>
-        <w:spacing w:after="60"/>
-        <w:ind w:left="504"/>
-      </w:pPr>
-      <w:r>
-        <w:rPr>
-          <w:b/>
-        </w:rPr>
-        <w:t>Introduction to Natural Language Processing</w:t>
-      </w:r>
-      <w:r>
-        <w:t xml:space="preserve"> by Jacob Eisenstein, a more mathematical treatment.</w:t>
-      </w:r>
-    </w:p>
-    <w:p>
-      <w:pPr>
-        <w:numPr>
-          <w:ilvl w:val="0"/>
-          <w:numId w:val="8"/>
-        </w:numPr>
-        <w:spacing w:after="60"/>
-        <w:ind w:left="504"/>
-      </w:pPr>
-      <w:r>
-        <w:rPr>
-          <w:b/>
-        </w:rPr>
-        <w:t>Building Effective Agents</w:t>
-      </w:r>
-      <w:r>
-        <w:t xml:space="preserve"> (Anthropic), the practical agentic-workflow patterns behind Week 14.</w:t>
-      </w:r>
-    </w:p>
-    <w:p>
-      <w:pPr>
-        <w:spacing w:after="120"/>
-      </w:pPr>
-      <w:r>
-        <w:t xml:space="preserve">The Internet is an extraordinary resource for this field, </w:t>
-      </w:r>
-      <w:proofErr w:type="gramStart"/>
-      <w:r>
-        <w:t>and also</w:t>
-      </w:r>
-      <w:proofErr w:type="gramEnd"/>
-      <w:r>
-        <w:t xml:space="preserve"> full of confident nonsense about it. Treat what you read with the same skepticism we will apply to model outputs.</w:t>
-      </w:r>
-    </w:p>
-    <w:p>
-      <w:pPr>
-        <w:pStyle w:val="Heading1"/>
-        <w:spacing w:before="320" w:after="80"/>
-      </w:pPr>
-      <w:r>
-        <w:t>Course Format and Expectations</w:t>
-      </w:r>
-    </w:p>
-    <w:p>
-      <w:pPr>
-        <w:spacing w:after="120"/>
-      </w:pPr>
-      <w:r>
-        <w:t>Each 75-minute class comes in one of two shapes:</w:t>
-      </w:r>
-    </w:p>
-    <w:p>
-      <w:pPr>
-        <w:numPr>
-          <w:ilvl w:val="0"/>
-          <w:numId w:val="8"/>
-        </w:numPr>
-        <w:spacing w:after="60"/>
-        <w:ind w:left="504"/>
-      </w:pPr>
-      <w:r>
-        <w:rPr>
-          <w:b/>
-        </w:rPr>
-        <w:t>First class of the week:</w:t>
-      </w:r>
-      <w:r>
-        <w:t xml:space="preserve"> about 35 minutes of content delivery, a </w:t>
-      </w:r>
-      <w:r>
-        <w:rPr>
-          <w:b/>
-        </w:rPr>
-        <w:t>5-minute break</w:t>
-      </w:r>
-      <w:r>
-        <w:t>, then about 35 minutes of in-class activity.</w:t>
-      </w:r>
-    </w:p>
-    <w:p>
-      <w:pPr>
-        <w:numPr>
-          <w:ilvl w:val="0"/>
-          <w:numId w:val="8"/>
-        </w:numPr>
-        <w:spacing w:after="60"/>
-        <w:ind w:left="504"/>
-      </w:pPr>
-      <w:r>
-        <w:rPr>
-          <w:b/>
-        </w:rPr>
-        <w:t>Second class of the week:</w:t>
-      </w:r>
-      <w:r>
-        <w:t xml:space="preserve"> about 25 to 30 minutes of content, a </w:t>
-      </w:r>
-      <w:r>
-        <w:rPr>
-          <w:b/>
-        </w:rPr>
-        <w:t>10-minute paper quiz</w:t>
-      </w:r>
-      <w:r>
-        <w:t>, the 5-minute break, then about 30 minutes of activity. The quiz sits immediately before the break, so finishing early means your break starts early, and needing extra time comes out of your break rather than the lecture.</w:t>
-      </w:r>
-    </w:p>
-    <w:p>
-      <w:pPr>
-        <w:spacing w:after="120"/>
-      </w:pPr>
-      <w:r>
-        <w:t xml:space="preserve">In-class activities deliberately vary in </w:t>
-      </w:r>
-      <w:r>
-        <w:rPr>
-          <w:b/>
-        </w:rPr>
-        <w:t>mode</w:t>
-      </w:r>
-      <w:r>
-        <w:t xml:space="preserve"> (programming, whiteboard, discussion, debate, jigsaw, gallery walk, role-play, peer review, team competition) and in </w:t>
-      </w:r>
-      <w:r>
-        <w:rPr>
-          <w:b/>
-        </w:rPr>
-        <w:t>grouping</w:t>
-      </w:r>
-      <w:r>
-        <w:t xml:space="preserve"> (individual, pair, team). A few sessions are full-period coding labs. Activities are graded for participation and completion, not correctness.</w:t>
-      </w:r>
-    </w:p>
-    <w:p>
-      <w:pPr>
-        <w:spacing w:after="120"/>
-      </w:pPr>
-      <w:r>
-        <w:rPr>
-          <w:b/>
-        </w:rPr>
-        <w:t>Work outside of class.</w:t>
-      </w:r>
-      <w:r>
-        <w:t xml:space="preserve"> Expect roughly </w:t>
-      </w:r>
-      <w:r>
-        <w:rPr>
-          <w:b/>
-        </w:rPr>
-        <w:t>6 to 9 hours per week</w:t>
-      </w:r>
-      <w:r>
-        <w:t xml:space="preserve"> outside of class: the weekly reading or its video alternative, a homework assignment in most weeks, and steady project work after Week 5. The project is 35% of your grade and cannot be done in the last two weeks. Students who start each homework the day it is released consistently do better than students who start it the day before it is due, and the difference is not subtle.</w:t>
-      </w:r>
-    </w:p>
-    <w:p>
-      <w:pPr>
-        <w:pStyle w:val="Heading1"/>
-        <w:spacing w:before="320" w:after="80"/>
-      </w:pPr>
-      <w:r>
-        <w:t>Course Requirements</w:t>
-      </w:r>
-    </w:p>
-    <w:p>
-      <w:pPr>
-        <w:pStyle w:val="Heading2"/>
+        <w:keepNext/>
         <w:spacing w:before="200" w:after="80"/>
       </w:pPr>
       <w:r>
@@ -1259,34 +1210,31 @@
     </w:p>
     <w:tbl>
       <w:tblPr>
-        <w:tblStyle w:val="TableNormal0"/>
-        <w:tblW w:w="0" w:type="auto"/>
+        <w:tblW w:type="auto" w:w="0"/>
         <w:jc w:val="center"/>
-        <w:tblInd w:w="0" w:type="dxa"/>
+        <w:tblLayout w:type="fixed"/>
+        <w:tblLook w:firstColumn="1" w:firstRow="1" w:lastColumn="0" w:lastRow="0" w:noHBand="0" w:noVBand="1" w:val="04A0"/>
         <w:tblBorders>
-          <w:top w:val="single" w:sz="4" w:space="0" w:color="999999"/>
-          <w:left w:val="single" w:sz="4" w:space="0" w:color="999999"/>
-          <w:bottom w:val="single" w:sz="4" w:space="0" w:color="999999"/>
-          <w:right w:val="single" w:sz="4" w:space="0" w:color="999999"/>
-          <w:insideH w:val="single" w:sz="4" w:space="0" w:color="999999"/>
-          <w:insideV w:val="single" w:sz="4" w:space="0" w:color="999999"/>
+          <w:top w:val="single" w:sz="4" w:color="999999"/>
+          <w:left w:val="single" w:sz="4" w:color="999999"/>
+          <w:bottom w:val="single" w:sz="4" w:color="999999"/>
+          <w:right w:val="single" w:sz="4" w:color="999999"/>
+          <w:insideH w:val="single" w:sz="4" w:color="999999"/>
+          <w:insideV w:val="single" w:sz="4" w:color="999999"/>
         </w:tblBorders>
-        <w:tblLayout w:type="fixed"/>
-        <w:tblLook w:val="04A0" w:firstRow="1" w:lastRow="0" w:firstColumn="1" w:lastColumn="0" w:noHBand="0" w:noVBand="1"/>
       </w:tblPr>
       <w:tblGrid>
-        <w:gridCol w:w="7886"/>
+        <w:gridCol w:w="7885"/>
         <w:gridCol w:w="1474"/>
       </w:tblGrid>
       <w:tr>
         <w:trPr>
           <w:cantSplit/>
           <w:tblHeader/>
-          <w:jc w:val="center"/>
         </w:trPr>
         <w:tc>
           <w:tcPr>
-            <w:tcW w:w="7886" w:type="dxa"/>
+            <w:tcW w:type="dxa" w:w="7886"/>
           </w:tcPr>
           <w:p>
             <w:pPr>
@@ -1297,14 +1245,13 @@
                 <w:b/>
                 <w:sz w:val="22"/>
               </w:rPr>
-              <w:lastRenderedPageBreak/>
               <w:t>Component</w:t>
             </w:r>
           </w:p>
         </w:tc>
         <w:tc>
           <w:tcPr>
-            <w:tcW w:w="1474" w:type="dxa"/>
+            <w:tcW w:type="dxa" w:w="1474"/>
           </w:tcPr>
           <w:p>
             <w:pPr>
@@ -1324,11 +1271,10 @@
       <w:tr>
         <w:trPr>
           <w:cantSplit/>
-          <w:jc w:val="center"/>
         </w:trPr>
         <w:tc>
           <w:tcPr>
-            <w:tcW w:w="7886" w:type="dxa"/>
+            <w:tcW w:type="dxa" w:w="7886"/>
           </w:tcPr>
           <w:p>
             <w:pPr>
@@ -1344,7 +1290,7 @@
         </w:tc>
         <w:tc>
           <w:tcPr>
-            <w:tcW w:w="1474" w:type="dxa"/>
+            <w:tcW w:type="dxa" w:w="1474"/>
           </w:tcPr>
           <w:p>
             <w:pPr>
@@ -1363,11 +1309,10 @@
       <w:tr>
         <w:trPr>
           <w:cantSplit/>
-          <w:jc w:val="center"/>
         </w:trPr>
         <w:tc>
           <w:tcPr>
-            <w:tcW w:w="7886" w:type="dxa"/>
+            <w:tcW w:type="dxa" w:w="7886"/>
           </w:tcPr>
           <w:p>
             <w:pPr>
@@ -1383,7 +1328,7 @@
         </w:tc>
         <w:tc>
           <w:tcPr>
-            <w:tcW w:w="1474" w:type="dxa"/>
+            <w:tcW w:type="dxa" w:w="1474"/>
           </w:tcPr>
           <w:p>
             <w:pPr>
@@ -1402,11 +1347,10 @@
       <w:tr>
         <w:trPr>
           <w:cantSplit/>
-          <w:jc w:val="center"/>
         </w:trPr>
         <w:tc>
           <w:tcPr>
-            <w:tcW w:w="7886" w:type="dxa"/>
+            <w:tcW w:type="dxa" w:w="7886"/>
           </w:tcPr>
           <w:p>
             <w:pPr>
@@ -1422,7 +1366,7 @@
         </w:tc>
         <w:tc>
           <w:tcPr>
-            <w:tcW w:w="1474" w:type="dxa"/>
+            <w:tcW w:type="dxa" w:w="1474"/>
           </w:tcPr>
           <w:p>
             <w:pPr>
@@ -1441,11 +1385,10 @@
       <w:tr>
         <w:trPr>
           <w:cantSplit/>
-          <w:jc w:val="center"/>
         </w:trPr>
         <w:tc>
           <w:tcPr>
-            <w:tcW w:w="7886" w:type="dxa"/>
+            <w:tcW w:type="dxa" w:w="7886"/>
           </w:tcPr>
           <w:p>
             <w:pPr>
@@ -1461,7 +1404,7 @@
         </w:tc>
         <w:tc>
           <w:tcPr>
-            <w:tcW w:w="1474" w:type="dxa"/>
+            <w:tcW w:type="dxa" w:w="1474"/>
           </w:tcPr>
           <w:p>
             <w:pPr>
@@ -1480,11 +1423,10 @@
       <w:tr>
         <w:trPr>
           <w:cantSplit/>
-          <w:jc w:val="center"/>
         </w:trPr>
         <w:tc>
           <w:tcPr>
-            <w:tcW w:w="7886" w:type="dxa"/>
+            <w:tcW w:type="dxa" w:w="7886"/>
           </w:tcPr>
           <w:p>
             <w:pPr>
@@ -1500,7 +1442,7 @@
         </w:tc>
         <w:tc>
           <w:tcPr>
-            <w:tcW w:w="1474" w:type="dxa"/>
+            <w:tcW w:type="dxa" w:w="1474"/>
           </w:tcPr>
           <w:p>
             <w:pPr>
@@ -1519,11 +1461,10 @@
       <w:tr>
         <w:trPr>
           <w:cantSplit/>
-          <w:jc w:val="center"/>
         </w:trPr>
         <w:tc>
           <w:tcPr>
-            <w:tcW w:w="7886" w:type="dxa"/>
+            <w:tcW w:type="dxa" w:w="7886"/>
           </w:tcPr>
           <w:p>
             <w:pPr>
@@ -1539,7 +1480,7 @@
         </w:tc>
         <w:tc>
           <w:tcPr>
-            <w:tcW w:w="1474" w:type="dxa"/>
+            <w:tcW w:type="dxa" w:w="1474"/>
           </w:tcPr>
           <w:p>
             <w:pPr>
@@ -1601,6 +1542,7 @@
     <w:p>
       <w:pPr>
         <w:pStyle w:val="Heading2"/>
+        <w:keepNext/>
         <w:spacing w:before="200" w:after="80"/>
       </w:pPr>
       <w:r>
@@ -1684,15 +1626,7 @@
         <w:t>HW4:</w:t>
       </w:r>
       <w:r>
-        <w:t xml:space="preserve"> fine-tuning and adapting LLMs (</w:t>
-      </w:r>
-      <w:proofErr w:type="spellStart"/>
-      <w:r>
-        <w:t>LoRA</w:t>
-      </w:r>
-      <w:proofErr w:type="spellEnd"/>
-      <w:r>
-        <w:t>/PEFT)</w:t>
+        <w:t xml:space="preserve"> fine-tuning and adapting LLMs (LoRA/PEFT)</w:t>
       </w:r>
     </w:p>
     <w:p>
@@ -1735,13 +1669,8 @@
       <w:pPr>
         <w:spacing w:after="120"/>
       </w:pPr>
-      <w:proofErr w:type="spellStart"/>
-      <w:r>
-        <w:t>Homeworks</w:t>
-      </w:r>
-      <w:proofErr w:type="spellEnd"/>
-      <w:r>
-        <w:t xml:space="preserve"> are </w:t>
+      <w:r>
+        <w:t xml:space="preserve">Homeworks are </w:t>
       </w:r>
       <w:r>
         <w:rPr>
@@ -1764,20 +1693,13 @@
         <w:t>Code must run to receive credit.</w:t>
       </w:r>
       <w:r>
-        <w:t xml:space="preserve"> Every homework </w:t>
-      </w:r>
-      <w:proofErr w:type="gramStart"/>
-      <w:r>
-        <w:t>ships</w:t>
-      </w:r>
-      <w:proofErr w:type="gramEnd"/>
-      <w:r>
-        <w:t xml:space="preserve"> with tests and must run inside the course Docker image. If you submit code that crashes on import or fails to run at all, you will receive no more than 25% credit until it is fixed and resubmitted.</w:t>
+        <w:t xml:space="preserve"> Every homework ships with tests and must run inside the course Docker image. If you submit code that crashes on import or fails to run at all, you will receive no more than 25% credit until it is fixed and resubmitted.</w:t>
       </w:r>
     </w:p>
     <w:p>
       <w:pPr>
         <w:pStyle w:val="Heading2"/>
+        <w:keepNext/>
         <w:spacing w:before="200" w:after="80"/>
       </w:pPr>
       <w:r>
@@ -1817,7 +1739,7 @@
           <w:numId w:val="8"/>
         </w:numPr>
         <w:spacing w:after="60"/>
-        <w:ind w:left="504"/>
+        <w:ind w:left="504" w:hanging="360"/>
       </w:pPr>
       <w:r>
         <w:t xml:space="preserve">A quiz may only test </w:t>
@@ -1839,7 +1761,7 @@
           <w:numId w:val="8"/>
         </w:numPr>
         <w:spacing w:after="60"/>
-        <w:ind w:left="504"/>
+        <w:ind w:left="504" w:hanging="360"/>
       </w:pPr>
       <w:r>
         <w:rPr>
@@ -1858,30 +1780,22 @@
           <w:numId w:val="8"/>
         </w:numPr>
         <w:spacing w:after="60"/>
-        <w:ind w:left="504"/>
-      </w:pPr>
-      <w:r>
-        <w:rPr>
-          <w:b/>
-        </w:rPr>
-        <w:lastRenderedPageBreak/>
+        <w:ind w:left="504" w:hanging="360"/>
+      </w:pPr>
+      <w:r>
+        <w:rPr>
+          <w:b/>
+        </w:rPr>
         <w:t>A missed quiz can be made up, and scheduling it is your job.</w:t>
       </w:r>
       <w:r>
-        <w:t xml:space="preserve"> Email me within a week of the quiz you </w:t>
-      </w:r>
-      <w:proofErr w:type="gramStart"/>
-      <w:r>
-        <w:t>missed</w:t>
-      </w:r>
-      <w:proofErr w:type="gramEnd"/>
-      <w:r>
-        <w:t xml:space="preserve"> and we will find a time in office hours. I do not track down students who missed a quiz, and an unscheduled make-up simply stays a zero.</w:t>
+        <w:t xml:space="preserve"> Email me within a week of the quiz you missed and we will find a time in office hours. I do not track down students who missed a quiz, and an unscheduled make-up simply stays a zero.</w:t>
       </w:r>
     </w:p>
     <w:p>
       <w:pPr>
         <w:pStyle w:val="Heading2"/>
+        <w:keepNext/>
         <w:spacing w:before="200" w:after="80"/>
       </w:pPr>
       <w:r>
@@ -1895,19 +1809,11 @@
       <w:r>
         <w:t xml:space="preserve">Half of the points you lose on a </w:t>
       </w:r>
-      <w:proofErr w:type="gramStart"/>
-      <w:r>
-        <w:rPr>
-          <w:b/>
-        </w:rPr>
-        <w:t>quiz</w:t>
-      </w:r>
-      <w:proofErr w:type="gramEnd"/>
-      <w:r>
-        <w:rPr>
-          <w:b/>
-        </w:rPr>
-        <w:t xml:space="preserve"> or the midterm</w:t>
+      <w:r>
+        <w:rPr>
+          <w:b/>
+        </w:rPr>
+        <w:t>quiz or the midterm</w:t>
       </w:r>
       <w:r>
         <w:t xml:space="preserve"> can be earned back. Bring the corrected work to office hours, show me the fix, and explain it to me out loud. If the explanation holds up, </w:t>
@@ -1929,7 +1835,7 @@
           <w:numId w:val="8"/>
         </w:numPr>
         <w:spacing w:after="60"/>
-        <w:ind w:left="504"/>
+        <w:ind w:left="504" w:hanging="360"/>
       </w:pPr>
       <w:r>
         <w:rPr>
@@ -1948,7 +1854,7 @@
           <w:numId w:val="8"/>
         </w:numPr>
         <w:spacing w:after="60"/>
-        <w:ind w:left="504"/>
+        <w:ind w:left="504" w:hanging="360"/>
       </w:pPr>
       <w:r>
         <w:rPr>
@@ -1967,7 +1873,7 @@
           <w:numId w:val="8"/>
         </w:numPr>
         <w:spacing w:after="60"/>
-        <w:ind w:left="504"/>
+        <w:ind w:left="504" w:hanging="360"/>
       </w:pPr>
       <w:r>
         <w:rPr>
@@ -1986,7 +1892,7 @@
           <w:numId w:val="8"/>
         </w:numPr>
         <w:spacing w:after="60"/>
-        <w:ind w:left="504"/>
+        <w:ind w:left="504" w:hanging="360"/>
       </w:pPr>
       <w:r>
         <w:t xml:space="preserve">The </w:t>
@@ -2008,7 +1914,7 @@
           <w:numId w:val="8"/>
         </w:numPr>
         <w:spacing w:after="60"/>
-        <w:ind w:left="504"/>
+        <w:ind w:left="504" w:hanging="360"/>
       </w:pPr>
       <w:r>
         <w:t xml:space="preserve">The lowest quiz score is dropped </w:t>
@@ -2028,20 +1934,13 @@
         <w:spacing w:after="120"/>
       </w:pPr>
       <w:r>
-        <w:t xml:space="preserve">This exists because a wrong answer you later understand is worth something, and because the fastest way for me to find out what a class </w:t>
-      </w:r>
-      <w:proofErr w:type="gramStart"/>
-      <w:r>
-        <w:t>actually missed</w:t>
-      </w:r>
-      <w:proofErr w:type="gramEnd"/>
-      <w:r>
-        <w:t xml:space="preserve"> is to have people come explain it to me.</w:t>
+        <w:t>This exists because a wrong answer you later understand is worth something, and because the fastest way for me to find out what a class actually missed is to have people come explain it to me.</w:t>
       </w:r>
     </w:p>
     <w:p>
       <w:pPr>
         <w:pStyle w:val="Heading2"/>
+        <w:keepNext/>
         <w:spacing w:before="200" w:after="80"/>
       </w:pPr>
       <w:r>
@@ -2062,15 +1961,7 @@
         <w:t>on paper</w:t>
       </w:r>
       <w:r>
-        <w:t xml:space="preserve">, and neither involves coding at a computer. They emphasize conceptual understanding, hand-worked mechanics (small computations and labeled diagrams: count BPE merges, mask and </w:t>
-      </w:r>
-      <w:proofErr w:type="spellStart"/>
-      <w:r>
-        <w:t>softmax</w:t>
-      </w:r>
-      <w:proofErr w:type="spellEnd"/>
-      <w:r>
-        <w:t xml:space="preserve"> an attention row, label a pipeline), and reasoning about model behavior. A printed </w:t>
+        <w:t xml:space="preserve">, and neither involves coding at a computer. They emphasize conceptual understanding, hand-worked mechanics (small computations and labeled diagrams: count BPE merges, mask and softmax an attention row, label a pipeline), and reasoning about model behavior. A printed </w:t>
       </w:r>
       <w:r>
         <w:rPr>
@@ -2089,7 +1980,7 @@
           <w:numId w:val="8"/>
         </w:numPr>
         <w:spacing w:after="60"/>
-        <w:ind w:left="504"/>
+        <w:ind w:left="504" w:hanging="360"/>
       </w:pPr>
       <w:r>
         <w:rPr>
@@ -2114,7 +2005,7 @@
           <w:numId w:val="8"/>
         </w:numPr>
         <w:spacing w:after="60"/>
-        <w:ind w:left="504"/>
+        <w:ind w:left="504" w:hanging="360"/>
       </w:pPr>
       <w:r>
         <w:rPr>
@@ -2128,6 +2019,7 @@
       <w:r>
         <w:rPr>
           <w:b/>
+          <w:highlight w:val="yellow"/>
         </w:rPr>
         <w:t>[TBD: confirm against the published Class Schedule]</w:t>
       </w:r>
@@ -2190,24 +2082,16 @@
         <w:t>powered off and stored away</w:t>
       </w:r>
       <w:r>
-        <w:t xml:space="preserve"> during all quizzes and exams. Failure to follow this instruction is an Honor Code violation, </w:t>
-      </w:r>
-      <w:proofErr w:type="gramStart"/>
-      <w:r>
-        <w:t>whether or not</w:t>
-      </w:r>
-      <w:proofErr w:type="gramEnd"/>
-      <w:r>
-        <w:t xml:space="preserve"> the device was used.</w:t>
+        <w:t xml:space="preserve"> during all quizzes and exams. Failure to follow this instruction is an Honor Code violation, whether or not the device was used.</w:t>
       </w:r>
     </w:p>
     <w:p>
       <w:pPr>
         <w:pStyle w:val="Heading2"/>
+        <w:keepNext/>
         <w:spacing w:before="200" w:after="80"/>
       </w:pPr>
       <w:r>
-        <w:lastRenderedPageBreak/>
         <w:t>Semester project</w:t>
       </w:r>
     </w:p>
@@ -2266,37 +2150,34 @@
     </w:p>
     <w:tbl>
       <w:tblPr>
-        <w:tblStyle w:val="TableNormal0"/>
-        <w:tblW w:w="9359" w:type="dxa"/>
+        <w:tblW w:type="auto" w:w="0"/>
         <w:jc w:val="center"/>
-        <w:tblInd w:w="0" w:type="dxa"/>
+        <w:tblLayout w:type="fixed"/>
+        <w:tblLook w:firstColumn="1" w:firstRow="1" w:lastColumn="0" w:lastRow="0" w:noHBand="0" w:noVBand="1" w:val="04A0"/>
         <w:tblBorders>
-          <w:top w:val="single" w:sz="4" w:space="0" w:color="999999"/>
-          <w:left w:val="single" w:sz="4" w:space="0" w:color="999999"/>
-          <w:bottom w:val="single" w:sz="4" w:space="0" w:color="999999"/>
-          <w:right w:val="single" w:sz="4" w:space="0" w:color="999999"/>
-          <w:insideH w:val="single" w:sz="4" w:space="0" w:color="999999"/>
-          <w:insideV w:val="single" w:sz="4" w:space="0" w:color="999999"/>
+          <w:top w:val="single" w:sz="4" w:color="999999"/>
+          <w:left w:val="single" w:sz="4" w:color="999999"/>
+          <w:bottom w:val="single" w:sz="4" w:color="999999"/>
+          <w:right w:val="single" w:sz="4" w:color="999999"/>
+          <w:insideH w:val="single" w:sz="4" w:color="999999"/>
+          <w:insideV w:val="single" w:sz="4" w:color="999999"/>
         </w:tblBorders>
-        <w:tblLayout w:type="fixed"/>
-        <w:tblLook w:val="04A0" w:firstRow="1" w:lastRow="0" w:firstColumn="1" w:lastColumn="0" w:noHBand="0" w:noVBand="1"/>
       </w:tblPr>
       <w:tblGrid>
         <w:gridCol w:w="1691"/>
         <w:gridCol w:w="1155"/>
-        <w:gridCol w:w="1019"/>
-        <w:gridCol w:w="3602"/>
+        <w:gridCol w:w="920"/>
+        <w:gridCol w:w="3700"/>
         <w:gridCol w:w="1892"/>
       </w:tblGrid>
       <w:tr>
         <w:trPr>
           <w:cantSplit/>
           <w:tblHeader/>
-          <w:jc w:val="center"/>
         </w:trPr>
         <w:tc>
           <w:tcPr>
-            <w:tcW w:w="1691" w:type="dxa"/>
+            <w:tcW w:type="dxa" w:w="1691"/>
           </w:tcPr>
           <w:p>
             <w:pPr>
@@ -2313,7 +2194,7 @@
         </w:tc>
         <w:tc>
           <w:tcPr>
-            <w:tcW w:w="1155" w:type="dxa"/>
+            <w:tcW w:type="dxa" w:w="1155"/>
           </w:tcPr>
           <w:p>
             <w:pPr>
@@ -2330,7 +2211,7 @@
         </w:tc>
         <w:tc>
           <w:tcPr>
-            <w:tcW w:w="1019" w:type="dxa"/>
+            <w:tcW w:type="dxa" w:w="921"/>
           </w:tcPr>
           <w:p>
             <w:pPr>
@@ -2348,7 +2229,7 @@
         </w:tc>
         <w:tc>
           <w:tcPr>
-            <w:tcW w:w="3602" w:type="dxa"/>
+            <w:tcW w:type="dxa" w:w="3700"/>
           </w:tcPr>
           <w:p>
             <w:pPr>
@@ -2365,7 +2246,7 @@
         </w:tc>
         <w:tc>
           <w:tcPr>
-            <w:tcW w:w="1892" w:type="dxa"/>
+            <w:tcW w:type="dxa" w:w="1892"/>
           </w:tcPr>
           <w:p>
             <w:pPr>
@@ -2384,11 +2265,10 @@
       <w:tr>
         <w:trPr>
           <w:cantSplit/>
-          <w:jc w:val="center"/>
         </w:trPr>
         <w:tc>
           <w:tcPr>
-            <w:tcW w:w="1691" w:type="dxa"/>
+            <w:tcW w:type="dxa" w:w="1691"/>
           </w:tcPr>
           <w:p>
             <w:pPr>
@@ -2404,7 +2284,7 @@
         </w:tc>
         <w:tc>
           <w:tcPr>
-            <w:tcW w:w="1155" w:type="dxa"/>
+            <w:tcW w:type="dxa" w:w="1155"/>
           </w:tcPr>
           <w:p>
             <w:pPr>
@@ -2420,7 +2300,7 @@
         </w:tc>
         <w:tc>
           <w:tcPr>
-            <w:tcW w:w="1019" w:type="dxa"/>
+            <w:tcW w:type="dxa" w:w="921"/>
           </w:tcPr>
           <w:p>
             <w:pPr>
@@ -2437,7 +2317,7 @@
         </w:tc>
         <w:tc>
           <w:tcPr>
-            <w:tcW w:w="3602" w:type="dxa"/>
+            <w:tcW w:type="dxa" w:w="3700"/>
           </w:tcPr>
           <w:p>
             <w:pPr>
@@ -2453,7 +2333,7 @@
         </w:tc>
         <w:tc>
           <w:tcPr>
-            <w:tcW w:w="1892" w:type="dxa"/>
+            <w:tcW w:type="dxa" w:w="1892"/>
           </w:tcPr>
           <w:p>
             <w:pPr>
@@ -2471,11 +2351,10 @@
       <w:tr>
         <w:trPr>
           <w:cantSplit/>
-          <w:jc w:val="center"/>
         </w:trPr>
         <w:tc>
           <w:tcPr>
-            <w:tcW w:w="1691" w:type="dxa"/>
+            <w:tcW w:type="dxa" w:w="1691"/>
           </w:tcPr>
           <w:p>
             <w:pPr>
@@ -2491,7 +2370,7 @@
         </w:tc>
         <w:tc>
           <w:tcPr>
-            <w:tcW w:w="1155" w:type="dxa"/>
+            <w:tcW w:type="dxa" w:w="1155"/>
           </w:tcPr>
           <w:p>
             <w:pPr>
@@ -2507,7 +2386,7 @@
         </w:tc>
         <w:tc>
           <w:tcPr>
-            <w:tcW w:w="1019" w:type="dxa"/>
+            <w:tcW w:type="dxa" w:w="921"/>
           </w:tcPr>
           <w:p>
             <w:pPr>
@@ -2524,7 +2403,7 @@
         </w:tc>
         <w:tc>
           <w:tcPr>
-            <w:tcW w:w="3602" w:type="dxa"/>
+            <w:tcW w:type="dxa" w:w="3700"/>
           </w:tcPr>
           <w:p>
             <w:pPr>
@@ -2540,7 +2419,7 @@
         </w:tc>
         <w:tc>
           <w:tcPr>
-            <w:tcW w:w="1892" w:type="dxa"/>
+            <w:tcW w:type="dxa" w:w="1892"/>
           </w:tcPr>
           <w:p>
             <w:pPr>
@@ -2558,11 +2437,10 @@
       <w:tr>
         <w:trPr>
           <w:cantSplit/>
-          <w:jc w:val="center"/>
         </w:trPr>
         <w:tc>
           <w:tcPr>
-            <w:tcW w:w="1691" w:type="dxa"/>
+            <w:tcW w:type="dxa" w:w="1691"/>
           </w:tcPr>
           <w:p>
             <w:pPr>
@@ -2578,7 +2456,7 @@
         </w:tc>
         <w:tc>
           <w:tcPr>
-            <w:tcW w:w="1155" w:type="dxa"/>
+            <w:tcW w:type="dxa" w:w="1155"/>
           </w:tcPr>
           <w:p>
             <w:pPr>
@@ -2594,7 +2472,7 @@
         </w:tc>
         <w:tc>
           <w:tcPr>
-            <w:tcW w:w="1019" w:type="dxa"/>
+            <w:tcW w:type="dxa" w:w="921"/>
           </w:tcPr>
           <w:p>
             <w:pPr>
@@ -2611,31 +2489,23 @@
         </w:tc>
         <w:tc>
           <w:tcPr>
-            <w:tcW w:w="3602" w:type="dxa"/>
+            <w:tcW w:type="dxa" w:w="3700"/>
           </w:tcPr>
           <w:p>
             <w:pPr>
               <w:spacing w:before="40" w:after="40"/>
             </w:pPr>
-            <w:proofErr w:type="gramStart"/>
             <w:r>
               <w:rPr>
                 <w:sz w:val="22"/>
               </w:rPr>
-              <w:t>6 to 8 page</w:t>
-            </w:r>
-            <w:proofErr w:type="gramEnd"/>
-            <w:r>
-              <w:rPr>
-                <w:sz w:val="22"/>
-              </w:rPr>
-              <w:t xml:space="preserve"> report plus a 5 to 8 minute talk or demo and 2 minutes of Q&amp;A</w:t>
-            </w:r>
-          </w:p>
-        </w:tc>
-        <w:tc>
-          <w:tcPr>
-            <w:tcW w:w="1892" w:type="dxa"/>
+              <w:t>6 to 8 page report plus a 5 to 8 minute talk or demo and 2 minutes of Q&amp;A</w:t>
+            </w:r>
+          </w:p>
+        </w:tc>
+        <w:tc>
+          <w:tcPr>
+            <w:tcW w:type="dxa" w:w="1892"/>
           </w:tcPr>
           <w:p>
             <w:pPr>
@@ -2663,7 +2533,7 @@
           <w:numId w:val="8"/>
         </w:numPr>
         <w:spacing w:after="60"/>
-        <w:ind w:left="504"/>
+        <w:ind w:left="504" w:hanging="360"/>
       </w:pPr>
       <w:r>
         <w:t xml:space="preserve">The </w:t>
@@ -2672,32 +2542,18 @@
         <w:rPr>
           <w:b/>
         </w:rPr>
-        <w:t xml:space="preserve">final report is written in LaTeX using the </w:t>
-      </w:r>
-      <w:proofErr w:type="spellStart"/>
-      <w:r>
-        <w:rPr>
-          <w:b/>
-        </w:rPr>
-        <w:t>NeurIPS</w:t>
-      </w:r>
-      <w:proofErr w:type="spellEnd"/>
-      <w:r>
-        <w:rPr>
-          <w:b/>
-        </w:rPr>
-        <w:t xml:space="preserve"> template</w:t>
+        <w:t>final report is written in LaTeX using the NeurIPS template</w:t>
       </w:r>
       <w:r>
         <w:t xml:space="preserve"> (</w:t>
       </w:r>
-      <w:hyperlink r:id="rId10">
+      <w:hyperlink r:id="rId22">
         <w:r>
           <w:rPr>
             <w:color w:val="1155CC"/>
             <w:u w:val="single"/>
           </w:rPr>
-          <w:t>Overleaf template</w:t>
+          <w:t xml:space="preserve">Overleaf template</w:t>
         </w:r>
       </w:hyperlink>
       <w:r>
@@ -2711,7 +2567,7 @@
           <w:numId w:val="8"/>
         </w:numPr>
         <w:spacing w:after="60"/>
-        <w:ind w:left="504"/>
+        <w:ind w:left="504" w:hanging="360"/>
       </w:pPr>
       <w:r>
         <w:t xml:space="preserve">The </w:t>
@@ -2723,25 +2579,17 @@
         <w:t>checkpoint is a peer-review round, not a presentation</w:t>
       </w:r>
       <w:r>
-        <w:t xml:space="preserve">: you sit in a group of four drawn from different projects, and each person gets 3 minutes to present their page and 4 minutes of critique from the other three. I join one group per round. Every student </w:t>
-      </w:r>
-      <w:proofErr w:type="gramStart"/>
-      <w:r>
-        <w:t>leaves</w:t>
-      </w:r>
-      <w:proofErr w:type="gramEnd"/>
-      <w:r>
-        <w:t xml:space="preserve"> having been critiqued by three peers and the instructor.</w:t>
-      </w:r>
-    </w:p>
-    <w:p>
-      <w:pPr>
-        <w:numPr>
-          <w:ilvl w:val="0"/>
-          <w:numId w:val="8"/>
-        </w:numPr>
-        <w:spacing w:after="60"/>
-        <w:ind w:left="504"/>
+        <w:t>: you sit in a group of four drawn from different projects, and each person gets 3 minutes to present their page and 4 minutes of critique from the other three. I join one group per round. Every student leaves having been critiqued by three peers and the instructor.</w:t>
+      </w:r>
+    </w:p>
+    <w:p>
+      <w:pPr>
+        <w:numPr>
+          <w:ilvl w:val="0"/>
+          <w:numId w:val="8"/>
+        </w:numPr>
+        <w:spacing w:after="60"/>
+        <w:ind w:left="504" w:hanging="360"/>
       </w:pPr>
       <w:r>
         <w:t xml:space="preserve">Dedicated </w:t>
@@ -2763,21 +2611,13 @@
           <w:numId w:val="8"/>
         </w:numPr>
         <w:spacing w:after="60"/>
-        <w:ind w:left="504"/>
-      </w:pPr>
-      <w:proofErr w:type="gramStart"/>
-      <w:r>
-        <w:rPr>
-          <w:b/>
-        </w:rPr>
-        <w:t>Team work</w:t>
-      </w:r>
-      <w:proofErr w:type="gramEnd"/>
-      <w:r>
-        <w:rPr>
-          <w:b/>
-        </w:rPr>
-        <w:t xml:space="preserve"> is expected to be shared work.</w:t>
+        <w:ind w:left="504" w:hanging="360"/>
+      </w:pPr>
+      <w:r>
+        <w:rPr>
+          <w:b/>
+        </w:rPr>
+        <w:t>Team work is expected to be shared work.</w:t>
       </w:r>
       <w:r>
         <w:t xml:space="preserve"> Each final report includes a per-member contribution statement, and a </w:t>
@@ -2812,6 +2652,7 @@
     <w:p>
       <w:pPr>
         <w:pStyle w:val="Heading2"/>
+        <w:keepNext/>
         <w:spacing w:before="200" w:after="80"/>
       </w:pPr>
       <w:r>
@@ -2848,7 +2689,6 @@
         <w:rPr>
           <w:b/>
         </w:rPr>
-        <w:lastRenderedPageBreak/>
         <w:t>Excessive absences.</w:t>
       </w:r>
       <w:r>
@@ -2861,15 +2701,7 @@
         <w:t>six absences</w:t>
       </w:r>
       <w:r>
-        <w:t xml:space="preserve"> (three weeks of class) </w:t>
-      </w:r>
-      <w:proofErr w:type="gramStart"/>
-      <w:r>
-        <w:t>is</w:t>
-      </w:r>
-      <w:proofErr w:type="gramEnd"/>
-      <w:r>
-        <w:t xml:space="preserve"> excessive. At that point I will contact you and may, per the Faculty Handbook, remove you from the course. If circumstances are pushing you toward that line, talk to me before you cross it, not after.</w:t>
+        <w:t xml:space="preserve"> (three weeks of class) is excessive. At that point I will contact you and may, per the Faculty Handbook, remove you from the course. If circumstances are pushing you toward that line, talk to me before you cross it, not after.</w:t>
       </w:r>
     </w:p>
     <w:p>
@@ -2883,15 +2715,7 @@
         <w:t>University-sponsored events.</w:t>
       </w:r>
       <w:r>
-        <w:t xml:space="preserve"> You will not be penalized for missing class for a </w:t>
-      </w:r>
-      <w:proofErr w:type="gramStart"/>
-      <w:r>
-        <w:t>University</w:t>
-      </w:r>
-      <w:proofErr w:type="gramEnd"/>
-      <w:r>
-        <w:t xml:space="preserve">-sponsored event such as a debate tournament, choral performance, or Division III athletic match. You must notify me </w:t>
+        <w:t xml:space="preserve"> You will not be penalized for missing class for a University-sponsored event such as a debate tournament, choral performance, or Division III athletic match. You must notify me </w:t>
       </w:r>
       <w:r>
         <w:rPr>
@@ -2916,13 +2740,13 @@
       <w:r>
         <w:t xml:space="preserve"> If you are dealing with an extended medical situation, a family emergency, or another serious disruption, work with the </w:t>
       </w:r>
-      <w:hyperlink r:id="rId11">
+      <w:hyperlink r:id="rId23">
         <w:r>
           <w:rPr>
             <w:color w:val="1155CC"/>
             <w:u w:val="single"/>
           </w:rPr>
-          <w:t>Office of the Dean of Students</w:t>
+          <w:t xml:space="preserve">Office of the Dean of Students</w:t>
         </w:r>
       </w:hyperlink>
       <w:r>
@@ -2942,13 +2766,13 @@
       <w:r>
         <w:t xml:space="preserve"> Students with attendance or testing accommodations approved by </w:t>
       </w:r>
-      <w:hyperlink r:id="rId12">
+      <w:hyperlink r:id="rId16">
         <w:r>
           <w:rPr>
             <w:color w:val="1155CC"/>
             <w:u w:val="single"/>
           </w:rPr>
-          <w:t>Student Accessibility Services</w:t>
+          <w:t xml:space="preserve">Student Accessibility Services</w:t>
         </w:r>
       </w:hyperlink>
       <w:r>
@@ -2958,6 +2782,7 @@
     <w:p>
       <w:pPr>
         <w:pStyle w:val="Heading2"/>
+        <w:keepNext/>
         <w:spacing w:before="200" w:after="80"/>
       </w:pPr>
       <w:r>
@@ -2971,7 +2796,7 @@
           <w:numId w:val="8"/>
         </w:numPr>
         <w:spacing w:after="60"/>
-        <w:ind w:left="504"/>
+        <w:ind w:left="504" w:hanging="360"/>
       </w:pPr>
       <w:r>
         <w:rPr>
@@ -2990,7 +2815,7 @@
           <w:numId w:val="8"/>
         </w:numPr>
         <w:spacing w:after="60"/>
-        <w:ind w:left="504"/>
+        <w:ind w:left="504" w:hanging="360"/>
       </w:pPr>
       <w:r>
         <w:rPr>
@@ -3009,7 +2834,7 @@
           <w:numId w:val="8"/>
         </w:numPr>
         <w:spacing w:after="60"/>
-        <w:ind w:left="504"/>
+        <w:ind w:left="504" w:hanging="360"/>
       </w:pPr>
       <w:r>
         <w:rPr>
@@ -3037,7 +2862,7 @@
           <w:numId w:val="8"/>
         </w:numPr>
         <w:spacing w:after="60"/>
-        <w:ind w:left="504"/>
+        <w:ind w:left="504" w:hanging="360"/>
       </w:pPr>
       <w:r>
         <w:rPr>
@@ -3046,15 +2871,7 @@
         <w:t>Exams</w:t>
       </w:r>
       <w:r>
-        <w:t xml:space="preserve"> can be made up only for a documented conflict with a </w:t>
-      </w:r>
-      <w:proofErr w:type="gramStart"/>
-      <w:r>
-        <w:t>University</w:t>
-      </w:r>
-      <w:proofErr w:type="gramEnd"/>
-      <w:r>
-        <w:t xml:space="preserve">-sponsored activity, a medical emergency, a religious holiday, or with </w:t>
+        <w:t xml:space="preserve"> can be made up only for a documented conflict with a University-sponsored activity, a medical emergency, a religious holiday, or with </w:t>
       </w:r>
       <w:r>
         <w:rPr>
@@ -3073,7 +2890,7 @@
           <w:numId w:val="8"/>
         </w:numPr>
         <w:spacing w:after="60"/>
-        <w:ind w:left="504"/>
+        <w:ind w:left="504" w:hanging="360"/>
       </w:pPr>
       <w:r>
         <w:rPr>
@@ -3096,6 +2913,7 @@
     <w:p>
       <w:pPr>
         <w:pStyle w:val="Heading1"/>
+        <w:keepNext/>
         <w:spacing w:before="320" w:after="80"/>
       </w:pPr>
       <w:r>
@@ -3104,20 +2922,18 @@
     </w:p>
     <w:tbl>
       <w:tblPr>
-        <w:tblStyle w:val="TableNormal0"/>
-        <w:tblW w:w="0" w:type="auto"/>
+        <w:tblW w:type="auto" w:w="0"/>
         <w:jc w:val="center"/>
-        <w:tblInd w:w="0" w:type="dxa"/>
+        <w:tblLayout w:type="fixed"/>
+        <w:tblLook w:firstColumn="1" w:firstRow="1" w:lastColumn="0" w:lastRow="0" w:noHBand="0" w:noVBand="1" w:val="04A0"/>
         <w:tblBorders>
-          <w:top w:val="single" w:sz="4" w:space="0" w:color="999999"/>
-          <w:left w:val="single" w:sz="4" w:space="0" w:color="999999"/>
-          <w:bottom w:val="single" w:sz="4" w:space="0" w:color="999999"/>
-          <w:right w:val="single" w:sz="4" w:space="0" w:color="999999"/>
-          <w:insideH w:val="single" w:sz="4" w:space="0" w:color="999999"/>
-          <w:insideV w:val="single" w:sz="4" w:space="0" w:color="999999"/>
+          <w:top w:val="single" w:sz="4" w:color="999999"/>
+          <w:left w:val="single" w:sz="4" w:color="999999"/>
+          <w:bottom w:val="single" w:sz="4" w:color="999999"/>
+          <w:right w:val="single" w:sz="4" w:color="999999"/>
+          <w:insideH w:val="single" w:sz="4" w:color="999999"/>
+          <w:insideV w:val="single" w:sz="4" w:color="999999"/>
         </w:tblBorders>
-        <w:tblLayout w:type="fixed"/>
-        <w:tblLook w:val="04A0" w:firstRow="1" w:lastRow="0" w:firstColumn="1" w:lastColumn="0" w:noHBand="0" w:noVBand="1"/>
       </w:tblPr>
       <w:tblGrid>
         <w:gridCol w:w="5360"/>
@@ -3127,11 +2943,10 @@
         <w:trPr>
           <w:cantSplit/>
           <w:tblHeader/>
-          <w:jc w:val="center"/>
         </w:trPr>
         <w:tc>
           <w:tcPr>
-            <w:tcW w:w="5360" w:type="dxa"/>
+            <w:tcW w:type="dxa" w:w="5360"/>
           </w:tcPr>
           <w:p>
             <w:pPr>
@@ -3148,7 +2963,7 @@
         </w:tc>
         <w:tc>
           <w:tcPr>
-            <w:tcW w:w="4000" w:type="dxa"/>
+            <w:tcW w:type="dxa" w:w="4000"/>
           </w:tcPr>
           <w:p>
             <w:pPr>
@@ -3167,11 +2982,10 @@
       <w:tr>
         <w:trPr>
           <w:cantSplit/>
-          <w:jc w:val="center"/>
         </w:trPr>
         <w:tc>
           <w:tcPr>
-            <w:tcW w:w="5360" w:type="dxa"/>
+            <w:tcW w:type="dxa" w:w="5360"/>
           </w:tcPr>
           <w:p>
             <w:pPr>
@@ -3187,7 +3001,7 @@
         </w:tc>
         <w:tc>
           <w:tcPr>
-            <w:tcW w:w="4000" w:type="dxa"/>
+            <w:tcW w:type="dxa" w:w="4000"/>
           </w:tcPr>
           <w:p>
             <w:pPr>
@@ -3205,11 +3019,10 @@
       <w:tr>
         <w:trPr>
           <w:cantSplit/>
-          <w:jc w:val="center"/>
         </w:trPr>
         <w:tc>
           <w:tcPr>
-            <w:tcW w:w="5360" w:type="dxa"/>
+            <w:tcW w:type="dxa" w:w="5360"/>
           </w:tcPr>
           <w:p>
             <w:pPr>
@@ -3225,7 +3038,7 @@
         </w:tc>
         <w:tc>
           <w:tcPr>
-            <w:tcW w:w="4000" w:type="dxa"/>
+            <w:tcW w:type="dxa" w:w="4000"/>
           </w:tcPr>
           <w:p>
             <w:pPr>
@@ -3243,11 +3056,10 @@
       <w:tr>
         <w:trPr>
           <w:cantSplit/>
-          <w:jc w:val="center"/>
         </w:trPr>
         <w:tc>
           <w:tcPr>
-            <w:tcW w:w="5360" w:type="dxa"/>
+            <w:tcW w:type="dxa" w:w="5360"/>
           </w:tcPr>
           <w:p>
             <w:pPr>
@@ -3263,7 +3075,7 @@
         </w:tc>
         <w:tc>
           <w:tcPr>
-            <w:tcW w:w="4000" w:type="dxa"/>
+            <w:tcW w:type="dxa" w:w="4000"/>
           </w:tcPr>
           <w:p>
             <w:pPr>
@@ -3281,11 +3093,10 @@
       <w:tr>
         <w:trPr>
           <w:cantSplit/>
-          <w:jc w:val="center"/>
         </w:trPr>
         <w:tc>
           <w:tcPr>
-            <w:tcW w:w="5360" w:type="dxa"/>
+            <w:tcW w:type="dxa" w:w="5360"/>
           </w:tcPr>
           <w:p>
             <w:pPr>
@@ -3301,7 +3112,7 @@
         </w:tc>
         <w:tc>
           <w:tcPr>
-            <w:tcW w:w="4000" w:type="dxa"/>
+            <w:tcW w:type="dxa" w:w="4000"/>
           </w:tcPr>
           <w:p>
             <w:pPr>
@@ -3319,11 +3130,10 @@
       <w:tr>
         <w:trPr>
           <w:cantSplit/>
-          <w:jc w:val="center"/>
         </w:trPr>
         <w:tc>
           <w:tcPr>
-            <w:tcW w:w="5360" w:type="dxa"/>
+            <w:tcW w:type="dxa" w:w="5360"/>
           </w:tcPr>
           <w:p>
             <w:pPr>
@@ -3333,14 +3143,13 @@
               <w:rPr>
                 <w:sz w:val="22"/>
               </w:rPr>
-              <w:lastRenderedPageBreak/>
               <w:t>Final project presentations begin (our last class meeting)</w:t>
             </w:r>
           </w:p>
         </w:tc>
         <w:tc>
           <w:tcPr>
-            <w:tcW w:w="4000" w:type="dxa"/>
+            <w:tcW w:type="dxa" w:w="4000"/>
           </w:tcPr>
           <w:p>
             <w:pPr>
@@ -3358,11 +3167,10 @@
       <w:tr>
         <w:trPr>
           <w:cantSplit/>
-          <w:jc w:val="center"/>
         </w:trPr>
         <w:tc>
           <w:tcPr>
-            <w:tcW w:w="5360" w:type="dxa"/>
+            <w:tcW w:type="dxa" w:w="5360"/>
           </w:tcPr>
           <w:p>
             <w:pPr>
@@ -3379,7 +3187,7 @@
         </w:tc>
         <w:tc>
           <w:tcPr>
-            <w:tcW w:w="4000" w:type="dxa"/>
+            <w:tcW w:type="dxa" w:w="4000"/>
           </w:tcPr>
           <w:p>
             <w:pPr>
@@ -3398,11 +3206,10 @@
       <w:tr>
         <w:trPr>
           <w:cantSplit/>
-          <w:jc w:val="center"/>
         </w:trPr>
         <w:tc>
           <w:tcPr>
-            <w:tcW w:w="5360" w:type="dxa"/>
+            <w:tcW w:type="dxa" w:w="5360"/>
           </w:tcPr>
           <w:p>
             <w:pPr>
@@ -3418,7 +3225,7 @@
         </w:tc>
         <w:tc>
           <w:tcPr>
-            <w:tcW w:w="4000" w:type="dxa"/>
+            <w:tcW w:type="dxa" w:w="4000"/>
           </w:tcPr>
           <w:p>
             <w:pPr>
@@ -3436,11 +3243,10 @@
       <w:tr>
         <w:trPr>
           <w:cantSplit/>
-          <w:jc w:val="center"/>
         </w:trPr>
         <w:tc>
           <w:tcPr>
-            <w:tcW w:w="5360" w:type="dxa"/>
+            <w:tcW w:type="dxa" w:w="5360"/>
           </w:tcPr>
           <w:p>
             <w:pPr>
@@ -3456,7 +3262,7 @@
         </w:tc>
         <w:tc>
           <w:tcPr>
-            <w:tcW w:w="4000" w:type="dxa"/>
+            <w:tcW w:type="dxa" w:w="4000"/>
           </w:tcPr>
           <w:p>
             <w:pPr>
@@ -3474,11 +3280,10 @@
       <w:tr>
         <w:trPr>
           <w:cantSplit/>
-          <w:jc w:val="center"/>
         </w:trPr>
         <w:tc>
           <w:tcPr>
-            <w:tcW w:w="5360" w:type="dxa"/>
+            <w:tcW w:type="dxa" w:w="5360"/>
           </w:tcPr>
           <w:p>
             <w:pPr>
@@ -3494,7 +3299,7 @@
         </w:tc>
         <w:tc>
           <w:tcPr>
-            <w:tcW w:w="4000" w:type="dxa"/>
+            <w:tcW w:type="dxa" w:w="4000"/>
           </w:tcPr>
           <w:p>
             <w:pPr>
@@ -3510,6 +3315,7 @@
               <w:rPr>
                 <w:b/>
                 <w:sz w:val="22"/>
+                <w:highlight w:val="yellow"/>
               </w:rPr>
               <w:t>[TBD]</w:t>
             </w:r>
@@ -3539,6 +3345,7 @@
     <w:p>
       <w:pPr>
         <w:pStyle w:val="Heading1"/>
+        <w:keepNext/>
         <w:spacing w:before="320" w:after="80"/>
       </w:pPr>
       <w:r>
@@ -3556,6 +3363,7 @@
     <w:p>
       <w:pPr>
         <w:pStyle w:val="Heading2"/>
+        <w:keepNext/>
         <w:spacing w:before="200" w:after="80"/>
       </w:pPr>
       <w:r>
@@ -3576,15 +3384,7 @@
         <w:t>except</w:t>
       </w:r>
       <w:r>
-        <w:t xml:space="preserve"> for the semester project, which is graded </w:t>
-      </w:r>
-      <w:proofErr w:type="gramStart"/>
-      <w:r>
-        <w:t>team work</w:t>
-      </w:r>
-      <w:proofErr w:type="gramEnd"/>
-      <w:r>
-        <w:t>, and in-class activities explicitly designated as pair or team work. All graded work is pledged work.</w:t>
+        <w:t xml:space="preserve"> for the semester project, which is graded team work, and in-class activities explicitly designated as pair or team work. All graded work is pledged work.</w:t>
       </w:r>
     </w:p>
     <w:p>
@@ -3616,7 +3416,7 @@
           <w:numId w:val="8"/>
         </w:numPr>
         <w:spacing w:after="60"/>
-        <w:ind w:left="504"/>
+        <w:ind w:left="504" w:hanging="360"/>
       </w:pPr>
       <w:r>
         <w:t>Discussing a general approach with a classmate, such as whether a problem calls for a dictionary or a counter.</w:t>
@@ -3629,7 +3429,7 @@
           <w:numId w:val="8"/>
         </w:numPr>
         <w:spacing w:after="60"/>
-        <w:ind w:left="504"/>
+        <w:ind w:left="504" w:hanging="360"/>
       </w:pPr>
       <w:r>
         <w:t>Working closely with your project teammates on the shared project codebase.</w:t>
@@ -3642,7 +3442,7 @@
           <w:numId w:val="8"/>
         </w:numPr>
         <w:spacing w:after="60"/>
-        <w:ind w:left="504"/>
+        <w:ind w:left="504" w:hanging="360"/>
       </w:pPr>
       <w:r>
         <w:t>Asking a tutor about specific syntax or a library API.</w:t>
@@ -3655,7 +3455,7 @@
           <w:numId w:val="8"/>
         </w:numPr>
         <w:spacing w:after="60"/>
-        <w:ind w:left="504"/>
+        <w:ind w:left="504" w:hanging="360"/>
       </w:pPr>
       <w:r>
         <w:t>Comparing program outputs with a classmate to decide whether you are getting correct results.</w:t>
@@ -3668,19 +3468,10 @@
           <w:numId w:val="8"/>
         </w:numPr>
         <w:spacing w:after="60"/>
-        <w:ind w:left="504"/>
-      </w:pPr>
-      <w:r>
-        <w:lastRenderedPageBreak/>
-        <w:t xml:space="preserve">Comparing your code with a </w:t>
-      </w:r>
-      <w:proofErr w:type="gramStart"/>
-      <w:r>
-        <w:t>classmate's</w:t>
-      </w:r>
-      <w:proofErr w:type="gramEnd"/>
-      <w:r>
-        <w:t xml:space="preserve"> </w:t>
+        <w:ind w:left="504" w:hanging="360"/>
+      </w:pPr>
+      <w:r>
+        <w:t xml:space="preserve">Comparing your code with a classmate's </w:t>
       </w:r>
       <w:r>
         <w:rPr>
@@ -3707,7 +3498,7 @@
           <w:numId w:val="8"/>
         </w:numPr>
         <w:spacing w:after="60"/>
-        <w:ind w:left="504"/>
+        <w:ind w:left="504" w:hanging="360"/>
       </w:pPr>
       <w:r>
         <w:t>Pasting any portion of your homework code into a message to another student.</w:t>
@@ -3720,7 +3511,7 @@
           <w:numId w:val="8"/>
         </w:numPr>
         <w:spacing w:after="60"/>
-        <w:ind w:left="504"/>
+        <w:ind w:left="504" w:hanging="360"/>
       </w:pPr>
       <w:r>
         <w:t>Writing the same code as another student while screen sharing.</w:t>
@@ -3733,7 +3524,7 @@
           <w:numId w:val="8"/>
         </w:numPr>
         <w:spacing w:after="60"/>
-        <w:ind w:left="504"/>
+        <w:ind w:left="504" w:hanging="360"/>
       </w:pPr>
       <w:r>
         <w:t>Using an approach given to you by a tutor or classmate without understanding the reasoning behind it.</w:t>
@@ -3746,7 +3537,7 @@
           <w:numId w:val="8"/>
         </w:numPr>
         <w:spacing w:after="60"/>
-        <w:ind w:left="504"/>
+        <w:ind w:left="504" w:hanging="360"/>
       </w:pPr>
       <w:r>
         <w:t xml:space="preserve">Comparing code with a classmate </w:t>
@@ -3768,7 +3559,7 @@
           <w:numId w:val="8"/>
         </w:numPr>
         <w:spacing w:after="60"/>
-        <w:ind w:left="504"/>
+        <w:ind w:left="504" w:hanging="360"/>
       </w:pPr>
       <w:r>
         <w:t>Submitting work generated by an AI tool without understanding it or disclosing it (see below).</w:t>
@@ -3791,6 +3582,7 @@
     <w:p>
       <w:pPr>
         <w:pStyle w:val="Heading2"/>
+        <w:keepNext/>
         <w:spacing w:before="200" w:after="80"/>
       </w:pPr>
       <w:r>
@@ -3887,20 +3679,13 @@
         <w:spacing w:after="120"/>
       </w:pPr>
       <w:r>
-        <w:t xml:space="preserve">A warning worth stating plainly: overreliance on AI will leave you unprepared for the quizzes, the exams, and, more importantly, for the moment a model confidently hands you something wrong. Learning to recognize that moment is a substantial part of what this course is for. We will discuss the responsible and ethical use of these tools in the first </w:t>
-      </w:r>
-      <w:proofErr w:type="gramStart"/>
-      <w:r>
-        <w:t>week, and</w:t>
-      </w:r>
-      <w:proofErr w:type="gramEnd"/>
-      <w:r>
-        <w:t xml:space="preserve"> return to it in Week 15.</w:t>
+        <w:t>A warning worth stating plainly: overreliance on AI will leave you unprepared for the quizzes, the exams, and, more importantly, for the moment a model confidently hands you something wrong. Learning to recognize that moment is a substantial part of what this course is for. We will discuss the responsible and ethical use of these tools in the first week, and return to it in Week 15.</w:t>
       </w:r>
     </w:p>
     <w:p>
       <w:pPr>
         <w:pStyle w:val="Heading1"/>
+        <w:keepNext/>
         <w:spacing w:before="320" w:after="80"/>
       </w:pPr>
       <w:r>
@@ -3912,16 +3697,13 @@
         <w:spacing w:after="120"/>
       </w:pPr>
       <w:r>
-        <w:t xml:space="preserve">Please be aware that all classroom instruction, including student participation in classroom activities, is subject to recording and dissemination on the University's secure course management systems (Canvas). The recordings will be made available only to </w:t>
-      </w:r>
-      <w:r>
-        <w:lastRenderedPageBreak/>
-        <w:t>students enrolled in the course to facilitate online learning and review. Students are expressly prohibited from capturing or copying classroom recordings by any means; violations will be subject to disciplinary action. Instructors who wish to use a recording outside of class must obtain the written consent of any students who are personally identifiable in the recording.</w:t>
+        <w:t>Please be aware that all classroom instruction, including student participation in classroom activities, is subject to recording and dissemination on the University's secure course management systems (Canvas). The recordings will be made available only to students enrolled in the course to facilitate online learning and review. Students are expressly prohibited from capturing or copying classroom recordings by any means; violations will be subject to disciplinary action. Instructors who wish to use a recording outside of class must obtain the written consent of any students who are personally identifiable in the recording.</w:t>
       </w:r>
     </w:p>
     <w:p>
       <w:pPr>
         <w:pStyle w:val="Heading1"/>
+        <w:keepNext/>
         <w:spacing w:before="320" w:after="80"/>
       </w:pPr>
       <w:r>
@@ -3951,80 +3733,197 @@
       <w:r>
         <w:t xml:space="preserve">If you or someone you know has experienced sexual misconduct, including sexual harassment, I encourage you to reach out directly to the Title IX Coordinator or to one of our designated confidential resources on campus. A </w:t>
       </w:r>
-      <w:hyperlink r:id="rId13">
+      <w:hyperlink r:id="rId10">
         <w:r>
           <w:rPr>
             <w:color w:val="1155CC"/>
             <w:u w:val="single"/>
           </w:rPr>
-          <w:t>reporting form is available here</w:t>
+          <w:t xml:space="preserve">reporting form is available here</w:t>
         </w:r>
       </w:hyperlink>
       <w:r>
         <w:t xml:space="preserve">, and information about </w:t>
       </w:r>
+      <w:hyperlink r:id="rId11">
+        <w:r>
+          <w:rPr>
+            <w:color w:val="1155CC"/>
+            <w:u w:val="single"/>
+          </w:rPr>
+          <w:t xml:space="preserve">supportive measures and resources can be found here</w:t>
+        </w:r>
+      </w:hyperlink>
+      <w:r>
+        <w:t>.</w:t>
+      </w:r>
+    </w:p>
+    <w:p>
+      <w:pPr>
+        <w:spacing w:after="120"/>
+      </w:pPr>
+      <w:r>
+        <w:t>Title IX of the Education Amendments of 1972 also prohibits discrimination and harassment on the basis of sex, including pregnancy and parental status. Resources are available for pregnant and parenting students through the Title IX Coordinator.</w:t>
+      </w:r>
+    </w:p>
+    <w:p>
+      <w:pPr>
+        <w:pStyle w:val="Heading1"/>
+        <w:keepNext/>
+        <w:spacing w:before="320" w:after="80"/>
+      </w:pPr>
+      <w:r>
+        <w:t>Academic Support Resources</w:t>
+      </w:r>
+    </w:p>
+    <w:p>
+      <w:pPr>
+        <w:spacing w:after="120"/>
+      </w:pPr>
+      <w:r>
+        <w:t>Trinity faculty hold students to the highest academic standards and also know that the best students seek out help when necessary. The following resources are in place to support your academic success:</w:t>
+      </w:r>
+    </w:p>
+    <w:p>
+      <w:pPr>
+        <w:numPr>
+          <w:ilvl w:val="0"/>
+          <w:numId w:val="8"/>
+        </w:numPr>
+        <w:spacing w:after="60"/>
+        <w:ind w:left="504" w:hanging="360"/>
+      </w:pPr>
+      <w:hyperlink r:id="rId24">
+        <w:r>
+          <w:rPr>
+            <w:color w:val="1155CC"/>
+            <w:u w:val="single"/>
+          </w:rPr>
+          <w:t xml:space="preserve">Office of Academic Advising</w:t>
+        </w:r>
+      </w:hyperlink>
+      <w:r>
+        <w:t>: exploring academic opportunities, identifying goals, planning your degree, registration</w:t>
+      </w:r>
+    </w:p>
+    <w:p>
+      <w:pPr>
+        <w:numPr>
+          <w:ilvl w:val="0"/>
+          <w:numId w:val="8"/>
+        </w:numPr>
+        <w:spacing w:after="60"/>
+        <w:ind w:left="504" w:hanging="360"/>
+      </w:pPr>
+      <w:hyperlink r:id="rId25">
+        <w:r>
+          <w:rPr>
+            <w:color w:val="1155CC"/>
+            <w:u w:val="single"/>
+          </w:rPr>
+          <w:t xml:space="preserve">Academic Support</w:t>
+        </w:r>
+      </w:hyperlink>
+      <w:r>
+        <w:t>: time management, study skills, test anxiety, note taking, supplemental 1:1 tutoring</w:t>
+      </w:r>
+    </w:p>
+    <w:p>
+      <w:pPr>
+        <w:numPr>
+          <w:ilvl w:val="0"/>
+          <w:numId w:val="8"/>
+        </w:numPr>
+        <w:spacing w:after="60"/>
+        <w:ind w:left="504" w:hanging="360"/>
+      </w:pPr>
+      <w:hyperlink r:id="rId23">
+        <w:r>
+          <w:rPr>
+            <w:color w:val="1155CC"/>
+            <w:u w:val="single"/>
+          </w:rPr>
+          <w:t xml:space="preserve">Office of the Dean of Students</w:t>
+        </w:r>
+      </w:hyperlink>
+      <w:r>
+        <w:t>: student care referrals and case management, student conduct, leadership development</w:t>
+      </w:r>
+    </w:p>
+    <w:p>
+      <w:pPr>
+        <w:numPr>
+          <w:ilvl w:val="0"/>
+          <w:numId w:val="8"/>
+        </w:numPr>
+        <w:spacing w:after="60"/>
+        <w:ind w:left="504" w:hanging="360"/>
+      </w:pPr>
+      <w:hyperlink r:id="rId26">
+        <w:r>
+          <w:rPr>
+            <w:color w:val="1155CC"/>
+            <w:u w:val="single"/>
+          </w:rPr>
+          <w:t xml:space="preserve">Center for Experiential Learning and Career Success</w:t>
+        </w:r>
+      </w:hyperlink>
+      <w:r>
+        <w:t>: major exploration, career guidance</w:t>
+      </w:r>
+    </w:p>
+    <w:p>
+      <w:pPr>
+        <w:numPr>
+          <w:ilvl w:val="0"/>
+          <w:numId w:val="8"/>
+        </w:numPr>
+        <w:spacing w:after="60"/>
+        <w:ind w:left="504" w:hanging="360"/>
+      </w:pPr>
       <w:hyperlink r:id="rId14">
         <w:r>
           <w:rPr>
             <w:color w:val="1155CC"/>
             <w:u w:val="single"/>
           </w:rPr>
-          <w:t>supportive measures and resources can be found here</w:t>
+          <w:t xml:space="preserve">Counseling Services</w:t>
         </w:r>
       </w:hyperlink>
       <w:r>
-        <w:t>.</w:t>
-      </w:r>
-    </w:p>
-    <w:p>
-      <w:pPr>
-        <w:spacing w:after="120"/>
-      </w:pPr>
-      <w:r>
-        <w:t xml:space="preserve">Title IX of the Education Amendments of 1972 also prohibits discrimination and harassment </w:t>
-      </w:r>
-      <w:proofErr w:type="gramStart"/>
-      <w:r>
-        <w:t>on the basis of</w:t>
-      </w:r>
-      <w:proofErr w:type="gramEnd"/>
-      <w:r>
-        <w:t xml:space="preserve"> sex, including pregnancy and parental status. Resources are available for pregnant and parenting students through the Title IX Coordinator.</w:t>
-      </w:r>
-    </w:p>
-    <w:p>
-      <w:pPr>
-        <w:pStyle w:val="Heading1"/>
-        <w:spacing w:before="320" w:after="80"/>
-      </w:pPr>
-      <w:r>
-        <w:t>Academic Support Resources</w:t>
-      </w:r>
-    </w:p>
-    <w:p>
-      <w:pPr>
-        <w:spacing w:after="120"/>
-      </w:pPr>
-      <w:r>
-        <w:t xml:space="preserve">Trinity faculty hold students to the highest academic standards </w:t>
-      </w:r>
-      <w:proofErr w:type="gramStart"/>
-      <w:r>
-        <w:t>and also</w:t>
-      </w:r>
-      <w:proofErr w:type="gramEnd"/>
-      <w:r>
-        <w:t xml:space="preserve"> know that the best students seek out help when necessary. The following resources are in place to support your academic success:</w:t>
-      </w:r>
-    </w:p>
-    <w:p>
-      <w:pPr>
-        <w:numPr>
-          <w:ilvl w:val="0"/>
-          <w:numId w:val="8"/>
-        </w:numPr>
-        <w:spacing w:after="60"/>
-        <w:ind w:left="504"/>
+        <w:t>: mental health concerns, interpersonal challenges, identity development</w:t>
+      </w:r>
+    </w:p>
+    <w:p>
+      <w:pPr>
+        <w:numPr>
+          <w:ilvl w:val="0"/>
+          <w:numId w:val="8"/>
+        </w:numPr>
+        <w:spacing w:after="60"/>
+        <w:ind w:left="504" w:hanging="360"/>
+      </w:pPr>
+      <w:hyperlink r:id="rId27">
+        <w:r>
+          <w:rPr>
+            <w:color w:val="1155CC"/>
+            <w:u w:val="single"/>
+          </w:rPr>
+          <w:t xml:space="preserve">Health Services</w:t>
+        </w:r>
+      </w:hyperlink>
+      <w:r>
+        <w:t>: physical health concerns and care</w:t>
+      </w:r>
+    </w:p>
+    <w:p>
+      <w:pPr>
+        <w:numPr>
+          <w:ilvl w:val="0"/>
+          <w:numId w:val="8"/>
+        </w:numPr>
+        <w:spacing w:after="60"/>
+        <w:ind w:left="504" w:hanging="360"/>
       </w:pPr>
       <w:hyperlink r:id="rId15">
         <w:r>
@@ -4032,21 +3931,21 @@
             <w:color w:val="1155CC"/>
             <w:u w:val="single"/>
           </w:rPr>
-          <w:t>Office of Academic Advising</w:t>
+          <w:t xml:space="preserve">Quantitative Reasoning and Skills Center</w:t>
         </w:r>
       </w:hyperlink>
       <w:r>
-        <w:t>: exploring academic opportunities, identifying goals, planning your degree, registration</w:t>
-      </w:r>
-    </w:p>
-    <w:p>
-      <w:pPr>
-        <w:numPr>
-          <w:ilvl w:val="0"/>
-          <w:numId w:val="8"/>
-        </w:numPr>
-        <w:spacing w:after="60"/>
-        <w:ind w:left="504"/>
+        <w:t>: tutoring for quantitatively demanding coursework</w:t>
+      </w:r>
+    </w:p>
+    <w:p>
+      <w:pPr>
+        <w:numPr>
+          <w:ilvl w:val="0"/>
+          <w:numId w:val="8"/>
+        </w:numPr>
+        <w:spacing w:after="60"/>
+        <w:ind w:left="504" w:hanging="360"/>
       </w:pPr>
       <w:hyperlink r:id="rId16">
         <w:r>
@@ -4054,21 +3953,21 @@
             <w:color w:val="1155CC"/>
             <w:u w:val="single"/>
           </w:rPr>
-          <w:t>Academic Support</w:t>
+          <w:t xml:space="preserve">Student Accessibility Services</w:t>
         </w:r>
       </w:hyperlink>
       <w:r>
-        <w:t>: time management, study skills, test anxiety, note taking, supplemental 1:1 tutoring</w:t>
-      </w:r>
-    </w:p>
-    <w:p>
-      <w:pPr>
-        <w:numPr>
-          <w:ilvl w:val="0"/>
-          <w:numId w:val="8"/>
-        </w:numPr>
-        <w:spacing w:after="60"/>
-        <w:ind w:left="504"/>
+        <w:t>: accommodations for a diagnosed disability</w:t>
+      </w:r>
+    </w:p>
+    <w:p>
+      <w:pPr>
+        <w:numPr>
+          <w:ilvl w:val="0"/>
+          <w:numId w:val="8"/>
+        </w:numPr>
+        <w:spacing w:after="60"/>
+        <w:ind w:left="504" w:hanging="360"/>
       </w:pPr>
       <w:hyperlink r:id="rId17">
         <w:r>
@@ -4076,21 +3975,21 @@
             <w:color w:val="1155CC"/>
             <w:u w:val="single"/>
           </w:rPr>
-          <w:t>Office of the Dean of Students</w:t>
+          <w:t xml:space="preserve">Wellness Programs</w:t>
         </w:r>
       </w:hyperlink>
       <w:r>
-        <w:t>: student care referrals and case management, student conduct, leadership development</w:t>
-      </w:r>
-    </w:p>
-    <w:p>
-      <w:pPr>
-        <w:numPr>
-          <w:ilvl w:val="0"/>
-          <w:numId w:val="8"/>
-        </w:numPr>
-        <w:spacing w:after="60"/>
-        <w:ind w:left="504"/>
+        <w:t>: nutrition, sleep, stress management</w:t>
+      </w:r>
+    </w:p>
+    <w:p>
+      <w:pPr>
+        <w:numPr>
+          <w:ilvl w:val="0"/>
+          <w:numId w:val="8"/>
+        </w:numPr>
+        <w:spacing w:after="60"/>
+        <w:ind w:left="504" w:hanging="360"/>
       </w:pPr>
       <w:hyperlink r:id="rId18">
         <w:r>
@@ -4098,143 +3997,31 @@
             <w:color w:val="1155CC"/>
             <w:u w:val="single"/>
           </w:rPr>
-          <w:t>Center for Experiential Learning and Career Success</w:t>
+          <w:t xml:space="preserve">Writing Center</w:t>
         </w:r>
       </w:hyperlink>
       <w:r>
-        <w:t>: major exploration, career guidance</w:t>
-      </w:r>
-    </w:p>
-    <w:p>
-      <w:pPr>
-        <w:numPr>
-          <w:ilvl w:val="0"/>
-          <w:numId w:val="8"/>
-        </w:numPr>
-        <w:spacing w:after="60"/>
-        <w:ind w:left="504"/>
-      </w:pPr>
-      <w:hyperlink r:id="rId19">
+        <w:t>: starting a paper, finding a thesis, drafting and editing</w:t>
+      </w:r>
+    </w:p>
+    <w:p>
+      <w:pPr>
+        <w:spacing w:after="120"/>
+      </w:pPr>
+      <w:r>
+        <w:t xml:space="preserve">All campus resources for students can be found in the </w:t>
+      </w:r>
+      <w:hyperlink r:id="rId28">
         <w:r>
           <w:rPr>
             <w:color w:val="1155CC"/>
             <w:u w:val="single"/>
           </w:rPr>
-          <w:t>Counseling Services</w:t>
+          <w:t xml:space="preserve">TigerHub</w:t>
         </w:r>
       </w:hyperlink>
       <w:r>
-        <w:t>: mental health concerns, interpersonal challenges, identity development</w:t>
-      </w:r>
-    </w:p>
-    <w:p>
-      <w:pPr>
-        <w:numPr>
-          <w:ilvl w:val="0"/>
-          <w:numId w:val="8"/>
-        </w:numPr>
-        <w:spacing w:after="60"/>
-        <w:ind w:left="504"/>
-      </w:pPr>
-      <w:hyperlink r:id="rId20">
-        <w:r>
-          <w:rPr>
-            <w:color w:val="1155CC"/>
-            <w:u w:val="single"/>
-          </w:rPr>
-          <w:t>Health Services</w:t>
-        </w:r>
-      </w:hyperlink>
-      <w:r>
-        <w:t>: physical health concerns and care</w:t>
-      </w:r>
-    </w:p>
-    <w:p>
-      <w:pPr>
-        <w:numPr>
-          <w:ilvl w:val="0"/>
-          <w:numId w:val="8"/>
-        </w:numPr>
-        <w:spacing w:after="60"/>
-        <w:ind w:left="504"/>
-      </w:pPr>
-      <w:hyperlink r:id="rId21">
-        <w:r>
-          <w:rPr>
-            <w:color w:val="1155CC"/>
-            <w:u w:val="single"/>
-          </w:rPr>
-          <w:t>Quantitative Reasoning and Skills Center</w:t>
-        </w:r>
-      </w:hyperlink>
-      <w:r>
-        <w:t>: tutoring for quantitatively demanding coursework</w:t>
-      </w:r>
-    </w:p>
-    <w:p>
-      <w:pPr>
-        <w:numPr>
-          <w:ilvl w:val="0"/>
-          <w:numId w:val="8"/>
-        </w:numPr>
-        <w:spacing w:after="60"/>
-        <w:ind w:left="504"/>
-      </w:pPr>
-      <w:hyperlink r:id="rId22">
-        <w:r>
-          <w:rPr>
-            <w:color w:val="1155CC"/>
-            <w:u w:val="single"/>
-          </w:rPr>
-          <w:t>Student Accessibility Services</w:t>
-        </w:r>
-      </w:hyperlink>
-      <w:r>
-        <w:t>: accommodations for a diagnosed disability</w:t>
-      </w:r>
-    </w:p>
-    <w:p>
-      <w:pPr>
-        <w:numPr>
-          <w:ilvl w:val="0"/>
-          <w:numId w:val="8"/>
-        </w:numPr>
-        <w:spacing w:after="60"/>
-        <w:ind w:left="504"/>
-      </w:pPr>
-      <w:hyperlink r:id="rId23">
-        <w:r>
-          <w:rPr>
-            <w:color w:val="1155CC"/>
-            <w:u w:val="single"/>
-          </w:rPr>
-          <w:t>Wellness Programs</w:t>
-        </w:r>
-      </w:hyperlink>
-      <w:r>
-        <w:t>: nutrition, sleep, stress management</w:t>
-      </w:r>
-    </w:p>
-    <w:p>
-      <w:pPr>
-        <w:numPr>
-          <w:ilvl w:val="0"/>
-          <w:numId w:val="8"/>
-        </w:numPr>
-        <w:spacing w:after="60"/>
-        <w:ind w:left="504"/>
-      </w:pPr>
-      <w:hyperlink r:id="rId24">
-        <w:r>
-          <w:rPr>
-            <w:color w:val="1155CC"/>
-            <w:u w:val="single"/>
-          </w:rPr>
-          <w:t>Writing Center</w:t>
-        </w:r>
-      </w:hyperlink>
-      <w:r>
-        <w:t>: starting a paper, finding a thesis, drafting and editing</w:t>
+        <w:t>.</w:t>
       </w:r>
     </w:p>
     <w:p>
@@ -4242,28 +4029,6 @@
         <w:spacing w:after="120"/>
       </w:pPr>
       <w:r>
-        <w:t xml:space="preserve">All campus resources for students can be found in the </w:t>
-      </w:r>
-      <w:hyperlink r:id="rId25">
-        <w:proofErr w:type="spellStart"/>
-        <w:r>
-          <w:rPr>
-            <w:color w:val="1155CC"/>
-            <w:u w:val="single"/>
-          </w:rPr>
-          <w:t>TigerHub</w:t>
-        </w:r>
-        <w:proofErr w:type="spellEnd"/>
-      </w:hyperlink>
-      <w:r>
-        <w:t>.</w:t>
-      </w:r>
-    </w:p>
-    <w:p>
-      <w:pPr>
-        <w:spacing w:after="120"/>
-      </w:pPr>
-      <w:r>
         <w:rPr>
           <w:b/>
         </w:rPr>
@@ -4276,6 +4041,7 @@
     <w:p>
       <w:pPr>
         <w:pStyle w:val="Heading1"/>
+        <w:keepNext/>
         <w:spacing w:before="320" w:after="80"/>
       </w:pPr>
       <w:r>
@@ -4292,35 +4058,32 @@
     </w:p>
     <w:tbl>
       <w:tblPr>
-        <w:tblStyle w:val="TableNormal0"/>
-        <w:tblW w:w="0" w:type="auto"/>
+        <w:tblW w:type="auto" w:w="0"/>
         <w:jc w:val="center"/>
-        <w:tblInd w:w="0" w:type="dxa"/>
+        <w:tblLayout w:type="fixed"/>
+        <w:tblLook w:firstColumn="1" w:firstRow="1" w:lastColumn="0" w:lastRow="0" w:noHBand="0" w:noVBand="1" w:val="04A0"/>
         <w:tblBorders>
-          <w:top w:val="single" w:sz="4" w:space="0" w:color="999999"/>
-          <w:left w:val="single" w:sz="4" w:space="0" w:color="999999"/>
-          <w:bottom w:val="single" w:sz="4" w:space="0" w:color="999999"/>
-          <w:right w:val="single" w:sz="4" w:space="0" w:color="999999"/>
-          <w:insideH w:val="single" w:sz="4" w:space="0" w:color="999999"/>
-          <w:insideV w:val="single" w:sz="4" w:space="0" w:color="999999"/>
+          <w:top w:val="single" w:sz="4" w:color="999999"/>
+          <w:left w:val="single" w:sz="4" w:color="999999"/>
+          <w:bottom w:val="single" w:sz="4" w:color="999999"/>
+          <w:right w:val="single" w:sz="4" w:color="999999"/>
+          <w:insideH w:val="single" w:sz="4" w:color="999999"/>
+          <w:insideV w:val="single" w:sz="4" w:color="999999"/>
         </w:tblBorders>
-        <w:tblLayout w:type="fixed"/>
-        <w:tblLook w:val="04A0" w:firstRow="1" w:lastRow="0" w:firstColumn="1" w:lastColumn="0" w:noHBand="0" w:noVBand="1"/>
       </w:tblPr>
       <w:tblGrid>
-        <w:gridCol w:w="926"/>
+        <w:gridCol w:w="925"/>
         <w:gridCol w:w="5691"/>
-        <w:gridCol w:w="2743"/>
+        <w:gridCol w:w="2742"/>
       </w:tblGrid>
       <w:tr>
         <w:trPr>
           <w:cantSplit/>
           <w:tblHeader/>
-          <w:jc w:val="center"/>
         </w:trPr>
         <w:tc>
           <w:tcPr>
-            <w:tcW w:w="926" w:type="dxa"/>
+            <w:tcW w:type="dxa" w:w="926"/>
           </w:tcPr>
           <w:p>
             <w:pPr>
@@ -4337,7 +4100,7 @@
         </w:tc>
         <w:tc>
           <w:tcPr>
-            <w:tcW w:w="5691" w:type="dxa"/>
+            <w:tcW w:type="dxa" w:w="5691"/>
           </w:tcPr>
           <w:p>
             <w:pPr>
@@ -4354,7 +4117,7 @@
         </w:tc>
         <w:tc>
           <w:tcPr>
-            <w:tcW w:w="2743" w:type="dxa"/>
+            <w:tcW w:type="dxa" w:w="2743"/>
           </w:tcPr>
           <w:p>
             <w:pPr>
@@ -4373,11 +4136,10 @@
       <w:tr>
         <w:trPr>
           <w:cantSplit/>
-          <w:jc w:val="center"/>
         </w:trPr>
         <w:tc>
           <w:tcPr>
-            <w:tcW w:w="926" w:type="dxa"/>
+            <w:tcW w:type="dxa" w:w="926"/>
           </w:tcPr>
           <w:p>
             <w:pPr>
@@ -4393,7 +4155,7 @@
         </w:tc>
         <w:tc>
           <w:tcPr>
-            <w:tcW w:w="5691" w:type="dxa"/>
+            <w:tcW w:type="dxa" w:w="5691"/>
           </w:tcPr>
           <w:p>
             <w:pPr>
@@ -4403,27 +4165,13 @@
               <w:rPr>
                 <w:sz w:val="20"/>
               </w:rPr>
-              <w:t xml:space="preserve">What is NLP? History and applications. Tooling setup (Python, Docker, </w:t>
-            </w:r>
-            <w:proofErr w:type="spellStart"/>
-            <w:r>
-              <w:rPr>
-                <w:sz w:val="20"/>
-              </w:rPr>
-              <w:t>Ollama</w:t>
-            </w:r>
-            <w:proofErr w:type="spellEnd"/>
-            <w:r>
-              <w:rPr>
-                <w:sz w:val="20"/>
-              </w:rPr>
-              <w:t>). Text processing: tokenization, normalization, regex, edit distance</w:t>
-            </w:r>
-          </w:p>
-        </w:tc>
-        <w:tc>
-          <w:tcPr>
-            <w:tcW w:w="2743" w:type="dxa"/>
+              <w:t>What is NLP? History and applications. Tooling setup (Python, Docker, Ollama). Text processing: tokenization, normalization, regex, edit distance</w:t>
+            </w:r>
+          </w:p>
+        </w:tc>
+        <w:tc>
+          <w:tcPr>
+            <w:tcW w:type="dxa" w:w="2743"/>
           </w:tcPr>
           <w:p>
             <w:pPr>
@@ -4441,11 +4189,10 @@
       <w:tr>
         <w:trPr>
           <w:cantSplit/>
-          <w:jc w:val="center"/>
         </w:trPr>
         <w:tc>
           <w:tcPr>
-            <w:tcW w:w="926" w:type="dxa"/>
+            <w:tcW w:type="dxa" w:w="926"/>
           </w:tcPr>
           <w:p>
             <w:pPr>
@@ -4461,7 +4208,7 @@
         </w:tc>
         <w:tc>
           <w:tcPr>
-            <w:tcW w:w="5691" w:type="dxa"/>
+            <w:tcW w:type="dxa" w:w="5691"/>
           </w:tcPr>
           <w:p>
             <w:pPr>
@@ -4477,7 +4224,7 @@
         </w:tc>
         <w:tc>
           <w:tcPr>
-            <w:tcW w:w="2743" w:type="dxa"/>
+            <w:tcW w:type="dxa" w:w="2743"/>
           </w:tcPr>
           <w:p>
             <w:pPr>
@@ -4495,11 +4242,10 @@
       <w:tr>
         <w:trPr>
           <w:cantSplit/>
-          <w:jc w:val="center"/>
         </w:trPr>
         <w:tc>
           <w:tcPr>
-            <w:tcW w:w="926" w:type="dxa"/>
+            <w:tcW w:type="dxa" w:w="926"/>
           </w:tcPr>
           <w:p>
             <w:pPr>
@@ -4515,7 +4261,7 @@
         </w:tc>
         <w:tc>
           <w:tcPr>
-            <w:tcW w:w="5691" w:type="dxa"/>
+            <w:tcW w:type="dxa" w:w="5691"/>
           </w:tcPr>
           <w:p>
             <w:pPr>
@@ -4525,27 +4271,13 @@
               <w:rPr>
                 <w:sz w:val="20"/>
               </w:rPr>
-              <w:t xml:space="preserve">Vector semantics: TF-IDF, PPMI, cosine similarity. Word embeddings: word2vec, </w:t>
-            </w:r>
-            <w:proofErr w:type="spellStart"/>
-            <w:r>
-              <w:rPr>
-                <w:sz w:val="20"/>
-              </w:rPr>
-              <w:t>GloVe</w:t>
-            </w:r>
-            <w:proofErr w:type="spellEnd"/>
-            <w:r>
-              <w:rPr>
-                <w:sz w:val="20"/>
-              </w:rPr>
-              <w:t>, analogies, embedding bias</w:t>
-            </w:r>
-          </w:p>
-        </w:tc>
-        <w:tc>
-          <w:tcPr>
-            <w:tcW w:w="2743" w:type="dxa"/>
+              <w:t>Vector semantics: TF-IDF, PPMI, cosine similarity. Word embeddings: word2vec, GloVe, analogies, embedding bias</w:t>
+            </w:r>
+          </w:p>
+        </w:tc>
+        <w:tc>
+          <w:tcPr>
+            <w:tcW w:type="dxa" w:w="2743"/>
           </w:tcPr>
           <w:p>
             <w:pPr>
@@ -4563,11 +4295,10 @@
       <w:tr>
         <w:trPr>
           <w:cantSplit/>
-          <w:jc w:val="center"/>
         </w:trPr>
         <w:tc>
           <w:tcPr>
-            <w:tcW w:w="926" w:type="dxa"/>
+            <w:tcW w:type="dxa" w:w="926"/>
           </w:tcPr>
           <w:p>
             <w:pPr>
@@ -4583,7 +4314,7 @@
         </w:tc>
         <w:tc>
           <w:tcPr>
-            <w:tcW w:w="5691" w:type="dxa"/>
+            <w:tcW w:type="dxa" w:w="5691"/>
           </w:tcPr>
           <w:p>
             <w:pPr>
@@ -4599,7 +4330,7 @@
         </w:tc>
         <w:tc>
           <w:tcPr>
-            <w:tcW w:w="2743" w:type="dxa"/>
+            <w:tcW w:type="dxa" w:w="2743"/>
           </w:tcPr>
           <w:p>
             <w:pPr>
@@ -4617,11 +4348,10 @@
       <w:tr>
         <w:trPr>
           <w:cantSplit/>
-          <w:jc w:val="center"/>
         </w:trPr>
         <w:tc>
           <w:tcPr>
-            <w:tcW w:w="926" w:type="dxa"/>
+            <w:tcW w:type="dxa" w:w="926"/>
           </w:tcPr>
           <w:p>
             <w:pPr>
@@ -4637,7 +4367,7 @@
         </w:tc>
         <w:tc>
           <w:tcPr>
-            <w:tcW w:w="5691" w:type="dxa"/>
+            <w:tcW w:type="dxa" w:w="5691"/>
           </w:tcPr>
           <w:p>
             <w:pPr>
@@ -4653,7 +4383,7 @@
         </w:tc>
         <w:tc>
           <w:tcPr>
-            <w:tcW w:w="2743" w:type="dxa"/>
+            <w:tcW w:type="dxa" w:w="2743"/>
           </w:tcPr>
           <w:p>
             <w:pPr>
@@ -4678,11 +4408,10 @@
       <w:tr>
         <w:trPr>
           <w:cantSplit/>
-          <w:jc w:val="center"/>
         </w:trPr>
         <w:tc>
           <w:tcPr>
-            <w:tcW w:w="926" w:type="dxa"/>
+            <w:tcW w:type="dxa" w:w="926"/>
           </w:tcPr>
           <w:p>
             <w:pPr>
@@ -4698,7 +4427,7 @@
         </w:tc>
         <w:tc>
           <w:tcPr>
-            <w:tcW w:w="5691" w:type="dxa"/>
+            <w:tcW w:type="dxa" w:w="5691"/>
           </w:tcPr>
           <w:p>
             <w:pPr>
@@ -4708,27 +4437,13 @@
               <w:rPr>
                 <w:sz w:val="20"/>
               </w:rPr>
-              <w:t>Contextual representations and transfer learning (</w:t>
-            </w:r>
-            <w:proofErr w:type="spellStart"/>
-            <w:r>
-              <w:rPr>
-                <w:sz w:val="20"/>
-              </w:rPr>
-              <w:t>ELMo</w:t>
-            </w:r>
-            <w:proofErr w:type="spellEnd"/>
-            <w:r>
-              <w:rPr>
-                <w:sz w:val="20"/>
-              </w:rPr>
-              <w:t>). BERT and masked language modeling</w:t>
-            </w:r>
-          </w:p>
-        </w:tc>
-        <w:tc>
-          <w:tcPr>
-            <w:tcW w:w="2743" w:type="dxa"/>
+              <w:t>Contextual representations and transfer learning (ELMo). BERT and masked language modeling</w:t>
+            </w:r>
+          </w:p>
+        </w:tc>
+        <w:tc>
+          <w:tcPr>
+            <w:tcW w:type="dxa" w:w="2743"/>
           </w:tcPr>
           <w:p>
             <w:pPr>
@@ -4746,11 +4461,10 @@
       <w:tr>
         <w:trPr>
           <w:cantSplit/>
-          <w:jc w:val="center"/>
         </w:trPr>
         <w:tc>
           <w:tcPr>
-            <w:tcW w:w="926" w:type="dxa"/>
+            <w:tcW w:type="dxa" w:w="926"/>
           </w:tcPr>
           <w:p>
             <w:pPr>
@@ -4766,7 +4480,7 @@
         </w:tc>
         <w:tc>
           <w:tcPr>
-            <w:tcW w:w="5691" w:type="dxa"/>
+            <w:tcW w:type="dxa" w:w="5691"/>
           </w:tcPr>
           <w:p>
             <w:pPr>
@@ -4782,7 +4496,7 @@
         </w:tc>
         <w:tc>
           <w:tcPr>
-            <w:tcW w:w="2743" w:type="dxa"/>
+            <w:tcW w:type="dxa" w:w="2743"/>
           </w:tcPr>
           <w:p>
             <w:pPr>
@@ -4800,11 +4514,10 @@
       <w:tr>
         <w:trPr>
           <w:cantSplit/>
-          <w:jc w:val="center"/>
         </w:trPr>
         <w:tc>
           <w:tcPr>
-            <w:tcW w:w="926" w:type="dxa"/>
+            <w:tcW w:type="dxa" w:w="926"/>
           </w:tcPr>
           <w:p>
             <w:pPr>
@@ -4820,7 +4533,7 @@
         </w:tc>
         <w:tc>
           <w:tcPr>
-            <w:tcW w:w="5691" w:type="dxa"/>
+            <w:tcW w:type="dxa" w:w="5691"/>
           </w:tcPr>
           <w:p>
             <w:pPr>
@@ -4830,27 +4543,13 @@
               <w:rPr>
                 <w:sz w:val="20"/>
               </w:rPr>
-              <w:t xml:space="preserve">Tokenization at scale (BPE), pretraining data and compute, instruction tuning. Alignment: RLHF, </w:t>
-            </w:r>
-            <w:proofErr w:type="spellStart"/>
-            <w:r>
-              <w:rPr>
-                <w:sz w:val="20"/>
-              </w:rPr>
-              <w:t>InstructGPT</w:t>
-            </w:r>
-            <w:proofErr w:type="spellEnd"/>
-            <w:r>
-              <w:rPr>
-                <w:sz w:val="20"/>
-              </w:rPr>
-              <w:t>, DPO</w:t>
-            </w:r>
-          </w:p>
-        </w:tc>
-        <w:tc>
-          <w:tcPr>
-            <w:tcW w:w="2743" w:type="dxa"/>
+              <w:t>Tokenization at scale (BPE), pretraining data and compute, instruction tuning. Alignment: RLHF, InstructGPT, DPO</w:t>
+            </w:r>
+          </w:p>
+        </w:tc>
+        <w:tc>
+          <w:tcPr>
+            <w:tcW w:type="dxa" w:w="2743"/>
           </w:tcPr>
           <w:p>
             <w:pPr>
@@ -4868,11 +4567,10 @@
       <w:tr>
         <w:trPr>
           <w:cantSplit/>
-          <w:jc w:val="center"/>
         </w:trPr>
         <w:tc>
           <w:tcPr>
-            <w:tcW w:w="926" w:type="dxa"/>
+            <w:tcW w:type="dxa" w:w="926"/>
           </w:tcPr>
           <w:p>
             <w:pPr>
@@ -4888,7 +4586,7 @@
         </w:tc>
         <w:tc>
           <w:tcPr>
-            <w:tcW w:w="5691" w:type="dxa"/>
+            <w:tcW w:type="dxa" w:w="5691"/>
           </w:tcPr>
           <w:p>
             <w:pPr>
@@ -4898,27 +4596,13 @@
               <w:rPr>
                 <w:sz w:val="20"/>
               </w:rPr>
-              <w:t xml:space="preserve">Efficient LLMs: </w:t>
-            </w:r>
-            <w:proofErr w:type="spellStart"/>
-            <w:r>
-              <w:rPr>
-                <w:sz w:val="20"/>
-              </w:rPr>
-              <w:t>LoRA</w:t>
-            </w:r>
-            <w:proofErr w:type="spellEnd"/>
-            <w:r>
-              <w:rPr>
-                <w:sz w:val="20"/>
-              </w:rPr>
-              <w:t>/PEFT, quantization, local inference. Evaluation and benchmarks, hallucination, LLM-as-a-judge</w:t>
-            </w:r>
-          </w:p>
-        </w:tc>
-        <w:tc>
-          <w:tcPr>
-            <w:tcW w:w="2743" w:type="dxa"/>
+              <w:t>Efficient LLMs: LoRA/PEFT, quantization, local inference. Evaluation and benchmarks, hallucination, LLM-as-a-judge</w:t>
+            </w:r>
+          </w:p>
+        </w:tc>
+        <w:tc>
+          <w:tcPr>
+            <w:tcW w:type="dxa" w:w="2743"/>
           </w:tcPr>
           <w:p>
             <w:pPr>
@@ -4936,11 +4620,10 @@
       <w:tr>
         <w:trPr>
           <w:cantSplit/>
-          <w:jc w:val="center"/>
         </w:trPr>
         <w:tc>
           <w:tcPr>
-            <w:tcW w:w="926" w:type="dxa"/>
+            <w:tcW w:type="dxa" w:w="926"/>
           </w:tcPr>
           <w:p>
             <w:pPr>
@@ -4950,14 +4633,13 @@
               <w:rPr>
                 <w:sz w:val="20"/>
               </w:rPr>
-              <w:lastRenderedPageBreak/>
               <w:t>10</w:t>
             </w:r>
           </w:p>
         </w:tc>
         <w:tc>
           <w:tcPr>
-            <w:tcW w:w="5691" w:type="dxa"/>
+            <w:tcW w:type="dxa" w:w="5691"/>
           </w:tcPr>
           <w:p>
             <w:pPr>
@@ -4973,7 +4655,7 @@
         </w:tc>
         <w:tc>
           <w:tcPr>
-            <w:tcW w:w="2743" w:type="dxa"/>
+            <w:tcW w:type="dxa" w:w="2743"/>
           </w:tcPr>
           <w:p>
             <w:pPr>
@@ -4998,11 +4680,10 @@
       <w:tr>
         <w:trPr>
           <w:cantSplit/>
-          <w:jc w:val="center"/>
         </w:trPr>
         <w:tc>
           <w:tcPr>
-            <w:tcW w:w="926" w:type="dxa"/>
+            <w:tcW w:type="dxa" w:w="926"/>
           </w:tcPr>
           <w:p>
             <w:pPr>
@@ -5018,7 +4699,7 @@
         </w:tc>
         <w:tc>
           <w:tcPr>
-            <w:tcW w:w="5691" w:type="dxa"/>
+            <w:tcW w:type="dxa" w:w="5691"/>
           </w:tcPr>
           <w:p>
             <w:pPr>
@@ -5041,7 +4722,7 @@
         </w:tc>
         <w:tc>
           <w:tcPr>
-            <w:tcW w:w="2743" w:type="dxa"/>
+            <w:tcW w:type="dxa" w:w="2743"/>
           </w:tcPr>
           <w:p>
             <w:pPr>
@@ -5059,11 +4740,10 @@
       <w:tr>
         <w:trPr>
           <w:cantSplit/>
-          <w:jc w:val="center"/>
         </w:trPr>
         <w:tc>
           <w:tcPr>
-            <w:tcW w:w="926" w:type="dxa"/>
+            <w:tcW w:type="dxa" w:w="926"/>
           </w:tcPr>
           <w:p>
             <w:pPr>
@@ -5079,7 +4759,7 @@
         </w:tc>
         <w:tc>
           <w:tcPr>
-            <w:tcW w:w="5691" w:type="dxa"/>
+            <w:tcW w:type="dxa" w:w="5691"/>
           </w:tcPr>
           <w:p>
             <w:pPr>
@@ -5089,27 +4769,13 @@
               <w:rPr>
                 <w:sz w:val="20"/>
               </w:rPr>
-              <w:t xml:space="preserve">What is an LLM agent? </w:t>
-            </w:r>
-            <w:proofErr w:type="spellStart"/>
-            <w:r>
-              <w:rPr>
-                <w:sz w:val="20"/>
-              </w:rPr>
-              <w:t>ReAct</w:t>
-            </w:r>
-            <w:proofErr w:type="spellEnd"/>
-            <w:r>
-              <w:rPr>
-                <w:sz w:val="20"/>
-              </w:rPr>
-              <w:t>, tool use, injection defense. Designing tools and the agent loop</w:t>
-            </w:r>
-          </w:p>
-        </w:tc>
-        <w:tc>
-          <w:tcPr>
-            <w:tcW w:w="2743" w:type="dxa"/>
+              <w:t>What is an LLM agent? ReAct, tool use, injection defense. Designing tools and the agent loop</w:t>
+            </w:r>
+          </w:p>
+        </w:tc>
+        <w:tc>
+          <w:tcPr>
+            <w:tcW w:type="dxa" w:w="2743"/>
           </w:tcPr>
           <w:p>
             <w:pPr>
@@ -5127,11 +4793,10 @@
       <w:tr>
         <w:trPr>
           <w:cantSplit/>
-          <w:jc w:val="center"/>
         </w:trPr>
         <w:tc>
           <w:tcPr>
-            <w:tcW w:w="926" w:type="dxa"/>
+            <w:tcW w:type="dxa" w:w="926"/>
           </w:tcPr>
           <w:p>
             <w:pPr>
@@ -5147,7 +4812,7 @@
         </w:tc>
         <w:tc>
           <w:tcPr>
-            <w:tcW w:w="5691" w:type="dxa"/>
+            <w:tcW w:type="dxa" w:w="5691"/>
           </w:tcPr>
           <w:p>
             <w:pPr>
@@ -5163,7 +4828,7 @@
         </w:tc>
         <w:tc>
           <w:tcPr>
-            <w:tcW w:w="2743" w:type="dxa"/>
+            <w:tcW w:type="dxa" w:w="2743"/>
           </w:tcPr>
           <w:p>
             <w:pPr>
@@ -5181,11 +4846,10 @@
       <w:tr>
         <w:trPr>
           <w:cantSplit/>
-          <w:jc w:val="center"/>
         </w:trPr>
         <w:tc>
           <w:tcPr>
-            <w:tcW w:w="926" w:type="dxa"/>
+            <w:tcW w:type="dxa" w:w="926"/>
           </w:tcPr>
           <w:p>
             <w:pPr>
@@ -5201,7 +4865,7 @@
         </w:tc>
         <w:tc>
           <w:tcPr>
-            <w:tcW w:w="5691" w:type="dxa"/>
+            <w:tcW w:type="dxa" w:w="5691"/>
           </w:tcPr>
           <w:p>
             <w:pPr>
@@ -5217,7 +4881,7 @@
         </w:tc>
         <w:tc>
           <w:tcPr>
-            <w:tcW w:w="2743" w:type="dxa"/>
+            <w:tcW w:type="dxa" w:w="2743"/>
           </w:tcPr>
           <w:p>
             <w:pPr>
@@ -5235,11 +4899,10 @@
       <w:tr>
         <w:trPr>
           <w:cantSplit/>
-          <w:jc w:val="center"/>
         </w:trPr>
         <w:tc>
           <w:tcPr>
-            <w:tcW w:w="926" w:type="dxa"/>
+            <w:tcW w:type="dxa" w:w="926"/>
           </w:tcPr>
           <w:p>
             <w:pPr>
@@ -5255,7 +4918,7 @@
         </w:tc>
         <w:tc>
           <w:tcPr>
-            <w:tcW w:w="5691" w:type="dxa"/>
+            <w:tcW w:type="dxa" w:w="5691"/>
           </w:tcPr>
           <w:p>
             <w:pPr>
@@ -5271,7 +4934,7 @@
         </w:tc>
         <w:tc>
           <w:tcPr>
-            <w:tcW w:w="2743" w:type="dxa"/>
+            <w:tcW w:type="dxa" w:w="2743"/>
           </w:tcPr>
           <w:p>
             <w:pPr>
@@ -5290,11 +4953,10 @@
       <w:tr>
         <w:trPr>
           <w:cantSplit/>
-          <w:jc w:val="center"/>
         </w:trPr>
         <w:tc>
           <w:tcPr>
-            <w:tcW w:w="926" w:type="dxa"/>
+            <w:tcW w:type="dxa" w:w="926"/>
           </w:tcPr>
           <w:p>
             <w:pPr>
@@ -5310,7 +4972,7 @@
         </w:tc>
         <w:tc>
           <w:tcPr>
-            <w:tcW w:w="5691" w:type="dxa"/>
+            <w:tcW w:type="dxa" w:w="5691"/>
           </w:tcPr>
           <w:p>
             <w:pPr>
@@ -5326,7 +4988,7 @@
         </w:tc>
         <w:tc>
           <w:tcPr>
-            <w:tcW w:w="2743" w:type="dxa"/>
+            <w:tcW w:type="dxa" w:w="2743"/>
           </w:tcPr>
           <w:p>
             <w:pPr>
@@ -5349,39 +5011,20 @@
       </w:pPr>
     </w:p>
     <w:sectPr>
-      <w:footerReference w:type="default" r:id="rId26"/>
-      <w:pgSz w:w="12240" w:h="15840"/>
-      <w:pgMar w:top="1440" w:right="1440" w:bottom="1440" w:left="1440" w:header="720" w:footer="720" w:gutter="0"/>
+      <w:footerReference w:type="default" r:id="rId29"/>
+      <w:pgSz w:h="15840" w:w="12240" w:orient="portrait"/>
+      <w:pgMar w:bottom="1440" w:top="1440" w:left="1440" w:right="1440" w:header="720" w:footer="720"/>
       <w:pgNumType w:start="1"/>
-      <w:cols w:space="720"/>
     </w:sectPr>
   </w:body>
 </w:document>
 </file>
 
-<file path=word/endnotes.xml><?xml version="1.0" encoding="utf-8"?>
-<w:endnotes xmlns:wpc="http://schemas.microsoft.com/office/word/2010/wordprocessingCanvas" xmlns:cx="http://schemas.microsoft.com/office/drawing/2014/chartex" xmlns:cx1="http://schemas.microsoft.com/office/drawing/2015/9/8/chartex" xmlns:cx2="http://schemas.microsoft.com/office/drawing/2015/10/21/chartex" xmlns:cx3="http://schemas.microsoft.com/office/drawing/2016/5/9/chartex" xmlns:cx4="http://schemas.microsoft.com/office/drawing/2016/5/10/chartex" xmlns:cx5="http://schemas.microsoft.com/office/drawing/2016/5/11/chartex" xmlns:cx6="http://schemas.microsoft.com/office/drawing/2016/5/12/chartex" xmlns:cx7="http://schemas.microsoft.com/office/drawing/2016/5/13/chartex" xmlns:cx8="http://schemas.microsoft.com/office/drawing/2016/5/14/chartex" xmlns:mc="http://schemas.openxmlformats.org/markup-compatibility/2006" xmlns:aink="http://schemas.microsoft.com/office/drawing/2016/ink" xmlns:am3d="http://schemas.microsoft.com/office/drawing/2017/model3d" xmlns:o="urn:schemas-microsoft-com:office:office" xmlns:oel="http://schemas.microsoft.com/office/2019/extlst" xmlns:r="http://schemas.openxmlformats.org/officeDocument/2006/relationships" xmlns:m="http://schemas.openxmlformats.org/officeDocument/2006/math" xmlns:v="urn:schemas-microsoft-com:vml" xmlns:wp14="http://schemas.microsoft.com/office/word/2010/wordprocessingDrawing" xmlns:wp="http://schemas.openxmlformats.org/drawingml/2006/wordprocessingDrawing" xmlns:w10="urn:schemas-microsoft-com:office:word" xmlns:w="http://schemas.openxmlformats.org/wordprocessingml/2006/main" xmlns:w14="http://schemas.microsoft.com/office/word/2010/wordml" xmlns:w15="http://schemas.microsoft.com/office/word/2012/wordml" xmlns:w16cex="http://schemas.microsoft.com/office/word/2018/wordml/cex" xmlns:w16cid="http://schemas.microsoft.com/office/word/2016/wordml/cid" xmlns:w16="http://schemas.microsoft.com/office/word/2018/wordml" xmlns:w16du="http://schemas.microsoft.com/office/word/2023/wordml/word16du" xmlns:w16sdtdh="http://schemas.microsoft.com/office/word/2020/wordml/sdtdatahash" xmlns:w16sdtfl="http://schemas.microsoft.com/office/word/2024/wordml/sdtformatlock" xmlns:w16se="http://schemas.microsoft.com/office/word/2015/wordml/symex" xmlns:wpg="http://schemas.microsoft.com/office/word/2010/wordprocessingGroup" xmlns:wpi="http://schemas.microsoft.com/office/word/2010/wordprocessingInk" xmlns:wne="http://schemas.microsoft.com/office/word/2006/wordml" xmlns:wps="http://schemas.microsoft.com/office/word/2010/wordprocessingShape" mc:Ignorable="w14 w15 w16se w16cid w16 w16cex w16sdtdh w16sdtfl w16du wp14">
-  <w:endnote w:type="separator" w:id="-1">
-    <w:p>
-      <w:r>
-        <w:separator/>
-      </w:r>
-    </w:p>
-  </w:endnote>
-  <w:endnote w:type="continuationSeparator" w:id="0">
-    <w:p>
-      <w:r>
-        <w:continuationSeparator/>
-      </w:r>
-    </w:p>
-  </w:endnote>
-</w:endnotes>
-</file>
-
 <file path=word/footer1.xml><?xml version="1.0" encoding="utf-8"?>
-<w:ftr xmlns:wpc="http://schemas.microsoft.com/office/word/2010/wordprocessingCanvas" xmlns:cx="http://schemas.microsoft.com/office/drawing/2014/chartex" xmlns:cx1="http://schemas.microsoft.com/office/drawing/2015/9/8/chartex" xmlns:cx2="http://schemas.microsoft.com/office/drawing/2015/10/21/chartex" xmlns:cx3="http://schemas.microsoft.com/office/drawing/2016/5/9/chartex" xmlns:cx4="http://schemas.microsoft.com/office/drawing/2016/5/10/chartex" xmlns:cx5="http://schemas.microsoft.com/office/drawing/2016/5/11/chartex" xmlns:cx6="http://schemas.microsoft.com/office/drawing/2016/5/12/chartex" xmlns:cx7="http://schemas.microsoft.com/office/drawing/2016/5/13/chartex" xmlns:cx8="http://schemas.microsoft.com/office/drawing/2016/5/14/chartex" xmlns:mc="http://schemas.openxmlformats.org/markup-compatibility/2006" xmlns:aink="http://schemas.microsoft.com/office/drawing/2016/ink" xmlns:am3d="http://schemas.microsoft.com/office/drawing/2017/model3d" xmlns:o="urn:schemas-microsoft-com:office:office" xmlns:oel="http://schemas.microsoft.com/office/2019/extlst" xmlns:r="http://schemas.openxmlformats.org/officeDocument/2006/relationships" xmlns:m="http://schemas.openxmlformats.org/officeDocument/2006/math" xmlns:v="urn:schemas-microsoft-com:vml" xmlns:wp14="http://schemas.microsoft.com/office/word/2010/wordprocessingDrawing" xmlns:wp="http://schemas.openxmlformats.org/drawingml/2006/wordprocessingDrawing" xmlns:w10="urn:schemas-microsoft-com:office:word" xmlns:w="http://schemas.openxmlformats.org/wordprocessingml/2006/main" xmlns:w14="http://schemas.microsoft.com/office/word/2010/wordml" xmlns:w15="http://schemas.microsoft.com/office/word/2012/wordml" xmlns:w16cex="http://schemas.microsoft.com/office/word/2018/wordml/cex" xmlns:w16cid="http://schemas.microsoft.com/office/word/2016/wordml/cid" xmlns:w16="http://schemas.microsoft.com/office/word/2018/wordml" xmlns:w16du="http://schemas.microsoft.com/office/word/2023/wordml/word16du" xmlns:w16sdtdh="http://schemas.microsoft.com/office/word/2020/wordml/sdtdatahash" xmlns:w16sdtfl="http://schemas.microsoft.com/office/word/2024/wordml/sdtformatlock" xmlns:w16se="http://schemas.microsoft.com/office/word/2015/wordml/symex" xmlns:wpg="http://schemas.microsoft.com/office/word/2010/wordprocessingGroup" xmlns:wpi="http://schemas.microsoft.com/office/word/2010/wordprocessingInk" xmlns:wne="http://schemas.microsoft.com/office/word/2006/wordml" xmlns:wps="http://schemas.microsoft.com/office/word/2010/wordprocessingShape" mc:Ignorable="w14 w15 w16se w16cid w16 w16cex w16sdtdh w16sdtfl w16du wp14">
+<w:ftr xmlns:m="http://schemas.openxmlformats.org/officeDocument/2006/math" xmlns:mc="http://schemas.openxmlformats.org/markup-compatibility/2006" xmlns:mo="http://schemas.microsoft.com/office/mac/office/2008/main" xmlns:mv="urn:schemas-microsoft-com:mac:vml" xmlns:o="urn:schemas-microsoft-com:office:office" xmlns:r="http://schemas.openxmlformats.org/officeDocument/2006/relationships" xmlns:v="urn:schemas-microsoft-com:vml" xmlns:w10="urn:schemas-microsoft-com:office:word" xmlns:w14="http://schemas.microsoft.com/office/word/2010/wordml" xmlns:w="http://schemas.openxmlformats.org/wordprocessingml/2006/main" xmlns:wne="http://schemas.microsoft.com/office/word/2006/wordml" xmlns:wp14="http://schemas.microsoft.com/office/word/2010/wordprocessingDrawing" xmlns:wp="http://schemas.openxmlformats.org/drawingml/2006/wordprocessingDrawing" xmlns:wpc="http://schemas.microsoft.com/office/word/2010/wordprocessingCanvas" xmlns:wpg="http://schemas.microsoft.com/office/word/2010/wordprocessingGroup" xmlns:wpi="http://schemas.microsoft.com/office/word/2010/wordprocessingInk" xmlns:wps="http://schemas.microsoft.com/office/word/2010/wordprocessingShape" mc:Ignorable="w14 wp14">
   <w:p>
     <w:pPr>
+      <w:pStyle w:val="Footer"/>
       <w:jc w:val="center"/>
     </w:pPr>
     <w:r>
@@ -5389,23 +5032,7 @@
         <w:color w:val="6E6E73"/>
         <w:sz w:val="18"/>
       </w:rPr>
-      <w:t xml:space="preserve">CSCI 3495: Natural Language Processing and Large Language </w:t>
-    </w:r>
-    <w:proofErr w:type="gramStart"/>
-    <w:r>
-      <w:rPr>
-        <w:color w:val="6E6E73"/>
-        <w:sz w:val="18"/>
-      </w:rPr>
-      <w:t>Models  |</w:t>
-    </w:r>
-    <w:proofErr w:type="gramEnd"/>
-    <w:r>
-      <w:rPr>
-        <w:color w:val="6E6E73"/>
-        <w:sz w:val="18"/>
-      </w:rPr>
-      <w:t xml:space="preserve">  page  </w:t>
+      <w:t xml:space="preserve">CSCI 3495: Natural Language Processing and Large Language Models  |  page  </w:t>
     </w:r>
     <w:r>
       <w:rPr>
@@ -5418,19 +5045,6 @@
         <w:sz w:val="18"/>
       </w:rPr>
       <w:instrText xml:space="preserve"> PAGE </w:instrText>
-    </w:r>
-    <w:r>
-      <w:rPr>
-        <w:sz w:val="18"/>
-      </w:rPr>
-      <w:fldChar w:fldCharType="separate"/>
-    </w:r>
-    <w:r>
-      <w:rPr>
-        <w:noProof/>
-        <w:sz w:val="18"/>
-      </w:rPr>
-      <w:t>1</w:t>
     </w:r>
     <w:r>
       <w:rPr>
@@ -5442,31 +5056,9 @@
 </w:ftr>
 </file>
 
-<file path=word/footnotes.xml><?xml version="1.0" encoding="utf-8"?>
-<w:footnotes xmlns:wpc="http://schemas.microsoft.com/office/word/2010/wordprocessingCanvas" xmlns:cx="http://schemas.microsoft.com/office/drawing/2014/chartex" xmlns:cx1="http://schemas.microsoft.com/office/drawing/2015/9/8/chartex" xmlns:cx2="http://schemas.microsoft.com/office/drawing/2015/10/21/chartex" xmlns:cx3="http://schemas.microsoft.com/office/drawing/2016/5/9/chartex" xmlns:cx4="http://schemas.microsoft.com/office/drawing/2016/5/10/chartex" xmlns:cx5="http://schemas.microsoft.com/office/drawing/2016/5/11/chartex" xmlns:cx6="http://schemas.microsoft.com/office/drawing/2016/5/12/chartex" xmlns:cx7="http://schemas.microsoft.com/office/drawing/2016/5/13/chartex" xmlns:cx8="http://schemas.microsoft.com/office/drawing/2016/5/14/chartex" xmlns:mc="http://schemas.openxmlformats.org/markup-compatibility/2006" xmlns:aink="http://schemas.microsoft.com/office/drawing/2016/ink" xmlns:am3d="http://schemas.microsoft.com/office/drawing/2017/model3d" xmlns:o="urn:schemas-microsoft-com:office:office" xmlns:oel="http://schemas.microsoft.com/office/2019/extlst" xmlns:r="http://schemas.openxmlformats.org/officeDocument/2006/relationships" xmlns:m="http://schemas.openxmlformats.org/officeDocument/2006/math" xmlns:v="urn:schemas-microsoft-com:vml" xmlns:wp14="http://schemas.microsoft.com/office/word/2010/wordprocessingDrawing" xmlns:wp="http://schemas.openxmlformats.org/drawingml/2006/wordprocessingDrawing" xmlns:w10="urn:schemas-microsoft-com:office:word" xmlns:w="http://schemas.openxmlformats.org/wordprocessingml/2006/main" xmlns:w14="http://schemas.microsoft.com/office/word/2010/wordml" xmlns:w15="http://schemas.microsoft.com/office/word/2012/wordml" xmlns:w16cex="http://schemas.microsoft.com/office/word/2018/wordml/cex" xmlns:w16cid="http://schemas.microsoft.com/office/word/2016/wordml/cid" xmlns:w16="http://schemas.microsoft.com/office/word/2018/wordml" xmlns:w16du="http://schemas.microsoft.com/office/word/2023/wordml/word16du" xmlns:w16sdtdh="http://schemas.microsoft.com/office/word/2020/wordml/sdtdatahash" xmlns:w16sdtfl="http://schemas.microsoft.com/office/word/2024/wordml/sdtformatlock" xmlns:w16se="http://schemas.microsoft.com/office/word/2015/wordml/symex" xmlns:wpg="http://schemas.microsoft.com/office/word/2010/wordprocessingGroup" xmlns:wpi="http://schemas.microsoft.com/office/word/2010/wordprocessingInk" xmlns:wne="http://schemas.microsoft.com/office/word/2006/wordml" xmlns:wps="http://schemas.microsoft.com/office/word/2010/wordprocessingShape" mc:Ignorable="w14 w15 w16se w16cid w16 w16cex w16sdtdh w16sdtfl w16du wp14">
-  <w:footnote w:type="separator" w:id="-1">
-    <w:p>
-      <w:r>
-        <w:separator/>
-      </w:r>
-    </w:p>
-  </w:footnote>
-  <w:footnote w:type="continuationSeparator" w:id="0">
-    <w:p>
-      <w:r>
-        <w:continuationSeparator/>
-      </w:r>
-    </w:p>
-  </w:footnote>
-</w:footnotes>
-</file>
-
 <file path=word/numbering.xml><?xml version="1.0" encoding="utf-8"?>
-<w:numbering xmlns:wpc="http://schemas.microsoft.com/office/word/2010/wordprocessingCanvas" xmlns:cx="http://schemas.microsoft.com/office/drawing/2014/chartex" xmlns:cx1="http://schemas.microsoft.com/office/drawing/2015/9/8/chartex" xmlns:cx2="http://schemas.microsoft.com/office/drawing/2015/10/21/chartex" xmlns:cx3="http://schemas.microsoft.com/office/drawing/2016/5/9/chartex" xmlns:cx4="http://schemas.microsoft.com/office/drawing/2016/5/10/chartex" xmlns:cx5="http://schemas.microsoft.com/office/drawing/2016/5/11/chartex" xmlns:cx6="http://schemas.microsoft.com/office/drawing/2016/5/12/chartex" xmlns:cx7="http://schemas.microsoft.com/office/drawing/2016/5/13/chartex" xmlns:cx8="http://schemas.microsoft.com/office/drawing/2016/5/14/chartex" xmlns:mc="http://schemas.openxmlformats.org/markup-compatibility/2006" xmlns:aink="http://schemas.microsoft.com/office/drawing/2016/ink" xmlns:am3d="http://schemas.microsoft.com/office/drawing/2017/model3d" xmlns:o="urn:schemas-microsoft-com:office:office" xmlns:oel="http://schemas.microsoft.com/office/2019/extlst" xmlns:r="http://schemas.openxmlformats.org/officeDocument/2006/relationships" xmlns:m="http://schemas.openxmlformats.org/officeDocument/2006/math" xmlns:v="urn:schemas-microsoft-com:vml" xmlns:wp14="http://schemas.microsoft.com/office/word/2010/wordprocessingDrawing" xmlns:wp="http://schemas.openxmlformats.org/drawingml/2006/wordprocessingDrawing" xmlns:w10="urn:schemas-microsoft-com:office:word" xmlns:w="http://schemas.openxmlformats.org/wordprocessingml/2006/main" xmlns:w14="http://schemas.microsoft.com/office/word/2010/wordml" xmlns:w15="http://schemas.microsoft.com/office/word/2012/wordml" xmlns:w16cex="http://schemas.microsoft.com/office/word/2018/wordml/cex" xmlns:w16cid="http://schemas.microsoft.com/office/word/2016/wordml/cid" xmlns:w16="http://schemas.microsoft.com/office/word/2018/wordml" xmlns:w16du="http://schemas.microsoft.com/office/word/2023/wordml/word16du" xmlns:w16sdtdh="http://schemas.microsoft.com/office/word/2020/wordml/sdtdatahash" xmlns:w16sdtfl="http://schemas.microsoft.com/office/word/2024/wordml/sdtformatlock" xmlns:w16se="http://schemas.microsoft.com/office/word/2015/wordml/symex" xmlns:wpg="http://schemas.microsoft.com/office/word/2010/wordprocessingGroup" xmlns:wpi="http://schemas.microsoft.com/office/word/2010/wordprocessingInk" xmlns:wne="http://schemas.microsoft.com/office/word/2006/wordml" xmlns:wps="http://schemas.microsoft.com/office/word/2010/wordprocessingShape" mc:Ignorable="w14 w15 w16se w16cid w16 w16cex w16sdtdh w16sdtfl w16du wp14">
-  <w:abstractNum w:abstractNumId="0" w15:restartNumberingAfterBreak="0">
-    <w:nsid w:val="03A16C50"/>
-    <w:multiLevelType w:val="multilevel"/>
-    <w:tmpl w:val="0F105670"/>
+<w:numbering xmlns:mc="http://schemas.openxmlformats.org/markup-compatibility/2006" xmlns:o="urn:schemas-microsoft-com:office:office" xmlns:r="http://schemas.openxmlformats.org/officeDocument/2006/relationships" xmlns:m="http://schemas.openxmlformats.org/officeDocument/2006/math" xmlns:v="urn:schemas-microsoft-com:vml" xmlns:wp="http://schemas.openxmlformats.org/drawingml/2006/wordprocessingDrawing" xmlns:w10="urn:schemas-microsoft-com:office:word" xmlns:w="http://schemas.openxmlformats.org/wordprocessingml/2006/main" xmlns:wne="http://schemas.microsoft.com/office/word/2006/wordml" xmlns:sl="http://schemas.openxmlformats.org/schemaLibrary/2006/main" xmlns:a="http://schemas.openxmlformats.org/drawingml/2006/main" xmlns:pic="http://schemas.openxmlformats.org/drawingml/2006/picture" xmlns:c="http://schemas.openxmlformats.org/drawingml/2006/chart" xmlns:lc="http://schemas.openxmlformats.org/drawingml/2006/lockedCanvas" xmlns:dgm="http://schemas.openxmlformats.org/drawingml/2006/diagram" xmlns:wps="http://schemas.microsoft.com/office/word/2010/wordprocessingShape" xmlns:wpg="http://schemas.microsoft.com/office/word/2010/wordprocessingGroup" xmlns:w14="http://schemas.microsoft.com/office/word/2010/wordml" xmlns:w15="http://schemas.microsoft.com/office/word/2012/wordml" xmlns:w16="http://schemas.microsoft.com/office/word/2018/wordml" xmlns:w16cex="http://schemas.microsoft.com/office/word/2018/wordml/cex" xmlns:w16cid="http://schemas.microsoft.com/office/word/2016/wordml/cid" xmlns="http://schemas.microsoft.com/office/tasks/2019/documenttasks" xmlns:cr="http://schemas.microsoft.com/office/comments/2020/reactions">
+  <w:abstractNum w:abstractNumId="1">
     <w:lvl w:ilvl="0">
       <w:start w:val="1"/>
       <w:numFmt w:val="bullet"/>
@@ -5576,16 +5168,123 @@
       </w:rPr>
     </w:lvl>
   </w:abstractNum>
-  <w:abstractNum w:abstractNumId="1" w15:restartNumberingAfterBreak="0">
-    <w:nsid w:val="0E0A3CE6"/>
-    <w:multiLevelType w:val="multilevel"/>
-    <w:tmpl w:val="288E5CD0"/>
+  <w:abstractNum w:abstractNumId="2">
     <w:lvl w:ilvl="0">
       <w:start w:val="1"/>
       <w:numFmt w:val="bullet"/>
+      <w:lvlText w:val="●"/>
+      <w:lvlJc w:val="left"/>
+      <w:pPr>
+        <w:ind w:left="720" w:hanging="360"/>
+      </w:pPr>
+      <w:rPr>
+        <w:u w:val="none"/>
+      </w:rPr>
+    </w:lvl>
+    <w:lvl w:ilvl="1">
+      <w:start w:val="1"/>
+      <w:numFmt w:val="bullet"/>
       <w:lvlText w:val="○"/>
       <w:lvlJc w:val="left"/>
       <w:pPr>
+        <w:ind w:left="1440" w:hanging="360"/>
+      </w:pPr>
+      <w:rPr>
+        <w:u w:val="none"/>
+      </w:rPr>
+    </w:lvl>
+    <w:lvl w:ilvl="2">
+      <w:start w:val="1"/>
+      <w:numFmt w:val="bullet"/>
+      <w:lvlText w:val="■"/>
+      <w:lvlJc w:val="left"/>
+      <w:pPr>
+        <w:ind w:left="2160" w:hanging="360"/>
+      </w:pPr>
+      <w:rPr>
+        <w:u w:val="none"/>
+      </w:rPr>
+    </w:lvl>
+    <w:lvl w:ilvl="3">
+      <w:start w:val="1"/>
+      <w:numFmt w:val="bullet"/>
+      <w:lvlText w:val="●"/>
+      <w:lvlJc w:val="left"/>
+      <w:pPr>
+        <w:ind w:left="2880" w:hanging="360"/>
+      </w:pPr>
+      <w:rPr>
+        <w:u w:val="none"/>
+      </w:rPr>
+    </w:lvl>
+    <w:lvl w:ilvl="4">
+      <w:start w:val="1"/>
+      <w:numFmt w:val="bullet"/>
+      <w:lvlText w:val="○"/>
+      <w:lvlJc w:val="left"/>
+      <w:pPr>
+        <w:ind w:left="3600" w:hanging="360"/>
+      </w:pPr>
+      <w:rPr>
+        <w:u w:val="none"/>
+      </w:rPr>
+    </w:lvl>
+    <w:lvl w:ilvl="5">
+      <w:start w:val="1"/>
+      <w:numFmt w:val="bullet"/>
+      <w:lvlText w:val="■"/>
+      <w:lvlJc w:val="left"/>
+      <w:pPr>
+        <w:ind w:left="4320" w:hanging="360"/>
+      </w:pPr>
+      <w:rPr>
+        <w:u w:val="none"/>
+      </w:rPr>
+    </w:lvl>
+    <w:lvl w:ilvl="6">
+      <w:start w:val="1"/>
+      <w:numFmt w:val="bullet"/>
+      <w:lvlText w:val="●"/>
+      <w:lvlJc w:val="left"/>
+      <w:pPr>
+        <w:ind w:left="5040" w:hanging="360"/>
+      </w:pPr>
+      <w:rPr>
+        <w:u w:val="none"/>
+      </w:rPr>
+    </w:lvl>
+    <w:lvl w:ilvl="7">
+      <w:start w:val="1"/>
+      <w:numFmt w:val="bullet"/>
+      <w:lvlText w:val="○"/>
+      <w:lvlJc w:val="left"/>
+      <w:pPr>
+        <w:ind w:left="5760" w:hanging="360"/>
+      </w:pPr>
+      <w:rPr>
+        <w:u w:val="none"/>
+      </w:rPr>
+    </w:lvl>
+    <w:lvl w:ilvl="8">
+      <w:start w:val="1"/>
+      <w:numFmt w:val="bullet"/>
+      <w:lvlText w:val="■"/>
+      <w:lvlJc w:val="left"/>
+      <w:pPr>
+        <w:ind w:left="6480" w:hanging="360"/>
+      </w:pPr>
+      <w:rPr>
+        <w:u w:val="none"/>
+      </w:rPr>
+    </w:lvl>
+  </w:abstractNum>
+  <w:abstractNum w:abstractNumId="3">
+    <w:lvl w:ilvl="0">
+      <w:start w:val="1"/>
+      <w:numFmt w:val="bullet"/>
+      <w:lvlText w:val="●"/>
+      <w:lvlJc w:val="left"/>
+      <w:pPr>
         <w:ind w:left="720" w:hanging="360"/>
       </w:pPr>
       <w:rPr>
@@ -5689,10 +5388,7 @@
       </w:rPr>
     </w:lvl>
   </w:abstractNum>
-  <w:abstractNum w:abstractNumId="2" w15:restartNumberingAfterBreak="0">
-    <w:nsid w:val="205045E8"/>
-    <w:multiLevelType w:val="multilevel"/>
-    <w:tmpl w:val="41EA2BE4"/>
+  <w:abstractNum w:abstractNumId="4">
     <w:lvl w:ilvl="0">
       <w:start w:val="1"/>
       <w:numFmt w:val="bullet"/>
@@ -5802,16 +5498,123 @@
       </w:rPr>
     </w:lvl>
   </w:abstractNum>
-  <w:abstractNum w:abstractNumId="3" w15:restartNumberingAfterBreak="0">
-    <w:nsid w:val="447A4E3A"/>
-    <w:multiLevelType w:val="multilevel"/>
-    <w:tmpl w:val="93362C54"/>
+  <w:abstractNum w:abstractNumId="5">
     <w:lvl w:ilvl="0">
       <w:start w:val="1"/>
       <w:numFmt w:val="bullet"/>
+      <w:lvlText w:val="○"/>
+      <w:lvlJc w:val="left"/>
+      <w:pPr>
+        <w:ind w:left="720" w:hanging="360"/>
+      </w:pPr>
+      <w:rPr>
+        <w:u w:val="none"/>
+      </w:rPr>
+    </w:lvl>
+    <w:lvl w:ilvl="1">
+      <w:start w:val="1"/>
+      <w:numFmt w:val="bullet"/>
+      <w:lvlText w:val="○"/>
+      <w:lvlJc w:val="left"/>
+      <w:pPr>
+        <w:ind w:left="1440" w:hanging="360"/>
+      </w:pPr>
+      <w:rPr>
+        <w:u w:val="none"/>
+      </w:rPr>
+    </w:lvl>
+    <w:lvl w:ilvl="2">
+      <w:start w:val="1"/>
+      <w:numFmt w:val="bullet"/>
+      <w:lvlText w:val="■"/>
+      <w:lvlJc w:val="left"/>
+      <w:pPr>
+        <w:ind w:left="2160" w:hanging="360"/>
+      </w:pPr>
+      <w:rPr>
+        <w:u w:val="none"/>
+      </w:rPr>
+    </w:lvl>
+    <w:lvl w:ilvl="3">
+      <w:start w:val="1"/>
+      <w:numFmt w:val="bullet"/>
       <w:lvlText w:val="●"/>
       <w:lvlJc w:val="left"/>
       <w:pPr>
+        <w:ind w:left="2880" w:hanging="360"/>
+      </w:pPr>
+      <w:rPr>
+        <w:u w:val="none"/>
+      </w:rPr>
+    </w:lvl>
+    <w:lvl w:ilvl="4">
+      <w:start w:val="1"/>
+      <w:numFmt w:val="bullet"/>
+      <w:lvlText w:val="○"/>
+      <w:lvlJc w:val="left"/>
+      <w:pPr>
+        <w:ind w:left="3600" w:hanging="360"/>
+      </w:pPr>
+      <w:rPr>
+        <w:u w:val="none"/>
+      </w:rPr>
+    </w:lvl>
+    <w:lvl w:ilvl="5">
+      <w:start w:val="1"/>
+      <w:numFmt w:val="bullet"/>
+      <w:lvlText w:val="■"/>
+      <w:lvlJc w:val="left"/>
+      <w:pPr>
+        <w:ind w:left="4320" w:hanging="360"/>
+      </w:pPr>
+      <w:rPr>
+        <w:u w:val="none"/>
+      </w:rPr>
+    </w:lvl>
+    <w:lvl w:ilvl="6">
+      <w:start w:val="1"/>
+      <w:numFmt w:val="bullet"/>
+      <w:lvlText w:val="●"/>
+      <w:lvlJc w:val="left"/>
+      <w:pPr>
+        <w:ind w:left="5040" w:hanging="360"/>
+      </w:pPr>
+      <w:rPr>
+        <w:u w:val="none"/>
+      </w:rPr>
+    </w:lvl>
+    <w:lvl w:ilvl="7">
+      <w:start w:val="1"/>
+      <w:numFmt w:val="bullet"/>
+      <w:lvlText w:val="○"/>
+      <w:lvlJc w:val="left"/>
+      <w:pPr>
+        <w:ind w:left="5760" w:hanging="360"/>
+      </w:pPr>
+      <w:rPr>
+        <w:u w:val="none"/>
+      </w:rPr>
+    </w:lvl>
+    <w:lvl w:ilvl="8">
+      <w:start w:val="1"/>
+      <w:numFmt w:val="bullet"/>
+      <w:lvlText w:val="■"/>
+      <w:lvlJc w:val="left"/>
+      <w:pPr>
+        <w:ind w:left="6480" w:hanging="360"/>
+      </w:pPr>
+      <w:rPr>
+        <w:u w:val="none"/>
+      </w:rPr>
+    </w:lvl>
+  </w:abstractNum>
+  <w:abstractNum w:abstractNumId="6">
+    <w:lvl w:ilvl="0">
+      <w:start w:val="1"/>
+      <w:numFmt w:val="bullet"/>
+      <w:lvlText w:val="●"/>
+      <w:lvlJc w:val="left"/>
+      <w:pPr>
         <w:ind w:left="720" w:hanging="360"/>
       </w:pPr>
       <w:rPr>
@@ -5915,10 +5718,7 @@
       </w:rPr>
     </w:lvl>
   </w:abstractNum>
-  <w:abstractNum w:abstractNumId="4" w15:restartNumberingAfterBreak="0">
-    <w:nsid w:val="661A52E1"/>
-    <w:multiLevelType w:val="multilevel"/>
-    <w:tmpl w:val="9AECCACC"/>
+  <w:abstractNum w:abstractNumId="7">
     <w:lvl w:ilvl="0">
       <w:start w:val="1"/>
       <w:numFmt w:val="bullet"/>
@@ -6028,10 +5828,7 @@
       </w:rPr>
     </w:lvl>
   </w:abstractNum>
-  <w:abstractNum w:abstractNumId="5" w15:restartNumberingAfterBreak="0">
-    <w:nsid w:val="68E56E41"/>
-    <w:multiLevelType w:val="multilevel"/>
-    <w:tmpl w:val="11E6EC9C"/>
+  <w:abstractNum w:abstractNumId="8">
     <w:lvl w:ilvl="0">
       <w:start w:val="1"/>
       <w:numFmt w:val="bullet"/>
@@ -6141,671 +5938,80 @@
       </w:rPr>
     </w:lvl>
   </w:abstractNum>
-  <w:abstractNum w:abstractNumId="6" w15:restartNumberingAfterBreak="0">
-    <w:nsid w:val="75371A21"/>
-    <w:multiLevelType w:val="multilevel"/>
-    <w:tmpl w:val="34D08118"/>
-    <w:lvl w:ilvl="0">
-      <w:start w:val="1"/>
-      <w:numFmt w:val="bullet"/>
-      <w:lvlText w:val="●"/>
-      <w:lvlJc w:val="left"/>
-      <w:pPr>
-        <w:ind w:left="720" w:hanging="360"/>
-      </w:pPr>
-      <w:rPr>
-        <w:u w:val="none"/>
-      </w:rPr>
-    </w:lvl>
-    <w:lvl w:ilvl="1">
-      <w:start w:val="1"/>
-      <w:numFmt w:val="bullet"/>
-      <w:lvlText w:val="○"/>
-      <w:lvlJc w:val="left"/>
-      <w:pPr>
-        <w:ind w:left="1440" w:hanging="360"/>
-      </w:pPr>
-      <w:rPr>
-        <w:u w:val="none"/>
-      </w:rPr>
-    </w:lvl>
-    <w:lvl w:ilvl="2">
-      <w:start w:val="1"/>
-      <w:numFmt w:val="bullet"/>
-      <w:lvlText w:val="■"/>
-      <w:lvlJc w:val="left"/>
-      <w:pPr>
-        <w:ind w:left="2160" w:hanging="360"/>
-      </w:pPr>
-      <w:rPr>
-        <w:u w:val="none"/>
-      </w:rPr>
-    </w:lvl>
-    <w:lvl w:ilvl="3">
-      <w:start w:val="1"/>
-      <w:numFmt w:val="bullet"/>
-      <w:lvlText w:val="●"/>
-      <w:lvlJc w:val="left"/>
-      <w:pPr>
-        <w:ind w:left="2880" w:hanging="360"/>
-      </w:pPr>
-      <w:rPr>
-        <w:u w:val="none"/>
-      </w:rPr>
-    </w:lvl>
-    <w:lvl w:ilvl="4">
-      <w:start w:val="1"/>
-      <w:numFmt w:val="bullet"/>
-      <w:lvlText w:val="○"/>
-      <w:lvlJc w:val="left"/>
-      <w:pPr>
-        <w:ind w:left="3600" w:hanging="360"/>
-      </w:pPr>
-      <w:rPr>
-        <w:u w:val="none"/>
-      </w:rPr>
-    </w:lvl>
-    <w:lvl w:ilvl="5">
-      <w:start w:val="1"/>
-      <w:numFmt w:val="bullet"/>
-      <w:lvlText w:val="■"/>
-      <w:lvlJc w:val="left"/>
-      <w:pPr>
-        <w:ind w:left="4320" w:hanging="360"/>
-      </w:pPr>
-      <w:rPr>
-        <w:u w:val="none"/>
-      </w:rPr>
-    </w:lvl>
-    <w:lvl w:ilvl="6">
-      <w:start w:val="1"/>
-      <w:numFmt w:val="bullet"/>
-      <w:lvlText w:val="●"/>
-      <w:lvlJc w:val="left"/>
-      <w:pPr>
-        <w:ind w:left="5040" w:hanging="360"/>
-      </w:pPr>
-      <w:rPr>
-        <w:u w:val="none"/>
-      </w:rPr>
-    </w:lvl>
-    <w:lvl w:ilvl="7">
-      <w:start w:val="1"/>
-      <w:numFmt w:val="bullet"/>
-      <w:lvlText w:val="○"/>
-      <w:lvlJc w:val="left"/>
-      <w:pPr>
-        <w:ind w:left="5760" w:hanging="360"/>
-      </w:pPr>
-      <w:rPr>
-        <w:u w:val="none"/>
-      </w:rPr>
-    </w:lvl>
-    <w:lvl w:ilvl="8">
-      <w:start w:val="1"/>
-      <w:numFmt w:val="bullet"/>
-      <w:lvlText w:val="■"/>
-      <w:lvlJc w:val="left"/>
-      <w:pPr>
-        <w:ind w:left="6480" w:hanging="360"/>
-      </w:pPr>
-      <w:rPr>
-        <w:u w:val="none"/>
-      </w:rPr>
-    </w:lvl>
-  </w:abstractNum>
-  <w:abstractNum w:abstractNumId="7" w15:restartNumberingAfterBreak="0">
-    <w:nsid w:val="7F43727F"/>
-    <w:multiLevelType w:val="multilevel"/>
-    <w:tmpl w:val="7BC6EAAC"/>
-    <w:lvl w:ilvl="0">
-      <w:start w:val="1"/>
-      <w:numFmt w:val="bullet"/>
-      <w:lvlText w:val="●"/>
-      <w:lvlJc w:val="left"/>
-      <w:pPr>
-        <w:ind w:left="720" w:hanging="360"/>
-      </w:pPr>
-      <w:rPr>
-        <w:u w:val="none"/>
-      </w:rPr>
-    </w:lvl>
-    <w:lvl w:ilvl="1">
-      <w:start w:val="1"/>
-      <w:numFmt w:val="bullet"/>
-      <w:lvlText w:val="○"/>
-      <w:lvlJc w:val="left"/>
-      <w:pPr>
-        <w:ind w:left="1440" w:hanging="360"/>
-      </w:pPr>
-      <w:rPr>
-        <w:u w:val="none"/>
-      </w:rPr>
-    </w:lvl>
-    <w:lvl w:ilvl="2">
-      <w:start w:val="1"/>
-      <w:numFmt w:val="bullet"/>
-      <w:lvlText w:val="■"/>
-      <w:lvlJc w:val="left"/>
-      <w:pPr>
-        <w:ind w:left="2160" w:hanging="360"/>
-      </w:pPr>
-      <w:rPr>
-        <w:u w:val="none"/>
-      </w:rPr>
-    </w:lvl>
-    <w:lvl w:ilvl="3">
-      <w:start w:val="1"/>
-      <w:numFmt w:val="bullet"/>
-      <w:lvlText w:val="●"/>
-      <w:lvlJc w:val="left"/>
-      <w:pPr>
-        <w:ind w:left="2880" w:hanging="360"/>
-      </w:pPr>
-      <w:rPr>
-        <w:u w:val="none"/>
-      </w:rPr>
-    </w:lvl>
-    <w:lvl w:ilvl="4">
-      <w:start w:val="1"/>
-      <w:numFmt w:val="bullet"/>
-      <w:lvlText w:val="○"/>
-      <w:lvlJc w:val="left"/>
-      <w:pPr>
-        <w:ind w:left="3600" w:hanging="360"/>
-      </w:pPr>
-      <w:rPr>
-        <w:u w:val="none"/>
-      </w:rPr>
-    </w:lvl>
-    <w:lvl w:ilvl="5">
-      <w:start w:val="1"/>
-      <w:numFmt w:val="bullet"/>
-      <w:lvlText w:val="■"/>
-      <w:lvlJc w:val="left"/>
-      <w:pPr>
-        <w:ind w:left="4320" w:hanging="360"/>
-      </w:pPr>
-      <w:rPr>
-        <w:u w:val="none"/>
-      </w:rPr>
-    </w:lvl>
-    <w:lvl w:ilvl="6">
-      <w:start w:val="1"/>
-      <w:numFmt w:val="bullet"/>
-      <w:lvlText w:val="●"/>
-      <w:lvlJc w:val="left"/>
-      <w:pPr>
-        <w:ind w:left="5040" w:hanging="360"/>
-      </w:pPr>
-      <w:rPr>
-        <w:u w:val="none"/>
-      </w:rPr>
-    </w:lvl>
-    <w:lvl w:ilvl="7">
-      <w:start w:val="1"/>
-      <w:numFmt w:val="bullet"/>
-      <w:lvlText w:val="○"/>
-      <w:lvlJc w:val="left"/>
-      <w:pPr>
-        <w:ind w:left="5760" w:hanging="360"/>
-      </w:pPr>
-      <w:rPr>
-        <w:u w:val="none"/>
-      </w:rPr>
-    </w:lvl>
-    <w:lvl w:ilvl="8">
-      <w:start w:val="1"/>
-      <w:numFmt w:val="bullet"/>
-      <w:lvlText w:val="■"/>
-      <w:lvlJc w:val="left"/>
-      <w:pPr>
-        <w:ind w:left="6480" w:hanging="360"/>
-      </w:pPr>
-      <w:rPr>
-        <w:u w:val="none"/>
-      </w:rPr>
-    </w:lvl>
-  </w:abstractNum>
-  <w:num w:numId="1" w16cid:durableId="1034188405">
+  <w:num w:numId="1">
+    <w:abstractNumId w:val="1"/>
+  </w:num>
+  <w:num w:numId="2">
+    <w:abstractNumId w:val="2"/>
+  </w:num>
+  <w:num w:numId="3">
+    <w:abstractNumId w:val="3"/>
+  </w:num>
+  <w:num w:numId="4">
     <w:abstractNumId w:val="4"/>
   </w:num>
-  <w:num w:numId="2" w16cid:durableId="925960833">
-    <w:abstractNumId w:val="2"/>
+  <w:num w:numId="5">
+    <w:abstractNumId w:val="5"/>
   </w:num>
-  <w:num w:numId="3" w16cid:durableId="1588884891">
+  <w:num w:numId="6">
     <w:abstractNumId w:val="6"/>
   </w:num>
-  <w:num w:numId="4" w16cid:durableId="302855963">
-    <w:abstractNumId w:val="3"/>
-  </w:num>
-  <w:num w:numId="5" w16cid:durableId="368604795">
-    <w:abstractNumId w:val="1"/>
-  </w:num>
-  <w:num w:numId="6" w16cid:durableId="131677342">
-    <w:abstractNumId w:val="5"/>
-  </w:num>
-  <w:num w:numId="7" w16cid:durableId="724569489">
+  <w:num w:numId="7">
     <w:abstractNumId w:val="7"/>
   </w:num>
-  <w:num w:numId="8" w16cid:durableId="986783082">
-    <w:abstractNumId w:val="0"/>
+  <w:num w:numId="8">
+    <w:abstractNumId w:val="8"/>
   </w:num>
 </w:numbering>
 </file>
 
 <file path=word/styles.xml><?xml version="1.0" encoding="utf-8"?>
-<w:styles xmlns:mc="http://schemas.openxmlformats.org/markup-compatibility/2006" xmlns:r="http://schemas.openxmlformats.org/officeDocument/2006/relationships" xmlns:w="http://schemas.openxmlformats.org/wordprocessingml/2006/main" xmlns:w14="http://schemas.microsoft.com/office/word/2010/wordml" xmlns:w15="http://schemas.microsoft.com/office/word/2012/wordml" xmlns:w16cex="http://schemas.microsoft.com/office/word/2018/wordml/cex" xmlns:w16cid="http://schemas.microsoft.com/office/word/2016/wordml/cid" xmlns:w16="http://schemas.microsoft.com/office/word/2018/wordml" xmlns:w16du="http://schemas.microsoft.com/office/word/2023/wordml/word16du" xmlns:w16sdtdh="http://schemas.microsoft.com/office/word/2020/wordml/sdtdatahash" xmlns:w16sdtfl="http://schemas.microsoft.com/office/word/2024/wordml/sdtformatlock" xmlns:w16se="http://schemas.microsoft.com/office/word/2015/wordml/symex" mc:Ignorable="w14 w15 w16se w16cid w16 w16cex w16sdtdh w16sdtfl w16du">
+<w:styles xmlns:mc="http://schemas.openxmlformats.org/markup-compatibility/2006" xmlns:o="urn:schemas-microsoft-com:office:office" xmlns:r="http://schemas.openxmlformats.org/officeDocument/2006/relationships" xmlns:m="http://schemas.openxmlformats.org/officeDocument/2006/math" xmlns:v="urn:schemas-microsoft-com:vml" xmlns:wp="http://schemas.openxmlformats.org/drawingml/2006/wordprocessingDrawing" xmlns:w10="urn:schemas-microsoft-com:office:word" xmlns:w="http://schemas.openxmlformats.org/wordprocessingml/2006/main" xmlns:wne="http://schemas.microsoft.com/office/word/2006/wordml" xmlns:sl="http://schemas.openxmlformats.org/schemaLibrary/2006/main" xmlns:a="http://schemas.openxmlformats.org/drawingml/2006/main" xmlns:pic="http://schemas.openxmlformats.org/drawingml/2006/picture" xmlns:c="http://schemas.openxmlformats.org/drawingml/2006/chart" xmlns:lc="http://schemas.openxmlformats.org/drawingml/2006/lockedCanvas" xmlns:dgm="http://schemas.openxmlformats.org/drawingml/2006/diagram" xmlns:wps="http://schemas.microsoft.com/office/word/2010/wordprocessingShape" xmlns:wpg="http://schemas.microsoft.com/office/word/2010/wordprocessingGroup" xmlns:w14="http://schemas.microsoft.com/office/word/2010/wordml" xmlns:w15="http://schemas.microsoft.com/office/word/2012/wordml" xmlns:w16="http://schemas.microsoft.com/office/word/2018/wordml" xmlns:w16cex="http://schemas.microsoft.com/office/word/2018/wordml/cex" xmlns:w16cid="http://schemas.microsoft.com/office/word/2016/wordml/cid" xmlns="http://schemas.microsoft.com/office/tasks/2019/documenttasks" xmlns:cr="http://schemas.microsoft.com/office/comments/2020/reactions">
   <w:docDefaults>
     <w:rPrDefault>
       <w:rPr>
-        <w:rFonts w:ascii="Arial" w:eastAsia="Arial" w:hAnsi="Arial" w:cs="Arial"/>
+        <w:rFonts w:ascii="Arial" w:cs="Arial" w:eastAsia="Arial" w:hAnsi="Arial"/>
         <w:sz w:val="24"/>
         <w:szCs w:val="24"/>
         <w:highlight w:val="white"/>
-        <w:lang w:val="en" w:eastAsia="zh-CN" w:bidi="ar-SA"/>
+        <w:lang w:val="en"/>
       </w:rPr>
     </w:rPrDefault>
-    <w:pPrDefault/>
+    <w:pPrDefault>
+      <w:pPr/>
+    </w:pPrDefault>
   </w:docDefaults>
-  <w:latentStyles w:defLockedState="0" w:defUIPriority="99" w:defSemiHidden="0" w:defUnhideWhenUsed="0" w:defQFormat="0" w:count="376">
-    <w:lsdException w:name="Normal" w:uiPriority="0" w:qFormat="1"/>
-    <w:lsdException w:name="heading 1" w:uiPriority="9" w:qFormat="1"/>
-    <w:lsdException w:name="heading 2" w:semiHidden="1" w:uiPriority="9" w:unhideWhenUsed="1" w:qFormat="1"/>
-    <w:lsdException w:name="heading 3" w:semiHidden="1" w:uiPriority="9" w:unhideWhenUsed="1" w:qFormat="1"/>
-    <w:lsdException w:name="heading 4" w:semiHidden="1" w:uiPriority="9" w:unhideWhenUsed="1" w:qFormat="1"/>
-    <w:lsdException w:name="heading 5" w:semiHidden="1" w:uiPriority="9" w:unhideWhenUsed="1" w:qFormat="1"/>
-    <w:lsdException w:name="heading 6" w:semiHidden="1" w:uiPriority="9" w:unhideWhenUsed="1" w:qFormat="1"/>
-    <w:lsdException w:name="heading 7" w:semiHidden="1" w:uiPriority="9" w:unhideWhenUsed="1" w:qFormat="1"/>
-    <w:lsdException w:name="heading 8" w:semiHidden="1" w:uiPriority="9" w:unhideWhenUsed="1" w:qFormat="1"/>
-    <w:lsdException w:name="heading 9" w:semiHidden="1" w:uiPriority="9" w:unhideWhenUsed="1" w:qFormat="1"/>
-    <w:lsdException w:name="index 1" w:semiHidden="1" w:unhideWhenUsed="1"/>
-    <w:lsdException w:name="index 2" w:semiHidden="1" w:unhideWhenUsed="1"/>
-    <w:lsdException w:name="index 3" w:semiHidden="1" w:unhideWhenUsed="1"/>
-    <w:lsdException w:name="index 4" w:semiHidden="1" w:unhideWhenUsed="1"/>
-    <w:lsdException w:name="index 5" w:semiHidden="1" w:unhideWhenUsed="1"/>
-    <w:lsdException w:name="index 6" w:semiHidden="1" w:unhideWhenUsed="1"/>
-    <w:lsdException w:name="index 7" w:semiHidden="1" w:unhideWhenUsed="1"/>
-    <w:lsdException w:name="index 8" w:semiHidden="1" w:unhideWhenUsed="1"/>
-    <w:lsdException w:name="index 9" w:semiHidden="1" w:unhideWhenUsed="1"/>
-    <w:lsdException w:name="toc 1" w:semiHidden="1" w:uiPriority="39" w:unhideWhenUsed="1"/>
-    <w:lsdException w:name="toc 2" w:semiHidden="1" w:uiPriority="39" w:unhideWhenUsed="1"/>
-    <w:lsdException w:name="toc 3" w:semiHidden="1" w:uiPriority="39" w:unhideWhenUsed="1"/>
-    <w:lsdException w:name="toc 4" w:semiHidden="1" w:uiPriority="39" w:unhideWhenUsed="1"/>
-    <w:lsdException w:name="toc 5" w:semiHidden="1" w:uiPriority="39" w:unhideWhenUsed="1"/>
-    <w:lsdException w:name="toc 6" w:semiHidden="1" w:uiPriority="39" w:unhideWhenUsed="1"/>
-    <w:lsdException w:name="toc 7" w:semiHidden="1" w:uiPriority="39" w:unhideWhenUsed="1"/>
-    <w:lsdException w:name="toc 8" w:semiHidden="1" w:uiPriority="39" w:unhideWhenUsed="1"/>
-    <w:lsdException w:name="toc 9" w:semiHidden="1" w:uiPriority="39" w:unhideWhenUsed="1"/>
-    <w:lsdException w:name="Normal Indent" w:semiHidden="1" w:unhideWhenUsed="1"/>
-    <w:lsdException w:name="footnote text" w:semiHidden="1" w:unhideWhenUsed="1"/>
-    <w:lsdException w:name="annotation text" w:semiHidden="1" w:unhideWhenUsed="1"/>
-    <w:lsdException w:name="header" w:semiHidden="1" w:unhideWhenUsed="1"/>
-    <w:lsdException w:name="footer" w:semiHidden="1" w:unhideWhenUsed="1"/>
-    <w:lsdException w:name="index heading" w:semiHidden="1" w:unhideWhenUsed="1"/>
-    <w:lsdException w:name="caption" w:semiHidden="1" w:uiPriority="35" w:unhideWhenUsed="1" w:qFormat="1"/>
-    <w:lsdException w:name="table of figures" w:semiHidden="1" w:unhideWhenUsed="1"/>
-    <w:lsdException w:name="envelope address" w:semiHidden="1" w:unhideWhenUsed="1"/>
-    <w:lsdException w:name="envelope return" w:semiHidden="1" w:unhideWhenUsed="1"/>
-    <w:lsdException w:name="footnote reference" w:semiHidden="1" w:unhideWhenUsed="1"/>
-    <w:lsdException w:name="annotation reference" w:semiHidden="1" w:unhideWhenUsed="1"/>
-    <w:lsdException w:name="line number" w:semiHidden="1" w:unhideWhenUsed="1"/>
-    <w:lsdException w:name="page number" w:semiHidden="1" w:unhideWhenUsed="1"/>
-    <w:lsdException w:name="endnote reference" w:semiHidden="1" w:unhideWhenUsed="1"/>
-    <w:lsdException w:name="endnote text" w:semiHidden="1" w:unhideWhenUsed="1"/>
-    <w:lsdException w:name="table of authorities" w:semiHidden="1" w:unhideWhenUsed="1"/>
-    <w:lsdException w:name="macro" w:semiHidden="1" w:unhideWhenUsed="1"/>
-    <w:lsdException w:name="toa heading" w:semiHidden="1" w:unhideWhenUsed="1"/>
-    <w:lsdException w:name="List" w:semiHidden="1" w:unhideWhenUsed="1"/>
-    <w:lsdException w:name="List Bullet" w:semiHidden="1" w:unhideWhenUsed="1"/>
-    <w:lsdException w:name="List Number" w:semiHidden="1" w:unhideWhenUsed="1"/>
-    <w:lsdException w:name="List 2" w:semiHidden="1" w:unhideWhenUsed="1"/>
-    <w:lsdException w:name="List 3" w:semiHidden="1" w:unhideWhenUsed="1"/>
-    <w:lsdException w:name="List 4" w:semiHidden="1" w:unhideWhenUsed="1"/>
-    <w:lsdException w:name="List 5" w:semiHidden="1" w:unhideWhenUsed="1"/>
-    <w:lsdException w:name="List Bullet 2" w:semiHidden="1" w:unhideWhenUsed="1"/>
-    <w:lsdException w:name="List Bullet 3" w:semiHidden="1" w:unhideWhenUsed="1"/>
-    <w:lsdException w:name="List Bullet 4" w:semiHidden="1" w:unhideWhenUsed="1"/>
-    <w:lsdException w:name="List Bullet 5" w:semiHidden="1" w:unhideWhenUsed="1"/>
-    <w:lsdException w:name="List Number 2" w:semiHidden="1" w:unhideWhenUsed="1"/>
-    <w:lsdException w:name="List Number 3" w:semiHidden="1" w:unhideWhenUsed="1"/>
-    <w:lsdException w:name="List Number 4" w:semiHidden="1" w:unhideWhenUsed="1"/>
-    <w:lsdException w:name="List Number 5" w:semiHidden="1" w:unhideWhenUsed="1"/>
-    <w:lsdException w:name="Title" w:uiPriority="10" w:qFormat="1"/>
-    <w:lsdException w:name="Closing" w:semiHidden="1" w:unhideWhenUsed="1"/>
-    <w:lsdException w:name="Signature" w:semiHidden="1" w:unhideWhenUsed="1"/>
-    <w:lsdException w:name="Default Paragraph Font" w:semiHidden="1" w:uiPriority="1" w:unhideWhenUsed="1"/>
-    <w:lsdException w:name="Body Text" w:semiHidden="1" w:unhideWhenUsed="1"/>
-    <w:lsdException w:name="Body Text Indent" w:semiHidden="1" w:unhideWhenUsed="1"/>
-    <w:lsdException w:name="List Continue" w:semiHidden="1" w:unhideWhenUsed="1"/>
-    <w:lsdException w:name="List Continue 2" w:semiHidden="1" w:unhideWhenUsed="1"/>
-    <w:lsdException w:name="List Continue 3" w:semiHidden="1" w:unhideWhenUsed="1"/>
-    <w:lsdException w:name="List Continue 4" w:semiHidden="1" w:unhideWhenUsed="1"/>
-    <w:lsdException w:name="List Continue 5" w:semiHidden="1" w:unhideWhenUsed="1"/>
-    <w:lsdException w:name="Message Header" w:semiHidden="1" w:unhideWhenUsed="1"/>
-    <w:lsdException w:name="Subtitle" w:uiPriority="11" w:qFormat="1"/>
-    <w:lsdException w:name="Salutation" w:semiHidden="1" w:unhideWhenUsed="1"/>
-    <w:lsdException w:name="Date" w:semiHidden="1" w:unhideWhenUsed="1"/>
-    <w:lsdException w:name="Body Text First Indent" w:semiHidden="1" w:unhideWhenUsed="1"/>
-    <w:lsdException w:name="Body Text First Indent 2" w:semiHidden="1" w:unhideWhenUsed="1"/>
-    <w:lsdException w:name="Note Heading" w:semiHidden="1" w:unhideWhenUsed="1"/>
-    <w:lsdException w:name="Body Text 2" w:semiHidden="1" w:unhideWhenUsed="1"/>
-    <w:lsdException w:name="Body Text 3" w:semiHidden="1" w:unhideWhenUsed="1"/>
-    <w:lsdException w:name="Body Text Indent 2" w:semiHidden="1" w:unhideWhenUsed="1"/>
-    <w:lsdException w:name="Body Text Indent 3" w:semiHidden="1" w:unhideWhenUsed="1"/>
-    <w:lsdException w:name="Block Text" w:semiHidden="1" w:unhideWhenUsed="1"/>
-    <w:lsdException w:name="Hyperlink" w:semiHidden="1" w:unhideWhenUsed="1"/>
-    <w:lsdException w:name="FollowedHyperlink" w:semiHidden="1" w:unhideWhenUsed="1"/>
-    <w:lsdException w:name="Strong" w:uiPriority="22" w:qFormat="1"/>
-    <w:lsdException w:name="Emphasis" w:uiPriority="20" w:qFormat="1"/>
-    <w:lsdException w:name="Document Map" w:semiHidden="1" w:unhideWhenUsed="1"/>
-    <w:lsdException w:name="Plain Text" w:semiHidden="1" w:unhideWhenUsed="1"/>
-    <w:lsdException w:name="E-mail Signature" w:semiHidden="1" w:unhideWhenUsed="1"/>
-    <w:lsdException w:name="HTML Top of Form" w:semiHidden="1" w:unhideWhenUsed="1"/>
-    <w:lsdException w:name="HTML Bottom of Form" w:semiHidden="1" w:unhideWhenUsed="1"/>
-    <w:lsdException w:name="Normal (Web)" w:semiHidden="1" w:unhideWhenUsed="1"/>
-    <w:lsdException w:name="HTML Acronym" w:semiHidden="1" w:unhideWhenUsed="1"/>
-    <w:lsdException w:name="HTML Address" w:semiHidden="1" w:unhideWhenUsed="1"/>
-    <w:lsdException w:name="HTML Cite" w:semiHidden="1" w:unhideWhenUsed="1"/>
-    <w:lsdException w:name="HTML Code" w:semiHidden="1" w:unhideWhenUsed="1"/>
-    <w:lsdException w:name="HTML Definition" w:semiHidden="1" w:unhideWhenUsed="1"/>
-    <w:lsdException w:name="HTML Keyboard" w:semiHidden="1" w:unhideWhenUsed="1"/>
-    <w:lsdException w:name="HTML Preformatted" w:semiHidden="1" w:unhideWhenUsed="1"/>
-    <w:lsdException w:name="HTML Sample" w:semiHidden="1" w:unhideWhenUsed="1"/>
-    <w:lsdException w:name="HTML Typewriter" w:semiHidden="1" w:unhideWhenUsed="1"/>
-    <w:lsdException w:name="HTML Variable" w:semiHidden="1" w:unhideWhenUsed="1"/>
-    <w:lsdException w:name="Normal Table" w:semiHidden="1" w:unhideWhenUsed="1"/>
-    <w:lsdException w:name="annotation subject" w:semiHidden="1" w:unhideWhenUsed="1"/>
-    <w:lsdException w:name="No List" w:semiHidden="1" w:unhideWhenUsed="1"/>
-    <w:lsdException w:name="Outline List 1" w:semiHidden="1" w:unhideWhenUsed="1"/>
-    <w:lsdException w:name="Outline List 2" w:semiHidden="1" w:unhideWhenUsed="1"/>
-    <w:lsdException w:name="Outline List 3" w:semiHidden="1" w:unhideWhenUsed="1"/>
-    <w:lsdException w:name="Table Simple 1" w:semiHidden="1" w:unhideWhenUsed="1"/>
-    <w:lsdException w:name="Table Simple 2" w:semiHidden="1" w:unhideWhenUsed="1"/>
-    <w:lsdException w:name="Table Simple 3" w:semiHidden="1" w:unhideWhenUsed="1"/>
-    <w:lsdException w:name="Table Classic 1" w:semiHidden="1" w:unhideWhenUsed="1"/>
-    <w:lsdException w:name="Table Classic 2" w:semiHidden="1" w:unhideWhenUsed="1"/>
-    <w:lsdException w:name="Table Classic 3" w:semiHidden="1" w:unhideWhenUsed="1"/>
-    <w:lsdException w:name="Table Classic 4" w:semiHidden="1" w:unhideWhenUsed="1"/>
-    <w:lsdException w:name="Table Colorful 1" w:semiHidden="1" w:unhideWhenUsed="1"/>
-    <w:lsdException w:name="Table Colorful 2" w:semiHidden="1" w:unhideWhenUsed="1"/>
-    <w:lsdException w:name="Table Colorful 3" w:semiHidden="1" w:unhideWhenUsed="1"/>
-    <w:lsdException w:name="Table Columns 1" w:semiHidden="1" w:unhideWhenUsed="1"/>
-    <w:lsdException w:name="Table Columns 2" w:semiHidden="1" w:unhideWhenUsed="1"/>
-    <w:lsdException w:name="Table Columns 3" w:semiHidden="1" w:unhideWhenUsed="1"/>
-    <w:lsdException w:name="Table Columns 4" w:semiHidden="1" w:unhideWhenUsed="1"/>
-    <w:lsdException w:name="Table Columns 5" w:semiHidden="1" w:unhideWhenUsed="1"/>
-    <w:lsdException w:name="Table Grid 1" w:semiHidden="1" w:unhideWhenUsed="1"/>
-    <w:lsdException w:name="Table Grid 2" w:semiHidden="1" w:unhideWhenUsed="1"/>
-    <w:lsdException w:name="Table Grid 3" w:semiHidden="1" w:unhideWhenUsed="1"/>
-    <w:lsdException w:name="Table Grid 4" w:semiHidden="1" w:unhideWhenUsed="1"/>
-    <w:lsdException w:name="Table Grid 5" w:semiHidden="1" w:unhideWhenUsed="1"/>
-    <w:lsdException w:name="Table Grid 6" w:semiHidden="1" w:unhideWhenUsed="1"/>
-    <w:lsdException w:name="Table Grid 7" w:semiHidden="1" w:unhideWhenUsed="1"/>
-    <w:lsdException w:name="Table Grid 8" w:semiHidden="1" w:unhideWhenUsed="1"/>
-    <w:lsdException w:name="Table List 1" w:semiHidden="1" w:unhideWhenUsed="1"/>
-    <w:lsdException w:name="Table List 2" w:semiHidden="1" w:unhideWhenUsed="1"/>
-    <w:lsdException w:name="Table List 3" w:semiHidden="1" w:unhideWhenUsed="1"/>
-    <w:lsdException w:name="Table List 4" w:semiHidden="1" w:unhideWhenUsed="1"/>
-    <w:lsdException w:name="Table List 5" w:semiHidden="1" w:unhideWhenUsed="1"/>
-    <w:lsdException w:name="Table List 6" w:semiHidden="1" w:unhideWhenUsed="1"/>
-    <w:lsdException w:name="Table List 7" w:semiHidden="1" w:unhideWhenUsed="1"/>
-    <w:lsdException w:name="Table List 8" w:semiHidden="1" w:unhideWhenUsed="1"/>
-    <w:lsdException w:name="Table 3D effects 1" w:semiHidden="1" w:unhideWhenUsed="1"/>
-    <w:lsdException w:name="Table 3D effects 2" w:semiHidden="1" w:unhideWhenUsed="1"/>
-    <w:lsdException w:name="Table 3D effects 3" w:semiHidden="1" w:unhideWhenUsed="1"/>
-    <w:lsdException w:name="Table Contemporary" w:semiHidden="1" w:unhideWhenUsed="1"/>
-    <w:lsdException w:name="Table Elegant" w:semiHidden="1" w:unhideWhenUsed="1"/>
-    <w:lsdException w:name="Table Professional" w:semiHidden="1" w:unhideWhenUsed="1"/>
-    <w:lsdException w:name="Table Subtle 1" w:semiHidden="1" w:unhideWhenUsed="1"/>
-    <w:lsdException w:name="Table Subtle 2" w:semiHidden="1" w:unhideWhenUsed="1"/>
-    <w:lsdException w:name="Table Web 1" w:semiHidden="1" w:unhideWhenUsed="1"/>
-    <w:lsdException w:name="Table Web 2" w:semiHidden="1" w:unhideWhenUsed="1"/>
-    <w:lsdException w:name="Table Web 3" w:semiHidden="1" w:unhideWhenUsed="1"/>
-    <w:lsdException w:name="Balloon Text" w:semiHidden="1" w:unhideWhenUsed="1"/>
-    <w:lsdException w:name="Table Grid" w:uiPriority="39"/>
-    <w:lsdException w:name="Table Theme" w:semiHidden="1" w:unhideWhenUsed="1"/>
-    <w:lsdException w:name="Placeholder Text" w:semiHidden="1"/>
-    <w:lsdException w:name="No Spacing" w:uiPriority="1" w:qFormat="1"/>
-    <w:lsdException w:name="Light Shading" w:uiPriority="60"/>
-    <w:lsdException w:name="Light List" w:uiPriority="61"/>
-    <w:lsdException w:name="Light Grid" w:uiPriority="62"/>
-    <w:lsdException w:name="Medium Shading 1" w:uiPriority="63"/>
-    <w:lsdException w:name="Medium Shading 2" w:uiPriority="64"/>
-    <w:lsdException w:name="Medium List 1" w:uiPriority="65"/>
-    <w:lsdException w:name="Medium List 2" w:uiPriority="66"/>
-    <w:lsdException w:name="Medium Grid 1" w:uiPriority="67"/>
-    <w:lsdException w:name="Medium Grid 2" w:uiPriority="68"/>
-    <w:lsdException w:name="Medium Grid 3" w:uiPriority="69"/>
-    <w:lsdException w:name="Dark List" w:uiPriority="70"/>
-    <w:lsdException w:name="Colorful Shading" w:uiPriority="71"/>
-    <w:lsdException w:name="Colorful List" w:uiPriority="72"/>
-    <w:lsdException w:name="Colorful Grid" w:uiPriority="73"/>
-    <w:lsdException w:name="Light Shading Accent 1" w:uiPriority="60"/>
-    <w:lsdException w:name="Light List Accent 1" w:uiPriority="61"/>
-    <w:lsdException w:name="Light Grid Accent 1" w:uiPriority="62"/>
-    <w:lsdException w:name="Medium Shading 1 Accent 1" w:uiPriority="63"/>
-    <w:lsdException w:name="Medium Shading 2 Accent 1" w:uiPriority="64"/>
-    <w:lsdException w:name="Medium List 1 Accent 1" w:uiPriority="65"/>
-    <w:lsdException w:name="Revision" w:semiHidden="1"/>
-    <w:lsdException w:name="List Paragraph" w:uiPriority="34" w:qFormat="1"/>
-    <w:lsdException w:name="Quote" w:uiPriority="29" w:qFormat="1"/>
-    <w:lsdException w:name="Intense Quote" w:uiPriority="30" w:qFormat="1"/>
-    <w:lsdException w:name="Medium List 2 Accent 1" w:uiPriority="66"/>
-    <w:lsdException w:name="Medium Grid 1 Accent 1" w:uiPriority="67"/>
-    <w:lsdException w:name="Medium Grid 2 Accent 1" w:uiPriority="68"/>
-    <w:lsdException w:name="Medium Grid 3 Accent 1" w:uiPriority="69"/>
-    <w:lsdException w:name="Dark List Accent 1" w:uiPriority="70"/>
-    <w:lsdException w:name="Colorful Shading Accent 1" w:uiPriority="71"/>
-    <w:lsdException w:name="Colorful List Accent 1" w:uiPriority="72"/>
-    <w:lsdException w:name="Colorful Grid Accent 1" w:uiPriority="73"/>
-    <w:lsdException w:name="Light Shading Accent 2" w:uiPriority="60"/>
-    <w:lsdException w:name="Light List Accent 2" w:uiPriority="61"/>
-    <w:lsdException w:name="Light Grid Accent 2" w:uiPriority="62"/>
-    <w:lsdException w:name="Medium Shading 1 Accent 2" w:uiPriority="63"/>
-    <w:lsdException w:name="Medium Shading 2 Accent 2" w:uiPriority="64"/>
-    <w:lsdException w:name="Medium List 1 Accent 2" w:uiPriority="65"/>
-    <w:lsdException w:name="Medium List 2 Accent 2" w:uiPriority="66"/>
-    <w:lsdException w:name="Medium Grid 1 Accent 2" w:uiPriority="67"/>
-    <w:lsdException w:name="Medium Grid 2 Accent 2" w:uiPriority="68"/>
-    <w:lsdException w:name="Medium Grid 3 Accent 2" w:uiPriority="69"/>
-    <w:lsdException w:name="Dark List Accent 2" w:uiPriority="70"/>
-    <w:lsdException w:name="Colorful Shading Accent 2" w:uiPriority="71"/>
-    <w:lsdException w:name="Colorful List Accent 2" w:uiPriority="72"/>
-    <w:lsdException w:name="Colorful Grid Accent 2" w:uiPriority="73"/>
-    <w:lsdException w:name="Light Shading Accent 3" w:uiPriority="60"/>
-    <w:lsdException w:name="Light List Accent 3" w:uiPriority="61"/>
-    <w:lsdException w:name="Light Grid Accent 3" w:uiPriority="62"/>
-    <w:lsdException w:name="Medium Shading 1 Accent 3" w:uiPriority="63"/>
-    <w:lsdException w:name="Medium Shading 2 Accent 3" w:uiPriority="64"/>
-    <w:lsdException w:name="Medium List 1 Accent 3" w:uiPriority="65"/>
-    <w:lsdException w:name="Medium List 2 Accent 3" w:uiPriority="66"/>
-    <w:lsdException w:name="Medium Grid 1 Accent 3" w:uiPriority="67"/>
-    <w:lsdException w:name="Medium Grid 2 Accent 3" w:uiPriority="68"/>
-    <w:lsdException w:name="Medium Grid 3 Accent 3" w:uiPriority="69"/>
-    <w:lsdException w:name="Dark List Accent 3" w:uiPriority="70"/>
-    <w:lsdException w:name="Colorful Shading Accent 3" w:uiPriority="71"/>
-    <w:lsdException w:name="Colorful List Accent 3" w:uiPriority="72"/>
-    <w:lsdException w:name="Colorful Grid Accent 3" w:uiPriority="73"/>
-    <w:lsdException w:name="Light Shading Accent 4" w:uiPriority="60"/>
-    <w:lsdException w:name="Light List Accent 4" w:uiPriority="61"/>
-    <w:lsdException w:name="Light Grid Accent 4" w:uiPriority="62"/>
-    <w:lsdException w:name="Medium Shading 1 Accent 4" w:uiPriority="63"/>
-    <w:lsdException w:name="Medium Shading 2 Accent 4" w:uiPriority="64"/>
-    <w:lsdException w:name="Medium List 1 Accent 4" w:uiPriority="65"/>
-    <w:lsdException w:name="Medium List 2 Accent 4" w:uiPriority="66"/>
-    <w:lsdException w:name="Medium Grid 1 Accent 4" w:uiPriority="67"/>
-    <w:lsdException w:name="Medium Grid 2 Accent 4" w:uiPriority="68"/>
-    <w:lsdException w:name="Medium Grid 3 Accent 4" w:uiPriority="69"/>
-    <w:lsdException w:name="Dark List Accent 4" w:uiPriority="70"/>
-    <w:lsdException w:name="Colorful Shading Accent 4" w:uiPriority="71"/>
-    <w:lsdException w:name="Colorful List Accent 4" w:uiPriority="72"/>
-    <w:lsdException w:name="Colorful Grid Accent 4" w:uiPriority="73"/>
-    <w:lsdException w:name="Light Shading Accent 5" w:uiPriority="60"/>
-    <w:lsdException w:name="Light List Accent 5" w:uiPriority="61"/>
-    <w:lsdException w:name="Light Grid Accent 5" w:uiPriority="62"/>
-    <w:lsdException w:name="Medium Shading 1 Accent 5" w:uiPriority="63"/>
-    <w:lsdException w:name="Medium Shading 2 Accent 5" w:uiPriority="64"/>
-    <w:lsdException w:name="Medium List 1 Accent 5" w:uiPriority="65"/>
-    <w:lsdException w:name="Medium List 2 Accent 5" w:uiPriority="66"/>
-    <w:lsdException w:name="Medium Grid 1 Accent 5" w:uiPriority="67"/>
-    <w:lsdException w:name="Medium Grid 2 Accent 5" w:uiPriority="68"/>
-    <w:lsdException w:name="Medium Grid 3 Accent 5" w:uiPriority="69"/>
-    <w:lsdException w:name="Dark List Accent 5" w:uiPriority="70"/>
-    <w:lsdException w:name="Colorful Shading Accent 5" w:uiPriority="71"/>
-    <w:lsdException w:name="Colorful List Accent 5" w:uiPriority="72"/>
-    <w:lsdException w:name="Colorful Grid Accent 5" w:uiPriority="73"/>
-    <w:lsdException w:name="Light Shading Accent 6" w:uiPriority="60"/>
-    <w:lsdException w:name="Light List Accent 6" w:uiPriority="61"/>
-    <w:lsdException w:name="Light Grid Accent 6" w:uiPriority="62"/>
-    <w:lsdException w:name="Medium Shading 1 Accent 6" w:uiPriority="63"/>
-    <w:lsdException w:name="Medium Shading 2 Accent 6" w:uiPriority="64"/>
-    <w:lsdException w:name="Medium List 1 Accent 6" w:uiPriority="65"/>
-    <w:lsdException w:name="Medium List 2 Accent 6" w:uiPriority="66"/>
-    <w:lsdException w:name="Medium Grid 1 Accent 6" w:uiPriority="67"/>
-    <w:lsdException w:name="Medium Grid 2 Accent 6" w:uiPriority="68"/>
-    <w:lsdException w:name="Medium Grid 3 Accent 6" w:uiPriority="69"/>
-    <w:lsdException w:name="Dark List Accent 6" w:uiPriority="70"/>
-    <w:lsdException w:name="Colorful Shading Accent 6" w:uiPriority="71"/>
-    <w:lsdException w:name="Colorful List Accent 6" w:uiPriority="72"/>
-    <w:lsdException w:name="Colorful Grid Accent 6" w:uiPriority="73"/>
-    <w:lsdException w:name="Subtle Emphasis" w:uiPriority="19" w:qFormat="1"/>
-    <w:lsdException w:name="Intense Emphasis" w:uiPriority="21" w:qFormat="1"/>
-    <w:lsdException w:name="Subtle Reference" w:uiPriority="31" w:qFormat="1"/>
-    <w:lsdException w:name="Intense Reference" w:uiPriority="32" w:qFormat="1"/>
-    <w:lsdException w:name="Book Title" w:uiPriority="33" w:qFormat="1"/>
-    <w:lsdException w:name="Bibliography" w:semiHidden="1" w:uiPriority="37" w:unhideWhenUsed="1"/>
-    <w:lsdException w:name="TOC Heading" w:semiHidden="1" w:uiPriority="39" w:unhideWhenUsed="1" w:qFormat="1"/>
-    <w:lsdException w:name="Plain Table 1" w:uiPriority="41"/>
-    <w:lsdException w:name="Plain Table 2" w:uiPriority="42"/>
-    <w:lsdException w:name="Plain Table 3" w:uiPriority="43"/>
-    <w:lsdException w:name="Plain Table 4" w:uiPriority="44"/>
-    <w:lsdException w:name="Plain Table 5" w:uiPriority="45"/>
-    <w:lsdException w:name="Grid Table Light" w:uiPriority="40"/>
-    <w:lsdException w:name="Grid Table 1 Light" w:uiPriority="46"/>
-    <w:lsdException w:name="Grid Table 2" w:uiPriority="47"/>
-    <w:lsdException w:name="Grid Table 3" w:uiPriority="48"/>
-    <w:lsdException w:name="Grid Table 4" w:uiPriority="49"/>
-    <w:lsdException w:name="Grid Table 5 Dark" w:uiPriority="50"/>
-    <w:lsdException w:name="Grid Table 6 Colorful" w:uiPriority="51"/>
-    <w:lsdException w:name="Grid Table 7 Colorful" w:uiPriority="52"/>
-    <w:lsdException w:name="Grid Table 1 Light Accent 1" w:uiPriority="46"/>
-    <w:lsdException w:name="Grid Table 2 Accent 1" w:uiPriority="47"/>
-    <w:lsdException w:name="Grid Table 3 Accent 1" w:uiPriority="48"/>
-    <w:lsdException w:name="Grid Table 4 Accent 1" w:uiPriority="49"/>
-    <w:lsdException w:name="Grid Table 5 Dark Accent 1" w:uiPriority="50"/>
-    <w:lsdException w:name="Grid Table 6 Colorful Accent 1" w:uiPriority="51"/>
-    <w:lsdException w:name="Grid Table 7 Colorful Accent 1" w:uiPriority="52"/>
-    <w:lsdException w:name="Grid Table 1 Light Accent 2" w:uiPriority="46"/>
-    <w:lsdException w:name="Grid Table 2 Accent 2" w:uiPriority="47"/>
-    <w:lsdException w:name="Grid Table 3 Accent 2" w:uiPriority="48"/>
-    <w:lsdException w:name="Grid Table 4 Accent 2" w:uiPriority="49"/>
-    <w:lsdException w:name="Grid Table 5 Dark Accent 2" w:uiPriority="50"/>
-    <w:lsdException w:name="Grid Table 6 Colorful Accent 2" w:uiPriority="51"/>
-    <w:lsdException w:name="Grid Table 7 Colorful Accent 2" w:uiPriority="52"/>
-    <w:lsdException w:name="Grid Table 1 Light Accent 3" w:uiPriority="46"/>
-    <w:lsdException w:name="Grid Table 2 Accent 3" w:uiPriority="47"/>
-    <w:lsdException w:name="Grid Table 3 Accent 3" w:uiPriority="48"/>
-    <w:lsdException w:name="Grid Table 4 Accent 3" w:uiPriority="49"/>
-    <w:lsdException w:name="Grid Table 5 Dark Accent 3" w:uiPriority="50"/>
-    <w:lsdException w:name="Grid Table 6 Colorful Accent 3" w:uiPriority="51"/>
-    <w:lsdException w:name="Grid Table 7 Colorful Accent 3" w:uiPriority="52"/>
-    <w:lsdException w:name="Grid Table 1 Light Accent 4" w:uiPriority="46"/>
-    <w:lsdException w:name="Grid Table 2 Accent 4" w:uiPriority="47"/>
-    <w:lsdException w:name="Grid Table 3 Accent 4" w:uiPriority="48"/>
-    <w:lsdException w:name="Grid Table 4 Accent 4" w:uiPriority="49"/>
-    <w:lsdException w:name="Grid Table 5 Dark Accent 4" w:uiPriority="50"/>
-    <w:lsdException w:name="Grid Table 6 Colorful Accent 4" w:uiPriority="51"/>
-    <w:lsdException w:name="Grid Table 7 Colorful Accent 4" w:uiPriority="52"/>
-    <w:lsdException w:name="Grid Table 1 Light Accent 5" w:uiPriority="46"/>
-    <w:lsdException w:name="Grid Table 2 Accent 5" w:uiPriority="47"/>
-    <w:lsdException w:name="Grid Table 3 Accent 5" w:uiPriority="48"/>
-    <w:lsdException w:name="Grid Table 4 Accent 5" w:uiPriority="49"/>
-    <w:lsdException w:name="Grid Table 5 Dark Accent 5" w:uiPriority="50"/>
-    <w:lsdException w:name="Grid Table 6 Colorful Accent 5" w:uiPriority="51"/>
-    <w:lsdException w:name="Grid Table 7 Colorful Accent 5" w:uiPriority="52"/>
-    <w:lsdException w:name="Grid Table 1 Light Accent 6" w:uiPriority="46"/>
-    <w:lsdException w:name="Grid Table 2 Accent 6" w:uiPriority="47"/>
-    <w:lsdException w:name="Grid Table 3 Accent 6" w:uiPriority="48"/>
-    <w:lsdException w:name="Grid Table 4 Accent 6" w:uiPriority="49"/>
-    <w:lsdException w:name="Grid Table 5 Dark Accent 6" w:uiPriority="50"/>
-    <w:lsdException w:name="Grid Table 6 Colorful Accent 6" w:uiPriority="51"/>
-    <w:lsdException w:name="Grid Table 7 Colorful Accent 6" w:uiPriority="52"/>
-    <w:lsdException w:name="List Table 1 Light" w:uiPriority="46"/>
-    <w:lsdException w:name="List Table 2" w:uiPriority="47"/>
-    <w:lsdException w:name="List Table 3" w:uiPriority="48"/>
-    <w:lsdException w:name="List Table 4" w:uiPriority="49"/>
-    <w:lsdException w:name="List Table 5 Dark" w:uiPriority="50"/>
-    <w:lsdException w:name="List Table 6 Colorful" w:uiPriority="51"/>
-    <w:lsdException w:name="List Table 7 Colorful" w:uiPriority="52"/>
-    <w:lsdException w:name="List Table 1 Light Accent 1" w:uiPriority="46"/>
-    <w:lsdException w:name="List Table 2 Accent 1" w:uiPriority="47"/>
-    <w:lsdException w:name="List Table 3 Accent 1" w:uiPriority="48"/>
-    <w:lsdException w:name="List Table 4 Accent 1" w:uiPriority="49"/>
-    <w:lsdException w:name="List Table 5 Dark Accent 1" w:uiPriority="50"/>
-    <w:lsdException w:name="List Table 6 Colorful Accent 1" w:uiPriority="51"/>
-    <w:lsdException w:name="List Table 7 Colorful Accent 1" w:uiPriority="52"/>
-    <w:lsdException w:name="List Table 1 Light Accent 2" w:uiPriority="46"/>
-    <w:lsdException w:name="List Table 2 Accent 2" w:uiPriority="47"/>
-    <w:lsdException w:name="List Table 3 Accent 2" w:uiPriority="48"/>
-    <w:lsdException w:name="List Table 4 Accent 2" w:uiPriority="49"/>
-    <w:lsdException w:name="List Table 5 Dark Accent 2" w:uiPriority="50"/>
-    <w:lsdException w:name="List Table 6 Colorful Accent 2" w:uiPriority="51"/>
-    <w:lsdException w:name="List Table 7 Colorful Accent 2" w:uiPriority="52"/>
-    <w:lsdException w:name="List Table 1 Light Accent 3" w:uiPriority="46"/>
-    <w:lsdException w:name="List Table 2 Accent 3" w:uiPriority="47"/>
-    <w:lsdException w:name="List Table 3 Accent 3" w:uiPriority="48"/>
-    <w:lsdException w:name="List Table 4 Accent 3" w:uiPriority="49"/>
-    <w:lsdException w:name="List Table 5 Dark Accent 3" w:uiPriority="50"/>
-    <w:lsdException w:name="List Table 6 Colorful Accent 3" w:uiPriority="51"/>
-    <w:lsdException w:name="List Table 7 Colorful Accent 3" w:uiPriority="52"/>
-    <w:lsdException w:name="List Table 1 Light Accent 4" w:uiPriority="46"/>
-    <w:lsdException w:name="List Table 2 Accent 4" w:uiPriority="47"/>
-    <w:lsdException w:name="List Table 3 Accent 4" w:uiPriority="48"/>
-    <w:lsdException w:name="List Table 4 Accent 4" w:uiPriority="49"/>
-    <w:lsdException w:name="List Table 5 Dark Accent 4" w:uiPriority="50"/>
-    <w:lsdException w:name="List Table 6 Colorful Accent 4" w:uiPriority="51"/>
-    <w:lsdException w:name="List Table 7 Colorful Accent 4" w:uiPriority="52"/>
-    <w:lsdException w:name="List Table 1 Light Accent 5" w:uiPriority="46"/>
-    <w:lsdException w:name="List Table 2 Accent 5" w:uiPriority="47"/>
-    <w:lsdException w:name="List Table 3 Accent 5" w:uiPriority="48"/>
-    <w:lsdException w:name="List Table 4 Accent 5" w:uiPriority="49"/>
-    <w:lsdException w:name="List Table 5 Dark Accent 5" w:uiPriority="50"/>
-    <w:lsdException w:name="List Table 6 Colorful Accent 5" w:uiPriority="51"/>
-    <w:lsdException w:name="List Table 7 Colorful Accent 5" w:uiPriority="52"/>
-    <w:lsdException w:name="List Table 1 Light Accent 6" w:uiPriority="46"/>
-    <w:lsdException w:name="List Table 2 Accent 6" w:uiPriority="47"/>
-    <w:lsdException w:name="List Table 3 Accent 6" w:uiPriority="48"/>
-    <w:lsdException w:name="List Table 4 Accent 6" w:uiPriority="49"/>
-    <w:lsdException w:name="List Table 5 Dark Accent 6" w:uiPriority="50"/>
-    <w:lsdException w:name="List Table 6 Colorful Accent 6" w:uiPriority="51"/>
-    <w:lsdException w:name="List Table 7 Colorful Accent 6" w:uiPriority="52"/>
-    <w:lsdException w:name="Mention" w:semiHidden="1" w:unhideWhenUsed="1"/>
-    <w:lsdException w:name="Smart Hyperlink" w:semiHidden="1" w:unhideWhenUsed="1"/>
-    <w:lsdException w:name="Hashtag" w:semiHidden="1" w:unhideWhenUsed="1"/>
-    <w:lsdException w:name="Unresolved Mention" w:semiHidden="1" w:unhideWhenUsed="1"/>
-    <w:lsdException w:name="Smart Link" w:semiHidden="1" w:unhideWhenUsed="1"/>
-  </w:latentStyles>
-  <w:style w:type="paragraph" w:default="1" w:styleId="Normal">
-    <w:name w:val="Normal"/>
-    <w:qFormat/>
+  <w:style w:type="table" w:styleId="TableNormal" w:default="1">
+    <w:name w:val="TableNormal"/>
+    <w:tblPr>
+      <w:tblCellMar>
+        <w:top w:w="100.0" w:type="dxa"/>
+        <w:left w:w="100.0" w:type="dxa"/>
+        <w:bottom w:w="100.0" w:type="dxa"/>
+        <w:right w:w="100.0" w:type="dxa"/>
+      </w:tblCellMar>
+    </w:tblPr>
+  </w:style>
+  <w:style w:type="paragraph" w:styleId="Normal" w:default="1">
+    <w:name w:val="normal"/>
   </w:style>
   <w:style w:type="paragraph" w:styleId="Heading1">
     <w:name w:val="heading 1"/>
     <w:basedOn w:val="Normal"/>
     <w:next w:val="Normal"/>
-    <w:uiPriority w:val="9"/>
-    <w:qFormat/>
     <w:pPr>
-      <w:keepNext/>
-      <w:keepLines/>
-      <w:outlineLvl w:val="0"/>
+      <w:keepNext w:val="1"/>
+      <w:keepLines w:val="1"/>
+      <w:spacing w:line="240" w:lineRule="auto"/>
     </w:pPr>
     <w:rPr>
-      <w:b/>
-      <w:bCs/>
-      <w:i/>
-      <w:iCs/>
+      <w:b w:val="1"/>
+      <w:bCs w:val="1"/>
+      <w:i w:val="1"/>
+      <w:iCs w:val="1"/>
+      <w:sz w:val="24"/>
+      <w:szCs w:val="24"/>
+      <w:highlight w:val="white"/>
       <w:u w:val="single"/>
     </w:rPr>
   </w:style>
@@ -6813,15 +6019,15 @@
     <w:name w:val="heading 2"/>
     <w:basedOn w:val="Normal"/>
     <w:next w:val="Normal"/>
-    <w:uiPriority w:val="9"/>
-    <w:unhideWhenUsed/>
-    <w:qFormat/>
     <w:pPr>
-      <w:keepNext/>
-      <w:keepLines/>
-      <w:outlineLvl w:val="1"/>
+      <w:keepNext w:val="1"/>
+      <w:keepLines w:val="1"/>
+      <w:spacing w:line="240" w:lineRule="auto"/>
     </w:pPr>
     <w:rPr>
+      <w:sz w:val="24"/>
+      <w:szCs w:val="24"/>
+      <w:highlight w:val="white"/>
       <w:u w:val="single"/>
     </w:rPr>
   </w:style>
@@ -6829,17 +6035,15 @@
     <w:name w:val="heading 3"/>
     <w:basedOn w:val="Normal"/>
     <w:next w:val="Normal"/>
-    <w:uiPriority w:val="9"/>
-    <w:semiHidden/>
-    <w:unhideWhenUsed/>
-    <w:qFormat/>
     <w:pPr>
-      <w:keepNext/>
-      <w:keepLines/>
-      <w:spacing w:before="320" w:after="80"/>
-      <w:outlineLvl w:val="2"/>
+      <w:keepNext w:val="1"/>
+      <w:keepLines w:val="1"/>
+      <w:pageBreakBefore w:val="0"/>
+      <w:spacing w:after="80" w:before="320" w:lineRule="auto"/>
     </w:pPr>
     <w:rPr>
+      <w:b w:val="0"/>
+      <w:bCs w:val="0"/>
       <w:color w:val="434343"/>
       <w:sz w:val="28"/>
       <w:szCs w:val="28"/>
@@ -6849,33 +6053,27 @@
     <w:name w:val="heading 4"/>
     <w:basedOn w:val="Normal"/>
     <w:next w:val="Normal"/>
-    <w:uiPriority w:val="9"/>
-    <w:semiHidden/>
-    <w:unhideWhenUsed/>
-    <w:qFormat/>
     <w:pPr>
-      <w:keepNext/>
-      <w:keepLines/>
-      <w:spacing w:before="280" w:after="80"/>
-      <w:outlineLvl w:val="3"/>
+      <w:keepNext w:val="1"/>
+      <w:keepLines w:val="1"/>
+      <w:pageBreakBefore w:val="0"/>
+      <w:spacing w:after="80" w:before="280" w:lineRule="auto"/>
     </w:pPr>
     <w:rPr>
       <w:color w:val="666666"/>
+      <w:sz w:val="24"/>
+      <w:szCs w:val="24"/>
     </w:rPr>
   </w:style>
   <w:style w:type="paragraph" w:styleId="Heading5">
     <w:name w:val="heading 5"/>
     <w:basedOn w:val="Normal"/>
     <w:next w:val="Normal"/>
-    <w:uiPriority w:val="9"/>
-    <w:semiHidden/>
-    <w:unhideWhenUsed/>
-    <w:qFormat/>
     <w:pPr>
-      <w:keepNext/>
-      <w:keepLines/>
-      <w:spacing w:before="240" w:after="80"/>
-      <w:outlineLvl w:val="4"/>
+      <w:keepNext w:val="1"/>
+      <w:keepLines w:val="1"/>
+      <w:pageBreakBefore w:val="0"/>
+      <w:spacing w:after="80" w:before="240" w:lineRule="auto"/>
     </w:pPr>
     <w:rPr>
       <w:color w:val="666666"/>
@@ -6887,71 +6085,28 @@
     <w:name w:val="heading 6"/>
     <w:basedOn w:val="Normal"/>
     <w:next w:val="Normal"/>
-    <w:uiPriority w:val="9"/>
-    <w:semiHidden/>
-    <w:unhideWhenUsed/>
-    <w:qFormat/>
     <w:pPr>
-      <w:keepNext/>
-      <w:keepLines/>
-      <w:spacing w:before="240" w:after="80"/>
-      <w:outlineLvl w:val="5"/>
+      <w:keepNext w:val="1"/>
+      <w:keepLines w:val="1"/>
+      <w:pageBreakBefore w:val="0"/>
+      <w:spacing w:after="80" w:before="240" w:lineRule="auto"/>
     </w:pPr>
     <w:rPr>
-      <w:i/>
-      <w:iCs/>
+      <w:i w:val="1"/>
+      <w:iCs w:val="1"/>
       <w:color w:val="666666"/>
       <w:sz w:val="22"/>
       <w:szCs w:val="22"/>
     </w:rPr>
   </w:style>
-  <w:style w:type="character" w:default="1" w:styleId="DefaultParagraphFont">
-    <w:name w:val="Default Paragraph Font"/>
-    <w:uiPriority w:val="1"/>
-    <w:unhideWhenUsed/>
-  </w:style>
-  <w:style w:type="table" w:default="1" w:styleId="TableNormal">
-    <w:name w:val="Normal Table"/>
-    <w:uiPriority w:val="99"/>
-    <w:semiHidden/>
-    <w:unhideWhenUsed/>
-    <w:tblPr>
-      <w:tblInd w:w="0" w:type="dxa"/>
-      <w:tblCellMar>
-        <w:top w:w="0" w:type="dxa"/>
-        <w:left w:w="108" w:type="dxa"/>
-        <w:bottom w:w="0" w:type="dxa"/>
-        <w:right w:w="108" w:type="dxa"/>
-      </w:tblCellMar>
-    </w:tblPr>
-  </w:style>
-  <w:style w:type="numbering" w:default="1" w:styleId="NoList">
-    <w:name w:val="No List"/>
-    <w:uiPriority w:val="99"/>
-    <w:semiHidden/>
-    <w:unhideWhenUsed/>
-  </w:style>
-  <w:style w:type="table" w:customStyle="1" w:styleId="TableNormal0">
-    <w:name w:val="TableNormal"/>
-    <w:tblPr>
-      <w:tblCellMar>
-        <w:top w:w="100" w:type="dxa"/>
-        <w:left w:w="100" w:type="dxa"/>
-        <w:bottom w:w="100" w:type="dxa"/>
-        <w:right w:w="100" w:type="dxa"/>
-      </w:tblCellMar>
-    </w:tblPr>
-  </w:style>
   <w:style w:type="paragraph" w:styleId="Title">
     <w:name w:val="Title"/>
     <w:basedOn w:val="Normal"/>
     <w:next w:val="Normal"/>
-    <w:uiPriority w:val="10"/>
-    <w:qFormat/>
     <w:pPr>
-      <w:keepNext/>
-      <w:keepLines/>
-      <w:spacing w:after="60"/>
+      <w:keepNext w:val="1"/>
+      <w:keepLines w:val="1"/>
+      <w:spacing w:after="60" w:line="240" w:lineRule="auto"/>
       <w:jc w:val="center"/>
     </w:pPr>
     <w:rPr>
@@ -6963,24 +6118,27 @@
     <w:name w:val="Subtitle"/>
     <w:basedOn w:val="Normal"/>
     <w:next w:val="Normal"/>
-    <w:uiPriority w:val="11"/>
-    <w:qFormat/>
     <w:pPr>
-      <w:keepNext/>
-      <w:keepLines/>
-      <w:spacing w:after="320"/>
+      <w:keepNext w:val="1"/>
+      <w:keepLines w:val="1"/>
+      <w:pageBreakBefore w:val="0"/>
+      <w:spacing w:after="320" w:before="0" w:lineRule="auto"/>
     </w:pPr>
     <w:rPr>
+      <w:rFonts w:ascii="Arial" w:cs="Arial" w:eastAsia="Arial" w:hAnsi="Arial"/>
+      <w:i w:val="0"/>
+      <w:iCs w:val="0"/>
       <w:color w:val="666666"/>
       <w:sz w:val="30"/>
       <w:szCs w:val="30"/>
     </w:rPr>
   </w:style>
-  <w:style w:type="table" w:customStyle="1" w:styleId="a">
-    <w:basedOn w:val="TableNormal0"/>
+  <w:style w:type="table" w:styleId="Table1">
+    <w:basedOn w:val="TableNormal"/>
     <w:tblPr>
       <w:tblStyleRowBandSize w:val="1"/>
       <w:tblStyleColBandSize w:val="1"/>
+      <w:tblCellMar/>
     </w:tblPr>
   </w:style>
 </w:styles>

--- a/syllabus/CSCI3495_Syllabus_Fall2026.docx
+++ b/syllabus/CSCI3495_Syllabus_Fall2026.docx
@@ -1168,7 +1168,7 @@
         <w:t>6 to 9 hours per week</w:t>
       </w:r>
       <w:r>
-        <w:t xml:space="preserve"> outside of class: the weekly reading or its video alternative, a homework assignment in most weeks, and steady project work after Week 5. The project is 35% of your grade and cannot be done in the last two weeks. Students who start each homework the day it is released consistently do better than students who start it the day before it is due, and the difference is not subtle.</w:t>
+        <w:t xml:space="preserve"> outside of class: the weekly reading or its video alternative, a homework assignment in most weeks, and steady project work after Week 6. The project is 35% of your grade and cannot be done in the last two weeks. Students who start each homework the day it is released consistently do better than students who start it the day before it is due, and the difference is not subtle.</w:t>
       </w:r>
     </w:p>
     <w:p>
@@ -1989,7 +1989,7 @@
         <w:t>Midterm</w:t>
       </w:r>
       <w:r>
-        <w:t xml:space="preserve"> (Week 11, Class 1, in class, about 70 minutes, 100 points): covers Weeks 1 through 10. Date: </w:t>
+        <w:t xml:space="preserve"> (Week 12, Class 1, in class, about 70 minutes, 100 points): covers Weeks 1 through 11. Date: </w:t>
       </w:r>
       <w:r>
         <w:rPr>
@@ -2601,7 +2601,7 @@
         <w:t>project work and instructor feedback time</w:t>
       </w:r>
       <w:r>
-        <w:t xml:space="preserve"> is built into Week 9 and Week 14, Class 2.</w:t>
+        <w:t xml:space="preserve"> is built into Week 10 and Week 14, Class 2.</w:t>
       </w:r>
     </w:p>
     <w:p>
@@ -3032,7 +3032,7 @@
               <w:rPr>
                 <w:sz w:val="22"/>
               </w:rPr>
-              <w:t>Project proposal due (Week 5)</w:t>
+              <w:t>Project proposal due (Week 6)</w:t>
             </w:r>
           </w:p>
         </w:tc>
@@ -3069,7 +3069,7 @@
               <w:rPr>
                 <w:sz w:val="22"/>
               </w:rPr>
-              <w:t>Project checkpoint due (Week 10)</w:t>
+              <w:t>Project checkpoint due (Week 11)</w:t>
             </w:r>
           </w:p>
         </w:tc>
@@ -3106,7 +3106,7 @@
               <w:rPr>
                 <w:sz w:val="22"/>
               </w:rPr>
-              <w:t>Midterm exam (Week 11, Class 1, in class)</w:t>
+              <w:t>Midterm exam (Week 12, Class 1, in class)</w:t>
             </w:r>
           </w:p>
         </w:tc>

--- a/syllabus/CSCI3495_Syllabus_Fall2026.docx
+++ b/syllabus/CSCI3495_Syllabus_Fall2026.docx
@@ -327,7 +327,7 @@
         <w:rPr>
           <w:b/>
         </w:rPr>
-        <w:t>Weeks 13 and 14 each run as a single combined session</w:t>
+        <w:t>Weeks 15 each run as a single combined session</w:t>
       </w:r>
       <w:r>
         <w:t>. Every week through Week 12 keeps both of its meetings. The dated schedule shows exactly which days these are.</w:t>
@@ -1989,13 +1989,13 @@
         <w:t>Midterm</w:t>
       </w:r>
       <w:r>
-        <w:t xml:space="preserve"> (Week 12, Class 1, in class, about 70 minutes, 100 points): covers Weeks 1 through 11. Date: </w:t>
-      </w:r>
-      <w:r>
-        <w:rPr>
-          <w:b/>
-        </w:rPr>
-        <w:t>Wednesday, November 4, 2026</w:t>
+        <w:t xml:space="preserve"> (Week 13, Class 1, in class, about 70 minutes, 100 points): covers Weeks 1 through 12. Date: </w:t>
+      </w:r>
+      <w:r>
+        <w:rPr>
+          <w:b/>
+        </w:rPr>
+        <w:t>Monday, November 16, 2026</w:t>
       </w:r>
     </w:p>
     <w:p>
@@ -2343,7 +2343,7 @@
               <w:rPr>
                 <w:sz w:val="22"/>
               </w:rPr>
-              <w:t>Mon Sep 28</w:t>
+              <w:t>Wed Oct 7</w:t>
             </w:r>
           </w:p>
         </w:tc>
@@ -2429,7 +2429,7 @@
               <w:rPr>
                 <w:sz w:val="22"/>
               </w:rPr>
-              <w:t>Wed Oct 28</w:t>
+              <w:t>Mon Nov 9</w:t>
             </w:r>
           </w:p>
         </w:tc>
@@ -3032,7 +3032,7 @@
               <w:rPr>
                 <w:sz w:val="22"/>
               </w:rPr>
-              <w:t>Project proposal due (Week 6)</w:t>
+              <w:t>Project proposal due (Week 7)</w:t>
             </w:r>
           </w:p>
         </w:tc>
@@ -3048,7 +3048,7 @@
               <w:rPr>
                 <w:sz w:val="22"/>
               </w:rPr>
-              <w:t>Monday, September 28, 2026</w:t>
+              <w:t>Wednesday, October 7, 2026</w:t>
             </w:r>
           </w:p>
         </w:tc>
@@ -3069,7 +3069,7 @@
               <w:rPr>
                 <w:sz w:val="22"/>
               </w:rPr>
-              <w:t>Project checkpoint due (Week 11)</w:t>
+              <w:t>Project checkpoint due (Week 12)</w:t>
             </w:r>
           </w:p>
         </w:tc>
@@ -3085,7 +3085,7 @@
               <w:rPr>
                 <w:sz w:val="22"/>
               </w:rPr>
-              <w:t>Wednesday, October 28, 2026</w:t>
+              <w:t>Monday, November 9, 2026</w:t>
             </w:r>
           </w:p>
         </w:tc>
@@ -3106,7 +3106,7 @@
               <w:rPr>
                 <w:sz w:val="22"/>
               </w:rPr>
-              <w:t>Midterm exam (Week 12, Class 1, in class)</w:t>
+              <w:t>Midterm exam (Week 13, Class 1, in class)</w:t>
             </w:r>
           </w:p>
         </w:tc>
@@ -3122,7 +3122,7 @@
               <w:rPr>
                 <w:sz w:val="22"/>
               </w:rPr>
-              <w:t>Wednesday, November 4, 2026</w:t>
+              <w:t>Monday, November 16, 2026</w:t>
             </w:r>
           </w:p>
         </w:tc>
@@ -4437,7 +4437,7 @@
               <w:rPr>
                 <w:sz w:val="20"/>
               </w:rPr>
-              <w:t>Contextual representations and transfer learning (ELMo). BERT and masked language modeling</w:t>
+              <w:t>BERT: contextual representations, the encoder stack, masked language modeling, fine-tuning</w:t>
             </w:r>
           </w:p>
         </w:tc>

--- a/syllabus/CSCI3495_Syllabus_Fall2026.docx
+++ b/syllabus/CSCI3495_Syllabus_Fall2026.docx
@@ -1322,7 +1322,7 @@
               <w:rPr>
                 <w:sz w:val="22"/>
               </w:rPr>
-              <w:t>Weekly quizzes (14, lowest dropped)</w:t>
+              <w:t>Quizzes (7, lowest dropped)</w:t>
             </w:r>
           </w:p>
         </w:tc>
@@ -1720,16 +1720,16 @@
         <w:t>paper quiz</w:t>
       </w:r>
       <w:r>
-        <w:t xml:space="preserve"> is given in the </w:t>
-      </w:r>
-      <w:r>
-        <w:rPr>
-          <w:b/>
-        </w:rPr>
-        <w:t>second class of every week</w:t>
-      </w:r>
-      <w:r>
-        <w:t xml:space="preserve"> (14 total), immediately before the break. Each is 10 points and takes about 10 minutes, with 5 to 8 questions mixing recall, reading comprehension, and short reasoning.</w:t>
+        <w:t xml:space="preserve"> is given seven times across the term (see the schedule for the dates), always in the second class of its week and immediately before the break. Each is 10 points and takes about 10 minutes, with 5 to 8 questions mixing recall, reading comprehension, and short reasoning. </w:t>
+      </w:r>
+      <w:r>
+        <w:rPr>
+          <w:b/>
+        </w:rPr>
+        <w:t>A quiz covers everything since the previous quiz</w:t>
+      </w:r>
+      <w:r>
+        <w:t>, so expect a two- to three-week span rather than a single week.</w:t>
       </w:r>
     </w:p>
     <w:p>
@@ -3333,7 +3333,7 @@
         <w:spacing w:after="120"/>
       </w:pPr>
       <w:r>
-        <w:t xml:space="preserve">Weekly quiz dates (the second class of each week) and homework release and due dates are on the course schedule. Per the Faculty Handbook, </w:t>
+        <w:t xml:space="preserve">Quiz dates and homework release and due dates are on the course schedule. Per the Faculty Handbook, </w:t>
       </w:r>
       <w:r>
         <w:rPr>
